--- a/CÔNG TY TNHH PHỤ KIỆN MỘC NĂM HÙNG/NamHung_TangVon/NamHung_GiayDeNghi_Mau12.docx
+++ b/CÔNG TY TNHH PHỤ KIỆN MỘC NĂM HÙNG/NamHung_TangVon/NamHung_GiayDeNghi_Mau12.docx
@@ -21,6 +21,8 @@
           <w:lang w:eastAsia="x-none"/>
         </w:rPr>
       </w:pPr>
+      <w:bookmarkStart w:id="0" w:name="_GoBack"/>
+      <w:bookmarkEnd w:id="0"/>
       <w:r>
         <w:rPr>
           <w:rFonts w:ascii="Times New Roman" w:eastAsia="Calibri" w:hAnsi="Times New Roman" w:cs="Times New Roman"/>
@@ -49,7 +51,7 @@
           <w:tcPr>
             <w:tcW w:w="3508" w:type="dxa"/>
           </w:tcPr>
-          <w:bookmarkStart w:id="0" w:name="_Hlk201220355"/>
+          <w:bookmarkStart w:id="1" w:name="_Hlk201220355"/>
           <w:p>
             <w:pPr>
               <w:spacing w:after="0" w:line="240" w:lineRule="auto"/>
@@ -145,7 +147,7 @@
                 <w:sz w:val="26"/>
                 <w:szCs w:val="26"/>
               </w:rPr>
-              <w:t>CÔNG TY TNHH VENUS MANUFACTURING</w:t>
+              <w:t>CÔNG TY TNHH PHỤ KIỆN MỘC NĂM HÙNG</w:t>
             </w:r>
           </w:p>
         </w:tc>
@@ -347,7 +349,7 @@
                 <w:sz w:val="26"/>
                 <w:szCs w:val="26"/>
               </w:rPr>
-              <w:t xml:space="preserve">Thành phố Hồ Chí Minh, ngày </w:t>
+              <w:t xml:space="preserve">Thành phố Hồ Chí Minh, </w:t>
             </w:r>
             <w:r>
               <w:rPr>
@@ -356,49 +358,13 @@
                 <w:sz w:val="26"/>
                 <w:szCs w:val="26"/>
               </w:rPr>
-              <w:t>18</w:t>
-            </w:r>
-            <w:r>
-              <w:rPr>
-                <w:rFonts w:ascii="Times New Roman" w:eastAsia="Times New Roman" w:hAnsi="Times New Roman" w:cs="Times New Roman"/>
-                <w:i/>
-                <w:sz w:val="26"/>
-                <w:szCs w:val="26"/>
-              </w:rPr>
-              <w:t xml:space="preserve"> tháng </w:t>
-            </w:r>
-            <w:r>
-              <w:rPr>
-                <w:rFonts w:ascii="Times New Roman" w:eastAsia="Times New Roman" w:hAnsi="Times New Roman" w:cs="Times New Roman"/>
-                <w:i/>
-                <w:sz w:val="26"/>
-                <w:szCs w:val="26"/>
-              </w:rPr>
-              <w:t>3</w:t>
-            </w:r>
-            <w:r>
-              <w:rPr>
-                <w:rFonts w:ascii="Times New Roman" w:eastAsia="Times New Roman" w:hAnsi="Times New Roman" w:cs="Times New Roman"/>
-                <w:i/>
-                <w:sz w:val="26"/>
-                <w:szCs w:val="26"/>
-              </w:rPr>
-              <w:t xml:space="preserve"> năm 202</w:t>
-            </w:r>
-            <w:r>
-              <w:rPr>
-                <w:rFonts w:ascii="Times New Roman" w:eastAsia="Times New Roman" w:hAnsi="Times New Roman" w:cs="Times New Roman"/>
-                <w:i/>
-                <w:sz w:val="26"/>
-                <w:szCs w:val="26"/>
-              </w:rPr>
-              <w:t>6</w:t>
+              <w:t>ngày 17 tháng 7 năm 2026</w:t>
             </w:r>
           </w:p>
         </w:tc>
       </w:tr>
     </w:tbl>
-    <w:bookmarkEnd w:id="0"/>
+    <w:bookmarkEnd w:id="1"/>
     <w:p>
       <w:pPr>
         <w:spacing w:before="240" w:after="120" w:line="264" w:lineRule="auto"/>
@@ -499,7 +465,7 @@
         <w:br/>
         <w:t xml:space="preserve">Đăng ký </w:t>
       </w:r>
-      <w:bookmarkStart w:id="1" w:name="_Hlk174028475"/>
+      <w:bookmarkStart w:id="2" w:name="_Hlk174028475"/>
       <w:r>
         <w:rPr>
           <w:rFonts w:ascii="Times New Roman" w:eastAsia="Calibri" w:hAnsi="Times New Roman" w:cs="Times New Roman"/>
@@ -509,7 +475,7 @@
         </w:rPr>
         <w:t>thay đổi nội dung Giấy chứng nhận đăng ký doanh nghiệp</w:t>
       </w:r>
-      <w:bookmarkEnd w:id="1"/>
+      <w:bookmarkEnd w:id="2"/>
       <w:r>
         <w:rPr>
           <w:rFonts w:ascii="Times New Roman" w:eastAsia="Calibri" w:hAnsi="Times New Roman" w:cs="Times New Roman"/>
@@ -1084,7 +1050,7 @@
           <w:sz w:val="28"/>
           <w:szCs w:val="28"/>
         </w:rPr>
-        <w:t>CÔNG TY TNHH VENUS MANUFACTURING</w:t>
+        <w:t>CÔNG TY TNHH PHỤ KIỆN MỘC NĂM HÙNG</w:t>
       </w:r>
     </w:p>
     <w:p>
@@ -1226,7 +1192,7 @@
           <w:lang w:val="vi-VN"/>
         </w:rPr>
       </w:pPr>
-      <w:bookmarkStart w:id="2" w:name="_Hlk177941427"/>
+      <w:bookmarkStart w:id="3" w:name="_Hlk177941427"/>
       <w:r>
         <w:rPr>
           <w:rFonts w:ascii="Times New Roman" w:eastAsia="Calibri" w:hAnsi="Times New Roman" w:cs="Times New Roman"/>
@@ -1246,9 +1212,9 @@
         </w:rPr>
         <w:t>Doanh nghiệp chọn và kê khai vào trang tương ứng với nội dung đăng ký/</w:t>
       </w:r>
-      <w:bookmarkStart w:id="3" w:name="_Hlk177941461"/>
-    </w:p>
-    <w:bookmarkEnd w:id="3"/>
+      <w:bookmarkStart w:id="4" w:name="_Hlk177941461"/>
+    </w:p>
+    <w:bookmarkEnd w:id="4"/>
     <w:p>
       <w:pPr>
         <w:tabs>
@@ -1282,7 +1248,7 @@
         </w:rPr>
         <w:t>)</w:t>
       </w:r>
-      <w:bookmarkEnd w:id="2"/>
+      <w:bookmarkEnd w:id="3"/>
     </w:p>
     <w:p>
       <w:pPr>
@@ -1948,7 +1914,7 @@
         </w:rPr>
         <w:t xml:space="preserve">- Doanh </w:t>
       </w:r>
-      <w:bookmarkStart w:id="4" w:name="_Hlk177941472"/>
+      <w:bookmarkStart w:id="5" w:name="_Hlk177941472"/>
       <w:r>
         <w:rPr>
           <w:rFonts w:ascii="Times New Roman" w:eastAsia="Calibri" w:hAnsi="Times New Roman" w:cs="Times New Roman"/>
@@ -1980,7 +1946,7 @@
         <w:t xml:space="preserve">              Không</w:t>
       </w:r>
     </w:p>
-    <w:bookmarkEnd w:id="4"/>
+    <w:bookmarkEnd w:id="5"/>
     <w:p>
       <w:pPr>
         <w:spacing w:before="120" w:after="120" w:line="240" w:lineRule="auto"/>
@@ -2267,8 +2233,8 @@
           <w:vertAlign w:val="superscript"/>
         </w:rPr>
       </w:pPr>
-      <w:bookmarkStart w:id="5" w:name="_Hlk177941885"/>
-      <w:bookmarkStart w:id="6" w:name="_Hlk177941696"/>
+      <w:bookmarkStart w:id="6" w:name="_Hlk177941885"/>
+      <w:bookmarkStart w:id="7" w:name="_Hlk177941696"/>
       <w:r>
         <w:rPr>
           <w:rFonts w:ascii="Times New Roman" w:eastAsia="Calibri" w:hAnsi="Times New Roman" w:cs="Times New Roman"/>
@@ -2288,7 +2254,7 @@
         </w:rPr>
         <w:t xml:space="preserve">THAY ĐỔI </w:t>
       </w:r>
-      <w:bookmarkEnd w:id="5"/>
+      <w:bookmarkEnd w:id="6"/>
       <w:r>
         <w:rPr>
           <w:rFonts w:ascii="Times New Roman" w:eastAsia="Calibri" w:hAnsi="Times New Roman" w:cs="Times New Roman"/>
@@ -2297,7 +2263,7 @@
         </w:rPr>
         <w:t>NGÀNH, NGHỀ KINH DOANH</w:t>
       </w:r>
-      <w:bookmarkEnd w:id="6"/>
+      <w:bookmarkEnd w:id="7"/>
       <w:r>
         <w:rPr>
           <w:rFonts w:ascii="Times New Roman" w:eastAsia="Calibri" w:hAnsi="Times New Roman" w:cs="Times New Roman"/>
@@ -4347,8 +4313,6 @@
         </w:rPr>
         <w:t>t</w:t>
       </w:r>
-      <w:bookmarkStart w:id="7" w:name="_GoBack"/>
-      <w:bookmarkEnd w:id="7"/>
       <w:r>
         <w:rPr>
           <w:rFonts w:ascii="Times New Roman" w:eastAsia="Times New Roman" w:hAnsi="Times New Roman" w:cs="Times New Roman"/>

--- a/CÔNG TY TNHH PHỤ KIỆN MỘC NĂM HÙNG/NamHung_TangVon/NamHung_GiayDeNghi_Mau12.docx
+++ b/CÔNG TY TNHH PHỤ KIỆN MỘC NĂM HÙNG/NamHung_TangVon/NamHung_GiayDeNghi_Mau12.docx
@@ -21,8 +21,6 @@
           <w:lang w:eastAsia="x-none"/>
         </w:rPr>
       </w:pPr>
-      <w:bookmarkStart w:id="0" w:name="_GoBack"/>
-      <w:bookmarkEnd w:id="0"/>
       <w:r>
         <w:rPr>
           <w:rFonts w:ascii="Times New Roman" w:eastAsia="Calibri" w:hAnsi="Times New Roman" w:cs="Times New Roman"/>
@@ -51,7 +49,7 @@
           <w:tcPr>
             <w:tcW w:w="3508" w:type="dxa"/>
           </w:tcPr>
-          <w:bookmarkStart w:id="1" w:name="_Hlk201220355"/>
+          <w:bookmarkStart w:id="0" w:name="_Hlk201220355"/>
           <w:p>
             <w:pPr>
               <w:spacing w:after="0" w:line="240" w:lineRule="auto"/>
@@ -364,7 +362,7 @@
         </w:tc>
       </w:tr>
     </w:tbl>
-    <w:bookmarkEnd w:id="1"/>
+    <w:bookmarkEnd w:id="0"/>
     <w:p>
       <w:pPr>
         <w:spacing w:before="240" w:after="120" w:line="264" w:lineRule="auto"/>
@@ -465,7 +463,7 @@
         <w:br/>
         <w:t xml:space="preserve">Đăng ký </w:t>
       </w:r>
-      <w:bookmarkStart w:id="2" w:name="_Hlk174028475"/>
+      <w:bookmarkStart w:id="1" w:name="_Hlk174028475"/>
       <w:r>
         <w:rPr>
           <w:rFonts w:ascii="Times New Roman" w:eastAsia="Calibri" w:hAnsi="Times New Roman" w:cs="Times New Roman"/>
@@ -475,7 +473,7 @@
         </w:rPr>
         <w:t>thay đổi nội dung Giấy chứng nhận đăng ký doanh nghiệp</w:t>
       </w:r>
-      <w:bookmarkEnd w:id="2"/>
+      <w:bookmarkEnd w:id="1"/>
       <w:r>
         <w:rPr>
           <w:rFonts w:ascii="Times New Roman" w:eastAsia="Calibri" w:hAnsi="Times New Roman" w:cs="Times New Roman"/>
@@ -1077,11 +1075,13 @@
       </w:r>
       <w:r>
         <w:rPr>
-          <w:rFonts w:ascii="Times New Roman" w:eastAsia="Calibri" w:hAnsi="Times New Roman" w:cs="Times New Roman"/>
-          <w:sz w:val="28"/>
-          <w:szCs w:val="28"/>
-        </w:rPr>
-        <w:t>3703335492</w:t>
+          <w:rFonts w:ascii="Times New Roman" w:eastAsia="Times New Roman" w:hAnsi="Times New Roman" w:cs="Times New Roman"/>
+          <w:b/>
+          <w:bCs/>
+          <w:sz w:val="24"/>
+          <w:szCs w:val="24"/>
+        </w:rPr>
+        <w:t>0316869050</w:t>
       </w:r>
     </w:p>
     <w:p>
@@ -1192,7 +1192,7 @@
           <w:lang w:val="vi-VN"/>
         </w:rPr>
       </w:pPr>
-      <w:bookmarkStart w:id="3" w:name="_Hlk177941427"/>
+      <w:bookmarkStart w:id="2" w:name="_Hlk177941427"/>
       <w:r>
         <w:rPr>
           <w:rFonts w:ascii="Times New Roman" w:eastAsia="Calibri" w:hAnsi="Times New Roman" w:cs="Times New Roman"/>
@@ -1212,9 +1212,9 @@
         </w:rPr>
         <w:t>Doanh nghiệp chọn và kê khai vào trang tương ứng với nội dung đăng ký/</w:t>
       </w:r>
-      <w:bookmarkStart w:id="4" w:name="_Hlk177941461"/>
+      <w:bookmarkStart w:id="3" w:name="_Hlk177941461"/>
     </w:p>
-    <w:bookmarkEnd w:id="4"/>
+    <w:bookmarkEnd w:id="3"/>
     <w:p>
       <w:pPr>
         <w:tabs>
@@ -1248,7 +1248,7 @@
         </w:rPr>
         <w:t>)</w:t>
       </w:r>
-      <w:bookmarkEnd w:id="3"/>
+      <w:bookmarkEnd w:id="2"/>
     </w:p>
     <w:p>
       <w:pPr>
@@ -1914,7 +1914,7 @@
         </w:rPr>
         <w:t xml:space="preserve">- Doanh </w:t>
       </w:r>
-      <w:bookmarkStart w:id="5" w:name="_Hlk177941472"/>
+      <w:bookmarkStart w:id="4" w:name="_Hlk177941472"/>
       <w:r>
         <w:rPr>
           <w:rFonts w:ascii="Times New Roman" w:eastAsia="Calibri" w:hAnsi="Times New Roman" w:cs="Times New Roman"/>
@@ -1946,7 +1946,7 @@
         <w:t xml:space="preserve">              Không</w:t>
       </w:r>
     </w:p>
-    <w:bookmarkEnd w:id="5"/>
+    <w:bookmarkEnd w:id="4"/>
     <w:p>
       <w:pPr>
         <w:spacing w:before="120" w:after="120" w:line="240" w:lineRule="auto"/>
@@ -1994,13 +1994,11 @@
     </w:p>
     <w:p>
       <w:pPr>
-        <w:spacing w:before="120" w:after="120" w:line="240" w:lineRule="auto"/>
-        <w:contextualSpacing/>
+        <w:spacing w:before="180" w:after="180" w:line="240" w:lineRule="auto"/>
+        <w:ind w:left="993" w:right="850"/>
         <w:jc w:val="center"/>
         <w:rPr>
           <w:rFonts w:ascii="Times New Roman" w:eastAsia="Times New Roman" w:hAnsi="Times New Roman" w:cs="Times New Roman"/>
-          <w:bCs/>
-          <w:spacing w:val="-4"/>
           <w:sz w:val="28"/>
           <w:szCs w:val="28"/>
           <w:lang w:val="fr-FR"/>
@@ -2009,96 +2007,25 @@
       <w:r>
         <w:rPr>
           <w:rFonts w:ascii="Times New Roman" w:eastAsia="Times New Roman" w:hAnsi="Times New Roman" w:cs="Times New Roman"/>
-          <w:bCs/>
-          <w:spacing w:val="-4"/>
           <w:sz w:val="28"/>
           <w:szCs w:val="28"/>
           <w:lang w:val="fr-FR"/>
         </w:rPr>
         <w:lastRenderedPageBreak/>
-        <w:t>ĐĂNG KÝ THAY ĐỔI THÀNH VIÊN CÔNG TY TNHH/</w:t>
+        <w:t>ĐĂNG KÝ THAY ĐỔI VỐN ĐIỀU LỆ, PHẦN VỐN GÓP, TỶ LỆ PHẦN VỐN GÓP</w:t>
       </w:r>
     </w:p>
     <w:p>
       <w:pPr>
-        <w:spacing w:before="120" w:after="120" w:line="240" w:lineRule="auto"/>
-        <w:contextualSpacing/>
-        <w:jc w:val="center"/>
-        <w:rPr>
-          <w:rFonts w:ascii="Times New Roman" w:eastAsia="Times New Roman" w:hAnsi="Times New Roman" w:cs="Times New Roman"/>
-          <w:bCs/>
-          <w:spacing w:val="-4"/>
-          <w:sz w:val="28"/>
-          <w:szCs w:val="28"/>
-          <w:lang w:val="fr-FR"/>
-        </w:rPr>
-      </w:pPr>
-      <w:r>
-        <w:rPr>
-          <w:rFonts w:ascii="Times New Roman" w:eastAsia="Times New Roman" w:hAnsi="Times New Roman" w:cs="Times New Roman"/>
-          <w:bCs/>
-          <w:spacing w:val="-4"/>
-          <w:sz w:val="28"/>
-          <w:szCs w:val="28"/>
-          <w:lang w:val="fr-FR"/>
-        </w:rPr>
-        <w:t>THÀNH VIÊN HỢP DANH CÔNG TY HỢP DANH</w:t>
-      </w:r>
-    </w:p>
-    <w:p>
-      <w:pPr>
-        <w:spacing w:before="360" w:after="120" w:line="240" w:lineRule="auto"/>
-        <w:ind w:firstLine="720"/>
-        <w:jc w:val="both"/>
-        <w:rPr>
-          <w:rFonts w:ascii="Times New Roman" w:eastAsia="Times New Roman" w:hAnsi="Times New Roman" w:cs="Times New Roman"/>
-          <w:bCs/>
-          <w:sz w:val="28"/>
-          <w:szCs w:val="28"/>
-          <w:lang w:val="fr-FR"/>
-        </w:rPr>
-      </w:pPr>
-      <w:r>
-        <w:rPr>
-          <w:rFonts w:ascii="Times New Roman" w:eastAsia="Times New Roman" w:hAnsi="Times New Roman" w:cs="Times New Roman"/>
-          <w:bCs/>
-          <w:sz w:val="28"/>
-          <w:szCs w:val="28"/>
-          <w:lang w:val="fr-FR"/>
-        </w:rPr>
-        <w:t>Trường hợp thay đổi thành viên công ty TNHH: (</w:t>
-      </w:r>
-      <w:r>
-        <w:rPr>
-          <w:rFonts w:ascii="Times New Roman" w:eastAsia="Times New Roman" w:hAnsi="Times New Roman" w:cs="Times New Roman"/>
-          <w:bCs/>
-          <w:i/>
-          <w:iCs/>
-          <w:sz w:val="28"/>
-          <w:szCs w:val="28"/>
-          <w:lang w:val="fr-FR"/>
-        </w:rPr>
-        <w:t>kê khai Danh sách thành viên công ty TNHH theo Mẫu số 6 Phụ lục I hành kèm theo Thông tư này</w:t>
-      </w:r>
-      <w:r>
-        <w:rPr>
-          <w:rFonts w:ascii="Times New Roman" w:eastAsia="Times New Roman" w:hAnsi="Times New Roman" w:cs="Times New Roman"/>
-          <w:bCs/>
-          <w:sz w:val="28"/>
-          <w:szCs w:val="28"/>
-          <w:lang w:val="fr-FR"/>
-        </w:rPr>
-        <w:t>) Gửi kèm.</w:t>
-      </w:r>
-    </w:p>
-    <w:p>
-      <w:pPr>
+        <w:tabs>
+          <w:tab w:val="left" w:leader="dot" w:pos="9360"/>
+        </w:tabs>
         <w:spacing w:before="240" w:after="120" w:line="240" w:lineRule="auto"/>
         <w:ind w:firstLine="720"/>
         <w:jc w:val="both"/>
         <w:rPr>
           <w:rFonts w:ascii="Times New Roman" w:eastAsia="Times New Roman" w:hAnsi="Times New Roman" w:cs="Times New Roman"/>
-          <w:bCs/>
+          <w:b/>
           <w:sz w:val="28"/>
           <w:szCs w:val="28"/>
           <w:lang w:val="fr-FR"/>
@@ -2107,224 +2034,1248 @@
       <w:r>
         <w:rPr>
           <w:rFonts w:ascii="Times New Roman" w:eastAsia="Times New Roman" w:hAnsi="Times New Roman" w:cs="Times New Roman"/>
-          <w:bCs/>
+          <w:b/>
           <w:sz w:val="28"/>
           <w:szCs w:val="28"/>
           <w:lang w:val="fr-FR"/>
         </w:rPr>
-        <w:t>Trường hợp thay đổi thành viên hợp danh công ty hợp danh: (</w:t>
-      </w:r>
-      <w:r>
-        <w:rPr>
-          <w:rFonts w:ascii="Times New Roman" w:eastAsia="Times New Roman" w:hAnsi="Times New Roman" w:cs="Times New Roman"/>
-          <w:bCs/>
-          <w:i/>
-          <w:iCs/>
-          <w:sz w:val="28"/>
-          <w:szCs w:val="28"/>
-          <w:lang w:val="fr-FR"/>
-        </w:rPr>
-        <w:t>kê khai Danh sách thành viên hợp danh theo Mẫu số 9 Phụ lục I ban hành kèm theo Thông tư này –</w:t>
-      </w:r>
-      <w:r>
-        <w:rPr>
-          <w:rFonts w:ascii="Times New Roman" w:eastAsia="Times New Roman" w:hAnsi="Times New Roman" w:cs="Times New Roman"/>
-          <w:bCs/>
-          <w:sz w:val="28"/>
-          <w:szCs w:val="28"/>
-          <w:lang w:val="fr-FR"/>
-        </w:rPr>
-        <w:t xml:space="preserve"> </w:t>
-      </w:r>
-      <w:r>
-        <w:rPr>
-          <w:rFonts w:ascii="Times New Roman" w:eastAsia="Times New Roman" w:hAnsi="Times New Roman" w:cs="Times New Roman"/>
-          <w:bCs/>
-          <w:i/>
-          <w:sz w:val="28"/>
-          <w:szCs w:val="28"/>
-          <w:lang w:val="fr-FR"/>
-        </w:rPr>
-        <w:t>không kê khai nội dung thông tin về thành viên góp vốn của công ty hợp danh</w:t>
-      </w:r>
-      <w:r>
-        <w:rPr>
-          <w:rFonts w:ascii="Times New Roman" w:eastAsia="Times New Roman" w:hAnsi="Times New Roman" w:cs="Times New Roman"/>
-          <w:bCs/>
-          <w:sz w:val="28"/>
-          <w:szCs w:val="28"/>
-          <w:lang w:val="fr-FR"/>
-        </w:rPr>
-        <w:t xml:space="preserve">) </w:t>
-      </w:r>
-      <w:r>
-        <w:rPr>
-          <w:rFonts w:ascii="Times New Roman" w:eastAsia="Times New Roman" w:hAnsi="Times New Roman" w:cs="Times New Roman"/>
-          <w:bCs/>
-          <w:sz w:val="28"/>
-          <w:szCs w:val="28"/>
-          <w:lang w:val="fr-FR"/>
-        </w:rPr>
-        <w:t>Không có</w:t>
-      </w:r>
-      <w:r>
-        <w:rPr>
-          <w:rFonts w:ascii="Times New Roman" w:eastAsia="Times New Roman" w:hAnsi="Times New Roman" w:cs="Times New Roman"/>
-          <w:bCs/>
-          <w:sz w:val="28"/>
-          <w:szCs w:val="28"/>
-          <w:lang w:val="fr-FR"/>
-        </w:rPr>
-        <w:t>.</w:t>
+        <w:t xml:space="preserve">1. Đăng ký thay đổi vốn điều lệ của công ty: </w:t>
       </w:r>
     </w:p>
     <w:p>
       <w:pPr>
-        <w:spacing w:before="240" w:after="120" w:line="240" w:lineRule="auto"/>
+        <w:tabs>
+          <w:tab w:val="left" w:leader="dot" w:pos="9072"/>
+        </w:tabs>
+        <w:spacing w:before="120" w:after="120" w:line="240" w:lineRule="auto"/>
         <w:ind w:firstLine="720"/>
         <w:jc w:val="both"/>
         <w:rPr>
           <w:rFonts w:ascii="Times New Roman" w:eastAsia="Times New Roman" w:hAnsi="Times New Roman" w:cs="Times New Roman"/>
+          <w:sz w:val="28"/>
+          <w:szCs w:val="28"/>
+          <w:lang w:val="fr-FR"/>
+        </w:rPr>
+      </w:pPr>
+      <w:r>
+        <w:rPr>
+          <w:rFonts w:ascii="Times New Roman" w:eastAsia="Times New Roman" w:hAnsi="Times New Roman" w:cs="Times New Roman"/>
+          <w:sz w:val="28"/>
+          <w:szCs w:val="28"/>
+          <w:lang w:val="fr-FR"/>
+        </w:rPr>
+        <w:t>Vốn điều lệ đã đăng ký (</w:t>
+      </w:r>
+      <w:r>
+        <w:rPr>
+          <w:rFonts w:ascii="Times New Roman" w:eastAsia="Times New Roman" w:hAnsi="Times New Roman" w:cs="Times New Roman"/>
+          <w:i/>
+          <w:sz w:val="28"/>
+          <w:szCs w:val="28"/>
+          <w:lang w:val="fr-FR"/>
+        </w:rPr>
+        <w:t>bằng số, bằng chữ, VNĐ</w:t>
+      </w:r>
+      <w:r>
+        <w:rPr>
+          <w:rFonts w:ascii="Times New Roman" w:eastAsia="Times New Roman" w:hAnsi="Times New Roman" w:cs="Times New Roman"/>
+          <w:sz w:val="28"/>
+          <w:szCs w:val="28"/>
+          <w:lang w:val="fr-FR"/>
+        </w:rPr>
+        <w:t xml:space="preserve">): </w:t>
+      </w:r>
+      <w:r>
+        <w:rPr>
+          <w:rFonts w:ascii="Times New Roman" w:eastAsia="Times New Roman" w:hAnsi="Times New Roman" w:cs="Times New Roman"/>
+          <w:sz w:val="24"/>
+          <w:szCs w:val="24"/>
+        </w:rPr>
+        <w:t>100.000.000</w:t>
+      </w:r>
+      <w:r>
+        <w:rPr>
+          <w:rFonts w:ascii="Times New Roman" w:eastAsia="Times New Roman" w:hAnsi="Times New Roman" w:cs="Times New Roman"/>
+          <w:sz w:val="24"/>
+          <w:szCs w:val="24"/>
+        </w:rPr>
+        <w:t xml:space="preserve"> VNĐ (</w:t>
+      </w:r>
+      <w:r>
+        <w:rPr>
+          <w:rFonts w:ascii="Times New Roman" w:eastAsia="Times New Roman" w:hAnsi="Times New Roman" w:cs="Times New Roman"/>
+          <w:b/>
           <w:bCs/>
-          <w:sz w:val="28"/>
-          <w:szCs w:val="28"/>
-          <w:lang w:val="fr-FR"/>
-        </w:rPr>
-      </w:pPr>
+          <w:sz w:val="24"/>
+          <w:szCs w:val="24"/>
+        </w:rPr>
+        <w:t>Bằng chữ:</w:t>
+      </w:r>
+      <w:r>
+        <w:rPr>
+          <w:rFonts w:ascii="Times New Roman" w:eastAsia="Times New Roman" w:hAnsi="Times New Roman" w:cs="Times New Roman"/>
+          <w:sz w:val="24"/>
+          <w:szCs w:val="24"/>
+        </w:rPr>
+        <w:t xml:space="preserve"> Một trăm triệu đồng</w:t>
+      </w:r>
+      <w:r>
+        <w:rPr>
+          <w:rFonts w:ascii="Times New Roman" w:eastAsia="Times New Roman" w:hAnsi="Times New Roman" w:cs="Times New Roman"/>
+          <w:sz w:val="24"/>
+          <w:szCs w:val="24"/>
+        </w:rPr>
+        <w:t>)</w:t>
+      </w:r>
     </w:p>
     <w:p>
       <w:pPr>
-        <w:spacing w:before="180" w:after="180" w:line="240" w:lineRule="auto"/>
-        <w:ind w:left="993" w:right="850"/>
-        <w:jc w:val="center"/>
-        <w:rPr>
-          <w:rFonts w:ascii="Times New Roman" w:eastAsia="Times New Roman" w:hAnsi="Times New Roman" w:cs="Times New Roman"/>
-          <w:sz w:val="28"/>
-          <w:szCs w:val="28"/>
-        </w:rPr>
-      </w:pPr>
-      <w:r>
+        <w:tabs>
+          <w:tab w:val="left" w:leader="dot" w:pos="9072"/>
+        </w:tabs>
+        <w:spacing w:before="120" w:after="120" w:line="240" w:lineRule="auto"/>
+        <w:ind w:firstLine="720"/>
+        <w:jc w:val="both"/>
         <w:rPr>
           <w:rFonts w:ascii="Times New Roman" w:eastAsia="Times New Roman" w:hAnsi="Times New Roman" w:cs="Times New Roman"/>
           <w:sz w:val="28"/>
           <w:szCs w:val="28"/>
           <w:lang w:val="fr-FR"/>
         </w:rPr>
-        <w:br w:type="page"/>
-      </w:r>
-      <w:r>
-        <w:rPr>
-          <w:rFonts w:ascii="Times New Roman" w:eastAsia="Times New Roman" w:hAnsi="Times New Roman" w:cs="Times New Roman"/>
-          <w:sz w:val="28"/>
-          <w:szCs w:val="28"/>
-        </w:rPr>
-        <w:lastRenderedPageBreak/>
+      </w:pPr>
+      <w:r>
+        <w:rPr>
+          <w:rFonts w:ascii="Times New Roman" w:eastAsia="Times New Roman" w:hAnsi="Times New Roman" w:cs="Times New Roman"/>
+          <w:sz w:val="28"/>
+          <w:szCs w:val="28"/>
+          <w:lang w:val="fr-FR"/>
+        </w:rPr>
+        <w:t>Vốn điều lệ sau khi thay đổi (</w:t>
+      </w:r>
+      <w:r>
+        <w:rPr>
+          <w:rFonts w:ascii="Times New Roman" w:eastAsia="Times New Roman" w:hAnsi="Times New Roman" w:cs="Times New Roman"/>
+          <w:i/>
+          <w:sz w:val="28"/>
+          <w:szCs w:val="28"/>
+          <w:lang w:val="fr-FR"/>
+        </w:rPr>
+        <w:t>bằng số, bằng chữ, VNĐ</w:t>
+      </w:r>
+      <w:r>
+        <w:rPr>
+          <w:rFonts w:ascii="Times New Roman" w:eastAsia="Times New Roman" w:hAnsi="Times New Roman" w:cs="Times New Roman"/>
+          <w:sz w:val="28"/>
+          <w:szCs w:val="28"/>
+          <w:lang w:val="fr-FR"/>
+        </w:rPr>
+        <w:t xml:space="preserve">): </w:t>
+      </w:r>
+      <w:r>
+        <w:rPr>
+          <w:rFonts w:ascii="Times New Roman" w:hAnsi="Times New Roman"/>
+          <w:sz w:val="26"/>
+          <w:szCs w:val="26"/>
+        </w:rPr>
+        <w:t>250.000.000</w:t>
+      </w:r>
+      <w:r>
+        <w:rPr>
+          <w:rFonts w:ascii="Times New Roman" w:eastAsia="Times New Roman" w:hAnsi="Times New Roman" w:cs="Times New Roman"/>
+          <w:sz w:val="24"/>
+          <w:szCs w:val="24"/>
+        </w:rPr>
+        <w:t xml:space="preserve"> VNĐ (</w:t>
+      </w:r>
+      <w:r>
+        <w:rPr>
+          <w:rFonts w:ascii="Times New Roman" w:eastAsia="Times New Roman" w:hAnsi="Times New Roman" w:cs="Times New Roman"/>
+          <w:b/>
+          <w:bCs/>
+          <w:sz w:val="24"/>
+          <w:szCs w:val="24"/>
+        </w:rPr>
+        <w:t>Bằng chữ:</w:t>
+      </w:r>
+      <w:r>
+        <w:rPr>
+          <w:rFonts w:ascii="Times New Roman" w:eastAsia="Times New Roman" w:hAnsi="Times New Roman" w:cs="Times New Roman"/>
+          <w:sz w:val="24"/>
+          <w:szCs w:val="24"/>
+        </w:rPr>
         <w:t xml:space="preserve"> </w:t>
+      </w:r>
+      <w:r>
+        <w:rPr>
+          <w:rFonts w:ascii="Times New Roman" w:eastAsia="Times New Roman" w:hAnsi="Times New Roman" w:cs="Times New Roman"/>
+          <w:sz w:val="24"/>
+          <w:szCs w:val="24"/>
+        </w:rPr>
+        <w:t>Hai</w:t>
+      </w:r>
+      <w:r>
+        <w:rPr>
+          <w:rFonts w:ascii="Times New Roman" w:eastAsia="Times New Roman" w:hAnsi="Times New Roman" w:cs="Times New Roman"/>
+          <w:sz w:val="24"/>
+          <w:szCs w:val="24"/>
+        </w:rPr>
+        <w:t xml:space="preserve"> trăm</w:t>
+      </w:r>
+      <w:r>
+        <w:rPr>
+          <w:rFonts w:ascii="Times New Roman" w:eastAsia="Times New Roman" w:hAnsi="Times New Roman" w:cs="Times New Roman"/>
+          <w:sz w:val="24"/>
+          <w:szCs w:val="24"/>
+        </w:rPr>
+        <w:t xml:space="preserve"> năm mươi</w:t>
+      </w:r>
+      <w:r>
+        <w:rPr>
+          <w:rFonts w:ascii="Times New Roman" w:eastAsia="Times New Roman" w:hAnsi="Times New Roman" w:cs="Times New Roman"/>
+          <w:sz w:val="24"/>
+          <w:szCs w:val="24"/>
+        </w:rPr>
+        <w:t xml:space="preserve"> triệu đồng</w:t>
+      </w:r>
+      <w:r>
+        <w:rPr>
+          <w:rFonts w:ascii="Times New Roman" w:eastAsia="Times New Roman" w:hAnsi="Times New Roman" w:cs="Times New Roman"/>
+          <w:sz w:val="24"/>
+          <w:szCs w:val="24"/>
+        </w:rPr>
+        <w:t>)</w:t>
       </w:r>
     </w:p>
     <w:p>
       <w:pPr>
-        <w:spacing w:before="120" w:after="0" w:line="276" w:lineRule="auto"/>
-        <w:jc w:val="center"/>
-        <w:rPr>
-          <w:rFonts w:ascii="Times New Roman" w:eastAsia="Calibri" w:hAnsi="Times New Roman" w:cs="Times New Roman"/>
-          <w:sz w:val="28"/>
-          <w:szCs w:val="28"/>
-          <w:vertAlign w:val="superscript"/>
-        </w:rPr>
-      </w:pPr>
-      <w:bookmarkStart w:id="6" w:name="_Hlk177941885"/>
-      <w:bookmarkStart w:id="7" w:name="_Hlk177941696"/>
-      <w:r>
-        <w:rPr>
-          <w:rFonts w:ascii="Times New Roman" w:eastAsia="Calibri" w:hAnsi="Times New Roman" w:cs="Times New Roman"/>
-          <w:bCs/>
-          <w:kern w:val="28"/>
-          <w:sz w:val="28"/>
-          <w:szCs w:val="32"/>
-          <w:lang w:eastAsia="x-none"/>
-        </w:rPr>
-        <w:t xml:space="preserve">THÔNG BÁO </w:t>
-      </w:r>
-      <w:r>
-        <w:rPr>
-          <w:rFonts w:ascii="Times New Roman" w:eastAsia="Calibri" w:hAnsi="Times New Roman" w:cs="Times New Roman"/>
-          <w:sz w:val="28"/>
-          <w:szCs w:val="28"/>
-        </w:rPr>
-        <w:t xml:space="preserve">THAY ĐỔI </w:t>
-      </w:r>
-      <w:bookmarkEnd w:id="6"/>
-      <w:r>
-        <w:rPr>
-          <w:rFonts w:ascii="Times New Roman" w:eastAsia="Calibri" w:hAnsi="Times New Roman" w:cs="Times New Roman"/>
-          <w:sz w:val="28"/>
-          <w:szCs w:val="28"/>
-        </w:rPr>
-        <w:t>NGÀNH, NGHỀ KINH DOANH</w:t>
-      </w:r>
-      <w:bookmarkEnd w:id="7"/>
-      <w:r>
-        <w:rPr>
-          <w:rFonts w:ascii="Times New Roman" w:eastAsia="Calibri" w:hAnsi="Times New Roman" w:cs="Times New Roman"/>
-          <w:sz w:val="28"/>
-          <w:szCs w:val="28"/>
-          <w:vertAlign w:val="superscript"/>
-        </w:rPr>
-        <w:footnoteReference w:customMarkFollows="1" w:id="2"/>
-        <w:t>1</w:t>
+        <w:tabs>
+          <w:tab w:val="left" w:leader="dot" w:pos="9072"/>
+        </w:tabs>
+        <w:suppressAutoHyphens/>
+        <w:spacing w:before="120" w:after="120" w:line="240" w:lineRule="auto"/>
+        <w:ind w:firstLine="709"/>
+        <w:jc w:val="both"/>
+        <w:rPr>
+          <w:rFonts w:ascii="Times New Roman" w:eastAsia="Times New Roman" w:hAnsi="Times New Roman" w:cs="Times New Roman"/>
+          <w:sz w:val="28"/>
+          <w:szCs w:val="28"/>
+          <w:lang w:val="fr-FR" w:eastAsia="zh-CN"/>
+        </w:rPr>
+      </w:pPr>
+      <w:r>
+        <w:rPr>
+          <w:rFonts w:ascii="Times New Roman" w:eastAsia="Times New Roman" w:hAnsi="Times New Roman" w:cs="Times New Roman"/>
+          <w:sz w:val="28"/>
+          <w:szCs w:val="28"/>
+          <w:lang w:val="fr-FR" w:eastAsia="zh-CN"/>
+        </w:rPr>
+        <w:t xml:space="preserve">Giá trị tương đương theo đơn vị tiền nước ngoài (nếu có, ghi bằng số, loại ngoại tệ): </w:t>
+      </w:r>
+      <w:r>
+        <w:rPr>
+          <w:rFonts w:ascii="Times New Roman" w:eastAsia="Times New Roman" w:hAnsi="Times New Roman" w:cs="Times New Roman"/>
+          <w:sz w:val="28"/>
+          <w:szCs w:val="28"/>
+          <w:lang w:val="fr-FR" w:eastAsia="zh-CN"/>
+        </w:rPr>
+        <w:tab/>
       </w:r>
     </w:p>
     <w:p>
       <w:pPr>
-        <w:spacing w:before="240" w:after="120" w:line="340" w:lineRule="exact"/>
+        <w:tabs>
+          <w:tab w:val="left" w:leader="dot" w:pos="9072"/>
+        </w:tabs>
+        <w:suppressAutoHyphens/>
+        <w:spacing w:before="120" w:after="120" w:line="240" w:lineRule="auto"/>
+        <w:ind w:firstLine="709"/>
+        <w:jc w:val="both"/>
+        <w:rPr>
+          <w:rFonts w:ascii="Times New Roman" w:eastAsia="Times New Roman" w:hAnsi="Times New Roman" w:cs="Times New Roman"/>
+          <w:sz w:val="28"/>
+          <w:szCs w:val="28"/>
+          <w:lang w:val="fr-FR" w:eastAsia="zh-CN"/>
+        </w:rPr>
+      </w:pPr>
+      <w:r>
+        <w:rPr>
+          <w:rFonts w:ascii="Times New Roman" w:eastAsia="Calibri" w:hAnsi="Times New Roman" w:cs="Times New Roman"/>
+          <w:noProof/>
+          <w:sz w:val="20"/>
+          <w:szCs w:val="20"/>
+        </w:rPr>
+        <mc:AlternateContent>
+          <mc:Choice Requires="wps">
+            <w:drawing>
+              <wp:anchor distT="0" distB="0" distL="114300" distR="114300" simplePos="0" relativeHeight="251685888" behindDoc="0" locked="0" layoutInCell="1" allowOverlap="1" wp14:anchorId="6A0CCD39" wp14:editId="082A02F0">
+                <wp:simplePos x="0" y="0"/>
+                <wp:positionH relativeFrom="column">
+                  <wp:posOffset>4418330</wp:posOffset>
+                </wp:positionH>
+                <wp:positionV relativeFrom="paragraph">
+                  <wp:posOffset>200025</wp:posOffset>
+                </wp:positionV>
+                <wp:extent cx="247650" cy="200025"/>
+                <wp:effectExtent l="0" t="0" r="0" b="9525"/>
+                <wp:wrapNone/>
+                <wp:docPr id="814" name="Rectangle 557"/>
+                <wp:cNvGraphicFramePr>
+                  <a:graphicFrameLocks xmlns:a="http://schemas.openxmlformats.org/drawingml/2006/main"/>
+                </wp:cNvGraphicFramePr>
+                <a:graphic xmlns:a="http://schemas.openxmlformats.org/drawingml/2006/main">
+                  <a:graphicData uri="http://schemas.microsoft.com/office/word/2010/wordprocessingShape">
+                    <wps:wsp>
+                      <wps:cNvSpPr>
+                        <a:spLocks noChangeArrowheads="1"/>
+                      </wps:cNvSpPr>
+                      <wps:spPr bwMode="auto">
+                        <a:xfrm>
+                          <a:off x="0" y="0"/>
+                          <a:ext cx="247650" cy="200025"/>
+                        </a:xfrm>
+                        <a:prstGeom prst="rect">
+                          <a:avLst/>
+                        </a:prstGeom>
+                        <a:solidFill>
+                          <a:srgbClr val="FFFFFF"/>
+                        </a:solidFill>
+                        <a:ln w="9525">
+                          <a:solidFill>
+                            <a:srgbClr val="000000"/>
+                          </a:solidFill>
+                          <a:miter lim="800000"/>
+                          <a:headEnd/>
+                          <a:tailEnd/>
+                        </a:ln>
+                      </wps:spPr>
+                      <wps:bodyPr rot="0" vert="horz" wrap="square" lIns="91440" tIns="45720" rIns="91440" bIns="45720" anchor="t" anchorCtr="0" upright="1">
+                        <a:noAutofit/>
+                      </wps:bodyPr>
+                    </wps:wsp>
+                  </a:graphicData>
+                </a:graphic>
+                <wp14:sizeRelH relativeFrom="page">
+                  <wp14:pctWidth>0</wp14:pctWidth>
+                </wp14:sizeRelH>
+                <wp14:sizeRelV relativeFrom="page">
+                  <wp14:pctHeight>0</wp14:pctHeight>
+                </wp14:sizeRelV>
+              </wp:anchor>
+            </w:drawing>
+          </mc:Choice>
+          <mc:Fallback>
+            <w:pict>
+              <v:rect w14:anchorId="5868087D" id="Rectangle 557" o:spid="_x0000_s1026" style="position:absolute;margin-left:347.9pt;margin-top:15.75pt;width:19.5pt;height:15.75pt;z-index:251685888;visibility:visible;mso-wrap-style:square;mso-width-percent:0;mso-height-percent:0;mso-wrap-distance-left:9pt;mso-wrap-distance-top:0;mso-wrap-distance-right:9pt;mso-wrap-distance-bottom:0;mso-position-horizontal:absolute;mso-position-horizontal-relative:text;mso-position-vertical:absolute;mso-position-vertical-relative:text;mso-width-percent:0;mso-height-percent:0;mso-width-relative:page;mso-height-relative:page;v-text-anchor:top" o:gfxdata="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"/>
+            </w:pict>
+          </mc:Fallback>
+        </mc:AlternateContent>
+      </w:r>
+      <w:r>
+        <w:rPr>
+          <w:rFonts w:ascii="Times New Roman" w:eastAsia="Calibri" w:hAnsi="Times New Roman" w:cs="Times New Roman"/>
+          <w:noProof/>
+          <w:sz w:val="20"/>
+          <w:szCs w:val="20"/>
+        </w:rPr>
+        <mc:AlternateContent>
+          <mc:Choice Requires="wps">
+            <w:drawing>
+              <wp:anchor distT="0" distB="0" distL="114300" distR="114300" simplePos="0" relativeHeight="251686912" behindDoc="0" locked="0" layoutInCell="1" allowOverlap="1" wp14:anchorId="4EBF74FF" wp14:editId="21F8433D">
+                <wp:simplePos x="0" y="0"/>
+                <wp:positionH relativeFrom="column">
+                  <wp:posOffset>5387975</wp:posOffset>
+                </wp:positionH>
+                <wp:positionV relativeFrom="paragraph">
+                  <wp:posOffset>200025</wp:posOffset>
+                </wp:positionV>
+                <wp:extent cx="247650" cy="200025"/>
+                <wp:effectExtent l="0" t="0" r="19050" b="28575"/>
+                <wp:wrapNone/>
+                <wp:docPr id="813" name="Rectangle 558"/>
+                <wp:cNvGraphicFramePr>
+                  <a:graphicFrameLocks xmlns:a="http://schemas.openxmlformats.org/drawingml/2006/main"/>
+                </wp:cNvGraphicFramePr>
+                <a:graphic xmlns:a="http://schemas.openxmlformats.org/drawingml/2006/main">
+                  <a:graphicData uri="http://schemas.microsoft.com/office/word/2010/wordprocessingShape">
+                    <wps:wsp>
+                      <wps:cNvSpPr>
+                        <a:spLocks noChangeArrowheads="1"/>
+                      </wps:cNvSpPr>
+                      <wps:spPr bwMode="auto">
+                        <a:xfrm>
+                          <a:off x="0" y="0"/>
+                          <a:ext cx="247650" cy="200025"/>
+                        </a:xfrm>
+                        <a:prstGeom prst="rect">
+                          <a:avLst/>
+                        </a:prstGeom>
+                        <a:solidFill>
+                          <a:srgbClr val="FFFFFF"/>
+                        </a:solidFill>
+                        <a:ln w="9525">
+                          <a:solidFill>
+                            <a:srgbClr val="000000"/>
+                          </a:solidFill>
+                          <a:miter lim="800000"/>
+                          <a:headEnd/>
+                          <a:tailEnd/>
+                        </a:ln>
+                      </wps:spPr>
+                      <wps:txbx>
+                        <w:txbxContent>
+                          <w:p>
+                            <w:pPr>
+                              <w:jc w:val="center"/>
+                            </w:pPr>
+                            <w:r>
+                              <w:t>x</w:t>
+                            </w:r>
+                          </w:p>
+                        </w:txbxContent>
+                      </wps:txbx>
+                      <wps:bodyPr rot="0" vert="horz" wrap="square" lIns="91440" tIns="45720" rIns="91440" bIns="45720" anchor="t" anchorCtr="0" upright="1">
+                        <a:noAutofit/>
+                      </wps:bodyPr>
+                    </wps:wsp>
+                  </a:graphicData>
+                </a:graphic>
+                <wp14:sizeRelH relativeFrom="page">
+                  <wp14:pctWidth>0</wp14:pctWidth>
+                </wp14:sizeRelH>
+                <wp14:sizeRelV relativeFrom="page">
+                  <wp14:pctHeight>0</wp14:pctHeight>
+                </wp14:sizeRelV>
+              </wp:anchor>
+            </w:drawing>
+          </mc:Choice>
+          <mc:Fallback>
+            <w:pict>
+              <v:rect w14:anchorId="4EBF74FF" id="Rectangle 558" o:spid="_x0000_s1029" style="position:absolute;left:0;text-align:left;margin-left:424.25pt;margin-top:15.75pt;width:19.5pt;height:15.75pt;z-index:251686912;visibility:visible;mso-wrap-style:square;mso-width-percent:0;mso-height-percent:0;mso-wrap-distance-left:9pt;mso-wrap-distance-top:0;mso-wrap-distance-right:9pt;mso-wrap-distance-bottom:0;mso-position-horizontal:absolute;mso-position-horizontal-relative:text;mso-position-vertical:absolute;mso-position-vertical-relative:text;mso-width-percent:0;mso-height-percent:0;mso-width-relative:page;mso-height-relative:page;v-text-anchor:top" o:gfxdata="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">
+                <v:textbox>
+                  <w:txbxContent>
+                    <w:p>
+                      <w:pPr>
+                        <w:jc w:val="center"/>
+                      </w:pPr>
+                      <w:r>
+                        <w:t>x</w:t>
+                      </w:r>
+                    </w:p>
+                  </w:txbxContent>
+                </v:textbox>
+              </v:rect>
+            </w:pict>
+          </mc:Fallback>
+        </mc:AlternateContent>
+      </w:r>
+      <w:r>
+        <w:rPr>
+          <w:rFonts w:ascii="Times New Roman" w:eastAsia="Times New Roman" w:hAnsi="Times New Roman" w:cs="Times New Roman"/>
+          <w:sz w:val="28"/>
+          <w:szCs w:val="28"/>
+          <w:lang w:val="fr-FR" w:eastAsia="zh-CN"/>
+        </w:rPr>
+        <w:t xml:space="preserve">Có hiển thị thông tin về giá trị tương đương theo đơn vị tiền tệ nước ngoài trên Giấy chứng nhận đăng ký doanh nghiệp hay không ?   Có          Không </w:t>
+      </w:r>
+    </w:p>
+    <w:p>
+      <w:pPr>
+        <w:tabs>
+          <w:tab w:val="left" w:leader="dot" w:pos="9072"/>
+        </w:tabs>
+        <w:spacing w:before="120" w:after="120" w:line="240" w:lineRule="auto"/>
         <w:ind w:firstLine="720"/>
         <w:jc w:val="both"/>
         <w:rPr>
-          <w:rFonts w:ascii="Times New Roman" w:eastAsia="Calibri" w:hAnsi="Times New Roman" w:cs="Times New Roman"/>
-          <w:sz w:val="28"/>
-          <w:szCs w:val="28"/>
-        </w:rPr>
-      </w:pPr>
-      <w:r>
-        <w:rPr>
-          <w:rFonts w:ascii="Times New Roman" w:eastAsia="Calibri" w:hAnsi="Times New Roman" w:cs="Times New Roman"/>
+          <w:rFonts w:ascii="Times New Roman" w:eastAsia="Times New Roman" w:hAnsi="Times New Roman" w:cs="Times New Roman"/>
+          <w:sz w:val="28"/>
+          <w:szCs w:val="28"/>
+          <w:lang w:val="fr-FR"/>
+        </w:rPr>
+      </w:pPr>
+      <w:r>
+        <w:rPr>
+          <w:rFonts w:ascii="Times New Roman" w:eastAsia="Times New Roman" w:hAnsi="Times New Roman" w:cs="Times New Roman"/>
+          <w:sz w:val="28"/>
+          <w:szCs w:val="28"/>
+          <w:lang w:val="fr-FR"/>
+        </w:rPr>
+        <w:t xml:space="preserve">Thời điểm thay đổi vốn: </w:t>
+      </w:r>
+      <w:r>
+        <w:rPr>
+          <w:rFonts w:ascii="Times New Roman" w:eastAsia="Times New Roman" w:hAnsi="Times New Roman" w:cs="Times New Roman"/>
+          <w:sz w:val="28"/>
+          <w:szCs w:val="28"/>
+          <w:lang w:val="fr-FR"/>
+        </w:rPr>
+        <w:t>30/07/2026</w:t>
+      </w:r>
+    </w:p>
+    <w:p>
+      <w:pPr>
+        <w:tabs>
+          <w:tab w:val="left" w:leader="dot" w:pos="9072"/>
+        </w:tabs>
+        <w:spacing w:before="120" w:after="120" w:line="240" w:lineRule="auto"/>
+        <w:ind w:firstLine="720"/>
+        <w:jc w:val="both"/>
+        <w:rPr>
+          <w:rFonts w:ascii="Times New Roman" w:eastAsia="Times New Roman" w:hAnsi="Times New Roman" w:cs="Times New Roman"/>
+          <w:sz w:val="28"/>
+          <w:szCs w:val="28"/>
+          <w:lang w:val="fr-FR"/>
+        </w:rPr>
+      </w:pPr>
+      <w:r>
+        <w:rPr>
+          <w:rFonts w:ascii="Times New Roman" w:eastAsia="Times New Roman" w:hAnsi="Times New Roman" w:cs="Times New Roman"/>
+          <w:sz w:val="28"/>
+          <w:szCs w:val="28"/>
+          <w:lang w:val="fr-FR"/>
+        </w:rPr>
+        <w:t xml:space="preserve">Hình thức tăng, giảm vốn: </w:t>
+      </w:r>
+      <w:r>
+        <w:rPr>
+          <w:rFonts w:ascii="Times New Roman" w:eastAsia="Times New Roman" w:hAnsi="Times New Roman" w:cs="Times New Roman"/>
+          <w:sz w:val="28"/>
+          <w:szCs w:val="28"/>
+          <w:lang w:val="fr-FR"/>
+        </w:rPr>
+        <w:t>Tăng vốn do thành viên góp thêm vốn</w:t>
+      </w:r>
+    </w:p>
+    <w:p>
+      <w:pPr>
+        <w:suppressAutoHyphens/>
+        <w:spacing w:before="200" w:after="0" w:line="240" w:lineRule="auto"/>
+        <w:ind w:firstLine="709"/>
+        <w:jc w:val="both"/>
+        <w:rPr>
+          <w:rFonts w:ascii="Times New Roman" w:eastAsia="Times New Roman" w:hAnsi="Times New Roman" w:cs="Times New Roman"/>
           <w:b/>
-          <w:sz w:val="28"/>
-          <w:szCs w:val="28"/>
-        </w:rPr>
-        <w:t xml:space="preserve">1. Bổ sung ngành, nghề kinh doanh sau </w:t>
-      </w:r>
-      <w:r>
-        <w:rPr>
-          <w:rFonts w:ascii="Times New Roman" w:eastAsia="Calibri" w:hAnsi="Times New Roman" w:cs="Times New Roman"/>
-          <w:sz w:val="28"/>
-          <w:szCs w:val="28"/>
-        </w:rPr>
-        <w:t>(</w:t>
-      </w:r>
-      <w:r>
-        <w:rPr>
-          <w:rFonts w:ascii="Times New Roman" w:eastAsia="Calibri" w:hAnsi="Times New Roman" w:cs="Times New Roman"/>
-          <w:i/>
-          <w:sz w:val="28"/>
-          <w:szCs w:val="28"/>
-        </w:rPr>
-        <w:t>kê khai trong trường hợp doanh nghiệp thông báo bổ sung ngành, nghề kinh doanh vào danh sách ngành, nghề kinh doanh đã đăng ký với cơ quan đăng ký kinh doanh</w:t>
-      </w:r>
-      <w:r>
-        <w:rPr>
-          <w:rFonts w:ascii="Times New Roman" w:eastAsia="Calibri" w:hAnsi="Times New Roman" w:cs="Times New Roman"/>
-          <w:sz w:val="28"/>
-          <w:szCs w:val="28"/>
-        </w:rPr>
-        <w:t>):</w:t>
+          <w:bCs/>
+          <w:sz w:val="28"/>
+          <w:szCs w:val="28"/>
+          <w:lang w:eastAsia="zh-CN"/>
+        </w:rPr>
+      </w:pPr>
+      <w:r>
+        <w:rPr>
+          <w:rFonts w:ascii="Times New Roman" w:eastAsia="Times New Roman" w:hAnsi="Times New Roman" w:cs="Times New Roman"/>
+          <w:sz w:val="28"/>
+          <w:szCs w:val="28"/>
+          <w:lang w:eastAsia="zh-CN"/>
+        </w:rPr>
+        <w:t>Nguồn vốn điều lệ</w:t>
+      </w:r>
+      <w:r>
+        <w:rPr>
+          <w:rFonts w:ascii="Times New Roman" w:eastAsia="Times New Roman" w:hAnsi="Times New Roman" w:cs="Times New Roman"/>
+          <w:b/>
+          <w:bCs/>
+          <w:sz w:val="28"/>
+          <w:szCs w:val="28"/>
+          <w:lang w:eastAsia="zh-CN"/>
+        </w:rPr>
+        <w:t xml:space="preserve"> </w:t>
+      </w:r>
+      <w:r>
+        <w:rPr>
+          <w:rFonts w:ascii="Times New Roman" w:eastAsia="Times New Roman" w:hAnsi="Times New Roman" w:cs="Times New Roman"/>
+          <w:sz w:val="28"/>
+          <w:szCs w:val="28"/>
+          <w:lang w:val="fr-FR" w:eastAsia="zh-CN"/>
+        </w:rPr>
+        <w:t>sau khi thay đổi vốn điều lệ:</w:t>
       </w:r>
     </w:p>
     <w:tbl>
       <w:tblPr>
-        <w:tblW w:w="9214" w:type="dxa"/>
+        <w:tblW w:w="8931" w:type="dxa"/>
         <w:tblInd w:w="108" w:type="dxa"/>
+        <w:tblLayout w:type="fixed"/>
+        <w:tblLook w:val="0000" w:firstRow="0" w:lastRow="0" w:firstColumn="0" w:lastColumn="0" w:noHBand="0" w:noVBand="0"/>
+      </w:tblPr>
+      <w:tblGrid>
+        <w:gridCol w:w="3119"/>
+        <w:gridCol w:w="3827"/>
+        <w:gridCol w:w="1985"/>
+      </w:tblGrid>
+      <w:tr>
+        <w:tc>
+          <w:tcPr>
+            <w:tcW w:w="3119" w:type="dxa"/>
+            <w:tcBorders>
+              <w:top w:val="single" w:sz="4" w:space="0" w:color="000000"/>
+              <w:left w:val="single" w:sz="4" w:space="0" w:color="000000"/>
+              <w:bottom w:val="single" w:sz="4" w:space="0" w:color="000000"/>
+            </w:tcBorders>
+            <w:shd w:val="clear" w:color="auto" w:fill="auto"/>
+            <w:vAlign w:val="center"/>
+          </w:tcPr>
+          <w:p>
+            <w:pPr>
+              <w:suppressAutoHyphens/>
+              <w:spacing w:before="120" w:after="0" w:line="240" w:lineRule="auto"/>
+              <w:jc w:val="center"/>
+              <w:rPr>
+                <w:rFonts w:ascii="Times New Roman" w:eastAsia="Times New Roman" w:hAnsi="Times New Roman" w:cs="Times New Roman"/>
+                <w:bCs/>
+                <w:sz w:val="28"/>
+                <w:szCs w:val="28"/>
+                <w:lang w:eastAsia="zh-CN"/>
+              </w:rPr>
+            </w:pPr>
+            <w:r>
+              <w:rPr>
+                <w:rFonts w:ascii="Times New Roman" w:eastAsia="Times New Roman" w:hAnsi="Times New Roman" w:cs="Times New Roman"/>
+                <w:bCs/>
+                <w:sz w:val="28"/>
+                <w:szCs w:val="28"/>
+                <w:lang w:eastAsia="zh-CN"/>
+              </w:rPr>
+              <w:t>Loại nguồn vốn</w:t>
+            </w:r>
+          </w:p>
+        </w:tc>
+        <w:tc>
+          <w:tcPr>
+            <w:tcW w:w="3827" w:type="dxa"/>
+            <w:tcBorders>
+              <w:top w:val="single" w:sz="4" w:space="0" w:color="000000"/>
+              <w:left w:val="single" w:sz="4" w:space="0" w:color="000000"/>
+              <w:bottom w:val="single" w:sz="4" w:space="0" w:color="000000"/>
+            </w:tcBorders>
+            <w:shd w:val="clear" w:color="auto" w:fill="auto"/>
+            <w:vAlign w:val="center"/>
+          </w:tcPr>
+          <w:p>
+            <w:pPr>
+              <w:suppressAutoHyphens/>
+              <w:spacing w:before="120" w:after="0" w:line="240" w:lineRule="auto"/>
+              <w:jc w:val="center"/>
+              <w:rPr>
+                <w:rFonts w:ascii="Times New Roman" w:eastAsia="Times New Roman" w:hAnsi="Times New Roman" w:cs="Times New Roman"/>
+                <w:bCs/>
+                <w:sz w:val="28"/>
+                <w:szCs w:val="28"/>
+                <w:lang w:eastAsia="zh-CN"/>
+              </w:rPr>
+            </w:pPr>
+            <w:r>
+              <w:rPr>
+                <w:rFonts w:ascii="Times New Roman" w:eastAsia="Times New Roman" w:hAnsi="Times New Roman" w:cs="Times New Roman"/>
+                <w:bCs/>
+                <w:sz w:val="28"/>
+                <w:szCs w:val="28"/>
+                <w:lang w:eastAsia="zh-CN"/>
+              </w:rPr>
+              <w:t>Số tiền (</w:t>
+            </w:r>
+            <w:r>
+              <w:rPr>
+                <w:rFonts w:ascii="Times New Roman" w:eastAsia="Times New Roman" w:hAnsi="Times New Roman" w:cs="Times New Roman"/>
+                <w:bCs/>
+                <w:i/>
+                <w:iCs/>
+                <w:sz w:val="28"/>
+                <w:szCs w:val="28"/>
+                <w:lang w:eastAsia="zh-CN"/>
+              </w:rPr>
+              <w:t xml:space="preserve">bằng số; VNĐ </w:t>
+            </w:r>
+            <w:r>
+              <w:rPr>
+                <w:rFonts w:ascii="Times New Roman" w:eastAsia="Times New Roman" w:hAnsi="Times New Roman" w:cs="Times New Roman"/>
+                <w:bCs/>
+                <w:i/>
+                <w:sz w:val="28"/>
+                <w:szCs w:val="28"/>
+                <w:lang w:eastAsia="zh-CN"/>
+              </w:rPr>
+              <w:t>và giá trị tương đương theo đơn vị tiền nước ngoài, nếu có</w:t>
+            </w:r>
+            <w:r>
+              <w:rPr>
+                <w:rFonts w:ascii="Times New Roman" w:eastAsia="Times New Roman" w:hAnsi="Times New Roman" w:cs="Times New Roman"/>
+                <w:bCs/>
+                <w:sz w:val="28"/>
+                <w:szCs w:val="28"/>
+                <w:lang w:eastAsia="zh-CN"/>
+              </w:rPr>
+              <w:t>)</w:t>
+            </w:r>
+          </w:p>
+        </w:tc>
+        <w:tc>
+          <w:tcPr>
+            <w:tcW w:w="1985" w:type="dxa"/>
+            <w:tcBorders>
+              <w:top w:val="single" w:sz="4" w:space="0" w:color="000000"/>
+              <w:left w:val="single" w:sz="4" w:space="0" w:color="000000"/>
+              <w:bottom w:val="single" w:sz="4" w:space="0" w:color="000000"/>
+              <w:right w:val="single" w:sz="4" w:space="0" w:color="000000"/>
+            </w:tcBorders>
+            <w:shd w:val="clear" w:color="auto" w:fill="auto"/>
+            <w:vAlign w:val="center"/>
+          </w:tcPr>
+          <w:p>
+            <w:pPr>
+              <w:suppressAutoHyphens/>
+              <w:spacing w:before="120" w:after="0" w:line="240" w:lineRule="auto"/>
+              <w:jc w:val="center"/>
+              <w:rPr>
+                <w:rFonts w:ascii="Times New Roman" w:eastAsia="Times New Roman" w:hAnsi="Times New Roman" w:cs="Times New Roman"/>
+                <w:bCs/>
+                <w:lang w:eastAsia="zh-CN"/>
+              </w:rPr>
+            </w:pPr>
+            <w:r>
+              <w:rPr>
+                <w:rFonts w:ascii="Times New Roman" w:eastAsia="Times New Roman" w:hAnsi="Times New Roman" w:cs="Times New Roman"/>
+                <w:bCs/>
+                <w:sz w:val="28"/>
+                <w:szCs w:val="28"/>
+                <w:lang w:eastAsia="zh-CN"/>
+              </w:rPr>
+              <w:t>Tỷ lệ (</w:t>
+            </w:r>
+            <w:r>
+              <w:rPr>
+                <w:rFonts w:ascii="Times New Roman" w:eastAsia="Times New Roman" w:hAnsi="Times New Roman" w:cs="Times New Roman"/>
+                <w:bCs/>
+                <w:i/>
+                <w:sz w:val="28"/>
+                <w:szCs w:val="28"/>
+                <w:lang w:eastAsia="zh-CN"/>
+              </w:rPr>
+              <w:t>%</w:t>
+            </w:r>
+            <w:r>
+              <w:rPr>
+                <w:rFonts w:ascii="Times New Roman" w:eastAsia="Times New Roman" w:hAnsi="Times New Roman" w:cs="Times New Roman"/>
+                <w:bCs/>
+                <w:sz w:val="28"/>
+                <w:szCs w:val="28"/>
+                <w:lang w:eastAsia="zh-CN"/>
+              </w:rPr>
+              <w:t>)</w:t>
+            </w:r>
+          </w:p>
+        </w:tc>
+      </w:tr>
+      <w:tr>
+        <w:tc>
+          <w:tcPr>
+            <w:tcW w:w="3119" w:type="dxa"/>
+            <w:tcBorders>
+              <w:top w:val="single" w:sz="4" w:space="0" w:color="000000"/>
+              <w:left w:val="single" w:sz="4" w:space="0" w:color="000000"/>
+              <w:bottom w:val="single" w:sz="4" w:space="0" w:color="000000"/>
+            </w:tcBorders>
+            <w:shd w:val="clear" w:color="auto" w:fill="auto"/>
+          </w:tcPr>
+          <w:p>
+            <w:pPr>
+              <w:suppressAutoHyphens/>
+              <w:spacing w:before="120" w:after="0" w:line="240" w:lineRule="auto"/>
+              <w:jc w:val="both"/>
+              <w:rPr>
+                <w:rFonts w:ascii="Times New Roman" w:eastAsia="Times New Roman" w:hAnsi="Times New Roman" w:cs="Times New Roman"/>
+                <w:sz w:val="28"/>
+                <w:szCs w:val="28"/>
+                <w:lang w:eastAsia="zh-CN"/>
+              </w:rPr>
+            </w:pPr>
+            <w:r>
+              <w:rPr>
+                <w:rFonts w:ascii="Times New Roman" w:eastAsia="Times New Roman" w:hAnsi="Times New Roman" w:cs="Times New Roman"/>
+                <w:sz w:val="28"/>
+                <w:szCs w:val="28"/>
+                <w:lang w:eastAsia="zh-CN"/>
+              </w:rPr>
+              <w:t>Vốn ngân sách nhà nước</w:t>
+            </w:r>
+          </w:p>
+        </w:tc>
+        <w:tc>
+          <w:tcPr>
+            <w:tcW w:w="3827" w:type="dxa"/>
+            <w:tcBorders>
+              <w:top w:val="single" w:sz="4" w:space="0" w:color="000000"/>
+              <w:left w:val="single" w:sz="4" w:space="0" w:color="000000"/>
+              <w:bottom w:val="single" w:sz="4" w:space="0" w:color="000000"/>
+            </w:tcBorders>
+            <w:shd w:val="clear" w:color="auto" w:fill="auto"/>
+          </w:tcPr>
+          <w:p>
+            <w:pPr>
+              <w:suppressAutoHyphens/>
+              <w:snapToGrid w:val="0"/>
+              <w:spacing w:before="120" w:after="0" w:line="240" w:lineRule="auto"/>
+              <w:jc w:val="both"/>
+              <w:rPr>
+                <w:rFonts w:ascii="Times New Roman" w:eastAsia="Times New Roman" w:hAnsi="Times New Roman" w:cs="Times New Roman"/>
+                <w:sz w:val="28"/>
+                <w:szCs w:val="28"/>
+                <w:lang w:eastAsia="zh-CN"/>
+              </w:rPr>
+            </w:pPr>
+          </w:p>
+        </w:tc>
+        <w:tc>
+          <w:tcPr>
+            <w:tcW w:w="1985" w:type="dxa"/>
+            <w:tcBorders>
+              <w:top w:val="single" w:sz="4" w:space="0" w:color="000000"/>
+              <w:left w:val="single" w:sz="4" w:space="0" w:color="000000"/>
+              <w:bottom w:val="single" w:sz="4" w:space="0" w:color="000000"/>
+              <w:right w:val="single" w:sz="4" w:space="0" w:color="000000"/>
+            </w:tcBorders>
+            <w:shd w:val="clear" w:color="auto" w:fill="auto"/>
+          </w:tcPr>
+          <w:p>
+            <w:pPr>
+              <w:suppressAutoHyphens/>
+              <w:snapToGrid w:val="0"/>
+              <w:spacing w:before="120" w:after="0" w:line="240" w:lineRule="auto"/>
+              <w:jc w:val="both"/>
+              <w:rPr>
+                <w:rFonts w:ascii="Times New Roman" w:eastAsia="Times New Roman" w:hAnsi="Times New Roman" w:cs="Times New Roman"/>
+                <w:sz w:val="28"/>
+                <w:szCs w:val="28"/>
+                <w:lang w:eastAsia="zh-CN"/>
+              </w:rPr>
+            </w:pPr>
+          </w:p>
+        </w:tc>
+      </w:tr>
+      <w:tr>
+        <w:tc>
+          <w:tcPr>
+            <w:tcW w:w="3119" w:type="dxa"/>
+            <w:tcBorders>
+              <w:top w:val="single" w:sz="4" w:space="0" w:color="000000"/>
+              <w:left w:val="single" w:sz="4" w:space="0" w:color="000000"/>
+              <w:bottom w:val="single" w:sz="4" w:space="0" w:color="000000"/>
+            </w:tcBorders>
+            <w:shd w:val="clear" w:color="auto" w:fill="auto"/>
+          </w:tcPr>
+          <w:p>
+            <w:pPr>
+              <w:suppressAutoHyphens/>
+              <w:spacing w:before="120" w:after="0" w:line="240" w:lineRule="auto"/>
+              <w:jc w:val="both"/>
+              <w:rPr>
+                <w:rFonts w:ascii="Times New Roman" w:eastAsia="Times New Roman" w:hAnsi="Times New Roman" w:cs="Times New Roman"/>
+                <w:sz w:val="28"/>
+                <w:szCs w:val="28"/>
+                <w:lang w:eastAsia="zh-CN"/>
+              </w:rPr>
+            </w:pPr>
+            <w:r>
+              <w:rPr>
+                <w:rFonts w:ascii="Times New Roman" w:eastAsia="Times New Roman" w:hAnsi="Times New Roman" w:cs="Times New Roman"/>
+                <w:sz w:val="28"/>
+                <w:szCs w:val="28"/>
+                <w:lang w:eastAsia="zh-CN"/>
+              </w:rPr>
+              <w:t>Vốn tư nhân</w:t>
+            </w:r>
+          </w:p>
+        </w:tc>
+        <w:tc>
+          <w:tcPr>
+            <w:tcW w:w="3827" w:type="dxa"/>
+            <w:tcBorders>
+              <w:top w:val="single" w:sz="4" w:space="0" w:color="000000"/>
+              <w:left w:val="single" w:sz="4" w:space="0" w:color="000000"/>
+              <w:bottom w:val="single" w:sz="4" w:space="0" w:color="000000"/>
+            </w:tcBorders>
+            <w:shd w:val="clear" w:color="auto" w:fill="auto"/>
+          </w:tcPr>
+          <w:p>
+            <w:pPr>
+              <w:suppressAutoHyphens/>
+              <w:snapToGrid w:val="0"/>
+              <w:spacing w:before="120" w:after="0" w:line="240" w:lineRule="auto"/>
+              <w:jc w:val="both"/>
+              <w:rPr>
+                <w:rFonts w:ascii="Times New Roman" w:eastAsia="Times New Roman" w:hAnsi="Times New Roman" w:cs="Times New Roman"/>
+                <w:sz w:val="28"/>
+                <w:szCs w:val="28"/>
+                <w:lang w:eastAsia="zh-CN"/>
+              </w:rPr>
+            </w:pPr>
+            <w:r>
+              <w:rPr>
+                <w:rFonts w:ascii="Times New Roman" w:hAnsi="Times New Roman"/>
+                <w:sz w:val="26"/>
+                <w:szCs w:val="26"/>
+              </w:rPr>
+              <w:t>250.000.000</w:t>
+            </w:r>
+            <w:r>
+              <w:rPr>
+                <w:rFonts w:ascii="Times New Roman" w:eastAsia="Times New Roman" w:hAnsi="Times New Roman" w:cs="Times New Roman"/>
+                <w:sz w:val="24"/>
+                <w:szCs w:val="24"/>
+              </w:rPr>
+              <w:t xml:space="preserve"> VNĐ</w:t>
+            </w:r>
+          </w:p>
+        </w:tc>
+        <w:tc>
+          <w:tcPr>
+            <w:tcW w:w="1985" w:type="dxa"/>
+            <w:tcBorders>
+              <w:top w:val="single" w:sz="4" w:space="0" w:color="000000"/>
+              <w:left w:val="single" w:sz="4" w:space="0" w:color="000000"/>
+              <w:bottom w:val="single" w:sz="4" w:space="0" w:color="000000"/>
+              <w:right w:val="single" w:sz="4" w:space="0" w:color="000000"/>
+            </w:tcBorders>
+            <w:shd w:val="clear" w:color="auto" w:fill="auto"/>
+          </w:tcPr>
+          <w:p>
+            <w:pPr>
+              <w:suppressAutoHyphens/>
+              <w:snapToGrid w:val="0"/>
+              <w:spacing w:before="120" w:after="0" w:line="240" w:lineRule="auto"/>
+              <w:jc w:val="both"/>
+              <w:rPr>
+                <w:rFonts w:ascii="Times New Roman" w:eastAsia="Times New Roman" w:hAnsi="Times New Roman" w:cs="Times New Roman"/>
+                <w:sz w:val="28"/>
+                <w:szCs w:val="28"/>
+                <w:lang w:eastAsia="zh-CN"/>
+              </w:rPr>
+            </w:pPr>
+            <w:r>
+              <w:rPr>
+                <w:rFonts w:ascii="Times New Roman" w:eastAsia="Times New Roman" w:hAnsi="Times New Roman" w:cs="Times New Roman"/>
+                <w:sz w:val="28"/>
+                <w:szCs w:val="28"/>
+                <w:lang w:eastAsia="zh-CN"/>
+              </w:rPr>
+              <w:t>100</w:t>
+            </w:r>
+          </w:p>
+        </w:tc>
+      </w:tr>
+      <w:tr>
+        <w:tc>
+          <w:tcPr>
+            <w:tcW w:w="3119" w:type="dxa"/>
+            <w:tcBorders>
+              <w:top w:val="single" w:sz="4" w:space="0" w:color="000000"/>
+              <w:left w:val="single" w:sz="4" w:space="0" w:color="000000"/>
+              <w:bottom w:val="single" w:sz="4" w:space="0" w:color="000000"/>
+            </w:tcBorders>
+            <w:shd w:val="clear" w:color="auto" w:fill="auto"/>
+          </w:tcPr>
+          <w:p>
+            <w:pPr>
+              <w:suppressAutoHyphens/>
+              <w:spacing w:before="120" w:after="0" w:line="240" w:lineRule="auto"/>
+              <w:jc w:val="both"/>
+              <w:rPr>
+                <w:rFonts w:ascii="Times New Roman" w:eastAsia="Times New Roman" w:hAnsi="Times New Roman" w:cs="Times New Roman"/>
+                <w:sz w:val="28"/>
+                <w:szCs w:val="28"/>
+                <w:lang w:eastAsia="zh-CN"/>
+              </w:rPr>
+            </w:pPr>
+            <w:r>
+              <w:rPr>
+                <w:rFonts w:ascii="Times New Roman" w:eastAsia="Times New Roman" w:hAnsi="Times New Roman" w:cs="Times New Roman"/>
+                <w:sz w:val="28"/>
+                <w:szCs w:val="28"/>
+                <w:lang w:eastAsia="zh-CN"/>
+              </w:rPr>
+              <w:t>Vốn nước ngoài</w:t>
+            </w:r>
+          </w:p>
+        </w:tc>
+        <w:tc>
+          <w:tcPr>
+            <w:tcW w:w="3827" w:type="dxa"/>
+            <w:tcBorders>
+              <w:top w:val="single" w:sz="4" w:space="0" w:color="000000"/>
+              <w:left w:val="single" w:sz="4" w:space="0" w:color="000000"/>
+              <w:bottom w:val="single" w:sz="4" w:space="0" w:color="000000"/>
+            </w:tcBorders>
+            <w:shd w:val="clear" w:color="auto" w:fill="auto"/>
+          </w:tcPr>
+          <w:p>
+            <w:pPr>
+              <w:suppressAutoHyphens/>
+              <w:snapToGrid w:val="0"/>
+              <w:spacing w:before="120" w:after="0" w:line="240" w:lineRule="auto"/>
+              <w:jc w:val="both"/>
+              <w:rPr>
+                <w:rFonts w:ascii="Times New Roman" w:eastAsia="Times New Roman" w:hAnsi="Times New Roman" w:cs="Times New Roman"/>
+                <w:sz w:val="28"/>
+                <w:szCs w:val="28"/>
+                <w:lang w:eastAsia="zh-CN"/>
+              </w:rPr>
+            </w:pPr>
+          </w:p>
+        </w:tc>
+        <w:tc>
+          <w:tcPr>
+            <w:tcW w:w="1985" w:type="dxa"/>
+            <w:tcBorders>
+              <w:top w:val="single" w:sz="4" w:space="0" w:color="000000"/>
+              <w:left w:val="single" w:sz="4" w:space="0" w:color="000000"/>
+              <w:bottom w:val="single" w:sz="4" w:space="0" w:color="000000"/>
+              <w:right w:val="single" w:sz="4" w:space="0" w:color="000000"/>
+            </w:tcBorders>
+            <w:shd w:val="clear" w:color="auto" w:fill="auto"/>
+          </w:tcPr>
+          <w:p>
+            <w:pPr>
+              <w:suppressAutoHyphens/>
+              <w:snapToGrid w:val="0"/>
+              <w:spacing w:before="120" w:after="0" w:line="240" w:lineRule="auto"/>
+              <w:jc w:val="both"/>
+              <w:rPr>
+                <w:rFonts w:ascii="Times New Roman" w:eastAsia="Times New Roman" w:hAnsi="Times New Roman" w:cs="Times New Roman"/>
+                <w:sz w:val="28"/>
+                <w:szCs w:val="28"/>
+                <w:lang w:eastAsia="zh-CN"/>
+              </w:rPr>
+            </w:pPr>
+          </w:p>
+        </w:tc>
+      </w:tr>
+      <w:tr>
+        <w:tc>
+          <w:tcPr>
+            <w:tcW w:w="3119" w:type="dxa"/>
+            <w:tcBorders>
+              <w:top w:val="single" w:sz="4" w:space="0" w:color="000000"/>
+              <w:left w:val="single" w:sz="4" w:space="0" w:color="000000"/>
+              <w:bottom w:val="single" w:sz="4" w:space="0" w:color="000000"/>
+            </w:tcBorders>
+            <w:shd w:val="clear" w:color="auto" w:fill="auto"/>
+          </w:tcPr>
+          <w:p>
+            <w:pPr>
+              <w:suppressAutoHyphens/>
+              <w:spacing w:before="120" w:after="0" w:line="240" w:lineRule="auto"/>
+              <w:jc w:val="both"/>
+              <w:rPr>
+                <w:rFonts w:ascii="Times New Roman" w:eastAsia="Times New Roman" w:hAnsi="Times New Roman" w:cs="Times New Roman"/>
+                <w:sz w:val="28"/>
+                <w:szCs w:val="28"/>
+                <w:lang w:eastAsia="zh-CN"/>
+              </w:rPr>
+            </w:pPr>
+            <w:r>
+              <w:rPr>
+                <w:rFonts w:ascii="Times New Roman" w:eastAsia="Times New Roman" w:hAnsi="Times New Roman" w:cs="Times New Roman"/>
+                <w:sz w:val="28"/>
+                <w:szCs w:val="28"/>
+                <w:lang w:eastAsia="zh-CN"/>
+              </w:rPr>
+              <w:t>Vốn khác</w:t>
+            </w:r>
+          </w:p>
+        </w:tc>
+        <w:tc>
+          <w:tcPr>
+            <w:tcW w:w="3827" w:type="dxa"/>
+            <w:tcBorders>
+              <w:top w:val="single" w:sz="4" w:space="0" w:color="000000"/>
+              <w:left w:val="single" w:sz="4" w:space="0" w:color="000000"/>
+              <w:bottom w:val="single" w:sz="4" w:space="0" w:color="000000"/>
+            </w:tcBorders>
+            <w:shd w:val="clear" w:color="auto" w:fill="auto"/>
+          </w:tcPr>
+          <w:p>
+            <w:pPr>
+              <w:suppressAutoHyphens/>
+              <w:snapToGrid w:val="0"/>
+              <w:spacing w:before="120" w:after="0" w:line="240" w:lineRule="auto"/>
+              <w:jc w:val="both"/>
+              <w:rPr>
+                <w:rFonts w:ascii="Times New Roman" w:eastAsia="Times New Roman" w:hAnsi="Times New Roman" w:cs="Times New Roman"/>
+                <w:sz w:val="28"/>
+                <w:szCs w:val="28"/>
+                <w:lang w:eastAsia="zh-CN"/>
+              </w:rPr>
+            </w:pPr>
+          </w:p>
+        </w:tc>
+        <w:tc>
+          <w:tcPr>
+            <w:tcW w:w="1985" w:type="dxa"/>
+            <w:tcBorders>
+              <w:top w:val="single" w:sz="4" w:space="0" w:color="000000"/>
+              <w:left w:val="single" w:sz="4" w:space="0" w:color="000000"/>
+              <w:bottom w:val="single" w:sz="4" w:space="0" w:color="000000"/>
+              <w:right w:val="single" w:sz="4" w:space="0" w:color="000000"/>
+            </w:tcBorders>
+            <w:shd w:val="clear" w:color="auto" w:fill="auto"/>
+          </w:tcPr>
+          <w:p>
+            <w:pPr>
+              <w:suppressAutoHyphens/>
+              <w:snapToGrid w:val="0"/>
+              <w:spacing w:before="120" w:after="0" w:line="240" w:lineRule="auto"/>
+              <w:jc w:val="both"/>
+              <w:rPr>
+                <w:rFonts w:ascii="Times New Roman" w:eastAsia="Times New Roman" w:hAnsi="Times New Roman" w:cs="Times New Roman"/>
+                <w:sz w:val="28"/>
+                <w:szCs w:val="28"/>
+                <w:lang w:eastAsia="zh-CN"/>
+              </w:rPr>
+            </w:pPr>
+          </w:p>
+        </w:tc>
+      </w:tr>
+      <w:tr>
+        <w:tc>
+          <w:tcPr>
+            <w:tcW w:w="3119" w:type="dxa"/>
+            <w:tcBorders>
+              <w:top w:val="single" w:sz="4" w:space="0" w:color="000000"/>
+              <w:left w:val="single" w:sz="4" w:space="0" w:color="000000"/>
+              <w:bottom w:val="single" w:sz="4" w:space="0" w:color="000000"/>
+            </w:tcBorders>
+            <w:shd w:val="clear" w:color="auto" w:fill="auto"/>
+          </w:tcPr>
+          <w:p>
+            <w:pPr>
+              <w:suppressAutoHyphens/>
+              <w:spacing w:before="120" w:after="0" w:line="240" w:lineRule="auto"/>
+              <w:jc w:val="both"/>
+              <w:rPr>
+                <w:rFonts w:ascii="Times New Roman" w:eastAsia="Times New Roman" w:hAnsi="Times New Roman" w:cs="Times New Roman"/>
+                <w:sz w:val="28"/>
+                <w:szCs w:val="28"/>
+                <w:lang w:eastAsia="zh-CN"/>
+              </w:rPr>
+            </w:pPr>
+            <w:r>
+              <w:rPr>
+                <w:rFonts w:ascii="Times New Roman" w:eastAsia="Times New Roman" w:hAnsi="Times New Roman" w:cs="Times New Roman"/>
+                <w:sz w:val="28"/>
+                <w:szCs w:val="28"/>
+                <w:lang w:eastAsia="zh-CN"/>
+              </w:rPr>
+              <w:t>Tổng cộng</w:t>
+            </w:r>
+          </w:p>
+        </w:tc>
+        <w:tc>
+          <w:tcPr>
+            <w:tcW w:w="3827" w:type="dxa"/>
+            <w:tcBorders>
+              <w:top w:val="single" w:sz="4" w:space="0" w:color="000000"/>
+              <w:left w:val="single" w:sz="4" w:space="0" w:color="000000"/>
+              <w:bottom w:val="single" w:sz="4" w:space="0" w:color="000000"/>
+            </w:tcBorders>
+            <w:shd w:val="clear" w:color="auto" w:fill="auto"/>
+          </w:tcPr>
+          <w:p>
+            <w:pPr>
+              <w:suppressAutoHyphens/>
+              <w:snapToGrid w:val="0"/>
+              <w:spacing w:before="120" w:after="0" w:line="240" w:lineRule="auto"/>
+              <w:jc w:val="both"/>
+              <w:rPr>
+                <w:rFonts w:ascii="Times New Roman" w:eastAsia="Times New Roman" w:hAnsi="Times New Roman" w:cs="Times New Roman"/>
+                <w:sz w:val="28"/>
+                <w:szCs w:val="28"/>
+                <w:lang w:eastAsia="zh-CN"/>
+              </w:rPr>
+            </w:pPr>
+            <w:r>
+              <w:rPr>
+                <w:rFonts w:ascii="Times New Roman" w:hAnsi="Times New Roman"/>
+                <w:sz w:val="26"/>
+                <w:szCs w:val="26"/>
+              </w:rPr>
+              <w:t>250.000.000</w:t>
+            </w:r>
+            <w:r>
+              <w:rPr>
+                <w:rFonts w:ascii="Times New Roman" w:eastAsia="Times New Roman" w:hAnsi="Times New Roman" w:cs="Times New Roman"/>
+                <w:sz w:val="24"/>
+                <w:szCs w:val="24"/>
+              </w:rPr>
+              <w:t xml:space="preserve"> VNĐ</w:t>
+            </w:r>
+          </w:p>
+        </w:tc>
+        <w:tc>
+          <w:tcPr>
+            <w:tcW w:w="1985" w:type="dxa"/>
+            <w:tcBorders>
+              <w:top w:val="single" w:sz="4" w:space="0" w:color="000000"/>
+              <w:left w:val="single" w:sz="4" w:space="0" w:color="000000"/>
+              <w:bottom w:val="single" w:sz="4" w:space="0" w:color="000000"/>
+              <w:right w:val="single" w:sz="4" w:space="0" w:color="000000"/>
+            </w:tcBorders>
+            <w:shd w:val="clear" w:color="auto" w:fill="auto"/>
+          </w:tcPr>
+          <w:p>
+            <w:pPr>
+              <w:suppressAutoHyphens/>
+              <w:snapToGrid w:val="0"/>
+              <w:spacing w:before="120" w:after="0" w:line="240" w:lineRule="auto"/>
+              <w:jc w:val="both"/>
+              <w:rPr>
+                <w:rFonts w:ascii="Times New Roman" w:eastAsia="Times New Roman" w:hAnsi="Times New Roman" w:cs="Times New Roman"/>
+                <w:sz w:val="28"/>
+                <w:szCs w:val="28"/>
+                <w:lang w:eastAsia="zh-CN"/>
+              </w:rPr>
+            </w:pPr>
+            <w:r>
+              <w:rPr>
+                <w:rFonts w:ascii="Times New Roman" w:eastAsia="Times New Roman" w:hAnsi="Times New Roman" w:cs="Times New Roman"/>
+                <w:sz w:val="28"/>
+                <w:szCs w:val="28"/>
+                <w:lang w:eastAsia="zh-CN"/>
+              </w:rPr>
+              <w:t>100</w:t>
+            </w:r>
+          </w:p>
+        </w:tc>
+      </w:tr>
+    </w:tbl>
+    <w:p>
+      <w:pPr>
+        <w:tabs>
+          <w:tab w:val="left" w:leader="dot" w:pos="9072"/>
+        </w:tabs>
+        <w:suppressAutoHyphens/>
+        <w:spacing w:before="120" w:after="120" w:line="240" w:lineRule="auto"/>
+        <w:ind w:firstLine="709"/>
+        <w:jc w:val="both"/>
+        <w:rPr>
+          <w:rFonts w:ascii="Times New Roman" w:eastAsia="Times New Roman" w:hAnsi="Times New Roman" w:cs="Times New Roman"/>
+          <w:sz w:val="28"/>
+          <w:szCs w:val="28"/>
+          <w:lang w:val="fr-FR" w:eastAsia="zh-CN"/>
+        </w:rPr>
+      </w:pPr>
+      <w:r>
+        <w:rPr>
+          <w:rFonts w:ascii="Times New Roman" w:eastAsia="Times New Roman" w:hAnsi="Times New Roman" w:cs="Times New Roman"/>
+          <w:sz w:val="28"/>
+          <w:szCs w:val="28"/>
+          <w:lang w:val="fr-FR" w:eastAsia="zh-CN"/>
+        </w:rPr>
+        <w:t xml:space="preserve">Tài sản góp vốn sau khi thay đổi vốn điều lệ: </w:t>
+      </w:r>
+    </w:p>
+    <w:tbl>
+      <w:tblPr>
+        <w:tblW w:w="9180" w:type="dxa"/>
         <w:tblBorders>
           <w:top w:val="single" w:sz="4" w:space="0" w:color="000000"/>
           <w:left w:val="single" w:sz="4" w:space="0" w:color="000000"/>
@@ -2336,634 +3287,1171 @@
         <w:tblLook w:val="04A0" w:firstRow="1" w:lastRow="0" w:firstColumn="1" w:lastColumn="0" w:noHBand="0" w:noVBand="1"/>
       </w:tblPr>
       <w:tblGrid>
-        <w:gridCol w:w="1478"/>
-        <w:gridCol w:w="4309"/>
-        <w:gridCol w:w="1808"/>
-        <w:gridCol w:w="1619"/>
+        <w:gridCol w:w="714"/>
+        <w:gridCol w:w="3505"/>
+        <w:gridCol w:w="3686"/>
+        <w:gridCol w:w="1275"/>
       </w:tblGrid>
       <w:tr>
         <w:tc>
           <w:tcPr>
-            <w:tcW w:w="1478" w:type="dxa"/>
-          </w:tcPr>
-          <w:p>
-            <w:pPr>
-              <w:spacing w:before="120" w:after="0" w:line="340" w:lineRule="exact"/>
+            <w:tcW w:w="714" w:type="dxa"/>
+            <w:shd w:val="clear" w:color="auto" w:fill="auto"/>
+            <w:vAlign w:val="center"/>
+          </w:tcPr>
+          <w:p>
+            <w:pPr>
+              <w:tabs>
+                <w:tab w:val="left" w:leader="dot" w:pos="9072"/>
+              </w:tabs>
+              <w:suppressAutoHyphens/>
+              <w:spacing w:after="0" w:line="276" w:lineRule="auto"/>
               <w:jc w:val="center"/>
               <w:rPr>
-                <w:rFonts w:ascii="Times New Roman" w:eastAsia="Calibri" w:hAnsi="Times New Roman" w:cs="Times New Roman"/>
+                <w:rFonts w:ascii="Times New Roman" w:eastAsia="Times New Roman" w:hAnsi="Times New Roman" w:cs="Times New Roman"/>
+                <w:bCs/>
+                <w:sz w:val="28"/>
+                <w:szCs w:val="28"/>
+                <w:lang w:eastAsia="zh-CN"/>
+              </w:rPr>
+            </w:pPr>
+            <w:r>
+              <w:rPr>
+                <w:rFonts w:ascii="Times New Roman" w:eastAsia="Times New Roman" w:hAnsi="Times New Roman" w:cs="Times New Roman"/>
+                <w:bCs/>
+                <w:sz w:val="28"/>
+                <w:szCs w:val="28"/>
+                <w:lang w:eastAsia="zh-CN"/>
+              </w:rPr>
+              <w:t>STT</w:t>
+            </w:r>
+          </w:p>
+        </w:tc>
+        <w:tc>
+          <w:tcPr>
+            <w:tcW w:w="3505" w:type="dxa"/>
+            <w:shd w:val="clear" w:color="auto" w:fill="auto"/>
+            <w:vAlign w:val="center"/>
+          </w:tcPr>
+          <w:p>
+            <w:pPr>
+              <w:tabs>
+                <w:tab w:val="left" w:leader="dot" w:pos="9072"/>
+              </w:tabs>
+              <w:suppressAutoHyphens/>
+              <w:spacing w:after="0" w:line="276" w:lineRule="auto"/>
+              <w:jc w:val="center"/>
+              <w:rPr>
+                <w:rFonts w:ascii="Times New Roman" w:eastAsia="Times New Roman" w:hAnsi="Times New Roman" w:cs="Times New Roman"/>
+                <w:bCs/>
+                <w:sz w:val="28"/>
+                <w:szCs w:val="28"/>
+                <w:lang w:eastAsia="zh-CN"/>
+              </w:rPr>
+            </w:pPr>
+            <w:r>
+              <w:rPr>
+                <w:rFonts w:ascii="Times New Roman" w:eastAsia="Times New Roman" w:hAnsi="Times New Roman" w:cs="Times New Roman"/>
+                <w:bCs/>
+                <w:sz w:val="28"/>
+                <w:szCs w:val="28"/>
+                <w:lang w:eastAsia="zh-CN"/>
+              </w:rPr>
+              <w:t>Tài sản góp vốn</w:t>
+            </w:r>
+          </w:p>
+        </w:tc>
+        <w:tc>
+          <w:tcPr>
+            <w:tcW w:w="3686" w:type="dxa"/>
+            <w:shd w:val="clear" w:color="auto" w:fill="auto"/>
+            <w:vAlign w:val="center"/>
+          </w:tcPr>
+          <w:p>
+            <w:pPr>
+              <w:tabs>
+                <w:tab w:val="left" w:leader="dot" w:pos="9072"/>
+              </w:tabs>
+              <w:suppressAutoHyphens/>
+              <w:spacing w:after="0" w:line="276" w:lineRule="auto"/>
+              <w:ind w:left="-99" w:right="-111"/>
+              <w:jc w:val="center"/>
+              <w:rPr>
+                <w:rFonts w:ascii="Times New Roman" w:eastAsia="Times New Roman" w:hAnsi="Times New Roman" w:cs="Times New Roman"/>
+                <w:bCs/>
+                <w:sz w:val="28"/>
+                <w:szCs w:val="28"/>
+                <w:lang w:eastAsia="zh-CN"/>
+              </w:rPr>
+            </w:pPr>
+            <w:r>
+              <w:rPr>
+                <w:rFonts w:ascii="Times New Roman" w:eastAsia="Times New Roman" w:hAnsi="Times New Roman" w:cs="Times New Roman"/>
+                <w:bCs/>
+                <w:sz w:val="28"/>
+                <w:szCs w:val="28"/>
+                <w:lang w:eastAsia="zh-CN"/>
+              </w:rPr>
+              <w:t>Giá trị vốn của từng tài sản trong vốn điều lệ</w:t>
+            </w:r>
+            <w:r>
+              <w:rPr>
+                <w:rFonts w:ascii="Times New Roman" w:eastAsia="Times New Roman" w:hAnsi="Times New Roman" w:cs="Times New Roman"/>
+                <w:bCs/>
+                <w:i/>
+                <w:sz w:val="28"/>
+                <w:szCs w:val="28"/>
+                <w:lang w:eastAsia="zh-CN"/>
+              </w:rPr>
+              <w:t xml:space="preserve"> </w:t>
+            </w:r>
+            <w:r>
+              <w:rPr>
+                <w:rFonts w:ascii="Times New Roman" w:eastAsia="Times New Roman" w:hAnsi="Times New Roman" w:cs="Times New Roman"/>
+                <w:bCs/>
+                <w:sz w:val="28"/>
+                <w:szCs w:val="28"/>
+                <w:lang w:eastAsia="zh-CN"/>
+              </w:rPr>
+              <w:t>(</w:t>
+            </w:r>
+            <w:r>
+              <w:rPr>
+                <w:rFonts w:ascii="Times New Roman" w:eastAsia="Times New Roman" w:hAnsi="Times New Roman" w:cs="Times New Roman"/>
+                <w:bCs/>
+                <w:i/>
+                <w:sz w:val="28"/>
+                <w:szCs w:val="28"/>
+                <w:lang w:eastAsia="zh-CN"/>
+              </w:rPr>
+              <w:t>bằng số, VNĐ</w:t>
+            </w:r>
+            <w:r>
+              <w:rPr>
+                <w:rFonts w:ascii="Times New Roman" w:eastAsia="Times New Roman" w:hAnsi="Times New Roman" w:cs="Times New Roman"/>
+                <w:bCs/>
+                <w:sz w:val="28"/>
+                <w:szCs w:val="28"/>
+                <w:lang w:eastAsia="zh-CN"/>
+              </w:rPr>
+              <w:t>)</w:t>
+            </w:r>
+          </w:p>
+        </w:tc>
+        <w:tc>
+          <w:tcPr>
+            <w:tcW w:w="1275" w:type="dxa"/>
+            <w:shd w:val="clear" w:color="auto" w:fill="auto"/>
+            <w:vAlign w:val="center"/>
+          </w:tcPr>
+          <w:p>
+            <w:pPr>
+              <w:tabs>
+                <w:tab w:val="left" w:leader="dot" w:pos="9072"/>
+              </w:tabs>
+              <w:suppressAutoHyphens/>
+              <w:spacing w:after="0" w:line="276" w:lineRule="auto"/>
+              <w:jc w:val="center"/>
+              <w:rPr>
+                <w:rFonts w:ascii="Times New Roman" w:eastAsia="Times New Roman" w:hAnsi="Times New Roman" w:cs="Times New Roman"/>
+                <w:bCs/>
+                <w:sz w:val="28"/>
+                <w:szCs w:val="28"/>
+                <w:lang w:eastAsia="zh-CN"/>
+              </w:rPr>
+            </w:pPr>
+            <w:r>
+              <w:rPr>
+                <w:rFonts w:ascii="Times New Roman" w:eastAsia="Times New Roman" w:hAnsi="Times New Roman" w:cs="Times New Roman"/>
+                <w:bCs/>
+                <w:sz w:val="28"/>
+                <w:szCs w:val="28"/>
+                <w:lang w:eastAsia="zh-CN"/>
+              </w:rPr>
+              <w:t>Tỷ lệ (</w:t>
+            </w:r>
+            <w:r>
+              <w:rPr>
+                <w:rFonts w:ascii="Times New Roman" w:eastAsia="Times New Roman" w:hAnsi="Times New Roman" w:cs="Times New Roman"/>
+                <w:bCs/>
+                <w:i/>
+                <w:sz w:val="28"/>
+                <w:szCs w:val="28"/>
+                <w:lang w:eastAsia="zh-CN"/>
+              </w:rPr>
+              <w:t>%</w:t>
+            </w:r>
+            <w:r>
+              <w:rPr>
+                <w:rFonts w:ascii="Times New Roman" w:eastAsia="Times New Roman" w:hAnsi="Times New Roman" w:cs="Times New Roman"/>
+                <w:bCs/>
+                <w:sz w:val="28"/>
+                <w:szCs w:val="28"/>
+                <w:lang w:eastAsia="zh-CN"/>
+              </w:rPr>
+              <w:t>)</w:t>
+            </w:r>
+          </w:p>
+        </w:tc>
+      </w:tr>
+      <w:tr>
+        <w:tc>
+          <w:tcPr>
+            <w:tcW w:w="714" w:type="dxa"/>
+            <w:shd w:val="clear" w:color="auto" w:fill="auto"/>
+            <w:vAlign w:val="center"/>
+          </w:tcPr>
+          <w:p>
+            <w:pPr>
+              <w:tabs>
+                <w:tab w:val="left" w:leader="dot" w:pos="9072"/>
+              </w:tabs>
+              <w:suppressAutoHyphens/>
+              <w:spacing w:after="0" w:line="276" w:lineRule="auto"/>
+              <w:rPr>
+                <w:rFonts w:ascii="Times New Roman" w:eastAsia="Times New Roman" w:hAnsi="Times New Roman" w:cs="Times New Roman"/>
+                <w:bCs/>
+                <w:sz w:val="28"/>
+                <w:szCs w:val="28"/>
+                <w:lang w:eastAsia="zh-CN"/>
+              </w:rPr>
+            </w:pPr>
+            <w:r>
+              <w:rPr>
+                <w:rFonts w:ascii="Times New Roman" w:eastAsia="Times New Roman" w:hAnsi="Times New Roman" w:cs="Times New Roman"/>
+                <w:bCs/>
+                <w:sz w:val="28"/>
+                <w:szCs w:val="28"/>
+                <w:lang w:eastAsia="zh-CN"/>
+              </w:rPr>
+              <w:t>1</w:t>
+            </w:r>
+          </w:p>
+        </w:tc>
+        <w:tc>
+          <w:tcPr>
+            <w:tcW w:w="3505" w:type="dxa"/>
+            <w:shd w:val="clear" w:color="auto" w:fill="auto"/>
+            <w:vAlign w:val="center"/>
+          </w:tcPr>
+          <w:p>
+            <w:pPr>
+              <w:tabs>
+                <w:tab w:val="left" w:leader="dot" w:pos="9072"/>
+              </w:tabs>
+              <w:suppressAutoHyphens/>
+              <w:spacing w:after="0" w:line="276" w:lineRule="auto"/>
+              <w:rPr>
+                <w:rFonts w:ascii="Times New Roman" w:eastAsia="Times New Roman" w:hAnsi="Times New Roman" w:cs="Times New Roman"/>
+                <w:bCs/>
+                <w:sz w:val="28"/>
+                <w:szCs w:val="28"/>
+                <w:lang w:eastAsia="zh-CN"/>
+              </w:rPr>
+            </w:pPr>
+            <w:r>
+              <w:rPr>
+                <w:rFonts w:ascii="Times New Roman" w:eastAsia="Times New Roman" w:hAnsi="Times New Roman" w:cs="Times New Roman"/>
+                <w:bCs/>
+                <w:sz w:val="28"/>
+                <w:szCs w:val="28"/>
+                <w:lang w:eastAsia="zh-CN"/>
+              </w:rPr>
+              <w:t>Đồng Việt Nam</w:t>
+            </w:r>
+          </w:p>
+        </w:tc>
+        <w:tc>
+          <w:tcPr>
+            <w:tcW w:w="3686" w:type="dxa"/>
+            <w:shd w:val="clear" w:color="auto" w:fill="auto"/>
+            <w:vAlign w:val="center"/>
+          </w:tcPr>
+          <w:p>
+            <w:pPr>
+              <w:tabs>
+                <w:tab w:val="left" w:leader="dot" w:pos="9072"/>
+              </w:tabs>
+              <w:suppressAutoHyphens/>
+              <w:spacing w:after="0" w:line="276" w:lineRule="auto"/>
+              <w:rPr>
+                <w:rFonts w:ascii="Times New Roman" w:eastAsia="Times New Roman" w:hAnsi="Times New Roman" w:cs="Times New Roman"/>
+                <w:bCs/>
+                <w:sz w:val="28"/>
+                <w:szCs w:val="28"/>
+                <w:lang w:eastAsia="zh-CN"/>
+              </w:rPr>
+            </w:pPr>
+            <w:r>
+              <w:rPr>
+                <w:rFonts w:ascii="Times New Roman" w:hAnsi="Times New Roman"/>
+                <w:sz w:val="26"/>
+                <w:szCs w:val="26"/>
+              </w:rPr>
+              <w:t>250.000.000</w:t>
+            </w:r>
+            <w:r>
+              <w:rPr>
+                <w:rFonts w:ascii="Times New Roman" w:eastAsia="Times New Roman" w:hAnsi="Times New Roman" w:cs="Times New Roman"/>
                 <w:sz w:val="24"/>
                 <w:szCs w:val="24"/>
               </w:rPr>
-            </w:pPr>
-            <w:r>
-              <w:rPr>
-                <w:rFonts w:ascii="Times New Roman" w:eastAsia="Calibri" w:hAnsi="Times New Roman" w:cs="Times New Roman"/>
+              <w:t xml:space="preserve"> VNĐ</w:t>
+            </w:r>
+          </w:p>
+        </w:tc>
+        <w:tc>
+          <w:tcPr>
+            <w:tcW w:w="1275" w:type="dxa"/>
+            <w:shd w:val="clear" w:color="auto" w:fill="auto"/>
+            <w:vAlign w:val="center"/>
+          </w:tcPr>
+          <w:p>
+            <w:pPr>
+              <w:tabs>
+                <w:tab w:val="left" w:leader="dot" w:pos="9072"/>
+              </w:tabs>
+              <w:suppressAutoHyphens/>
+              <w:spacing w:after="0" w:line="276" w:lineRule="auto"/>
+              <w:rPr>
+                <w:rFonts w:ascii="Times New Roman" w:eastAsia="Times New Roman" w:hAnsi="Times New Roman" w:cs="Times New Roman"/>
+                <w:bCs/>
+                <w:sz w:val="28"/>
+                <w:szCs w:val="28"/>
+                <w:lang w:eastAsia="zh-CN"/>
+              </w:rPr>
+            </w:pPr>
+            <w:r>
+              <w:rPr>
+                <w:rFonts w:ascii="Times New Roman" w:eastAsia="Times New Roman" w:hAnsi="Times New Roman" w:cs="Times New Roman"/>
+                <w:bCs/>
+                <w:sz w:val="28"/>
+                <w:szCs w:val="28"/>
+                <w:lang w:eastAsia="zh-CN"/>
+              </w:rPr>
+              <w:t>100</w:t>
+            </w:r>
+          </w:p>
+        </w:tc>
+      </w:tr>
+      <w:tr>
+        <w:tc>
+          <w:tcPr>
+            <w:tcW w:w="714" w:type="dxa"/>
+            <w:shd w:val="clear" w:color="auto" w:fill="auto"/>
+            <w:vAlign w:val="center"/>
+          </w:tcPr>
+          <w:p>
+            <w:pPr>
+              <w:tabs>
+                <w:tab w:val="left" w:leader="dot" w:pos="9072"/>
+              </w:tabs>
+              <w:suppressAutoHyphens/>
+              <w:spacing w:after="0" w:line="276" w:lineRule="auto"/>
+              <w:rPr>
+                <w:rFonts w:ascii="Times New Roman" w:eastAsia="Times New Roman" w:hAnsi="Times New Roman" w:cs="Times New Roman"/>
+                <w:bCs/>
+                <w:sz w:val="28"/>
+                <w:szCs w:val="28"/>
+                <w:lang w:eastAsia="zh-CN"/>
+              </w:rPr>
+            </w:pPr>
+            <w:r>
+              <w:rPr>
+                <w:rFonts w:ascii="Times New Roman" w:eastAsia="Times New Roman" w:hAnsi="Times New Roman" w:cs="Times New Roman"/>
+                <w:bCs/>
+                <w:sz w:val="28"/>
+                <w:szCs w:val="28"/>
+                <w:lang w:eastAsia="zh-CN"/>
+              </w:rPr>
+              <w:t>2</w:t>
+            </w:r>
+          </w:p>
+        </w:tc>
+        <w:tc>
+          <w:tcPr>
+            <w:tcW w:w="3505" w:type="dxa"/>
+            <w:shd w:val="clear" w:color="auto" w:fill="auto"/>
+            <w:vAlign w:val="center"/>
+          </w:tcPr>
+          <w:p>
+            <w:pPr>
+              <w:tabs>
+                <w:tab w:val="left" w:leader="dot" w:pos="9072"/>
+              </w:tabs>
+              <w:suppressAutoHyphens/>
+              <w:spacing w:after="0" w:line="276" w:lineRule="auto"/>
+              <w:rPr>
+                <w:rFonts w:ascii="Times New Roman" w:eastAsia="Times New Roman" w:hAnsi="Times New Roman" w:cs="Times New Roman"/>
+                <w:bCs/>
+                <w:sz w:val="28"/>
+                <w:szCs w:val="28"/>
+                <w:lang w:eastAsia="zh-CN"/>
+              </w:rPr>
+            </w:pPr>
+            <w:r>
+              <w:rPr>
+                <w:rFonts w:ascii="Times New Roman" w:eastAsia="Times New Roman" w:hAnsi="Times New Roman" w:cs="Times New Roman"/>
+                <w:bCs/>
+                <w:sz w:val="28"/>
+                <w:szCs w:val="28"/>
+                <w:lang w:eastAsia="zh-CN"/>
+              </w:rPr>
+              <w:t>Ngoại tệ tự do chuyển đổi (</w:t>
+            </w:r>
+            <w:r>
+              <w:rPr>
+                <w:rFonts w:ascii="Times New Roman" w:eastAsia="Times New Roman" w:hAnsi="Times New Roman" w:cs="Times New Roman"/>
+                <w:bCs/>
+                <w:i/>
+                <w:sz w:val="28"/>
+                <w:szCs w:val="28"/>
+                <w:lang w:eastAsia="zh-CN"/>
+              </w:rPr>
+              <w:t>ghi rõ loại ngoại tệ, số tiền được góp bằng mỗi loại ngoại tệ</w:t>
+            </w:r>
+            <w:r>
+              <w:rPr>
+                <w:rFonts w:ascii="Times New Roman" w:eastAsia="Times New Roman" w:hAnsi="Times New Roman" w:cs="Times New Roman"/>
+                <w:bCs/>
+                <w:sz w:val="28"/>
+                <w:szCs w:val="28"/>
+                <w:lang w:eastAsia="zh-CN"/>
+              </w:rPr>
+              <w:t>)</w:t>
+            </w:r>
+          </w:p>
+        </w:tc>
+        <w:tc>
+          <w:tcPr>
+            <w:tcW w:w="3686" w:type="dxa"/>
+            <w:shd w:val="clear" w:color="auto" w:fill="auto"/>
+            <w:vAlign w:val="center"/>
+          </w:tcPr>
+          <w:p>
+            <w:pPr>
+              <w:tabs>
+                <w:tab w:val="left" w:leader="dot" w:pos="9072"/>
+              </w:tabs>
+              <w:suppressAutoHyphens/>
+              <w:spacing w:after="0" w:line="276" w:lineRule="auto"/>
+              <w:rPr>
+                <w:rFonts w:ascii="Times New Roman" w:eastAsia="Times New Roman" w:hAnsi="Times New Roman" w:cs="Times New Roman"/>
+                <w:bCs/>
+                <w:sz w:val="28"/>
+                <w:szCs w:val="28"/>
+                <w:lang w:eastAsia="zh-CN"/>
+              </w:rPr>
+            </w:pPr>
+          </w:p>
+        </w:tc>
+        <w:tc>
+          <w:tcPr>
+            <w:tcW w:w="1275" w:type="dxa"/>
+            <w:shd w:val="clear" w:color="auto" w:fill="auto"/>
+            <w:vAlign w:val="center"/>
+          </w:tcPr>
+          <w:p>
+            <w:pPr>
+              <w:tabs>
+                <w:tab w:val="left" w:leader="dot" w:pos="9072"/>
+              </w:tabs>
+              <w:suppressAutoHyphens/>
+              <w:spacing w:after="0" w:line="276" w:lineRule="auto"/>
+              <w:rPr>
+                <w:rFonts w:ascii="Times New Roman" w:eastAsia="Times New Roman" w:hAnsi="Times New Roman" w:cs="Times New Roman"/>
+                <w:bCs/>
+                <w:sz w:val="28"/>
+                <w:szCs w:val="28"/>
+                <w:lang w:eastAsia="zh-CN"/>
+              </w:rPr>
+            </w:pPr>
+          </w:p>
+        </w:tc>
+      </w:tr>
+      <w:tr>
+        <w:tc>
+          <w:tcPr>
+            <w:tcW w:w="714" w:type="dxa"/>
+            <w:shd w:val="clear" w:color="auto" w:fill="auto"/>
+            <w:vAlign w:val="center"/>
+          </w:tcPr>
+          <w:p>
+            <w:pPr>
+              <w:tabs>
+                <w:tab w:val="left" w:leader="dot" w:pos="9072"/>
+              </w:tabs>
+              <w:suppressAutoHyphens/>
+              <w:spacing w:after="0" w:line="276" w:lineRule="auto"/>
+              <w:rPr>
+                <w:rFonts w:ascii="Times New Roman" w:eastAsia="Times New Roman" w:hAnsi="Times New Roman" w:cs="Times New Roman"/>
+                <w:bCs/>
+                <w:sz w:val="28"/>
+                <w:szCs w:val="28"/>
+                <w:lang w:eastAsia="zh-CN"/>
+              </w:rPr>
+            </w:pPr>
+            <w:r>
+              <w:rPr>
+                <w:rFonts w:ascii="Times New Roman" w:eastAsia="Times New Roman" w:hAnsi="Times New Roman" w:cs="Times New Roman"/>
+                <w:bCs/>
+                <w:sz w:val="28"/>
+                <w:szCs w:val="28"/>
+                <w:lang w:eastAsia="zh-CN"/>
+              </w:rPr>
+              <w:t>3</w:t>
+            </w:r>
+          </w:p>
+        </w:tc>
+        <w:tc>
+          <w:tcPr>
+            <w:tcW w:w="3505" w:type="dxa"/>
+            <w:shd w:val="clear" w:color="auto" w:fill="auto"/>
+            <w:vAlign w:val="center"/>
+          </w:tcPr>
+          <w:p>
+            <w:pPr>
+              <w:tabs>
+                <w:tab w:val="left" w:leader="dot" w:pos="9072"/>
+              </w:tabs>
+              <w:suppressAutoHyphens/>
+              <w:spacing w:after="0" w:line="276" w:lineRule="auto"/>
+              <w:rPr>
+                <w:rFonts w:ascii="Times New Roman" w:eastAsia="Times New Roman" w:hAnsi="Times New Roman" w:cs="Times New Roman"/>
+                <w:bCs/>
+                <w:sz w:val="28"/>
+                <w:szCs w:val="28"/>
+                <w:lang w:eastAsia="zh-CN"/>
+              </w:rPr>
+            </w:pPr>
+            <w:r>
+              <w:rPr>
+                <w:rFonts w:ascii="Times New Roman" w:eastAsia="Times New Roman" w:hAnsi="Times New Roman" w:cs="Times New Roman"/>
+                <w:bCs/>
+                <w:sz w:val="28"/>
+                <w:szCs w:val="28"/>
+                <w:lang w:eastAsia="zh-CN"/>
+              </w:rPr>
+              <w:t>Vàng</w:t>
+            </w:r>
+          </w:p>
+        </w:tc>
+        <w:tc>
+          <w:tcPr>
+            <w:tcW w:w="3686" w:type="dxa"/>
+            <w:shd w:val="clear" w:color="auto" w:fill="auto"/>
+            <w:vAlign w:val="center"/>
+          </w:tcPr>
+          <w:p>
+            <w:pPr>
+              <w:tabs>
+                <w:tab w:val="left" w:leader="dot" w:pos="9072"/>
+              </w:tabs>
+              <w:suppressAutoHyphens/>
+              <w:spacing w:after="0" w:line="276" w:lineRule="auto"/>
+              <w:rPr>
+                <w:rFonts w:ascii="Times New Roman" w:eastAsia="Times New Roman" w:hAnsi="Times New Roman" w:cs="Times New Roman"/>
+                <w:bCs/>
+                <w:sz w:val="28"/>
+                <w:szCs w:val="28"/>
+                <w:lang w:eastAsia="zh-CN"/>
+              </w:rPr>
+            </w:pPr>
+          </w:p>
+        </w:tc>
+        <w:tc>
+          <w:tcPr>
+            <w:tcW w:w="1275" w:type="dxa"/>
+            <w:shd w:val="clear" w:color="auto" w:fill="auto"/>
+            <w:vAlign w:val="center"/>
+          </w:tcPr>
+          <w:p>
+            <w:pPr>
+              <w:tabs>
+                <w:tab w:val="left" w:leader="dot" w:pos="9072"/>
+              </w:tabs>
+              <w:suppressAutoHyphens/>
+              <w:spacing w:after="0" w:line="276" w:lineRule="auto"/>
+              <w:rPr>
+                <w:rFonts w:ascii="Times New Roman" w:eastAsia="Times New Roman" w:hAnsi="Times New Roman" w:cs="Times New Roman"/>
+                <w:bCs/>
+                <w:sz w:val="28"/>
+                <w:szCs w:val="28"/>
+                <w:lang w:eastAsia="zh-CN"/>
+              </w:rPr>
+            </w:pPr>
+          </w:p>
+        </w:tc>
+      </w:tr>
+      <w:tr>
+        <w:tc>
+          <w:tcPr>
+            <w:tcW w:w="714" w:type="dxa"/>
+            <w:shd w:val="clear" w:color="auto" w:fill="auto"/>
+            <w:vAlign w:val="center"/>
+          </w:tcPr>
+          <w:p>
+            <w:pPr>
+              <w:tabs>
+                <w:tab w:val="left" w:leader="dot" w:pos="9072"/>
+              </w:tabs>
+              <w:suppressAutoHyphens/>
+              <w:spacing w:after="0" w:line="276" w:lineRule="auto"/>
+              <w:rPr>
+                <w:rFonts w:ascii="Times New Roman" w:eastAsia="Times New Roman" w:hAnsi="Times New Roman" w:cs="Times New Roman"/>
+                <w:bCs/>
+                <w:sz w:val="28"/>
+                <w:szCs w:val="28"/>
+                <w:lang w:eastAsia="zh-CN"/>
+              </w:rPr>
+            </w:pPr>
+            <w:r>
+              <w:rPr>
+                <w:rFonts w:ascii="Times New Roman" w:eastAsia="Times New Roman" w:hAnsi="Times New Roman" w:cs="Times New Roman"/>
+                <w:bCs/>
+                <w:sz w:val="28"/>
+                <w:szCs w:val="28"/>
+                <w:lang w:eastAsia="zh-CN"/>
+              </w:rPr>
+              <w:t>4</w:t>
+            </w:r>
+          </w:p>
+        </w:tc>
+        <w:tc>
+          <w:tcPr>
+            <w:tcW w:w="3505" w:type="dxa"/>
+            <w:shd w:val="clear" w:color="auto" w:fill="auto"/>
+            <w:vAlign w:val="center"/>
+          </w:tcPr>
+          <w:p>
+            <w:pPr>
+              <w:tabs>
+                <w:tab w:val="left" w:leader="dot" w:pos="9072"/>
+              </w:tabs>
+              <w:suppressAutoHyphens/>
+              <w:spacing w:after="0" w:line="276" w:lineRule="auto"/>
+              <w:rPr>
+                <w:rFonts w:ascii="Times New Roman" w:eastAsia="Times New Roman" w:hAnsi="Times New Roman" w:cs="Times New Roman"/>
+                <w:bCs/>
+                <w:sz w:val="28"/>
+                <w:szCs w:val="28"/>
+                <w:lang w:eastAsia="zh-CN"/>
+              </w:rPr>
+            </w:pPr>
+            <w:r>
+              <w:rPr>
+                <w:rFonts w:ascii="Times New Roman" w:eastAsia="Times New Roman" w:hAnsi="Times New Roman" w:cs="Times New Roman"/>
+                <w:bCs/>
+                <w:sz w:val="28"/>
+                <w:szCs w:val="28"/>
+                <w:lang w:eastAsia="zh-CN"/>
+              </w:rPr>
+              <w:t>Quyền sử dụng đất</w:t>
+            </w:r>
+          </w:p>
+        </w:tc>
+        <w:tc>
+          <w:tcPr>
+            <w:tcW w:w="3686" w:type="dxa"/>
+            <w:shd w:val="clear" w:color="auto" w:fill="auto"/>
+            <w:vAlign w:val="center"/>
+          </w:tcPr>
+          <w:p>
+            <w:pPr>
+              <w:tabs>
+                <w:tab w:val="left" w:leader="dot" w:pos="9072"/>
+              </w:tabs>
+              <w:suppressAutoHyphens/>
+              <w:spacing w:after="0" w:line="276" w:lineRule="auto"/>
+              <w:rPr>
+                <w:rFonts w:ascii="Times New Roman" w:eastAsia="Times New Roman" w:hAnsi="Times New Roman" w:cs="Times New Roman"/>
+                <w:bCs/>
+                <w:sz w:val="28"/>
+                <w:szCs w:val="28"/>
+                <w:lang w:eastAsia="zh-CN"/>
+              </w:rPr>
+            </w:pPr>
+          </w:p>
+        </w:tc>
+        <w:tc>
+          <w:tcPr>
+            <w:tcW w:w="1275" w:type="dxa"/>
+            <w:shd w:val="clear" w:color="auto" w:fill="auto"/>
+            <w:vAlign w:val="center"/>
+          </w:tcPr>
+          <w:p>
+            <w:pPr>
+              <w:tabs>
+                <w:tab w:val="left" w:leader="dot" w:pos="9072"/>
+              </w:tabs>
+              <w:suppressAutoHyphens/>
+              <w:spacing w:after="0" w:line="276" w:lineRule="auto"/>
+              <w:rPr>
+                <w:rFonts w:ascii="Times New Roman" w:eastAsia="Times New Roman" w:hAnsi="Times New Roman" w:cs="Times New Roman"/>
+                <w:bCs/>
+                <w:sz w:val="28"/>
+                <w:szCs w:val="28"/>
+                <w:lang w:eastAsia="zh-CN"/>
+              </w:rPr>
+            </w:pPr>
+          </w:p>
+        </w:tc>
+      </w:tr>
+      <w:tr>
+        <w:tc>
+          <w:tcPr>
+            <w:tcW w:w="714" w:type="dxa"/>
+            <w:shd w:val="clear" w:color="auto" w:fill="auto"/>
+            <w:vAlign w:val="center"/>
+          </w:tcPr>
+          <w:p>
+            <w:pPr>
+              <w:tabs>
+                <w:tab w:val="left" w:leader="dot" w:pos="9072"/>
+              </w:tabs>
+              <w:suppressAutoHyphens/>
+              <w:spacing w:after="0" w:line="276" w:lineRule="auto"/>
+              <w:rPr>
+                <w:rFonts w:ascii="Times New Roman" w:eastAsia="Times New Roman" w:hAnsi="Times New Roman" w:cs="Times New Roman"/>
+                <w:bCs/>
+                <w:sz w:val="28"/>
+                <w:szCs w:val="28"/>
+                <w:lang w:eastAsia="zh-CN"/>
+              </w:rPr>
+            </w:pPr>
+            <w:r>
+              <w:rPr>
+                <w:rFonts w:ascii="Times New Roman" w:eastAsia="Times New Roman" w:hAnsi="Times New Roman" w:cs="Times New Roman"/>
+                <w:bCs/>
+                <w:sz w:val="28"/>
+                <w:szCs w:val="28"/>
+                <w:lang w:eastAsia="zh-CN"/>
+              </w:rPr>
+              <w:t>5</w:t>
+            </w:r>
+          </w:p>
+        </w:tc>
+        <w:tc>
+          <w:tcPr>
+            <w:tcW w:w="3505" w:type="dxa"/>
+            <w:shd w:val="clear" w:color="auto" w:fill="auto"/>
+            <w:vAlign w:val="center"/>
+          </w:tcPr>
+          <w:p>
+            <w:pPr>
+              <w:tabs>
+                <w:tab w:val="left" w:leader="dot" w:pos="9072"/>
+              </w:tabs>
+              <w:suppressAutoHyphens/>
+              <w:spacing w:after="0" w:line="276" w:lineRule="auto"/>
+              <w:rPr>
+                <w:rFonts w:ascii="Times New Roman" w:eastAsia="Times New Roman" w:hAnsi="Times New Roman" w:cs="Times New Roman"/>
+                <w:bCs/>
+                <w:sz w:val="28"/>
+                <w:szCs w:val="28"/>
+                <w:lang w:eastAsia="zh-CN"/>
+              </w:rPr>
+            </w:pPr>
+            <w:r>
+              <w:rPr>
+                <w:rFonts w:ascii="Times New Roman" w:eastAsia="Times New Roman" w:hAnsi="Times New Roman" w:cs="Times New Roman"/>
+                <w:bCs/>
+                <w:sz w:val="28"/>
+                <w:szCs w:val="28"/>
+                <w:lang w:eastAsia="zh-CN"/>
+              </w:rPr>
+              <w:t>Quyền sở hữu trí tuệ</w:t>
+            </w:r>
+          </w:p>
+        </w:tc>
+        <w:tc>
+          <w:tcPr>
+            <w:tcW w:w="3686" w:type="dxa"/>
+            <w:shd w:val="clear" w:color="auto" w:fill="auto"/>
+            <w:vAlign w:val="center"/>
+          </w:tcPr>
+          <w:p>
+            <w:pPr>
+              <w:tabs>
+                <w:tab w:val="left" w:leader="dot" w:pos="9072"/>
+              </w:tabs>
+              <w:suppressAutoHyphens/>
+              <w:spacing w:after="0" w:line="276" w:lineRule="auto"/>
+              <w:rPr>
+                <w:rFonts w:ascii="Times New Roman" w:eastAsia="Times New Roman" w:hAnsi="Times New Roman" w:cs="Times New Roman"/>
+                <w:bCs/>
+                <w:sz w:val="28"/>
+                <w:szCs w:val="28"/>
+                <w:lang w:eastAsia="zh-CN"/>
+              </w:rPr>
+            </w:pPr>
+          </w:p>
+        </w:tc>
+        <w:tc>
+          <w:tcPr>
+            <w:tcW w:w="1275" w:type="dxa"/>
+            <w:shd w:val="clear" w:color="auto" w:fill="auto"/>
+            <w:vAlign w:val="center"/>
+          </w:tcPr>
+          <w:p>
+            <w:pPr>
+              <w:tabs>
+                <w:tab w:val="left" w:leader="dot" w:pos="9072"/>
+              </w:tabs>
+              <w:suppressAutoHyphens/>
+              <w:spacing w:after="0" w:line="276" w:lineRule="auto"/>
+              <w:rPr>
+                <w:rFonts w:ascii="Times New Roman" w:eastAsia="Times New Roman" w:hAnsi="Times New Roman" w:cs="Times New Roman"/>
+                <w:bCs/>
+                <w:sz w:val="28"/>
+                <w:szCs w:val="28"/>
+                <w:lang w:eastAsia="zh-CN"/>
+              </w:rPr>
+            </w:pPr>
+          </w:p>
+        </w:tc>
+      </w:tr>
+      <w:tr>
+        <w:tc>
+          <w:tcPr>
+            <w:tcW w:w="714" w:type="dxa"/>
+            <w:shd w:val="clear" w:color="auto" w:fill="auto"/>
+            <w:vAlign w:val="center"/>
+          </w:tcPr>
+          <w:p>
+            <w:pPr>
+              <w:tabs>
+                <w:tab w:val="left" w:leader="dot" w:pos="9072"/>
+              </w:tabs>
+              <w:suppressAutoHyphens/>
+              <w:spacing w:after="0" w:line="276" w:lineRule="auto"/>
+              <w:rPr>
+                <w:rFonts w:ascii="Times New Roman" w:eastAsia="Times New Roman" w:hAnsi="Times New Roman" w:cs="Times New Roman"/>
+                <w:bCs/>
+                <w:sz w:val="28"/>
+                <w:szCs w:val="28"/>
+                <w:lang w:eastAsia="zh-CN"/>
+              </w:rPr>
+            </w:pPr>
+            <w:r>
+              <w:rPr>
+                <w:rFonts w:ascii="Times New Roman" w:eastAsia="Times New Roman" w:hAnsi="Times New Roman" w:cs="Times New Roman"/>
+                <w:bCs/>
+                <w:sz w:val="28"/>
+                <w:szCs w:val="28"/>
+                <w:lang w:eastAsia="zh-CN"/>
+              </w:rPr>
+              <w:t>6</w:t>
+            </w:r>
+          </w:p>
+        </w:tc>
+        <w:tc>
+          <w:tcPr>
+            <w:tcW w:w="3505" w:type="dxa"/>
+            <w:shd w:val="clear" w:color="auto" w:fill="auto"/>
+            <w:vAlign w:val="center"/>
+          </w:tcPr>
+          <w:p>
+            <w:pPr>
+              <w:tabs>
+                <w:tab w:val="left" w:leader="dot" w:pos="9072"/>
+              </w:tabs>
+              <w:suppressAutoHyphens/>
+              <w:spacing w:after="0" w:line="276" w:lineRule="auto"/>
+              <w:rPr>
+                <w:rFonts w:ascii="Times New Roman" w:eastAsia="Times New Roman" w:hAnsi="Times New Roman" w:cs="Times New Roman"/>
+                <w:bCs/>
+                <w:sz w:val="28"/>
+                <w:szCs w:val="28"/>
+                <w:lang w:eastAsia="zh-CN"/>
+              </w:rPr>
+            </w:pPr>
+            <w:r>
+              <w:rPr>
+                <w:rFonts w:ascii="Times New Roman" w:eastAsia="Times New Roman" w:hAnsi="Times New Roman" w:cs="Times New Roman"/>
+                <w:bCs/>
+                <w:sz w:val="28"/>
+                <w:szCs w:val="28"/>
+                <w:lang w:eastAsia="zh-CN"/>
+              </w:rPr>
+              <w:t>Các tài sản khác (</w:t>
+            </w:r>
+            <w:r>
+              <w:rPr>
+                <w:rFonts w:ascii="Times New Roman" w:eastAsia="Times New Roman" w:hAnsi="Times New Roman" w:cs="Times New Roman"/>
+                <w:i/>
+                <w:iCs/>
+                <w:spacing w:val="6"/>
+                <w:sz w:val="28"/>
+                <w:szCs w:val="28"/>
+                <w:lang w:eastAsia="zh-CN"/>
+              </w:rPr>
+              <w:t xml:space="preserve">ghi rõ loại tài sản, số lượng và giá trị còn lại của mỗi loại tài sản, có thể lập thành danh </w:t>
+            </w:r>
+            <w:r>
+              <w:rPr>
+                <w:rFonts w:ascii="Times New Roman" w:eastAsia="Times New Roman" w:hAnsi="Times New Roman" w:cs="Times New Roman"/>
+                <w:i/>
+                <w:iCs/>
+                <w:spacing w:val="6"/>
+                <w:sz w:val="28"/>
+                <w:szCs w:val="28"/>
+                <w:lang w:eastAsia="zh-CN"/>
+              </w:rPr>
+              <w:lastRenderedPageBreak/>
+              <w:t>mục riêng kèm theo hồ sơ đăng ký doanh nghiệp</w:t>
+            </w:r>
+            <w:r>
+              <w:rPr>
+                <w:rFonts w:ascii="Times New Roman" w:eastAsia="Times New Roman" w:hAnsi="Times New Roman" w:cs="Times New Roman"/>
+                <w:iCs/>
+                <w:spacing w:val="6"/>
+                <w:sz w:val="28"/>
+                <w:szCs w:val="28"/>
+                <w:lang w:eastAsia="zh-CN"/>
+              </w:rPr>
+              <w:t>)</w:t>
+            </w:r>
+          </w:p>
+        </w:tc>
+        <w:tc>
+          <w:tcPr>
+            <w:tcW w:w="3686" w:type="dxa"/>
+            <w:shd w:val="clear" w:color="auto" w:fill="auto"/>
+            <w:vAlign w:val="center"/>
+          </w:tcPr>
+          <w:p>
+            <w:pPr>
+              <w:tabs>
+                <w:tab w:val="left" w:leader="dot" w:pos="9072"/>
+              </w:tabs>
+              <w:suppressAutoHyphens/>
+              <w:spacing w:after="0" w:line="276" w:lineRule="auto"/>
+              <w:rPr>
+                <w:rFonts w:ascii="Times New Roman" w:eastAsia="Times New Roman" w:hAnsi="Times New Roman" w:cs="Times New Roman"/>
+                <w:bCs/>
+                <w:sz w:val="28"/>
+                <w:szCs w:val="28"/>
+                <w:lang w:eastAsia="zh-CN"/>
+              </w:rPr>
+            </w:pPr>
+          </w:p>
+        </w:tc>
+        <w:tc>
+          <w:tcPr>
+            <w:tcW w:w="1275" w:type="dxa"/>
+            <w:shd w:val="clear" w:color="auto" w:fill="auto"/>
+            <w:vAlign w:val="center"/>
+          </w:tcPr>
+          <w:p>
+            <w:pPr>
+              <w:tabs>
+                <w:tab w:val="left" w:leader="dot" w:pos="9072"/>
+              </w:tabs>
+              <w:suppressAutoHyphens/>
+              <w:spacing w:after="0" w:line="276" w:lineRule="auto"/>
+              <w:rPr>
+                <w:rFonts w:ascii="Times New Roman" w:eastAsia="Times New Roman" w:hAnsi="Times New Roman" w:cs="Times New Roman"/>
+                <w:bCs/>
+                <w:sz w:val="28"/>
+                <w:szCs w:val="28"/>
+                <w:lang w:eastAsia="zh-CN"/>
+              </w:rPr>
+            </w:pPr>
+          </w:p>
+        </w:tc>
+      </w:tr>
+      <w:tr>
+        <w:tc>
+          <w:tcPr>
+            <w:tcW w:w="4219" w:type="dxa"/>
+            <w:gridSpan w:val="2"/>
+            <w:shd w:val="clear" w:color="auto" w:fill="auto"/>
+            <w:vAlign w:val="center"/>
+          </w:tcPr>
+          <w:p>
+            <w:pPr>
+              <w:tabs>
+                <w:tab w:val="left" w:leader="dot" w:pos="9072"/>
+              </w:tabs>
+              <w:suppressAutoHyphens/>
+              <w:spacing w:after="0" w:line="276" w:lineRule="auto"/>
+              <w:jc w:val="center"/>
+              <w:rPr>
+                <w:rFonts w:ascii="Times New Roman" w:eastAsia="Times New Roman" w:hAnsi="Times New Roman" w:cs="Times New Roman"/>
+                <w:bCs/>
+                <w:sz w:val="28"/>
+                <w:szCs w:val="28"/>
+                <w:lang w:eastAsia="zh-CN"/>
+              </w:rPr>
+            </w:pPr>
+            <w:r>
+              <w:rPr>
+                <w:rFonts w:ascii="Times New Roman" w:eastAsia="Times New Roman" w:hAnsi="Times New Roman" w:cs="Times New Roman"/>
+                <w:bCs/>
+                <w:sz w:val="28"/>
+                <w:szCs w:val="28"/>
+                <w:lang w:eastAsia="zh-CN"/>
+              </w:rPr>
+              <w:t>Tổng số</w:t>
+            </w:r>
+          </w:p>
+        </w:tc>
+        <w:tc>
+          <w:tcPr>
+            <w:tcW w:w="3686" w:type="dxa"/>
+            <w:shd w:val="clear" w:color="auto" w:fill="auto"/>
+            <w:vAlign w:val="center"/>
+          </w:tcPr>
+          <w:p>
+            <w:pPr>
+              <w:tabs>
+                <w:tab w:val="left" w:leader="dot" w:pos="9072"/>
+              </w:tabs>
+              <w:suppressAutoHyphens/>
+              <w:spacing w:after="0" w:line="276" w:lineRule="auto"/>
+              <w:rPr>
+                <w:rFonts w:ascii="Times New Roman" w:eastAsia="Times New Roman" w:hAnsi="Times New Roman" w:cs="Times New Roman"/>
+                <w:bCs/>
+                <w:sz w:val="28"/>
+                <w:szCs w:val="28"/>
+                <w:lang w:eastAsia="zh-CN"/>
+              </w:rPr>
+            </w:pPr>
+            <w:r>
+              <w:rPr>
+                <w:rFonts w:ascii="Times New Roman" w:hAnsi="Times New Roman"/>
+                <w:sz w:val="26"/>
+                <w:szCs w:val="26"/>
+              </w:rPr>
+              <w:t>250.000.000</w:t>
+            </w:r>
+            <w:r>
+              <w:rPr>
+                <w:rFonts w:ascii="Times New Roman" w:eastAsia="Times New Roman" w:hAnsi="Times New Roman" w:cs="Times New Roman"/>
                 <w:sz w:val="24"/>
                 <w:szCs w:val="24"/>
               </w:rPr>
-              <w:t>STT</w:t>
-            </w:r>
-          </w:p>
-        </w:tc>
-        <w:tc>
-          <w:tcPr>
-            <w:tcW w:w="5072" w:type="dxa"/>
-          </w:tcPr>
-          <w:p>
-            <w:pPr>
-              <w:spacing w:before="120" w:after="0" w:line="340" w:lineRule="exact"/>
-              <w:jc w:val="center"/>
-              <w:rPr>
-                <w:rFonts w:ascii="Times New Roman" w:eastAsia="Calibri" w:hAnsi="Times New Roman" w:cs="Times New Roman"/>
-                <w:sz w:val="24"/>
-                <w:szCs w:val="24"/>
-              </w:rPr>
-            </w:pPr>
-            <w:r>
-              <w:rPr>
-                <w:rFonts w:ascii="Times New Roman" w:eastAsia="Calibri" w:hAnsi="Times New Roman" w:cs="Times New Roman"/>
-                <w:sz w:val="24"/>
-                <w:szCs w:val="24"/>
-              </w:rPr>
-              <w:t xml:space="preserve">Tên ngành, nghề kinh doanh </w:t>
-            </w:r>
-          </w:p>
-          <w:p>
-            <w:pPr>
-              <w:spacing w:after="0" w:line="340" w:lineRule="exact"/>
-              <w:jc w:val="center"/>
-              <w:rPr>
-                <w:rFonts w:ascii="Times New Roman" w:eastAsia="Calibri" w:hAnsi="Times New Roman" w:cs="Times New Roman"/>
-                <w:sz w:val="24"/>
-                <w:szCs w:val="24"/>
-              </w:rPr>
-            </w:pPr>
-            <w:r>
-              <w:rPr>
-                <w:rFonts w:ascii="Times New Roman" w:eastAsia="Calibri" w:hAnsi="Times New Roman" w:cs="Times New Roman"/>
-                <w:sz w:val="24"/>
-                <w:szCs w:val="24"/>
-              </w:rPr>
-              <w:t>được bổ sung</w:t>
-            </w:r>
-          </w:p>
-        </w:tc>
-        <w:tc>
-          <w:tcPr>
-            <w:tcW w:w="1013" w:type="dxa"/>
-          </w:tcPr>
-          <w:p>
-            <w:pPr>
-              <w:spacing w:before="120" w:after="0" w:line="340" w:lineRule="exact"/>
-              <w:jc w:val="center"/>
-              <w:rPr>
-                <w:rFonts w:ascii="Times New Roman" w:eastAsia="Calibri" w:hAnsi="Times New Roman" w:cs="Times New Roman"/>
-                <w:sz w:val="24"/>
-                <w:szCs w:val="24"/>
-              </w:rPr>
-            </w:pPr>
-            <w:r>
-              <w:rPr>
-                <w:rFonts w:ascii="Times New Roman" w:eastAsia="Calibri" w:hAnsi="Times New Roman" w:cs="Times New Roman"/>
-                <w:sz w:val="24"/>
-                <w:szCs w:val="24"/>
-              </w:rPr>
-              <w:t>Mã ngành</w:t>
-            </w:r>
-          </w:p>
-        </w:tc>
-        <w:tc>
-          <w:tcPr>
-            <w:tcW w:w="1651" w:type="dxa"/>
-          </w:tcPr>
-          <w:p>
-            <w:pPr>
-              <w:spacing w:before="120" w:after="0" w:line="340" w:lineRule="exact"/>
-              <w:jc w:val="center"/>
-              <w:rPr>
-                <w:rFonts w:ascii="Times New Roman" w:eastAsia="Calibri" w:hAnsi="Times New Roman" w:cs="Times New Roman"/>
-                <w:sz w:val="24"/>
-                <w:szCs w:val="24"/>
-              </w:rPr>
-            </w:pPr>
-            <w:r>
-              <w:rPr>
-                <w:rFonts w:ascii="Times New Roman" w:eastAsia="Times New Roman" w:hAnsi="Times New Roman" w:cs="Times New Roman"/>
-                <w:sz w:val="24"/>
-                <w:szCs w:val="24"/>
-                <w:lang w:eastAsia="zh-CN"/>
-              </w:rPr>
-              <w:t>Ngành, nghề kinh doanh chính</w:t>
-            </w:r>
-          </w:p>
-        </w:tc>
-      </w:tr>
-      <w:tr>
-        <w:tc>
-          <w:tcPr>
-            <w:tcW w:w="1478" w:type="dxa"/>
-          </w:tcPr>
-          <w:p>
-            <w:pPr>
-              <w:spacing w:after="200" w:line="276" w:lineRule="auto"/>
-              <w:ind w:left="144" w:right="1008"/>
-              <w:rPr>
-                <w:rFonts w:ascii="Times New Roman" w:eastAsia="Calibri" w:hAnsi="Times New Roman" w:cs="Times New Roman"/>
-              </w:rPr>
-            </w:pPr>
-            <w:r>
-              <w:rPr>
-                <w:rFonts w:ascii="Times New Roman" w:eastAsia="Calibri" w:hAnsi="Times New Roman" w:cs="Times New Roman"/>
-              </w:rPr>
-              <w:t>1</w:t>
-            </w:r>
-          </w:p>
-        </w:tc>
-        <w:tc>
-          <w:tcPr>
-            <w:tcW w:w="5072" w:type="dxa"/>
-          </w:tcPr>
-          <w:p>
-            <w:pPr>
-              <w:spacing w:after="200" w:line="276" w:lineRule="auto"/>
-              <w:ind w:left="144" w:right="1008"/>
-              <w:rPr>
-                <w:rFonts w:ascii="Times New Roman" w:eastAsia="Calibri" w:hAnsi="Times New Roman" w:cs="Times New Roman"/>
-                <w:b/>
-              </w:rPr>
-            </w:pPr>
-            <w:r>
-              <w:rPr>
-                <w:rFonts w:ascii="Times New Roman" w:eastAsia="Calibri" w:hAnsi="Times New Roman" w:cs="Times New Roman"/>
-                <w:b/>
-              </w:rPr>
-              <w:t>Sản xuất giường, tủ, bàn, ghế bằng gỗ</w:t>
-            </w:r>
-          </w:p>
-          <w:p>
-            <w:pPr>
-              <w:spacing w:after="200" w:line="276" w:lineRule="auto"/>
-              <w:ind w:left="144" w:right="1008"/>
-              <w:rPr>
-                <w:rFonts w:ascii="Times New Roman" w:eastAsia="Calibri" w:hAnsi="Times New Roman" w:cs="Times New Roman"/>
-              </w:rPr>
-            </w:pPr>
-            <w:r>
-              <w:rPr>
-                <w:rStyle w:val="lbl"/>
-                <w:rFonts w:ascii="Times New Roman" w:hAnsi="Times New Roman" w:cs="Times New Roman"/>
-              </w:rPr>
-              <w:t>Chi tiết: Sản xuất giường, tủ, bàn, ghế bằng gỗ, hàng nội thất và ngoại thất bằng gỗ</w:t>
-            </w:r>
-          </w:p>
-        </w:tc>
-        <w:tc>
-          <w:tcPr>
-            <w:tcW w:w="1013" w:type="dxa"/>
-          </w:tcPr>
-          <w:p>
-            <w:pPr>
-              <w:spacing w:after="200" w:line="276" w:lineRule="auto"/>
-              <w:ind w:left="144" w:right="1008"/>
-              <w:rPr>
-                <w:rFonts w:ascii="Times New Roman" w:eastAsia="Calibri" w:hAnsi="Times New Roman" w:cs="Times New Roman"/>
-              </w:rPr>
-            </w:pPr>
-            <w:r>
-              <w:rPr>
-                <w:rFonts w:ascii="Times New Roman" w:eastAsia="Calibri" w:hAnsi="Times New Roman" w:cs="Times New Roman"/>
-              </w:rPr>
-              <w:t>3101</w:t>
-            </w:r>
-          </w:p>
-        </w:tc>
-        <w:tc>
-          <w:tcPr>
-            <w:tcW w:w="1651" w:type="dxa"/>
-          </w:tcPr>
-          <w:p>
-            <w:pPr>
-              <w:spacing w:after="200" w:line="276" w:lineRule="auto"/>
-              <w:ind w:left="144" w:right="1008"/>
-              <w:rPr>
-                <w:rFonts w:ascii="Times New Roman" w:eastAsia="Calibri" w:hAnsi="Times New Roman" w:cs="Times New Roman"/>
-              </w:rPr>
-            </w:pPr>
-            <w:r>
-              <w:rPr>
-                <w:rFonts w:ascii="Times New Roman" w:eastAsia="Calibri" w:hAnsi="Times New Roman" w:cs="Times New Roman"/>
-              </w:rPr>
-              <w:t>X</w:t>
-            </w:r>
-          </w:p>
-        </w:tc>
-      </w:tr>
-      <w:tr>
-        <w:tc>
-          <w:tcPr>
-            <w:tcW w:w="1478" w:type="dxa"/>
-          </w:tcPr>
-          <w:p>
-            <w:pPr>
-              <w:spacing w:after="200" w:line="276" w:lineRule="auto"/>
-              <w:ind w:left="144" w:right="1008"/>
-              <w:rPr>
-                <w:rFonts w:ascii="Times New Roman" w:eastAsia="Calibri" w:hAnsi="Times New Roman" w:cs="Times New Roman"/>
-              </w:rPr>
-            </w:pPr>
-            <w:r>
-              <w:rPr>
-                <w:rFonts w:ascii="Times New Roman" w:eastAsia="Calibri" w:hAnsi="Times New Roman" w:cs="Times New Roman"/>
-              </w:rPr>
-              <w:t>2</w:t>
-            </w:r>
-          </w:p>
-        </w:tc>
-        <w:tc>
-          <w:tcPr>
-            <w:tcW w:w="5072" w:type="dxa"/>
-          </w:tcPr>
-          <w:p>
-            <w:pPr>
-              <w:spacing w:after="200" w:line="276" w:lineRule="auto"/>
-              <w:ind w:left="144" w:right="1008"/>
-              <w:rPr>
-                <w:rFonts w:ascii="Times New Roman" w:eastAsia="Calibri" w:hAnsi="Times New Roman" w:cs="Times New Roman"/>
-              </w:rPr>
-            </w:pPr>
-            <w:r>
-              <w:rPr>
-                <w:rFonts w:ascii="Times New Roman" w:eastAsia="Calibri" w:hAnsi="Times New Roman" w:cs="Times New Roman"/>
-                <w:b/>
-              </w:rPr>
-              <w:t>Bán buôn chuyên doanh khác chưa được phân vào đâu</w:t>
-            </w:r>
-            <w:r>
-              <w:rPr>
-                <w:rFonts w:ascii="Times New Roman" w:eastAsia="Calibri" w:hAnsi="Times New Roman" w:cs="Times New Roman"/>
-              </w:rPr>
-              <w:br/>
-            </w:r>
-            <w:r>
-              <w:rPr>
-                <w:rStyle w:val="lbl"/>
-                <w:rFonts w:ascii="Times New Roman" w:hAnsi="Times New Roman" w:cs="Times New Roman"/>
-              </w:rPr>
-              <w:t>Chi tiết: Bán buôn nguyên phụ liệu ngành gỗ gia dụng: gỗ, sơn, mút xốp, bao bì , thùng carton</w:t>
-            </w:r>
-          </w:p>
-        </w:tc>
-        <w:tc>
-          <w:tcPr>
-            <w:tcW w:w="1013" w:type="dxa"/>
-          </w:tcPr>
-          <w:p>
-            <w:pPr>
-              <w:spacing w:after="200" w:line="276" w:lineRule="auto"/>
-              <w:ind w:left="144" w:right="1008"/>
-              <w:rPr>
-                <w:rFonts w:ascii="Times New Roman" w:eastAsia="Calibri" w:hAnsi="Times New Roman" w:cs="Times New Roman"/>
-              </w:rPr>
-            </w:pPr>
-            <w:r>
-              <w:rPr>
-                <w:rFonts w:ascii="Times New Roman" w:eastAsia="Calibri" w:hAnsi="Times New Roman" w:cs="Times New Roman"/>
-              </w:rPr>
-              <w:t>4679</w:t>
-            </w:r>
-          </w:p>
-        </w:tc>
-        <w:tc>
-          <w:tcPr>
-            <w:tcW w:w="1651" w:type="dxa"/>
-          </w:tcPr>
-          <w:p>
-            <w:pPr>
-              <w:spacing w:after="200" w:line="276" w:lineRule="auto"/>
-              <w:ind w:left="144" w:right="1008"/>
-              <w:rPr>
-                <w:rFonts w:ascii="Times New Roman" w:eastAsia="Calibri" w:hAnsi="Times New Roman" w:cs="Times New Roman"/>
-              </w:rPr>
-            </w:pPr>
-          </w:p>
-        </w:tc>
-      </w:tr>
-      <w:tr>
-        <w:tc>
-          <w:tcPr>
-            <w:tcW w:w="1478" w:type="dxa"/>
-          </w:tcPr>
-          <w:p>
-            <w:pPr>
-              <w:spacing w:after="200" w:line="276" w:lineRule="auto"/>
-              <w:ind w:left="144" w:right="1008"/>
-              <w:rPr>
-                <w:rFonts w:ascii="Times New Roman" w:eastAsia="Calibri" w:hAnsi="Times New Roman" w:cs="Times New Roman"/>
-              </w:rPr>
-            </w:pPr>
-            <w:r>
-              <w:rPr>
-                <w:rFonts w:ascii="Times New Roman" w:eastAsia="Calibri" w:hAnsi="Times New Roman" w:cs="Times New Roman"/>
-              </w:rPr>
-              <w:t>3</w:t>
-            </w:r>
-          </w:p>
-        </w:tc>
-        <w:tc>
-          <w:tcPr>
-            <w:tcW w:w="5072" w:type="dxa"/>
-          </w:tcPr>
-          <w:p>
-            <w:pPr>
-              <w:spacing w:after="200" w:line="276" w:lineRule="auto"/>
-              <w:ind w:left="144" w:right="1008"/>
-              <w:rPr>
-                <w:rStyle w:val="lbl"/>
-                <w:rFonts w:ascii="Times New Roman" w:hAnsi="Times New Roman" w:cs="Times New Roman"/>
-                <w:b/>
-              </w:rPr>
-            </w:pPr>
-            <w:r>
-              <w:rPr>
-                <w:rStyle w:val="lbl"/>
-                <w:rFonts w:ascii="Times New Roman" w:hAnsi="Times New Roman" w:cs="Times New Roman"/>
-                <w:b/>
-              </w:rPr>
-              <w:t>Bán buôn vật liệu, thiết bị lắp đặt khác trong xây dựng</w:t>
-            </w:r>
-          </w:p>
-          <w:p>
-            <w:pPr>
-              <w:rPr>
-                <w:rFonts w:ascii="Times New Roman" w:hAnsi="Times New Roman" w:cs="Times New Roman"/>
-              </w:rPr>
-            </w:pPr>
-            <w:r>
-              <w:rPr>
-                <w:rFonts w:ascii="Times New Roman" w:hAnsi="Times New Roman" w:cs="Times New Roman"/>
-              </w:rPr>
-              <w:t xml:space="preserve">Chi tiết: </w:t>
-            </w:r>
-          </w:p>
-          <w:p>
-            <w:pPr>
-              <w:rPr>
-                <w:rFonts w:ascii="Times New Roman" w:hAnsi="Times New Roman" w:cs="Times New Roman"/>
-              </w:rPr>
-            </w:pPr>
-            <w:r>
-              <w:rPr>
-                <w:rFonts w:ascii="Times New Roman" w:hAnsi="Times New Roman" w:cs="Times New Roman"/>
-              </w:rPr>
-              <w:t xml:space="preserve"> - Bán buôn ván lạng, ván MDF, ván tạp, ván PB - Bán buôn gỗ các loại: gỗ tròn, gỗ xẻ, ván, gỗ ngành xây dựng - Bán buôn ngũ kim công nghiệp</w:t>
-            </w:r>
-          </w:p>
-          <w:p>
-            <w:pPr>
-              <w:spacing w:after="200" w:line="276" w:lineRule="auto"/>
-              <w:ind w:left="144" w:right="1008"/>
-              <w:rPr>
-                <w:rFonts w:ascii="Times New Roman" w:eastAsia="Calibri" w:hAnsi="Times New Roman" w:cs="Times New Roman"/>
-              </w:rPr>
-            </w:pPr>
-            <w:r>
-              <w:rPr>
-                <w:rFonts w:ascii="Times New Roman" w:hAnsi="Times New Roman" w:cs="Times New Roman"/>
-              </w:rPr>
-              <w:t>-Thực hiện quyền xuất khẩu, quyền nhập khẩu, quyền phân phối bán buôn các hàng hóa không thuộc danh mục hàng hóa cấm xuất khẩu, cấm nhập khẩu và danh mục hàng hóa không được phân phối theo quy định của pháp luật Việt Nam hoặc không thuộc diện hạn chế theo cam kết quốc tế trong các điều ước quốc tế mà Việt Nam là thành viên (CPC 622).</w:t>
-            </w:r>
-          </w:p>
-        </w:tc>
-        <w:tc>
-          <w:tcPr>
-            <w:tcW w:w="1013" w:type="dxa"/>
-          </w:tcPr>
-          <w:p>
-            <w:pPr>
-              <w:spacing w:after="200" w:line="276" w:lineRule="auto"/>
-              <w:ind w:left="144" w:right="1008"/>
-              <w:rPr>
-                <w:rFonts w:ascii="Times New Roman" w:eastAsia="Calibri" w:hAnsi="Times New Roman" w:cs="Times New Roman"/>
-              </w:rPr>
-            </w:pPr>
-            <w:r>
-              <w:rPr>
-                <w:rStyle w:val="lbl"/>
-                <w:rFonts w:ascii="Times New Roman" w:hAnsi="Times New Roman" w:cs="Times New Roman"/>
-              </w:rPr>
-              <w:t>4673</w:t>
-            </w:r>
-          </w:p>
-        </w:tc>
-        <w:tc>
-          <w:tcPr>
-            <w:tcW w:w="1651" w:type="dxa"/>
-          </w:tcPr>
-          <w:p>
-            <w:pPr>
-              <w:spacing w:after="200" w:line="276" w:lineRule="auto"/>
-              <w:ind w:left="144" w:right="1008"/>
-              <w:rPr>
-                <w:rFonts w:ascii="Times New Roman" w:eastAsia="Calibri" w:hAnsi="Times New Roman" w:cs="Times New Roman"/>
-              </w:rPr>
-            </w:pPr>
-          </w:p>
-        </w:tc>
-      </w:tr>
-      <w:tr>
-        <w:tc>
-          <w:tcPr>
-            <w:tcW w:w="1478" w:type="dxa"/>
-          </w:tcPr>
-          <w:p>
-            <w:pPr>
-              <w:spacing w:after="200" w:line="276" w:lineRule="auto"/>
-              <w:ind w:left="144" w:right="1008"/>
-              <w:rPr>
-                <w:rFonts w:ascii="Times New Roman" w:eastAsia="Calibri" w:hAnsi="Times New Roman" w:cs="Times New Roman"/>
-              </w:rPr>
-            </w:pPr>
-            <w:r>
-              <w:rPr>
-                <w:rFonts w:ascii="Times New Roman" w:eastAsia="Calibri" w:hAnsi="Times New Roman" w:cs="Times New Roman"/>
-              </w:rPr>
-              <w:t>4</w:t>
-            </w:r>
-          </w:p>
-        </w:tc>
-        <w:tc>
-          <w:tcPr>
-            <w:tcW w:w="5072" w:type="dxa"/>
-          </w:tcPr>
-          <w:p>
-            <w:pPr>
-              <w:spacing w:after="200" w:line="276" w:lineRule="auto"/>
-              <w:ind w:left="144" w:right="1008"/>
-              <w:rPr>
-                <w:rStyle w:val="lbl"/>
-                <w:rFonts w:ascii="Times New Roman" w:hAnsi="Times New Roman" w:cs="Times New Roman"/>
-                <w:b/>
-              </w:rPr>
-            </w:pPr>
-            <w:r>
-              <w:rPr>
-                <w:rStyle w:val="lbl"/>
-                <w:rFonts w:ascii="Times New Roman" w:hAnsi="Times New Roman" w:cs="Times New Roman"/>
-                <w:b/>
-              </w:rPr>
-              <w:t>Kiểm tra và phân tích kỹ thuật</w:t>
-            </w:r>
-          </w:p>
-          <w:p>
-            <w:pPr>
-              <w:spacing w:after="200" w:line="276" w:lineRule="auto"/>
-              <w:ind w:left="144" w:right="1008"/>
-              <w:rPr>
-                <w:rStyle w:val="lbl"/>
-                <w:rFonts w:ascii="Times New Roman" w:hAnsi="Times New Roman" w:cs="Times New Roman"/>
-                <w:b/>
-              </w:rPr>
-            </w:pPr>
-            <w:r>
-              <w:rPr>
-                <w:rStyle w:val="lbl"/>
-                <w:rFonts w:ascii="Times New Roman" w:hAnsi="Times New Roman" w:cs="Times New Roman"/>
-              </w:rPr>
-              <w:lastRenderedPageBreak/>
-              <w:t>Chi tiết: kiểm tra lý, hóa và các phân tích khác của tất cả các loại vật liệu và sản phẩm</w:t>
-            </w:r>
-          </w:p>
-        </w:tc>
-        <w:tc>
-          <w:tcPr>
-            <w:tcW w:w="1013" w:type="dxa"/>
-          </w:tcPr>
-          <w:p>
-            <w:pPr>
-              <w:spacing w:after="200" w:line="276" w:lineRule="auto"/>
-              <w:ind w:left="144" w:right="1008"/>
-              <w:rPr>
-                <w:rStyle w:val="lbl"/>
-                <w:rFonts w:ascii="Times New Roman" w:hAnsi="Times New Roman" w:cs="Times New Roman"/>
-              </w:rPr>
-            </w:pPr>
-            <w:r>
-              <w:rPr>
-                <w:rStyle w:val="lbl"/>
-                <w:rFonts w:ascii="Times New Roman" w:hAnsi="Times New Roman" w:cs="Times New Roman"/>
-              </w:rPr>
-              <w:lastRenderedPageBreak/>
-              <w:t>7120</w:t>
-            </w:r>
-          </w:p>
-        </w:tc>
-        <w:tc>
-          <w:tcPr>
-            <w:tcW w:w="1651" w:type="dxa"/>
-          </w:tcPr>
-          <w:p>
-            <w:pPr>
-              <w:spacing w:after="200" w:line="276" w:lineRule="auto"/>
-              <w:ind w:left="144" w:right="1008"/>
-              <w:rPr>
-                <w:rFonts w:ascii="Times New Roman" w:eastAsia="Calibri" w:hAnsi="Times New Roman" w:cs="Times New Roman"/>
-              </w:rPr>
-            </w:pPr>
+              <w:t xml:space="preserve"> VNĐ</w:t>
+            </w:r>
+          </w:p>
+        </w:tc>
+        <w:tc>
+          <w:tcPr>
+            <w:tcW w:w="1275" w:type="dxa"/>
+            <w:shd w:val="clear" w:color="auto" w:fill="auto"/>
+            <w:vAlign w:val="center"/>
+          </w:tcPr>
+          <w:p>
+            <w:pPr>
+              <w:tabs>
+                <w:tab w:val="left" w:leader="dot" w:pos="9072"/>
+              </w:tabs>
+              <w:suppressAutoHyphens/>
+              <w:spacing w:after="0" w:line="276" w:lineRule="auto"/>
+              <w:rPr>
+                <w:rFonts w:ascii="Times New Roman" w:eastAsia="Times New Roman" w:hAnsi="Times New Roman" w:cs="Times New Roman"/>
+                <w:bCs/>
+                <w:sz w:val="28"/>
+                <w:szCs w:val="28"/>
+                <w:lang w:eastAsia="zh-CN"/>
+              </w:rPr>
+            </w:pPr>
+            <w:r>
+              <w:rPr>
+                <w:rFonts w:ascii="Times New Roman" w:eastAsia="Times New Roman" w:hAnsi="Times New Roman" w:cs="Times New Roman"/>
+                <w:bCs/>
+                <w:sz w:val="28"/>
+                <w:szCs w:val="28"/>
+                <w:lang w:eastAsia="zh-CN"/>
+              </w:rPr>
+              <w:t>100</w:t>
+            </w:r>
           </w:p>
         </w:tc>
       </w:tr>
     </w:tbl>
     <w:p>
       <w:pPr>
-        <w:spacing w:before="240" w:after="120" w:line="340" w:lineRule="exact"/>
+        <w:tabs>
+          <w:tab w:val="left" w:leader="dot" w:pos="9072"/>
+        </w:tabs>
+        <w:spacing w:before="120" w:after="120" w:line="240" w:lineRule="auto"/>
         <w:ind w:firstLine="720"/>
         <w:jc w:val="both"/>
         <w:rPr>
-          <w:rFonts w:ascii="Times New Roman" w:eastAsia="Calibri" w:hAnsi="Times New Roman" w:cs="Times New Roman"/>
-          <w:sz w:val="28"/>
-          <w:szCs w:val="28"/>
-        </w:rPr>
-      </w:pPr>
+          <w:rFonts w:ascii="Times New Roman" w:eastAsia="Times New Roman" w:hAnsi="Times New Roman" w:cs="Times New Roman"/>
+          <w:sz w:val="28"/>
+          <w:szCs w:val="28"/>
+        </w:rPr>
+      </w:pPr>
+      <w:r>
+        <w:rPr>
+          <w:rFonts w:ascii="Times New Roman" w:eastAsia="Times New Roman" w:hAnsi="Times New Roman" w:cs="Times New Roman"/>
+          <w:sz w:val="28"/>
+          <w:szCs w:val="28"/>
+        </w:rPr>
+        <w:t>Thông tin về cổ phần (</w:t>
+      </w:r>
+      <w:r>
+        <w:rPr>
+          <w:rFonts w:ascii="Times New Roman" w:eastAsia="Times New Roman" w:hAnsi="Times New Roman" w:cs="Times New Roman"/>
+          <w:i/>
+          <w:sz w:val="28"/>
+          <w:szCs w:val="28"/>
+        </w:rPr>
+        <w:t>chỉ kê khai đối với công ty cổ phần</w:t>
+      </w:r>
+      <w:r>
+        <w:rPr>
+          <w:rFonts w:ascii="Times New Roman" w:eastAsia="Times New Roman" w:hAnsi="Times New Roman" w:cs="Times New Roman"/>
+          <w:sz w:val="28"/>
+          <w:szCs w:val="28"/>
+        </w:rPr>
+        <w:t>):</w:t>
+      </w:r>
     </w:p>
     <w:p>
       <w:pPr>
-        <w:spacing w:before="120" w:after="120" w:line="340" w:lineRule="exact"/>
-        <w:ind w:firstLine="720"/>
+        <w:tabs>
+          <w:tab w:val="left" w:leader="dot" w:pos="9072"/>
+        </w:tabs>
+        <w:suppressAutoHyphens/>
+        <w:spacing w:before="120" w:after="120" w:line="240" w:lineRule="auto"/>
+        <w:ind w:firstLine="709"/>
         <w:jc w:val="both"/>
         <w:rPr>
-          <w:rFonts w:ascii="Times New Roman" w:eastAsia="Calibri" w:hAnsi="Times New Roman" w:cs="Times New Roman"/>
-          <w:sz w:val="28"/>
-          <w:szCs w:val="28"/>
-        </w:rPr>
-      </w:pPr>
-      <w:r>
-        <w:rPr>
-          <w:rFonts w:ascii="Times New Roman" w:eastAsia="Calibri" w:hAnsi="Times New Roman" w:cs="Times New Roman"/>
-          <w:b/>
-          <w:sz w:val="28"/>
-          <w:szCs w:val="28"/>
-        </w:rPr>
-        <w:t>2. Bỏ ngành, nghề kinh doanh</w:t>
-      </w:r>
-      <w:r>
-        <w:rPr>
-          <w:rFonts w:ascii="Times New Roman" w:eastAsia="Calibri" w:hAnsi="Times New Roman" w:cs="Times New Roman"/>
-          <w:b/>
-          <w:i/>
-          <w:sz w:val="28"/>
-          <w:szCs w:val="28"/>
-        </w:rPr>
-        <w:t xml:space="preserve"> </w:t>
-      </w:r>
-      <w:r>
-        <w:rPr>
-          <w:rFonts w:ascii="Times New Roman" w:eastAsia="Calibri" w:hAnsi="Times New Roman" w:cs="Times New Roman"/>
-          <w:b/>
-          <w:sz w:val="28"/>
-          <w:szCs w:val="28"/>
-        </w:rPr>
-        <w:t>sau</w:t>
-      </w:r>
-      <w:r>
-        <w:rPr>
-          <w:rFonts w:ascii="Times New Roman" w:eastAsia="Calibri" w:hAnsi="Times New Roman" w:cs="Times New Roman"/>
-          <w:i/>
-          <w:sz w:val="28"/>
-          <w:szCs w:val="28"/>
-        </w:rPr>
-        <w:t xml:space="preserve"> </w:t>
-      </w:r>
-      <w:r>
-        <w:rPr>
-          <w:rFonts w:ascii="Times New Roman" w:eastAsia="Calibri" w:hAnsi="Times New Roman" w:cs="Times New Roman"/>
-          <w:sz w:val="28"/>
-          <w:szCs w:val="28"/>
-        </w:rPr>
-        <w:t>(</w:t>
-      </w:r>
-      <w:r>
-        <w:rPr>
-          <w:rFonts w:ascii="Times New Roman" w:eastAsia="Calibri" w:hAnsi="Times New Roman" w:cs="Times New Roman"/>
-          <w:i/>
-          <w:sz w:val="28"/>
-          <w:szCs w:val="28"/>
-        </w:rPr>
-        <w:t>kê khai trong trường hợp doanh nghiệp thông báo bỏ ngành, nghề kinh doanh khỏi danh sách ngành, nghề kinh doanh đã đăng ký với cơ quan đăng ký kinh doanh</w:t>
-      </w:r>
-      <w:r>
-        <w:rPr>
-          <w:rFonts w:ascii="Times New Roman" w:eastAsia="Calibri" w:hAnsi="Times New Roman" w:cs="Times New Roman"/>
-          <w:sz w:val="28"/>
-          <w:szCs w:val="28"/>
-        </w:rPr>
-        <w:t>):</w:t>
+          <w:rFonts w:ascii="Times New Roman" w:eastAsia="Times New Roman" w:hAnsi="Times New Roman" w:cs="Times New Roman"/>
+          <w:bCs/>
+          <w:sz w:val="28"/>
+          <w:szCs w:val="28"/>
+          <w:lang w:eastAsia="zh-CN"/>
+        </w:rPr>
+      </w:pPr>
+      <w:r>
+        <w:rPr>
+          <w:rFonts w:ascii="Times New Roman" w:eastAsia="Times New Roman" w:hAnsi="Times New Roman" w:cs="Times New Roman"/>
+          <w:bCs/>
+          <w:sz w:val="28"/>
+          <w:szCs w:val="28"/>
+          <w:lang w:eastAsia="zh-CN"/>
+        </w:rPr>
+        <w:t xml:space="preserve">Mệnh giá cổ phần: </w:t>
+      </w:r>
+      <w:r>
+        <w:rPr>
+          <w:rFonts w:ascii="Times New Roman" w:eastAsia="Times New Roman" w:hAnsi="Times New Roman" w:cs="Times New Roman"/>
+          <w:bCs/>
+          <w:sz w:val="28"/>
+          <w:szCs w:val="28"/>
+          <w:lang w:eastAsia="zh-CN"/>
+        </w:rPr>
+        <w:tab/>
       </w:r>
     </w:p>
     <w:tbl>
       <w:tblPr>
-        <w:tblW w:w="9214" w:type="dxa"/>
-        <w:tblInd w:w="108" w:type="dxa"/>
+        <w:tblW w:w="9180" w:type="dxa"/>
         <w:tblBorders>
           <w:top w:val="single" w:sz="4" w:space="0" w:color="000000"/>
           <w:left w:val="single" w:sz="4" w:space="0" w:color="000000"/>
@@ -2975,31 +4463,41 @@
         <w:tblLook w:val="04A0" w:firstRow="1" w:lastRow="0" w:firstColumn="1" w:lastColumn="0" w:noHBand="0" w:noVBand="1"/>
       </w:tblPr>
       <w:tblGrid>
-        <w:gridCol w:w="1478"/>
-        <w:gridCol w:w="4029"/>
-        <w:gridCol w:w="2189"/>
-        <w:gridCol w:w="1518"/>
+        <w:gridCol w:w="746"/>
+        <w:gridCol w:w="3757"/>
+        <w:gridCol w:w="1096"/>
+        <w:gridCol w:w="1739"/>
+        <w:gridCol w:w="1842"/>
       </w:tblGrid>
       <w:tr>
         <w:tc>
           <w:tcPr>
-            <w:tcW w:w="810" w:type="dxa"/>
-          </w:tcPr>
-          <w:p>
-            <w:pPr>
-              <w:spacing w:before="120" w:after="0" w:line="340" w:lineRule="exact"/>
+            <w:tcW w:w="746" w:type="dxa"/>
+            <w:shd w:val="clear" w:color="auto" w:fill="auto"/>
+          </w:tcPr>
+          <w:p>
+            <w:pPr>
+              <w:tabs>
+                <w:tab w:val="left" w:leader="dot" w:pos="9072"/>
+              </w:tabs>
+              <w:suppressAutoHyphens/>
+              <w:spacing w:before="60" w:after="60" w:line="240" w:lineRule="auto"/>
               <w:jc w:val="center"/>
               <w:rPr>
-                <w:rFonts w:ascii="Times New Roman" w:eastAsia="Calibri" w:hAnsi="Times New Roman" w:cs="Times New Roman"/>
-                <w:sz w:val="28"/>
-                <w:szCs w:val="28"/>
-              </w:rPr>
-            </w:pPr>
-            <w:r>
-              <w:rPr>
-                <w:rFonts w:ascii="Times New Roman" w:eastAsia="Calibri" w:hAnsi="Times New Roman" w:cs="Times New Roman"/>
-                <w:sz w:val="28"/>
-                <w:szCs w:val="28"/>
+                <w:rFonts w:ascii="Times New Roman" w:eastAsia="Times New Roman" w:hAnsi="Times New Roman" w:cs="Times New Roman"/>
+                <w:bCs/>
+                <w:sz w:val="28"/>
+                <w:szCs w:val="28"/>
+                <w:lang w:eastAsia="zh-CN"/>
+              </w:rPr>
+            </w:pPr>
+            <w:r>
+              <w:rPr>
+                <w:rFonts w:ascii="Times New Roman" w:eastAsia="Times New Roman" w:hAnsi="Times New Roman" w:cs="Times New Roman"/>
+                <w:bCs/>
+                <w:sz w:val="28"/>
+                <w:szCs w:val="28"/>
+                <w:lang w:eastAsia="zh-CN"/>
               </w:rPr>
               <w:t>STT</w:t>
             </w:r>
@@ -3007,93 +4505,229 @@
         </w:tc>
         <w:tc>
           <w:tcPr>
-            <w:tcW w:w="4435" w:type="dxa"/>
-          </w:tcPr>
-          <w:p>
-            <w:pPr>
-              <w:spacing w:before="120" w:after="0" w:line="340" w:lineRule="exact"/>
+            <w:tcW w:w="3757" w:type="dxa"/>
+            <w:shd w:val="clear" w:color="auto" w:fill="auto"/>
+          </w:tcPr>
+          <w:p>
+            <w:pPr>
+              <w:tabs>
+                <w:tab w:val="left" w:leader="dot" w:pos="9072"/>
+              </w:tabs>
+              <w:suppressAutoHyphens/>
+              <w:spacing w:before="60" w:after="60" w:line="240" w:lineRule="auto"/>
               <w:jc w:val="center"/>
               <w:rPr>
-                <w:rFonts w:ascii="Times New Roman" w:eastAsia="Calibri" w:hAnsi="Times New Roman" w:cs="Times New Roman"/>
-                <w:sz w:val="28"/>
-                <w:szCs w:val="28"/>
-              </w:rPr>
-            </w:pPr>
-            <w:r>
-              <w:rPr>
-                <w:rFonts w:ascii="Times New Roman" w:eastAsia="Calibri" w:hAnsi="Times New Roman" w:cs="Times New Roman"/>
-                <w:sz w:val="28"/>
-                <w:szCs w:val="28"/>
-              </w:rPr>
-              <w:t xml:space="preserve">Tên ngành, nghề kinh doanh </w:t>
-            </w:r>
-          </w:p>
-          <w:p>
-            <w:pPr>
-              <w:spacing w:after="0" w:line="340" w:lineRule="exact"/>
+                <w:rFonts w:ascii="Times New Roman" w:eastAsia="Times New Roman" w:hAnsi="Times New Roman" w:cs="Times New Roman"/>
+                <w:bCs/>
+                <w:sz w:val="28"/>
+                <w:szCs w:val="28"/>
+                <w:lang w:eastAsia="zh-CN"/>
+              </w:rPr>
+            </w:pPr>
+            <w:r>
+              <w:rPr>
+                <w:rFonts w:ascii="Times New Roman" w:eastAsia="Times New Roman" w:hAnsi="Times New Roman" w:cs="Times New Roman"/>
+                <w:bCs/>
+                <w:sz w:val="28"/>
+                <w:szCs w:val="28"/>
+                <w:lang w:eastAsia="zh-CN"/>
+              </w:rPr>
+              <w:t>Loại cổ phần</w:t>
+            </w:r>
+          </w:p>
+        </w:tc>
+        <w:tc>
+          <w:tcPr>
+            <w:tcW w:w="1096" w:type="dxa"/>
+            <w:shd w:val="clear" w:color="auto" w:fill="auto"/>
+          </w:tcPr>
+          <w:p>
+            <w:pPr>
+              <w:tabs>
+                <w:tab w:val="left" w:leader="dot" w:pos="9072"/>
+              </w:tabs>
+              <w:suppressAutoHyphens/>
+              <w:spacing w:before="60" w:after="60" w:line="240" w:lineRule="auto"/>
               <w:jc w:val="center"/>
               <w:rPr>
-                <w:rFonts w:ascii="Times New Roman" w:eastAsia="Calibri" w:hAnsi="Times New Roman" w:cs="Times New Roman"/>
-                <w:sz w:val="28"/>
-                <w:szCs w:val="28"/>
-              </w:rPr>
-            </w:pPr>
-            <w:r>
-              <w:rPr>
-                <w:rFonts w:ascii="Times New Roman" w:eastAsia="Calibri" w:hAnsi="Times New Roman" w:cs="Times New Roman"/>
-                <w:sz w:val="28"/>
-                <w:szCs w:val="28"/>
-              </w:rPr>
-              <w:t>được bỏ khỏi danh sách đã đăng ký</w:t>
-            </w:r>
-          </w:p>
-        </w:tc>
-        <w:tc>
-          <w:tcPr>
-            <w:tcW w:w="2268" w:type="dxa"/>
-          </w:tcPr>
-          <w:p>
-            <w:pPr>
-              <w:spacing w:before="120" w:after="0" w:line="340" w:lineRule="exact"/>
+                <w:rFonts w:ascii="Times New Roman" w:eastAsia="Times New Roman" w:hAnsi="Times New Roman" w:cs="Times New Roman"/>
+                <w:bCs/>
+                <w:sz w:val="28"/>
+                <w:szCs w:val="28"/>
+                <w:lang w:eastAsia="zh-CN"/>
+              </w:rPr>
+            </w:pPr>
+            <w:r>
+              <w:rPr>
+                <w:rFonts w:ascii="Times New Roman" w:eastAsia="Times New Roman" w:hAnsi="Times New Roman" w:cs="Times New Roman"/>
+                <w:bCs/>
+                <w:sz w:val="28"/>
+                <w:szCs w:val="28"/>
+                <w:lang w:eastAsia="zh-CN"/>
+              </w:rPr>
+              <w:t>Số lượng</w:t>
+            </w:r>
+          </w:p>
+        </w:tc>
+        <w:tc>
+          <w:tcPr>
+            <w:tcW w:w="1739" w:type="dxa"/>
+            <w:shd w:val="clear" w:color="auto" w:fill="auto"/>
+          </w:tcPr>
+          <w:p>
+            <w:pPr>
+              <w:tabs>
+                <w:tab w:val="left" w:leader="dot" w:pos="9072"/>
+              </w:tabs>
+              <w:suppressAutoHyphens/>
+              <w:spacing w:before="60" w:after="60" w:line="240" w:lineRule="auto"/>
               <w:jc w:val="center"/>
               <w:rPr>
-                <w:rFonts w:ascii="Times New Roman" w:eastAsia="Calibri" w:hAnsi="Times New Roman" w:cs="Times New Roman"/>
-                <w:sz w:val="28"/>
-                <w:szCs w:val="28"/>
-              </w:rPr>
-            </w:pPr>
-            <w:r>
-              <w:rPr>
-                <w:rFonts w:ascii="Times New Roman" w:eastAsia="Calibri" w:hAnsi="Times New Roman" w:cs="Times New Roman"/>
-                <w:sz w:val="28"/>
-                <w:szCs w:val="28"/>
-              </w:rPr>
-              <w:t>Mã ngành</w:t>
-            </w:r>
-          </w:p>
-        </w:tc>
-        <w:tc>
-          <w:tcPr>
-            <w:tcW w:w="1701" w:type="dxa"/>
-          </w:tcPr>
-          <w:p>
-            <w:pPr>
-              <w:spacing w:before="120" w:after="0" w:line="340" w:lineRule="exact"/>
+                <w:rFonts w:ascii="Times New Roman" w:eastAsia="Times New Roman" w:hAnsi="Times New Roman" w:cs="Times New Roman"/>
+                <w:bCs/>
+                <w:sz w:val="28"/>
+                <w:szCs w:val="28"/>
+                <w:lang w:eastAsia="zh-CN"/>
+              </w:rPr>
+            </w:pPr>
+            <w:r>
+              <w:rPr>
+                <w:rFonts w:ascii="Times New Roman" w:eastAsia="Times New Roman" w:hAnsi="Times New Roman" w:cs="Times New Roman"/>
+                <w:bCs/>
+                <w:sz w:val="28"/>
+                <w:szCs w:val="28"/>
+                <w:lang w:eastAsia="zh-CN"/>
+              </w:rPr>
+              <w:t>Giá trị (</w:t>
+            </w:r>
+            <w:r>
+              <w:rPr>
+                <w:rFonts w:ascii="Times New Roman" w:eastAsia="Times New Roman" w:hAnsi="Times New Roman" w:cs="Times New Roman"/>
+                <w:bCs/>
+                <w:i/>
+                <w:sz w:val="28"/>
+                <w:szCs w:val="28"/>
+                <w:lang w:eastAsia="zh-CN"/>
+              </w:rPr>
+              <w:t>bằng số, VNĐ</w:t>
+            </w:r>
+            <w:r>
+              <w:rPr>
+                <w:rFonts w:ascii="Times New Roman" w:eastAsia="Times New Roman" w:hAnsi="Times New Roman" w:cs="Times New Roman"/>
+                <w:bCs/>
+                <w:sz w:val="28"/>
+                <w:szCs w:val="28"/>
+                <w:lang w:eastAsia="zh-CN"/>
+              </w:rPr>
+              <w:t>)</w:t>
+            </w:r>
+          </w:p>
+        </w:tc>
+        <w:tc>
+          <w:tcPr>
+            <w:tcW w:w="1842" w:type="dxa"/>
+          </w:tcPr>
+          <w:p>
+            <w:pPr>
+              <w:tabs>
+                <w:tab w:val="left" w:leader="dot" w:pos="9072"/>
+              </w:tabs>
+              <w:suppressAutoHyphens/>
+              <w:spacing w:before="60" w:after="60" w:line="240" w:lineRule="auto"/>
               <w:jc w:val="center"/>
               <w:rPr>
-                <w:rFonts w:ascii="Times New Roman" w:eastAsia="Calibri" w:hAnsi="Times New Roman" w:cs="Times New Roman"/>
-                <w:sz w:val="28"/>
-                <w:szCs w:val="28"/>
-              </w:rPr>
-            </w:pPr>
-            <w:r>
-              <w:rPr>
-                <w:rFonts w:ascii="Times New Roman" w:eastAsia="Times New Roman" w:hAnsi="Times New Roman" w:cs="Times New Roman"/>
-                <w:sz w:val="28"/>
-                <w:szCs w:val="28"/>
-                <w:lang w:eastAsia="zh-CN"/>
-              </w:rPr>
-              <w:t>Ghi chú</w:t>
+                <w:rFonts w:ascii="Times New Roman" w:eastAsia="Times New Roman" w:hAnsi="Times New Roman" w:cs="Times New Roman"/>
+                <w:bCs/>
+                <w:spacing w:val="-2"/>
+                <w:sz w:val="28"/>
+                <w:szCs w:val="28"/>
+                <w:lang w:eastAsia="zh-CN"/>
+              </w:rPr>
+            </w:pPr>
+            <w:r>
+              <w:rPr>
+                <w:rFonts w:ascii="Times New Roman" w:eastAsia="Times New Roman" w:hAnsi="Times New Roman" w:cs="Times New Roman"/>
+                <w:bCs/>
+                <w:spacing w:val="-2"/>
+                <w:sz w:val="28"/>
+                <w:szCs w:val="28"/>
+                <w:lang w:eastAsia="zh-CN"/>
+              </w:rPr>
+              <w:t xml:space="preserve">Tỉ lệ so với </w:t>
+            </w:r>
+          </w:p>
+          <w:p>
+            <w:pPr>
+              <w:tabs>
+                <w:tab w:val="left" w:leader="dot" w:pos="9072"/>
+              </w:tabs>
+              <w:suppressAutoHyphens/>
+              <w:spacing w:before="60" w:after="60" w:line="240" w:lineRule="auto"/>
+              <w:jc w:val="center"/>
+              <w:rPr>
+                <w:rFonts w:ascii="Times New Roman" w:eastAsia="Times New Roman" w:hAnsi="Times New Roman" w:cs="Times New Roman"/>
+                <w:bCs/>
+                <w:spacing w:val="-2"/>
+                <w:sz w:val="28"/>
+                <w:szCs w:val="28"/>
+                <w:lang w:eastAsia="zh-CN"/>
+              </w:rPr>
+            </w:pPr>
+            <w:r>
+              <w:rPr>
+                <w:rFonts w:ascii="Times New Roman" w:eastAsia="Times New Roman" w:hAnsi="Times New Roman" w:cs="Times New Roman"/>
+                <w:bCs/>
+                <w:spacing w:val="-2"/>
+                <w:sz w:val="28"/>
+                <w:szCs w:val="28"/>
+                <w:lang w:eastAsia="zh-CN"/>
+              </w:rPr>
+              <w:t xml:space="preserve">vốn </w:t>
+            </w:r>
+            <w:r>
+              <w:rPr>
+                <w:rFonts w:ascii="Times New Roman" w:eastAsia="Times New Roman" w:hAnsi="Times New Roman" w:cs="Times New Roman" w:hint="eastAsia"/>
+                <w:bCs/>
+                <w:spacing w:val="-2"/>
+                <w:sz w:val="28"/>
+                <w:szCs w:val="28"/>
+                <w:lang w:eastAsia="zh-CN"/>
+              </w:rPr>
+              <w:t>đ</w:t>
+            </w:r>
+            <w:r>
+              <w:rPr>
+                <w:rFonts w:ascii="Times New Roman" w:eastAsia="Times New Roman" w:hAnsi="Times New Roman" w:cs="Times New Roman"/>
+                <w:bCs/>
+                <w:spacing w:val="-2"/>
+                <w:sz w:val="28"/>
+                <w:szCs w:val="28"/>
+                <w:lang w:eastAsia="zh-CN"/>
+              </w:rPr>
+              <w:t>iều lệ (</w:t>
+            </w:r>
+            <w:r>
+              <w:rPr>
+                <w:rFonts w:ascii="Times New Roman" w:eastAsia="Times New Roman" w:hAnsi="Times New Roman" w:cs="Times New Roman"/>
+                <w:bCs/>
+                <w:i/>
+                <w:spacing w:val="-2"/>
+                <w:sz w:val="28"/>
+                <w:szCs w:val="28"/>
+                <w:lang w:eastAsia="zh-CN"/>
+              </w:rPr>
+              <w:t>%</w:t>
+            </w:r>
+            <w:r>
+              <w:rPr>
+                <w:rFonts w:ascii="Times New Roman" w:eastAsia="Times New Roman" w:hAnsi="Times New Roman" w:cs="Times New Roman"/>
+                <w:bCs/>
+                <w:spacing w:val="-2"/>
+                <w:sz w:val="28"/>
+                <w:szCs w:val="28"/>
+                <w:lang w:eastAsia="zh-CN"/>
+              </w:rPr>
+              <w:t>)</w:t>
             </w:r>
           </w:p>
         </w:tc>
@@ -3101,19 +4735,32 @@
       <w:tr>
         <w:tc>
           <w:tcPr>
-            <w:tcW w:w="810" w:type="dxa"/>
-          </w:tcPr>
-          <w:p>
-            <w:pPr>
-              <w:spacing w:after="200" w:line="276" w:lineRule="auto"/>
-              <w:ind w:left="144" w:right="1008"/>
-              <w:rPr>
-                <w:rFonts w:ascii="Times New Roman" w:eastAsia="Calibri" w:hAnsi="Times New Roman" w:cs="Times New Roman"/>
-              </w:rPr>
-            </w:pPr>
-            <w:r>
-              <w:rPr>
-                <w:rFonts w:ascii="Times New Roman" w:eastAsia="Calibri" w:hAnsi="Times New Roman" w:cs="Times New Roman"/>
+            <w:tcW w:w="746" w:type="dxa"/>
+            <w:shd w:val="clear" w:color="auto" w:fill="auto"/>
+          </w:tcPr>
+          <w:p>
+            <w:pPr>
+              <w:tabs>
+                <w:tab w:val="left" w:leader="dot" w:pos="9072"/>
+              </w:tabs>
+              <w:suppressAutoHyphens/>
+              <w:spacing w:before="60" w:after="60" w:line="240" w:lineRule="auto"/>
+              <w:jc w:val="center"/>
+              <w:rPr>
+                <w:rFonts w:ascii="Times New Roman" w:eastAsia="Times New Roman" w:hAnsi="Times New Roman" w:cs="Times New Roman"/>
+                <w:bCs/>
+                <w:sz w:val="28"/>
+                <w:szCs w:val="28"/>
+                <w:lang w:eastAsia="zh-CN"/>
+              </w:rPr>
+            </w:pPr>
+            <w:r>
+              <w:rPr>
+                <w:rFonts w:ascii="Times New Roman" w:eastAsia="Times New Roman" w:hAnsi="Times New Roman" w:cs="Times New Roman"/>
+                <w:bCs/>
+                <w:sz w:val="28"/>
+                <w:szCs w:val="28"/>
+                <w:lang w:eastAsia="zh-CN"/>
               </w:rPr>
               <w:t>1</w:t>
             </w:r>
@@ -3121,96 +4768,104 @@
         </w:tc>
         <w:tc>
           <w:tcPr>
-            <w:tcW w:w="4435" w:type="dxa"/>
-          </w:tcPr>
-          <w:p>
-            <w:pPr>
-              <w:rPr>
-                <w:rFonts w:ascii="Times New Roman" w:hAnsi="Times New Roman" w:cs="Times New Roman"/>
+            <w:tcW w:w="3757" w:type="dxa"/>
+            <w:shd w:val="clear" w:color="auto" w:fill="auto"/>
+          </w:tcPr>
+          <w:p>
+            <w:pPr>
+              <w:tabs>
+                <w:tab w:val="left" w:leader="dot" w:pos="9072"/>
+              </w:tabs>
+              <w:suppressAutoHyphens/>
+              <w:spacing w:before="60" w:after="60" w:line="240" w:lineRule="auto"/>
+              <w:jc w:val="both"/>
+              <w:rPr>
+                <w:rFonts w:ascii="Times New Roman" w:eastAsia="Times New Roman" w:hAnsi="Times New Roman" w:cs="Times New Roman"/>
+                <w:bCs/>
+                <w:sz w:val="28"/>
+                <w:szCs w:val="28"/>
+                <w:lang w:eastAsia="zh-CN"/>
+              </w:rPr>
+            </w:pPr>
+            <w:r>
+              <w:rPr>
+                <w:rFonts w:ascii="Times New Roman" w:eastAsia="Times New Roman" w:hAnsi="Times New Roman" w:cs="Times New Roman"/>
+                <w:bCs/>
+                <w:sz w:val="28"/>
+                <w:szCs w:val="28"/>
+                <w:lang w:eastAsia="zh-CN"/>
+              </w:rPr>
+              <w:t>Cổ phần phổ thông</w:t>
+            </w:r>
+          </w:p>
+        </w:tc>
+        <w:tc>
+          <w:tcPr>
+            <w:tcW w:w="1096" w:type="dxa"/>
+            <w:shd w:val="clear" w:color="auto" w:fill="auto"/>
+          </w:tcPr>
+          <w:p>
+            <w:pPr>
+              <w:tabs>
+                <w:tab w:val="left" w:leader="dot" w:pos="9072"/>
+              </w:tabs>
+              <w:suppressAutoHyphens/>
+              <w:spacing w:before="60" w:after="60" w:line="240" w:lineRule="auto"/>
+              <w:jc w:val="both"/>
+              <w:rPr>
+                <w:rFonts w:ascii="Times New Roman" w:eastAsia="Times New Roman" w:hAnsi="Times New Roman" w:cs="Times New Roman"/>
                 <w:b/>
-              </w:rPr>
-            </w:pPr>
-            <w:r>
-              <w:rPr>
-                <w:rStyle w:val="lbl"/>
-                <w:rFonts w:ascii="Times New Roman" w:hAnsi="Times New Roman" w:cs="Times New Roman"/>
+                <w:bCs/>
+                <w:sz w:val="28"/>
+                <w:szCs w:val="28"/>
+                <w:lang w:eastAsia="zh-CN"/>
+              </w:rPr>
+            </w:pPr>
+          </w:p>
+        </w:tc>
+        <w:tc>
+          <w:tcPr>
+            <w:tcW w:w="1739" w:type="dxa"/>
+            <w:shd w:val="clear" w:color="auto" w:fill="auto"/>
+          </w:tcPr>
+          <w:p>
+            <w:pPr>
+              <w:tabs>
+                <w:tab w:val="left" w:leader="dot" w:pos="9072"/>
+              </w:tabs>
+              <w:suppressAutoHyphens/>
+              <w:spacing w:before="60" w:after="60" w:line="240" w:lineRule="auto"/>
+              <w:jc w:val="both"/>
+              <w:rPr>
+                <w:rFonts w:ascii="Times New Roman" w:eastAsia="Times New Roman" w:hAnsi="Times New Roman" w:cs="Times New Roman"/>
                 <w:b/>
-              </w:rPr>
-              <w:t>Bán buôn vật liệu, thiết bị lắp đặt khác trong xây dựng</w:t>
-            </w:r>
-          </w:p>
-          <w:p>
-            <w:pPr>
-              <w:rPr>
-                <w:rFonts w:ascii="Times New Roman" w:hAnsi="Times New Roman" w:cs="Times New Roman"/>
-              </w:rPr>
-            </w:pPr>
-            <w:r>
-              <w:rPr>
-                <w:rFonts w:ascii="Times New Roman" w:hAnsi="Times New Roman" w:cs="Times New Roman"/>
-              </w:rPr>
-              <w:t xml:space="preserve">Chi tiết: </w:t>
-            </w:r>
-          </w:p>
-          <w:p>
-            <w:pPr>
-              <w:rPr>
-                <w:rFonts w:ascii="Times New Roman" w:hAnsi="Times New Roman" w:cs="Times New Roman"/>
-              </w:rPr>
-            </w:pPr>
-            <w:r>
-              <w:rPr>
-                <w:rFonts w:ascii="Times New Roman" w:hAnsi="Times New Roman" w:cs="Times New Roman"/>
-              </w:rPr>
-              <w:t>- Bán buôn ván lạng, ván MDF, ván tạp, ván PB - Bán buôn gỗ các loại: gỗ tròn, gỗ xẻ, ván, gỗ ngành xây dựng - Bán buôn ngũ kim công nghiệp</w:t>
-            </w:r>
-          </w:p>
-          <w:p>
-            <w:pPr>
-              <w:spacing w:after="200" w:line="276" w:lineRule="auto"/>
-              <w:ind w:left="144" w:right="1008"/>
-              <w:rPr>
-                <w:rFonts w:ascii="Times New Roman" w:eastAsia="Calibri" w:hAnsi="Times New Roman" w:cs="Times New Roman"/>
-              </w:rPr>
-            </w:pPr>
-            <w:r>
-              <w:rPr>
-                <w:rFonts w:ascii="Times New Roman" w:hAnsi="Times New Roman" w:cs="Times New Roman"/>
-              </w:rPr>
-              <w:t>-Thực hiện quyền xuất khẩu, quyền nhập khẩu, quyền phân phối bán buôn các hàng hóa không thuộc danh mục hàng hóa cấm xuất khẩu, cấm nhập khẩu và danh mục hàng hóa không được phân phối theo quy định của pháp luật Việt Nam hoặc không thuộc diện hạn chế theo cam kết quốc tế trong các điều ước quốc tế mà Việt Nam là thành viên (CPC 622).</w:t>
-            </w:r>
-          </w:p>
-        </w:tc>
-        <w:tc>
-          <w:tcPr>
-            <w:tcW w:w="2268" w:type="dxa"/>
-          </w:tcPr>
-          <w:p>
-            <w:pPr>
-              <w:spacing w:after="200" w:line="276" w:lineRule="auto"/>
-              <w:ind w:left="144" w:right="1008"/>
-              <w:rPr>
-                <w:rFonts w:ascii="Times New Roman" w:eastAsia="Calibri" w:hAnsi="Times New Roman" w:cs="Times New Roman"/>
-              </w:rPr>
-            </w:pPr>
-            <w:r>
-              <w:rPr>
-                <w:rFonts w:ascii="Times New Roman" w:eastAsia="Calibri" w:hAnsi="Times New Roman" w:cs="Times New Roman"/>
-              </w:rPr>
-              <w:t>4663</w:t>
-            </w:r>
-          </w:p>
-        </w:tc>
-        <w:tc>
-          <w:tcPr>
-            <w:tcW w:w="1701" w:type="dxa"/>
-          </w:tcPr>
-          <w:p>
-            <w:pPr>
-              <w:spacing w:after="200" w:line="276" w:lineRule="auto"/>
-              <w:ind w:left="144" w:right="1008"/>
-              <w:rPr>
-                <w:rFonts w:ascii="Times New Roman" w:eastAsia="Calibri" w:hAnsi="Times New Roman" w:cs="Times New Roman"/>
+                <w:bCs/>
+                <w:sz w:val="28"/>
+                <w:szCs w:val="28"/>
+                <w:lang w:eastAsia="zh-CN"/>
+              </w:rPr>
+            </w:pPr>
+          </w:p>
+        </w:tc>
+        <w:tc>
+          <w:tcPr>
+            <w:tcW w:w="1842" w:type="dxa"/>
+          </w:tcPr>
+          <w:p>
+            <w:pPr>
+              <w:tabs>
+                <w:tab w:val="left" w:leader="dot" w:pos="9072"/>
+              </w:tabs>
+              <w:suppressAutoHyphens/>
+              <w:spacing w:before="60" w:after="60" w:line="240" w:lineRule="auto"/>
+              <w:jc w:val="both"/>
+              <w:rPr>
+                <w:rFonts w:ascii="Times New Roman" w:eastAsia="Times New Roman" w:hAnsi="Times New Roman" w:cs="Times New Roman"/>
+                <w:b/>
+                <w:bCs/>
+                <w:sz w:val="28"/>
+                <w:szCs w:val="28"/>
+                <w:lang w:eastAsia="zh-CN"/>
               </w:rPr>
             </w:pPr>
           </w:p>
@@ -3219,19 +4874,32 @@
       <w:tr>
         <w:tc>
           <w:tcPr>
-            <w:tcW w:w="810" w:type="dxa"/>
-          </w:tcPr>
-          <w:p>
-            <w:pPr>
-              <w:spacing w:after="200" w:line="276" w:lineRule="auto"/>
-              <w:ind w:left="144" w:right="1008"/>
-              <w:rPr>
-                <w:rFonts w:ascii="Times New Roman" w:eastAsia="Calibri" w:hAnsi="Times New Roman" w:cs="Times New Roman"/>
-              </w:rPr>
-            </w:pPr>
-            <w:r>
-              <w:rPr>
-                <w:rFonts w:ascii="Times New Roman" w:eastAsia="Calibri" w:hAnsi="Times New Roman" w:cs="Times New Roman"/>
+            <w:tcW w:w="746" w:type="dxa"/>
+            <w:shd w:val="clear" w:color="auto" w:fill="auto"/>
+          </w:tcPr>
+          <w:p>
+            <w:pPr>
+              <w:tabs>
+                <w:tab w:val="left" w:leader="dot" w:pos="9072"/>
+              </w:tabs>
+              <w:suppressAutoHyphens/>
+              <w:spacing w:before="60" w:after="60" w:line="240" w:lineRule="auto"/>
+              <w:jc w:val="center"/>
+              <w:rPr>
+                <w:rFonts w:ascii="Times New Roman" w:eastAsia="Times New Roman" w:hAnsi="Times New Roman" w:cs="Times New Roman"/>
+                <w:bCs/>
+                <w:sz w:val="28"/>
+                <w:szCs w:val="28"/>
+                <w:lang w:eastAsia="zh-CN"/>
+              </w:rPr>
+            </w:pPr>
+            <w:r>
+              <w:rPr>
+                <w:rFonts w:ascii="Times New Roman" w:eastAsia="Times New Roman" w:hAnsi="Times New Roman" w:cs="Times New Roman"/>
+                <w:bCs/>
+                <w:sz w:val="28"/>
+                <w:szCs w:val="28"/>
+                <w:lang w:eastAsia="zh-CN"/>
               </w:rPr>
               <w:t>2</w:t>
             </w:r>
@@ -3239,68 +4907,104 @@
         </w:tc>
         <w:tc>
           <w:tcPr>
-            <w:tcW w:w="4435" w:type="dxa"/>
-          </w:tcPr>
-          <w:p>
-            <w:pPr>
-              <w:spacing w:after="200" w:line="276" w:lineRule="auto"/>
-              <w:ind w:left="144" w:right="1008"/>
-              <w:rPr>
-                <w:rFonts w:ascii="Times New Roman" w:eastAsia="Calibri" w:hAnsi="Times New Roman" w:cs="Times New Roman"/>
-              </w:rPr>
-            </w:pPr>
-            <w:r>
-              <w:rPr>
-                <w:rFonts w:ascii="Times New Roman" w:eastAsia="Calibri" w:hAnsi="Times New Roman" w:cs="Times New Roman"/>
+            <w:tcW w:w="3757" w:type="dxa"/>
+            <w:shd w:val="clear" w:color="auto" w:fill="auto"/>
+          </w:tcPr>
+          <w:p>
+            <w:pPr>
+              <w:tabs>
+                <w:tab w:val="left" w:leader="dot" w:pos="9072"/>
+              </w:tabs>
+              <w:suppressAutoHyphens/>
+              <w:spacing w:before="60" w:after="60" w:line="240" w:lineRule="auto"/>
+              <w:jc w:val="both"/>
+              <w:rPr>
+                <w:rFonts w:ascii="Times New Roman" w:eastAsia="Times New Roman" w:hAnsi="Times New Roman" w:cs="Times New Roman"/>
+                <w:bCs/>
+                <w:sz w:val="28"/>
+                <w:szCs w:val="28"/>
+                <w:lang w:eastAsia="zh-CN"/>
+              </w:rPr>
+            </w:pPr>
+            <w:r>
+              <w:rPr>
+                <w:rFonts w:ascii="Times New Roman" w:eastAsia="Times New Roman" w:hAnsi="Times New Roman" w:cs="Times New Roman"/>
+                <w:bCs/>
+                <w:sz w:val="28"/>
+                <w:szCs w:val="28"/>
+                <w:lang w:eastAsia="zh-CN"/>
+              </w:rPr>
+              <w:t>Cổ phần ưu đã biểu quyết</w:t>
+            </w:r>
+          </w:p>
+        </w:tc>
+        <w:tc>
+          <w:tcPr>
+            <w:tcW w:w="1096" w:type="dxa"/>
+            <w:shd w:val="clear" w:color="auto" w:fill="auto"/>
+          </w:tcPr>
+          <w:p>
+            <w:pPr>
+              <w:tabs>
+                <w:tab w:val="left" w:leader="dot" w:pos="9072"/>
+              </w:tabs>
+              <w:suppressAutoHyphens/>
+              <w:spacing w:before="60" w:after="60" w:line="240" w:lineRule="auto"/>
+              <w:jc w:val="both"/>
+              <w:rPr>
+                <w:rFonts w:ascii="Times New Roman" w:eastAsia="Times New Roman" w:hAnsi="Times New Roman" w:cs="Times New Roman"/>
                 <w:b/>
-              </w:rPr>
-              <w:t>Bán buôn chuyên doanh khác chưa được phân vào đâu</w:t>
-            </w:r>
-            <w:r>
-              <w:rPr>
-                <w:rFonts w:ascii="Times New Roman" w:eastAsia="Calibri" w:hAnsi="Times New Roman" w:cs="Times New Roman"/>
-              </w:rPr>
-              <w:br/>
-            </w:r>
-            <w:r>
-              <w:rPr>
-                <w:rStyle w:val="lbl"/>
-                <w:rFonts w:ascii="Times New Roman" w:hAnsi="Times New Roman" w:cs="Times New Roman"/>
-              </w:rPr>
-              <w:t>Chi tiết: Bán buôn nguyên phụ liệu ngành gỗ gia dụng: gỗ, sơn, mút xốp, bao bì , thùng carton</w:t>
-            </w:r>
-          </w:p>
-        </w:tc>
-        <w:tc>
-          <w:tcPr>
-            <w:tcW w:w="2268" w:type="dxa"/>
-          </w:tcPr>
-          <w:p>
-            <w:pPr>
-              <w:spacing w:after="200" w:line="276" w:lineRule="auto"/>
-              <w:ind w:left="144" w:right="1008"/>
-              <w:rPr>
-                <w:rFonts w:ascii="Times New Roman" w:eastAsia="Calibri" w:hAnsi="Times New Roman" w:cs="Times New Roman"/>
-              </w:rPr>
-            </w:pPr>
-            <w:r>
-              <w:rPr>
-                <w:rFonts w:ascii="Times New Roman" w:eastAsia="Calibri" w:hAnsi="Times New Roman" w:cs="Times New Roman"/>
-              </w:rPr>
-              <w:t>4669</w:t>
-            </w:r>
-          </w:p>
-        </w:tc>
-        <w:tc>
-          <w:tcPr>
-            <w:tcW w:w="1701" w:type="dxa"/>
-          </w:tcPr>
-          <w:p>
-            <w:pPr>
-              <w:spacing w:after="200" w:line="276" w:lineRule="auto"/>
-              <w:ind w:left="144" w:right="1008"/>
-              <w:rPr>
-                <w:rFonts w:ascii="Times New Roman" w:eastAsia="Calibri" w:hAnsi="Times New Roman" w:cs="Times New Roman"/>
+                <w:bCs/>
+                <w:sz w:val="28"/>
+                <w:szCs w:val="28"/>
+                <w:lang w:eastAsia="zh-CN"/>
+              </w:rPr>
+            </w:pPr>
+          </w:p>
+        </w:tc>
+        <w:tc>
+          <w:tcPr>
+            <w:tcW w:w="1739" w:type="dxa"/>
+            <w:shd w:val="clear" w:color="auto" w:fill="auto"/>
+          </w:tcPr>
+          <w:p>
+            <w:pPr>
+              <w:tabs>
+                <w:tab w:val="left" w:leader="dot" w:pos="9072"/>
+              </w:tabs>
+              <w:suppressAutoHyphens/>
+              <w:spacing w:before="60" w:after="60" w:line="240" w:lineRule="auto"/>
+              <w:jc w:val="both"/>
+              <w:rPr>
+                <w:rFonts w:ascii="Times New Roman" w:eastAsia="Times New Roman" w:hAnsi="Times New Roman" w:cs="Times New Roman"/>
+                <w:b/>
+                <w:bCs/>
+                <w:sz w:val="28"/>
+                <w:szCs w:val="28"/>
+                <w:lang w:eastAsia="zh-CN"/>
+              </w:rPr>
+            </w:pPr>
+          </w:p>
+        </w:tc>
+        <w:tc>
+          <w:tcPr>
+            <w:tcW w:w="1842" w:type="dxa"/>
+          </w:tcPr>
+          <w:p>
+            <w:pPr>
+              <w:tabs>
+                <w:tab w:val="left" w:leader="dot" w:pos="9072"/>
+              </w:tabs>
+              <w:suppressAutoHyphens/>
+              <w:spacing w:before="60" w:after="60" w:line="240" w:lineRule="auto"/>
+              <w:jc w:val="both"/>
+              <w:rPr>
+                <w:rFonts w:ascii="Times New Roman" w:eastAsia="Times New Roman" w:hAnsi="Times New Roman" w:cs="Times New Roman"/>
+                <w:b/>
+                <w:bCs/>
+                <w:sz w:val="28"/>
+                <w:szCs w:val="28"/>
+                <w:lang w:eastAsia="zh-CN"/>
               </w:rPr>
             </w:pPr>
           </w:p>
@@ -3309,19 +5013,32 @@
       <w:tr>
         <w:tc>
           <w:tcPr>
-            <w:tcW w:w="810" w:type="dxa"/>
-          </w:tcPr>
-          <w:p>
-            <w:pPr>
-              <w:spacing w:after="200" w:line="276" w:lineRule="auto"/>
-              <w:ind w:left="144" w:right="1008"/>
-              <w:rPr>
-                <w:rFonts w:ascii="Times New Roman" w:eastAsia="Calibri" w:hAnsi="Times New Roman" w:cs="Times New Roman"/>
-              </w:rPr>
-            </w:pPr>
-            <w:r>
-              <w:rPr>
-                <w:rFonts w:ascii="Times New Roman" w:eastAsia="Calibri" w:hAnsi="Times New Roman" w:cs="Times New Roman"/>
+            <w:tcW w:w="746" w:type="dxa"/>
+            <w:shd w:val="clear" w:color="auto" w:fill="auto"/>
+          </w:tcPr>
+          <w:p>
+            <w:pPr>
+              <w:tabs>
+                <w:tab w:val="left" w:leader="dot" w:pos="9072"/>
+              </w:tabs>
+              <w:suppressAutoHyphens/>
+              <w:spacing w:before="60" w:after="60" w:line="240" w:lineRule="auto"/>
+              <w:jc w:val="center"/>
+              <w:rPr>
+                <w:rFonts w:ascii="Times New Roman" w:eastAsia="Times New Roman" w:hAnsi="Times New Roman" w:cs="Times New Roman"/>
+                <w:bCs/>
+                <w:sz w:val="28"/>
+                <w:szCs w:val="28"/>
+                <w:lang w:eastAsia="zh-CN"/>
+              </w:rPr>
+            </w:pPr>
+            <w:r>
+              <w:rPr>
+                <w:rFonts w:ascii="Times New Roman" w:eastAsia="Times New Roman" w:hAnsi="Times New Roman" w:cs="Times New Roman"/>
+                <w:bCs/>
+                <w:sz w:val="28"/>
+                <w:szCs w:val="28"/>
+                <w:lang w:eastAsia="zh-CN"/>
               </w:rPr>
               <w:t>3</w:t>
             </w:r>
@@ -3329,72 +5046,489 @@
         </w:tc>
         <w:tc>
           <w:tcPr>
-            <w:tcW w:w="4435" w:type="dxa"/>
-          </w:tcPr>
-          <w:p>
-            <w:pPr>
-              <w:spacing w:after="200" w:line="276" w:lineRule="auto"/>
-              <w:ind w:left="144" w:right="1008"/>
-              <w:rPr>
-                <w:rFonts w:ascii="Times New Roman" w:hAnsi="Times New Roman" w:cs="Times New Roman"/>
+            <w:tcW w:w="3757" w:type="dxa"/>
+            <w:shd w:val="clear" w:color="auto" w:fill="auto"/>
+          </w:tcPr>
+          <w:p>
+            <w:pPr>
+              <w:tabs>
+                <w:tab w:val="left" w:leader="dot" w:pos="9072"/>
+              </w:tabs>
+              <w:suppressAutoHyphens/>
+              <w:spacing w:before="60" w:after="60" w:line="240" w:lineRule="auto"/>
+              <w:jc w:val="both"/>
+              <w:rPr>
+                <w:rFonts w:ascii="Times New Roman" w:eastAsia="Times New Roman" w:hAnsi="Times New Roman" w:cs="Times New Roman"/>
+                <w:bCs/>
+                <w:sz w:val="28"/>
+                <w:szCs w:val="28"/>
+                <w:lang w:eastAsia="zh-CN"/>
+              </w:rPr>
+            </w:pPr>
+            <w:r>
+              <w:rPr>
+                <w:rFonts w:ascii="Times New Roman" w:eastAsia="Times New Roman" w:hAnsi="Times New Roman" w:cs="Times New Roman"/>
+                <w:bCs/>
+                <w:sz w:val="28"/>
+                <w:szCs w:val="28"/>
+                <w:lang w:eastAsia="zh-CN"/>
+              </w:rPr>
+              <w:t>Cổ phần ưu đã cổ tức</w:t>
+            </w:r>
+          </w:p>
+        </w:tc>
+        <w:tc>
+          <w:tcPr>
+            <w:tcW w:w="1096" w:type="dxa"/>
+            <w:shd w:val="clear" w:color="auto" w:fill="auto"/>
+          </w:tcPr>
+          <w:p>
+            <w:pPr>
+              <w:tabs>
+                <w:tab w:val="left" w:leader="dot" w:pos="9072"/>
+              </w:tabs>
+              <w:suppressAutoHyphens/>
+              <w:spacing w:before="60" w:after="60" w:line="240" w:lineRule="auto"/>
+              <w:jc w:val="both"/>
+              <w:rPr>
+                <w:rFonts w:ascii="Times New Roman" w:eastAsia="Times New Roman" w:hAnsi="Times New Roman" w:cs="Times New Roman"/>
                 <w:b/>
-              </w:rPr>
-            </w:pPr>
-            <w:r>
-              <w:rPr>
-                <w:rFonts w:ascii="Times New Roman" w:hAnsi="Times New Roman" w:cs="Times New Roman"/>
+                <w:bCs/>
+                <w:sz w:val="28"/>
+                <w:szCs w:val="28"/>
+                <w:lang w:eastAsia="zh-CN"/>
+              </w:rPr>
+            </w:pPr>
+          </w:p>
+        </w:tc>
+        <w:tc>
+          <w:tcPr>
+            <w:tcW w:w="1739" w:type="dxa"/>
+            <w:shd w:val="clear" w:color="auto" w:fill="auto"/>
+          </w:tcPr>
+          <w:p>
+            <w:pPr>
+              <w:tabs>
+                <w:tab w:val="left" w:leader="dot" w:pos="9072"/>
+              </w:tabs>
+              <w:suppressAutoHyphens/>
+              <w:spacing w:before="60" w:after="60" w:line="240" w:lineRule="auto"/>
+              <w:jc w:val="both"/>
+              <w:rPr>
+                <w:rFonts w:ascii="Times New Roman" w:eastAsia="Times New Roman" w:hAnsi="Times New Roman" w:cs="Times New Roman"/>
                 <w:b/>
-              </w:rPr>
-              <w:t>Sản xuất giường, tủ, bàn, ghế</w:t>
-            </w:r>
-          </w:p>
-          <w:p>
-            <w:pPr>
-              <w:spacing w:after="200" w:line="276" w:lineRule="auto"/>
-              <w:ind w:left="144" w:right="1008"/>
-              <w:rPr>
-                <w:rFonts w:ascii="Times New Roman" w:eastAsia="Calibri" w:hAnsi="Times New Roman" w:cs="Times New Roman"/>
-              </w:rPr>
-            </w:pPr>
-            <w:r>
-              <w:rPr>
-                <w:rStyle w:val="lbl"/>
-                <w:rFonts w:ascii="Times New Roman" w:hAnsi="Times New Roman" w:cs="Times New Roman"/>
-              </w:rPr>
-              <w:t>Chi tiết: Sản xuất giường, tủ, bàn, ghế bằng gỗ, hàng nội thất và ngoại thất bằng gỗ</w:t>
-            </w:r>
-          </w:p>
-        </w:tc>
-        <w:tc>
-          <w:tcPr>
-            <w:tcW w:w="2268" w:type="dxa"/>
-          </w:tcPr>
-          <w:p>
-            <w:pPr>
-              <w:spacing w:after="200" w:line="276" w:lineRule="auto"/>
-              <w:ind w:left="144" w:right="1008"/>
-              <w:rPr>
-                <w:rFonts w:ascii="Times New Roman" w:eastAsia="Calibri" w:hAnsi="Times New Roman" w:cs="Times New Roman"/>
-              </w:rPr>
-            </w:pPr>
-            <w:r>
-              <w:rPr>
-                <w:rFonts w:ascii="Times New Roman" w:hAnsi="Times New Roman" w:cs="Times New Roman"/>
-              </w:rPr>
-              <w:t>3100</w:t>
-            </w:r>
-          </w:p>
-        </w:tc>
-        <w:tc>
-          <w:tcPr>
-            <w:tcW w:w="1701" w:type="dxa"/>
-          </w:tcPr>
-          <w:p>
-            <w:pPr>
-              <w:spacing w:after="200" w:line="276" w:lineRule="auto"/>
-              <w:ind w:left="144" w:right="1008"/>
-              <w:rPr>
-                <w:rFonts w:ascii="Times New Roman" w:eastAsia="Calibri" w:hAnsi="Times New Roman" w:cs="Times New Roman"/>
+                <w:bCs/>
+                <w:sz w:val="28"/>
+                <w:szCs w:val="28"/>
+                <w:lang w:eastAsia="zh-CN"/>
+              </w:rPr>
+            </w:pPr>
+          </w:p>
+        </w:tc>
+        <w:tc>
+          <w:tcPr>
+            <w:tcW w:w="1842" w:type="dxa"/>
+          </w:tcPr>
+          <w:p>
+            <w:pPr>
+              <w:tabs>
+                <w:tab w:val="left" w:leader="dot" w:pos="9072"/>
+              </w:tabs>
+              <w:suppressAutoHyphens/>
+              <w:spacing w:before="60" w:after="60" w:line="240" w:lineRule="auto"/>
+              <w:jc w:val="both"/>
+              <w:rPr>
+                <w:rFonts w:ascii="Times New Roman" w:eastAsia="Times New Roman" w:hAnsi="Times New Roman" w:cs="Times New Roman"/>
+                <w:b/>
+                <w:bCs/>
+                <w:sz w:val="28"/>
+                <w:szCs w:val="28"/>
+                <w:lang w:eastAsia="zh-CN"/>
+              </w:rPr>
+            </w:pPr>
+          </w:p>
+        </w:tc>
+      </w:tr>
+      <w:tr>
+        <w:tc>
+          <w:tcPr>
+            <w:tcW w:w="746" w:type="dxa"/>
+            <w:shd w:val="clear" w:color="auto" w:fill="auto"/>
+          </w:tcPr>
+          <w:p>
+            <w:pPr>
+              <w:tabs>
+                <w:tab w:val="left" w:leader="dot" w:pos="9072"/>
+              </w:tabs>
+              <w:suppressAutoHyphens/>
+              <w:spacing w:before="60" w:after="60" w:line="240" w:lineRule="auto"/>
+              <w:jc w:val="center"/>
+              <w:rPr>
+                <w:rFonts w:ascii="Times New Roman" w:eastAsia="Times New Roman" w:hAnsi="Times New Roman" w:cs="Times New Roman"/>
+                <w:bCs/>
+                <w:sz w:val="28"/>
+                <w:szCs w:val="28"/>
+                <w:lang w:eastAsia="zh-CN"/>
+              </w:rPr>
+            </w:pPr>
+            <w:r>
+              <w:rPr>
+                <w:rFonts w:ascii="Times New Roman" w:eastAsia="Times New Roman" w:hAnsi="Times New Roman" w:cs="Times New Roman"/>
+                <w:bCs/>
+                <w:sz w:val="28"/>
+                <w:szCs w:val="28"/>
+                <w:lang w:eastAsia="zh-CN"/>
+              </w:rPr>
+              <w:t>4</w:t>
+            </w:r>
+          </w:p>
+        </w:tc>
+        <w:tc>
+          <w:tcPr>
+            <w:tcW w:w="3757" w:type="dxa"/>
+            <w:shd w:val="clear" w:color="auto" w:fill="auto"/>
+          </w:tcPr>
+          <w:p>
+            <w:pPr>
+              <w:tabs>
+                <w:tab w:val="left" w:leader="dot" w:pos="9072"/>
+              </w:tabs>
+              <w:suppressAutoHyphens/>
+              <w:spacing w:before="60" w:after="60" w:line="240" w:lineRule="auto"/>
+              <w:jc w:val="both"/>
+              <w:rPr>
+                <w:rFonts w:ascii="Times New Roman" w:eastAsia="Times New Roman" w:hAnsi="Times New Roman" w:cs="Times New Roman"/>
+                <w:bCs/>
+                <w:sz w:val="28"/>
+                <w:szCs w:val="28"/>
+                <w:lang w:eastAsia="zh-CN"/>
+              </w:rPr>
+            </w:pPr>
+            <w:r>
+              <w:rPr>
+                <w:rFonts w:ascii="Times New Roman" w:eastAsia="Times New Roman" w:hAnsi="Times New Roman" w:cs="Times New Roman"/>
+                <w:bCs/>
+                <w:sz w:val="28"/>
+                <w:szCs w:val="28"/>
+                <w:lang w:eastAsia="zh-CN"/>
+              </w:rPr>
+              <w:t>Cổ phần ưu đãi hoàn lại</w:t>
+            </w:r>
+          </w:p>
+        </w:tc>
+        <w:tc>
+          <w:tcPr>
+            <w:tcW w:w="1096" w:type="dxa"/>
+            <w:shd w:val="clear" w:color="auto" w:fill="auto"/>
+          </w:tcPr>
+          <w:p>
+            <w:pPr>
+              <w:tabs>
+                <w:tab w:val="left" w:leader="dot" w:pos="9072"/>
+              </w:tabs>
+              <w:suppressAutoHyphens/>
+              <w:spacing w:before="60" w:after="60" w:line="240" w:lineRule="auto"/>
+              <w:jc w:val="both"/>
+              <w:rPr>
+                <w:rFonts w:ascii="Times New Roman" w:eastAsia="Times New Roman" w:hAnsi="Times New Roman" w:cs="Times New Roman"/>
+                <w:b/>
+                <w:bCs/>
+                <w:sz w:val="28"/>
+                <w:szCs w:val="28"/>
+                <w:lang w:eastAsia="zh-CN"/>
+              </w:rPr>
+            </w:pPr>
+          </w:p>
+        </w:tc>
+        <w:tc>
+          <w:tcPr>
+            <w:tcW w:w="1739" w:type="dxa"/>
+            <w:shd w:val="clear" w:color="auto" w:fill="auto"/>
+          </w:tcPr>
+          <w:p>
+            <w:pPr>
+              <w:tabs>
+                <w:tab w:val="left" w:leader="dot" w:pos="9072"/>
+              </w:tabs>
+              <w:suppressAutoHyphens/>
+              <w:spacing w:before="60" w:after="60" w:line="240" w:lineRule="auto"/>
+              <w:jc w:val="both"/>
+              <w:rPr>
+                <w:rFonts w:ascii="Times New Roman" w:eastAsia="Times New Roman" w:hAnsi="Times New Roman" w:cs="Times New Roman"/>
+                <w:b/>
+                <w:bCs/>
+                <w:sz w:val="28"/>
+                <w:szCs w:val="28"/>
+                <w:lang w:eastAsia="zh-CN"/>
+              </w:rPr>
+            </w:pPr>
+          </w:p>
+        </w:tc>
+        <w:tc>
+          <w:tcPr>
+            <w:tcW w:w="1842" w:type="dxa"/>
+          </w:tcPr>
+          <w:p>
+            <w:pPr>
+              <w:tabs>
+                <w:tab w:val="left" w:leader="dot" w:pos="9072"/>
+              </w:tabs>
+              <w:suppressAutoHyphens/>
+              <w:spacing w:before="60" w:after="60" w:line="240" w:lineRule="auto"/>
+              <w:jc w:val="both"/>
+              <w:rPr>
+                <w:rFonts w:ascii="Times New Roman" w:eastAsia="Times New Roman" w:hAnsi="Times New Roman" w:cs="Times New Roman"/>
+                <w:b/>
+                <w:bCs/>
+                <w:sz w:val="28"/>
+                <w:szCs w:val="28"/>
+                <w:lang w:eastAsia="zh-CN"/>
+              </w:rPr>
+            </w:pPr>
+          </w:p>
+        </w:tc>
+      </w:tr>
+      <w:tr>
+        <w:tc>
+          <w:tcPr>
+            <w:tcW w:w="746" w:type="dxa"/>
+            <w:shd w:val="clear" w:color="auto" w:fill="auto"/>
+          </w:tcPr>
+          <w:p>
+            <w:pPr>
+              <w:tabs>
+                <w:tab w:val="left" w:leader="dot" w:pos="9072"/>
+              </w:tabs>
+              <w:suppressAutoHyphens/>
+              <w:spacing w:before="60" w:after="60" w:line="240" w:lineRule="auto"/>
+              <w:jc w:val="center"/>
+              <w:rPr>
+                <w:rFonts w:ascii="Times New Roman" w:eastAsia="Times New Roman" w:hAnsi="Times New Roman" w:cs="Times New Roman"/>
+                <w:bCs/>
+                <w:sz w:val="28"/>
+                <w:szCs w:val="28"/>
+                <w:lang w:eastAsia="zh-CN"/>
+              </w:rPr>
+            </w:pPr>
+            <w:r>
+              <w:rPr>
+                <w:rFonts w:ascii="Times New Roman" w:eastAsia="Times New Roman" w:hAnsi="Times New Roman" w:cs="Times New Roman"/>
+                <w:bCs/>
+                <w:sz w:val="28"/>
+                <w:szCs w:val="28"/>
+                <w:lang w:eastAsia="zh-CN"/>
+              </w:rPr>
+              <w:t>5</w:t>
+            </w:r>
+          </w:p>
+        </w:tc>
+        <w:tc>
+          <w:tcPr>
+            <w:tcW w:w="3757" w:type="dxa"/>
+            <w:shd w:val="clear" w:color="auto" w:fill="auto"/>
+          </w:tcPr>
+          <w:p>
+            <w:pPr>
+              <w:tabs>
+                <w:tab w:val="left" w:leader="dot" w:pos="9072"/>
+              </w:tabs>
+              <w:suppressAutoHyphens/>
+              <w:spacing w:before="60" w:after="60" w:line="240" w:lineRule="auto"/>
+              <w:jc w:val="both"/>
+              <w:rPr>
+                <w:rFonts w:ascii="Times New Roman" w:eastAsia="Times New Roman" w:hAnsi="Times New Roman" w:cs="Times New Roman"/>
+                <w:bCs/>
+                <w:sz w:val="28"/>
+                <w:szCs w:val="28"/>
+                <w:lang w:eastAsia="zh-CN"/>
+              </w:rPr>
+            </w:pPr>
+            <w:r>
+              <w:rPr>
+                <w:rFonts w:ascii="Times New Roman" w:eastAsia="Times New Roman" w:hAnsi="Times New Roman" w:cs="Times New Roman"/>
+                <w:bCs/>
+                <w:sz w:val="28"/>
+                <w:szCs w:val="28"/>
+                <w:lang w:eastAsia="zh-CN"/>
+              </w:rPr>
+              <w:t>Các cổ phần ưu đãi khác</w:t>
+            </w:r>
+          </w:p>
+        </w:tc>
+        <w:tc>
+          <w:tcPr>
+            <w:tcW w:w="1096" w:type="dxa"/>
+            <w:shd w:val="clear" w:color="auto" w:fill="auto"/>
+          </w:tcPr>
+          <w:p>
+            <w:pPr>
+              <w:tabs>
+                <w:tab w:val="left" w:leader="dot" w:pos="9072"/>
+              </w:tabs>
+              <w:suppressAutoHyphens/>
+              <w:spacing w:before="60" w:after="60" w:line="240" w:lineRule="auto"/>
+              <w:jc w:val="both"/>
+              <w:rPr>
+                <w:rFonts w:ascii="Times New Roman" w:eastAsia="Times New Roman" w:hAnsi="Times New Roman" w:cs="Times New Roman"/>
+                <w:b/>
+                <w:bCs/>
+                <w:sz w:val="28"/>
+                <w:szCs w:val="28"/>
+                <w:lang w:eastAsia="zh-CN"/>
+              </w:rPr>
+            </w:pPr>
+          </w:p>
+        </w:tc>
+        <w:tc>
+          <w:tcPr>
+            <w:tcW w:w="1739" w:type="dxa"/>
+            <w:shd w:val="clear" w:color="auto" w:fill="auto"/>
+          </w:tcPr>
+          <w:p>
+            <w:pPr>
+              <w:tabs>
+                <w:tab w:val="left" w:leader="dot" w:pos="9072"/>
+              </w:tabs>
+              <w:suppressAutoHyphens/>
+              <w:spacing w:before="60" w:after="60" w:line="240" w:lineRule="auto"/>
+              <w:jc w:val="both"/>
+              <w:rPr>
+                <w:rFonts w:ascii="Times New Roman" w:eastAsia="Times New Roman" w:hAnsi="Times New Roman" w:cs="Times New Roman"/>
+                <w:b/>
+                <w:bCs/>
+                <w:sz w:val="28"/>
+                <w:szCs w:val="28"/>
+                <w:lang w:eastAsia="zh-CN"/>
+              </w:rPr>
+            </w:pPr>
+          </w:p>
+        </w:tc>
+        <w:tc>
+          <w:tcPr>
+            <w:tcW w:w="1842" w:type="dxa"/>
+          </w:tcPr>
+          <w:p>
+            <w:pPr>
+              <w:tabs>
+                <w:tab w:val="left" w:leader="dot" w:pos="9072"/>
+              </w:tabs>
+              <w:suppressAutoHyphens/>
+              <w:spacing w:before="60" w:after="60" w:line="240" w:lineRule="auto"/>
+              <w:jc w:val="both"/>
+              <w:rPr>
+                <w:rFonts w:ascii="Times New Roman" w:eastAsia="Times New Roman" w:hAnsi="Times New Roman" w:cs="Times New Roman"/>
+                <w:b/>
+                <w:bCs/>
+                <w:sz w:val="28"/>
+                <w:szCs w:val="28"/>
+                <w:lang w:eastAsia="zh-CN"/>
+              </w:rPr>
+            </w:pPr>
+          </w:p>
+        </w:tc>
+      </w:tr>
+      <w:tr>
+        <w:tc>
+          <w:tcPr>
+            <w:tcW w:w="4503" w:type="dxa"/>
+            <w:gridSpan w:val="2"/>
+            <w:shd w:val="clear" w:color="auto" w:fill="auto"/>
+          </w:tcPr>
+          <w:p>
+            <w:pPr>
+              <w:tabs>
+                <w:tab w:val="left" w:leader="dot" w:pos="9072"/>
+              </w:tabs>
+              <w:suppressAutoHyphens/>
+              <w:spacing w:before="60" w:after="60" w:line="240" w:lineRule="auto"/>
+              <w:jc w:val="both"/>
+              <w:rPr>
+                <w:rFonts w:ascii="Times New Roman" w:eastAsia="Times New Roman" w:hAnsi="Times New Roman" w:cs="Times New Roman"/>
+                <w:bCs/>
+                <w:sz w:val="28"/>
+                <w:szCs w:val="28"/>
+                <w:lang w:eastAsia="zh-CN"/>
+              </w:rPr>
+            </w:pPr>
+            <w:r>
+              <w:rPr>
+                <w:rFonts w:ascii="Times New Roman" w:eastAsia="Times New Roman" w:hAnsi="Times New Roman" w:cs="Times New Roman"/>
+                <w:bCs/>
+                <w:sz w:val="28"/>
+                <w:szCs w:val="28"/>
+                <w:lang w:eastAsia="zh-CN"/>
+              </w:rPr>
+              <w:t>Tổng số</w:t>
+            </w:r>
+          </w:p>
+        </w:tc>
+        <w:tc>
+          <w:tcPr>
+            <w:tcW w:w="1096" w:type="dxa"/>
+            <w:shd w:val="clear" w:color="auto" w:fill="auto"/>
+          </w:tcPr>
+          <w:p>
+            <w:pPr>
+              <w:tabs>
+                <w:tab w:val="left" w:leader="dot" w:pos="9072"/>
+              </w:tabs>
+              <w:suppressAutoHyphens/>
+              <w:spacing w:before="60" w:after="60" w:line="240" w:lineRule="auto"/>
+              <w:jc w:val="both"/>
+              <w:rPr>
+                <w:rFonts w:ascii="Times New Roman" w:eastAsia="Times New Roman" w:hAnsi="Times New Roman" w:cs="Times New Roman"/>
+                <w:b/>
+                <w:bCs/>
+                <w:sz w:val="28"/>
+                <w:szCs w:val="28"/>
+                <w:lang w:eastAsia="zh-CN"/>
+              </w:rPr>
+            </w:pPr>
+          </w:p>
+        </w:tc>
+        <w:tc>
+          <w:tcPr>
+            <w:tcW w:w="1739" w:type="dxa"/>
+            <w:shd w:val="clear" w:color="auto" w:fill="auto"/>
+          </w:tcPr>
+          <w:p>
+            <w:pPr>
+              <w:tabs>
+                <w:tab w:val="left" w:leader="dot" w:pos="9072"/>
+              </w:tabs>
+              <w:suppressAutoHyphens/>
+              <w:spacing w:before="60" w:after="60" w:line="240" w:lineRule="auto"/>
+              <w:jc w:val="both"/>
+              <w:rPr>
+                <w:rFonts w:ascii="Times New Roman" w:eastAsia="Times New Roman" w:hAnsi="Times New Roman" w:cs="Times New Roman"/>
+                <w:b/>
+                <w:bCs/>
+                <w:sz w:val="28"/>
+                <w:szCs w:val="28"/>
+                <w:lang w:eastAsia="zh-CN"/>
+              </w:rPr>
+            </w:pPr>
+          </w:p>
+        </w:tc>
+        <w:tc>
+          <w:tcPr>
+            <w:tcW w:w="1842" w:type="dxa"/>
+          </w:tcPr>
+          <w:p>
+            <w:pPr>
+              <w:tabs>
+                <w:tab w:val="left" w:leader="dot" w:pos="9072"/>
+              </w:tabs>
+              <w:suppressAutoHyphens/>
+              <w:spacing w:before="60" w:after="60" w:line="240" w:lineRule="auto"/>
+              <w:jc w:val="both"/>
+              <w:rPr>
+                <w:rFonts w:ascii="Times New Roman" w:eastAsia="Times New Roman" w:hAnsi="Times New Roman" w:cs="Times New Roman"/>
+                <w:b/>
+                <w:bCs/>
+                <w:sz w:val="28"/>
+                <w:szCs w:val="28"/>
+                <w:lang w:eastAsia="zh-CN"/>
               </w:rPr>
             </w:pPr>
           </w:p>
@@ -3403,6 +5537,569 @@
     </w:tbl>
     <w:p>
       <w:pPr>
+        <w:tabs>
+          <w:tab w:val="left" w:leader="dot" w:pos="9360"/>
+        </w:tabs>
+        <w:spacing w:before="120" w:after="120" w:line="240" w:lineRule="auto"/>
+        <w:ind w:firstLine="720"/>
+        <w:jc w:val="both"/>
+        <w:rPr>
+          <w:rFonts w:ascii="Times New Roman" w:eastAsia="Times New Roman" w:hAnsi="Times New Roman" w:cs="Times New Roman"/>
+          <w:b/>
+          <w:sz w:val="28"/>
+          <w:szCs w:val="28"/>
+        </w:rPr>
+      </w:pPr>
+      <w:r>
+        <w:rPr>
+          <w:rFonts w:ascii="Times New Roman" w:eastAsia="Times New Roman" w:hAnsi="Times New Roman" w:cs="Times New Roman"/>
+          <w:b/>
+          <w:sz w:val="28"/>
+          <w:szCs w:val="28"/>
+        </w:rPr>
+        <w:t xml:space="preserve">2. Đăng ký thay đổi phần vốn góp, tỷ lệ phần vốn góp công ty TNHH, công ty hợp danh: </w:t>
+      </w:r>
+      <w:r>
+        <w:rPr>
+          <w:rFonts w:ascii="Times New Roman" w:eastAsia="Times New Roman" w:hAnsi="Times New Roman" w:cs="Times New Roman"/>
+          <w:bCs/>
+          <w:sz w:val="28"/>
+          <w:szCs w:val="28"/>
+        </w:rPr>
+        <w:t>Gửi kèm.</w:t>
+      </w:r>
+    </w:p>
+    <w:p>
+      <w:pPr>
+        <w:tabs>
+          <w:tab w:val="left" w:leader="dot" w:pos="9360"/>
+        </w:tabs>
+        <w:spacing w:before="120" w:after="120" w:line="240" w:lineRule="auto"/>
+        <w:ind w:firstLine="720"/>
+        <w:jc w:val="both"/>
+        <w:rPr>
+          <w:rFonts w:ascii="Times New Roman" w:eastAsia="Times New Roman" w:hAnsi="Times New Roman" w:cs="Times New Roman"/>
+          <w:i/>
+          <w:sz w:val="28"/>
+          <w:szCs w:val="28"/>
+        </w:rPr>
+      </w:pPr>
+      <w:r>
+        <w:rPr>
+          <w:rFonts w:ascii="Times New Roman" w:eastAsia="Times New Roman" w:hAnsi="Times New Roman" w:cs="Times New Roman"/>
+          <w:i/>
+          <w:sz w:val="28"/>
+          <w:szCs w:val="28"/>
+        </w:rPr>
+        <w:t xml:space="preserve">Kê khai phần vốn góp, tỷ lệ phần vốn góp mới của thành viên công ty TNHH hai thành viên trở lên/thành viên hợp danh công ty hợp danh theo mẫu tương ứng tại Mẫu số 6, Mẫu số 9 Phụ lục I </w:t>
+      </w:r>
+      <w:r>
+        <w:rPr>
+          <w:rFonts w:ascii="Times New Roman" w:eastAsia="Times New Roman" w:hAnsi="Times New Roman" w:cs="Times New Roman"/>
+          <w:bCs/>
+          <w:i/>
+          <w:sz w:val="28"/>
+          <w:szCs w:val="28"/>
+        </w:rPr>
+        <w:t>ban hành kèm theo Thông tư này</w:t>
+      </w:r>
+      <w:r>
+        <w:rPr>
+          <w:rFonts w:ascii="Times New Roman" w:eastAsia="Times New Roman" w:hAnsi="Times New Roman" w:cs="Times New Roman"/>
+          <w:i/>
+          <w:sz w:val="28"/>
+          <w:szCs w:val="28"/>
+        </w:rPr>
+        <w:t>.</w:t>
+      </w:r>
+    </w:p>
+    <w:p>
+      <w:pPr>
+        <w:spacing w:before="120" w:after="240" w:line="276" w:lineRule="auto"/>
+        <w:ind w:firstLine="709"/>
+        <w:jc w:val="both"/>
+        <w:rPr>
+          <w:rFonts w:ascii="Times New Roman" w:eastAsia="Times New Roman" w:hAnsi="Times New Roman" w:cs="Times New Roman"/>
+          <w:bCs/>
+          <w:sz w:val="28"/>
+          <w:szCs w:val="28"/>
+        </w:rPr>
+      </w:pPr>
+      <w:r>
+        <w:rPr>
+          <w:rFonts w:ascii="Times New Roman" w:eastAsia="Times New Roman" w:hAnsi="Times New Roman" w:cs="Times New Roman"/>
+          <w:bCs/>
+          <w:sz w:val="28"/>
+          <w:szCs w:val="28"/>
+        </w:rPr>
+        <w:t>(</w:t>
+      </w:r>
+      <w:r>
+        <w:rPr>
+          <w:rFonts w:ascii="Times New Roman" w:eastAsia="Times New Roman" w:hAnsi="Times New Roman" w:cs="Times New Roman"/>
+          <w:bCs/>
+          <w:i/>
+          <w:sz w:val="28"/>
+          <w:szCs w:val="28"/>
+        </w:rPr>
+        <w:t>Đối với thành viên có phần vốn góp không thay đổi, trong danh sách thành viên không bắt buộc phải có chữ ký của thành viên đó</w:t>
+      </w:r>
+      <w:r>
+        <w:rPr>
+          <w:rFonts w:ascii="Times New Roman" w:eastAsia="Times New Roman" w:hAnsi="Times New Roman" w:cs="Times New Roman"/>
+          <w:bCs/>
+          <w:sz w:val="28"/>
+          <w:szCs w:val="28"/>
+        </w:rPr>
+        <w:t>).</w:t>
+      </w:r>
+    </w:p>
+    <w:p>
+      <w:pPr>
+        <w:spacing w:before="120" w:after="240" w:line="276" w:lineRule="auto"/>
+        <w:ind w:firstLine="709"/>
+        <w:jc w:val="both"/>
+        <w:rPr>
+          <w:rFonts w:ascii="Times New Roman" w:eastAsia="Calibri" w:hAnsi="Times New Roman" w:cs="Times New Roman"/>
+          <w:b/>
+          <w:bCs/>
+          <w:kern w:val="28"/>
+          <w:sz w:val="28"/>
+          <w:szCs w:val="32"/>
+          <w:lang w:eastAsia="x-none"/>
+        </w:rPr>
+      </w:pPr>
+      <w:r>
+        <w:rPr>
+          <w:rFonts w:ascii="Times New Roman" w:eastAsia="Times New Roman" w:hAnsi="Times New Roman" w:cs="Times New Roman"/>
+          <w:sz w:val="28"/>
+          <w:szCs w:val="28"/>
+        </w:rPr>
+        <w:t>Doanh nghiệp cam kết bảo đảm thanh toán đủ các khoản nợ và các nghĩa vụ tài sản khác sau khi giảm vốn (</w:t>
+      </w:r>
+      <w:r>
+        <w:rPr>
+          <w:rFonts w:ascii="Times New Roman" w:eastAsia="Times New Roman" w:hAnsi="Times New Roman" w:cs="Times New Roman"/>
+          <w:i/>
+          <w:iCs/>
+          <w:sz w:val="28"/>
+          <w:szCs w:val="28"/>
+        </w:rPr>
+        <w:t>doanh nghiệp chỉ ghi cam kết trong trường hợp đăng ký giảm vốn điều lệ</w:t>
+      </w:r>
+      <w:r>
+        <w:rPr>
+          <w:rFonts w:ascii="Times New Roman" w:eastAsia="Times New Roman" w:hAnsi="Times New Roman" w:cs="Times New Roman"/>
+          <w:sz w:val="28"/>
+          <w:szCs w:val="28"/>
+        </w:rPr>
+        <w:t>).</w:t>
+      </w:r>
+    </w:p>
+    <w:p>
+      <w:pPr>
+        <w:spacing w:before="180" w:after="180" w:line="240" w:lineRule="auto"/>
+        <w:ind w:left="993" w:right="850"/>
+        <w:jc w:val="center"/>
+        <w:rPr>
+          <w:rFonts w:ascii="Times New Roman" w:eastAsia="Times New Roman" w:hAnsi="Times New Roman" w:cs="Times New Roman"/>
+          <w:sz w:val="28"/>
+          <w:szCs w:val="28"/>
+        </w:rPr>
+      </w:pPr>
+      <w:r>
+        <w:rPr>
+          <w:rFonts w:ascii="Times New Roman" w:eastAsia="Calibri" w:hAnsi="Times New Roman" w:cs="Times New Roman"/>
+          <w:b/>
+          <w:bCs/>
+          <w:kern w:val="28"/>
+          <w:sz w:val="28"/>
+          <w:szCs w:val="32"/>
+          <w:lang w:eastAsia="x-none"/>
+        </w:rPr>
+        <w:br w:type="page"/>
+      </w:r>
+    </w:p>
+    <w:p>
+      <w:pPr>
+        <w:spacing w:before="120" w:after="0" w:line="276" w:lineRule="auto"/>
+        <w:jc w:val="center"/>
+        <w:rPr>
+          <w:rFonts w:ascii="Times New Roman" w:eastAsia="Calibri" w:hAnsi="Times New Roman" w:cs="Times New Roman"/>
+          <w:sz w:val="28"/>
+          <w:szCs w:val="28"/>
+          <w:vertAlign w:val="superscript"/>
+        </w:rPr>
+      </w:pPr>
+      <w:bookmarkStart w:id="5" w:name="_Hlk177941885"/>
+      <w:bookmarkStart w:id="6" w:name="_Hlk177941696"/>
+      <w:r>
+        <w:rPr>
+          <w:rFonts w:ascii="Times New Roman" w:eastAsia="Calibri" w:hAnsi="Times New Roman" w:cs="Times New Roman"/>
+          <w:bCs/>
+          <w:kern w:val="28"/>
+          <w:sz w:val="28"/>
+          <w:szCs w:val="32"/>
+          <w:lang w:eastAsia="x-none"/>
+        </w:rPr>
+        <w:lastRenderedPageBreak/>
+        <w:t xml:space="preserve">THÔNG BÁO </w:t>
+      </w:r>
+      <w:r>
+        <w:rPr>
+          <w:rFonts w:ascii="Times New Roman" w:eastAsia="Calibri" w:hAnsi="Times New Roman" w:cs="Times New Roman"/>
+          <w:sz w:val="28"/>
+          <w:szCs w:val="28"/>
+        </w:rPr>
+        <w:t xml:space="preserve">THAY ĐỔI </w:t>
+      </w:r>
+      <w:bookmarkEnd w:id="5"/>
+      <w:r>
+        <w:rPr>
+          <w:rFonts w:ascii="Times New Roman" w:eastAsia="Calibri" w:hAnsi="Times New Roman" w:cs="Times New Roman"/>
+          <w:sz w:val="28"/>
+          <w:szCs w:val="28"/>
+        </w:rPr>
+        <w:t>NGÀNH, NGHỀ KINH DOANH</w:t>
+      </w:r>
+      <w:bookmarkEnd w:id="6"/>
+      <w:r>
+        <w:rPr>
+          <w:rFonts w:ascii="Times New Roman" w:eastAsia="Calibri" w:hAnsi="Times New Roman" w:cs="Times New Roman"/>
+          <w:sz w:val="28"/>
+          <w:szCs w:val="28"/>
+          <w:vertAlign w:val="superscript"/>
+        </w:rPr>
+        <w:footnoteReference w:customMarkFollows="1" w:id="2"/>
+        <w:t>1</w:t>
+      </w:r>
+    </w:p>
+    <w:p>
+      <w:pPr>
+        <w:spacing w:before="240" w:after="120" w:line="340" w:lineRule="exact"/>
+        <w:ind w:firstLine="720"/>
+        <w:jc w:val="both"/>
+        <w:rPr>
+          <w:rFonts w:ascii="Times New Roman" w:eastAsia="Calibri" w:hAnsi="Times New Roman" w:cs="Times New Roman"/>
+          <w:sz w:val="28"/>
+          <w:szCs w:val="28"/>
+        </w:rPr>
+      </w:pPr>
+      <w:r>
+        <w:rPr>
+          <w:rFonts w:ascii="Times New Roman" w:eastAsia="Calibri" w:hAnsi="Times New Roman" w:cs="Times New Roman"/>
+          <w:b/>
+          <w:sz w:val="28"/>
+          <w:szCs w:val="28"/>
+        </w:rPr>
+        <w:t xml:space="preserve">1. Bổ sung ngành, nghề kinh doanh sau </w:t>
+      </w:r>
+      <w:r>
+        <w:rPr>
+          <w:rFonts w:ascii="Times New Roman" w:eastAsia="Calibri" w:hAnsi="Times New Roman" w:cs="Times New Roman"/>
+          <w:sz w:val="28"/>
+          <w:szCs w:val="28"/>
+        </w:rPr>
+        <w:t>(</w:t>
+      </w:r>
+      <w:r>
+        <w:rPr>
+          <w:rFonts w:ascii="Times New Roman" w:eastAsia="Calibri" w:hAnsi="Times New Roman" w:cs="Times New Roman"/>
+          <w:i/>
+          <w:sz w:val="28"/>
+          <w:szCs w:val="28"/>
+        </w:rPr>
+        <w:t>kê khai trong trường hợp doanh nghiệp thông báo bổ sung ngành, nghề kinh doanh vào danh sách ngành, nghề kinh doanh đã đăng ký với cơ quan đăng ký kinh doanh</w:t>
+      </w:r>
+      <w:r>
+        <w:rPr>
+          <w:rFonts w:ascii="Times New Roman" w:eastAsia="Calibri" w:hAnsi="Times New Roman" w:cs="Times New Roman"/>
+          <w:sz w:val="28"/>
+          <w:szCs w:val="28"/>
+        </w:rPr>
+        <w:t>):</w:t>
+      </w:r>
+    </w:p>
+    <w:tbl>
+      <w:tblPr>
+        <w:tblStyle w:val="TableGrid1"/>
+        <w:tblW w:w="0" w:type="auto"/>
+        <w:jc w:val="center"/>
+        <w:tblLook w:val="04A0" w:firstRow="1" w:lastRow="0" w:firstColumn="1" w:lastColumn="0" w:noHBand="0" w:noVBand="1"/>
+      </w:tblPr>
+      <w:tblGrid>
+        <w:gridCol w:w="632"/>
+        <w:gridCol w:w="5016"/>
+        <w:gridCol w:w="1176"/>
+        <w:gridCol w:w="1421"/>
+      </w:tblGrid>
+      <w:tr>
+        <w:trPr>
+          <w:jc w:val="center"/>
+        </w:trPr>
+        <w:tc>
+          <w:tcPr>
+            <w:tcW w:w="0" w:type="auto"/>
+            <w:shd w:val="clear" w:color="auto" w:fill="D9EAF7"/>
+            <w:vAlign w:val="center"/>
+          </w:tcPr>
+          <w:p>
+            <w:pPr>
+              <w:jc w:val="center"/>
+              <w:rPr>
+                <w:rFonts w:ascii="Times New Roman" w:eastAsia="Times New Roman" w:hAnsi="Times New Roman"/>
+              </w:rPr>
+            </w:pPr>
+            <w:r>
+              <w:rPr>
+                <w:rFonts w:ascii="Times New Roman" w:eastAsia="Times New Roman" w:hAnsi="Times New Roman"/>
+                <w:b/>
+              </w:rPr>
+              <w:t>STT</w:t>
+            </w:r>
+          </w:p>
+        </w:tc>
+        <w:tc>
+          <w:tcPr>
+            <w:tcW w:w="0" w:type="auto"/>
+            <w:shd w:val="clear" w:color="auto" w:fill="D9EAF7"/>
+            <w:vAlign w:val="center"/>
+          </w:tcPr>
+          <w:p>
+            <w:pPr>
+              <w:jc w:val="center"/>
+              <w:rPr>
+                <w:rFonts w:ascii="Times New Roman" w:eastAsia="Times New Roman" w:hAnsi="Times New Roman"/>
+              </w:rPr>
+            </w:pPr>
+            <w:r>
+              <w:rPr>
+                <w:rFonts w:ascii="Times New Roman" w:eastAsia="Times New Roman" w:hAnsi="Times New Roman"/>
+                <w:b/>
+              </w:rPr>
+              <w:t>Tên ngành</w:t>
+            </w:r>
+          </w:p>
+        </w:tc>
+        <w:tc>
+          <w:tcPr>
+            <w:tcW w:w="0" w:type="auto"/>
+            <w:shd w:val="clear" w:color="auto" w:fill="D9EAF7"/>
+            <w:vAlign w:val="center"/>
+          </w:tcPr>
+          <w:p>
+            <w:pPr>
+              <w:jc w:val="center"/>
+              <w:rPr>
+                <w:rFonts w:ascii="Times New Roman" w:eastAsia="Times New Roman" w:hAnsi="Times New Roman"/>
+              </w:rPr>
+            </w:pPr>
+            <w:r>
+              <w:rPr>
+                <w:rFonts w:ascii="Times New Roman" w:eastAsia="Times New Roman" w:hAnsi="Times New Roman"/>
+                <w:b/>
+              </w:rPr>
+              <w:t>Mã ngành</w:t>
+            </w:r>
+          </w:p>
+        </w:tc>
+        <w:tc>
+          <w:tcPr>
+            <w:tcW w:w="0" w:type="auto"/>
+            <w:shd w:val="clear" w:color="auto" w:fill="D9EAF7"/>
+            <w:vAlign w:val="center"/>
+          </w:tcPr>
+          <w:p>
+            <w:pPr>
+              <w:jc w:val="center"/>
+              <w:rPr>
+                <w:rFonts w:ascii="Times New Roman" w:eastAsia="Times New Roman" w:hAnsi="Times New Roman"/>
+              </w:rPr>
+            </w:pPr>
+            <w:r>
+              <w:rPr>
+                <w:rFonts w:ascii="Times New Roman" w:eastAsia="Times New Roman" w:hAnsi="Times New Roman"/>
+                <w:b/>
+              </w:rPr>
+              <w:t>Ngành chính</w:t>
+            </w:r>
+          </w:p>
+        </w:tc>
+      </w:tr>
+      <w:tr>
+        <w:trPr>
+          <w:jc w:val="center"/>
+        </w:trPr>
+        <w:tc>
+          <w:tcPr>
+            <w:tcW w:w="0" w:type="auto"/>
+            <w:vAlign w:val="center"/>
+          </w:tcPr>
+          <w:p>
+            <w:pPr>
+              <w:jc w:val="center"/>
+              <w:rPr>
+                <w:rFonts w:ascii="Times New Roman" w:eastAsia="Times New Roman" w:hAnsi="Times New Roman"/>
+              </w:rPr>
+            </w:pPr>
+            <w:r>
+              <w:rPr>
+                <w:rFonts w:ascii="Times New Roman" w:eastAsia="Times New Roman" w:hAnsi="Times New Roman"/>
+                <w:sz w:val="21"/>
+              </w:rPr>
+              <w:t>1</w:t>
+            </w:r>
+          </w:p>
+        </w:tc>
+        <w:tc>
+          <w:tcPr>
+            <w:tcW w:w="0" w:type="auto"/>
+            <w:vAlign w:val="center"/>
+          </w:tcPr>
+          <w:p>
+            <w:pPr>
+              <w:rPr>
+                <w:rFonts w:ascii="Times New Roman" w:eastAsia="Times New Roman" w:hAnsi="Times New Roman"/>
+              </w:rPr>
+            </w:pPr>
+            <w:r>
+              <w:rPr>
+                <w:rFonts w:ascii="Times New Roman" w:eastAsia="Times New Roman" w:hAnsi="Times New Roman"/>
+              </w:rPr>
+              <w:t>Sản xuất giường, tủ, bàn, ghế bằng gỗ</w:t>
+            </w:r>
+          </w:p>
+        </w:tc>
+        <w:tc>
+          <w:tcPr>
+            <w:tcW w:w="0" w:type="auto"/>
+            <w:vAlign w:val="center"/>
+          </w:tcPr>
+          <w:p>
+            <w:pPr>
+              <w:jc w:val="center"/>
+              <w:rPr>
+                <w:rFonts w:ascii="Times New Roman" w:eastAsia="Times New Roman" w:hAnsi="Times New Roman"/>
+              </w:rPr>
+            </w:pPr>
+            <w:r>
+              <w:rPr>
+                <w:rFonts w:ascii="Times New Roman" w:eastAsia="Times New Roman" w:hAnsi="Times New Roman"/>
+              </w:rPr>
+              <w:t>3101</w:t>
+            </w:r>
+          </w:p>
+        </w:tc>
+        <w:tc>
+          <w:tcPr>
+            <w:tcW w:w="0" w:type="auto"/>
+            <w:vAlign w:val="center"/>
+          </w:tcPr>
+          <w:p>
+            <w:pPr>
+              <w:jc w:val="center"/>
+              <w:rPr>
+                <w:rFonts w:ascii="Times New Roman" w:eastAsia="Times New Roman" w:hAnsi="Times New Roman"/>
+              </w:rPr>
+            </w:pPr>
+          </w:p>
+        </w:tc>
+      </w:tr>
+      <w:tr>
+        <w:trPr>
+          <w:jc w:val="center"/>
+        </w:trPr>
+        <w:tc>
+          <w:tcPr>
+            <w:tcW w:w="0" w:type="auto"/>
+            <w:vAlign w:val="center"/>
+          </w:tcPr>
+          <w:p>
+            <w:pPr>
+              <w:jc w:val="center"/>
+              <w:rPr>
+                <w:rFonts w:ascii="Times New Roman" w:eastAsia="Times New Roman" w:hAnsi="Times New Roman"/>
+                <w:sz w:val="21"/>
+              </w:rPr>
+            </w:pPr>
+            <w:r>
+              <w:rPr>
+                <w:rFonts w:ascii="Times New Roman" w:eastAsia="Times New Roman" w:hAnsi="Times New Roman"/>
+                <w:sz w:val="21"/>
+              </w:rPr>
+              <w:t>2</w:t>
+            </w:r>
+          </w:p>
+        </w:tc>
+        <w:tc>
+          <w:tcPr>
+            <w:tcW w:w="0" w:type="auto"/>
+            <w:vAlign w:val="center"/>
+          </w:tcPr>
+          <w:p>
+            <w:pPr>
+              <w:rPr>
+                <w:rFonts w:ascii="Times New Roman" w:eastAsia="Times New Roman" w:hAnsi="Times New Roman"/>
+              </w:rPr>
+            </w:pPr>
+            <w:r>
+              <w:rPr>
+                <w:rFonts w:ascii="Times New Roman" w:eastAsia="Times New Roman" w:hAnsi="Times New Roman"/>
+              </w:rPr>
+              <w:t>Bán buôn vật liệu, thiết bị lắp đặt khác trong xây dựng</w:t>
+            </w:r>
+          </w:p>
+        </w:tc>
+        <w:tc>
+          <w:tcPr>
+            <w:tcW w:w="0" w:type="auto"/>
+            <w:vAlign w:val="center"/>
+          </w:tcPr>
+          <w:p>
+            <w:pPr>
+              <w:jc w:val="center"/>
+              <w:rPr>
+                <w:rFonts w:ascii="Times New Roman" w:eastAsia="Times New Roman" w:hAnsi="Times New Roman"/>
+              </w:rPr>
+            </w:pPr>
+            <w:r>
+              <w:rPr>
+                <w:rFonts w:ascii="Times New Roman" w:eastAsia="Times New Roman" w:hAnsi="Times New Roman"/>
+              </w:rPr>
+              <w:t>4673</w:t>
+            </w:r>
+          </w:p>
+        </w:tc>
+        <w:tc>
+          <w:tcPr>
+            <w:tcW w:w="0" w:type="auto"/>
+            <w:vAlign w:val="center"/>
+          </w:tcPr>
+          <w:p>
+            <w:pPr>
+              <w:jc w:val="center"/>
+              <w:rPr>
+                <w:rFonts w:ascii="Times New Roman" w:eastAsia="Times New Roman" w:hAnsi="Times New Roman"/>
+              </w:rPr>
+            </w:pPr>
+          </w:p>
+        </w:tc>
+      </w:tr>
+    </w:tbl>
+    <w:p>
+      <w:pPr>
+        <w:spacing w:before="240" w:after="120" w:line="340" w:lineRule="exact"/>
+        <w:ind w:firstLine="720"/>
+        <w:jc w:val="both"/>
+        <w:rPr>
+          <w:rFonts w:ascii="Times New Roman" w:eastAsia="Calibri" w:hAnsi="Times New Roman" w:cs="Times New Roman"/>
+          <w:sz w:val="28"/>
+          <w:szCs w:val="28"/>
+        </w:rPr>
+      </w:pPr>
+    </w:p>
+    <w:p>
+      <w:pPr>
         <w:spacing w:before="120" w:after="120" w:line="340" w:lineRule="exact"/>
         <w:ind w:firstLine="720"/>
         <w:jc w:val="both"/>
@@ -3412,7 +6109,370 @@
           <w:szCs w:val="28"/>
         </w:rPr>
       </w:pPr>
+      <w:r>
+        <w:rPr>
+          <w:rFonts w:ascii="Times New Roman" w:eastAsia="Calibri" w:hAnsi="Times New Roman" w:cs="Times New Roman"/>
+          <w:b/>
+          <w:sz w:val="28"/>
+          <w:szCs w:val="28"/>
+        </w:rPr>
+        <w:t>2. Bỏ ngành, nghề kinh doanh</w:t>
+      </w:r>
+      <w:r>
+        <w:rPr>
+          <w:rFonts w:ascii="Times New Roman" w:eastAsia="Calibri" w:hAnsi="Times New Roman" w:cs="Times New Roman"/>
+          <w:b/>
+          <w:i/>
+          <w:sz w:val="28"/>
+          <w:szCs w:val="28"/>
+        </w:rPr>
+        <w:t xml:space="preserve"> </w:t>
+      </w:r>
+      <w:r>
+        <w:rPr>
+          <w:rFonts w:ascii="Times New Roman" w:eastAsia="Calibri" w:hAnsi="Times New Roman" w:cs="Times New Roman"/>
+          <w:b/>
+          <w:sz w:val="28"/>
+          <w:szCs w:val="28"/>
+        </w:rPr>
+        <w:t>sau</w:t>
+      </w:r>
+      <w:r>
+        <w:rPr>
+          <w:rFonts w:ascii="Times New Roman" w:eastAsia="Calibri" w:hAnsi="Times New Roman" w:cs="Times New Roman"/>
+          <w:i/>
+          <w:sz w:val="28"/>
+          <w:szCs w:val="28"/>
+        </w:rPr>
+        <w:t xml:space="preserve"> </w:t>
+      </w:r>
+      <w:r>
+        <w:rPr>
+          <w:rFonts w:ascii="Times New Roman" w:eastAsia="Calibri" w:hAnsi="Times New Roman" w:cs="Times New Roman"/>
+          <w:sz w:val="28"/>
+          <w:szCs w:val="28"/>
+        </w:rPr>
+        <w:t>(</w:t>
+      </w:r>
+      <w:r>
+        <w:rPr>
+          <w:rFonts w:ascii="Times New Roman" w:eastAsia="Calibri" w:hAnsi="Times New Roman" w:cs="Times New Roman"/>
+          <w:i/>
+          <w:sz w:val="28"/>
+          <w:szCs w:val="28"/>
+        </w:rPr>
+        <w:t>kê khai trong trường hợp doanh nghiệp thông báo bỏ ngành, nghề kinh doanh khỏi danh sách ngành, nghề kinh doanh đã đăng ký với cơ quan đăng ký kinh doanh</w:t>
+      </w:r>
+      <w:r>
+        <w:rPr>
+          <w:rFonts w:ascii="Times New Roman" w:eastAsia="Calibri" w:hAnsi="Times New Roman" w:cs="Times New Roman"/>
+          <w:sz w:val="28"/>
+          <w:szCs w:val="28"/>
+        </w:rPr>
+        <w:t>):</w:t>
+      </w:r>
     </w:p>
+    <w:tbl>
+      <w:tblPr>
+        <w:tblStyle w:val="TableGrid1"/>
+        <w:tblW w:w="0" w:type="auto"/>
+        <w:jc w:val="center"/>
+        <w:tblLook w:val="04A0" w:firstRow="1" w:lastRow="0" w:firstColumn="1" w:lastColumn="0" w:noHBand="0" w:noVBand="1"/>
+      </w:tblPr>
+      <w:tblGrid>
+        <w:gridCol w:w="632"/>
+        <w:gridCol w:w="4798"/>
+        <w:gridCol w:w="1176"/>
+        <w:gridCol w:w="1421"/>
+      </w:tblGrid>
+      <w:tr>
+        <w:trPr>
+          <w:jc w:val="center"/>
+        </w:trPr>
+        <w:tc>
+          <w:tcPr>
+            <w:tcW w:w="0" w:type="auto"/>
+            <w:shd w:val="clear" w:color="auto" w:fill="D9EAF7"/>
+            <w:vAlign w:val="center"/>
+          </w:tcPr>
+          <w:p>
+            <w:pPr>
+              <w:jc w:val="center"/>
+              <w:rPr>
+                <w:rFonts w:ascii="Times New Roman" w:eastAsia="Times New Roman" w:hAnsi="Times New Roman"/>
+              </w:rPr>
+            </w:pPr>
+            <w:r>
+              <w:rPr>
+                <w:rFonts w:ascii="Times New Roman" w:eastAsia="Times New Roman" w:hAnsi="Times New Roman"/>
+                <w:b/>
+              </w:rPr>
+              <w:t>STT</w:t>
+            </w:r>
+          </w:p>
+        </w:tc>
+        <w:tc>
+          <w:tcPr>
+            <w:tcW w:w="0" w:type="auto"/>
+            <w:shd w:val="clear" w:color="auto" w:fill="D9EAF7"/>
+            <w:vAlign w:val="center"/>
+          </w:tcPr>
+          <w:p>
+            <w:pPr>
+              <w:jc w:val="center"/>
+              <w:rPr>
+                <w:rFonts w:ascii="Times New Roman" w:eastAsia="Times New Roman" w:hAnsi="Times New Roman"/>
+              </w:rPr>
+            </w:pPr>
+            <w:r>
+              <w:rPr>
+                <w:rFonts w:ascii="Times New Roman" w:eastAsia="Times New Roman" w:hAnsi="Times New Roman"/>
+                <w:b/>
+              </w:rPr>
+              <w:t>Tên ngành</w:t>
+            </w:r>
+          </w:p>
+        </w:tc>
+        <w:tc>
+          <w:tcPr>
+            <w:tcW w:w="0" w:type="auto"/>
+            <w:shd w:val="clear" w:color="auto" w:fill="D9EAF7"/>
+            <w:vAlign w:val="center"/>
+          </w:tcPr>
+          <w:p>
+            <w:pPr>
+              <w:jc w:val="center"/>
+              <w:rPr>
+                <w:rFonts w:ascii="Times New Roman" w:eastAsia="Times New Roman" w:hAnsi="Times New Roman"/>
+              </w:rPr>
+            </w:pPr>
+            <w:r>
+              <w:rPr>
+                <w:rFonts w:ascii="Times New Roman" w:eastAsia="Times New Roman" w:hAnsi="Times New Roman"/>
+                <w:b/>
+              </w:rPr>
+              <w:t>Mã ngành</w:t>
+            </w:r>
+          </w:p>
+        </w:tc>
+        <w:tc>
+          <w:tcPr>
+            <w:tcW w:w="0" w:type="auto"/>
+            <w:shd w:val="clear" w:color="auto" w:fill="D9EAF7"/>
+            <w:vAlign w:val="center"/>
+          </w:tcPr>
+          <w:p>
+            <w:pPr>
+              <w:jc w:val="center"/>
+              <w:rPr>
+                <w:rFonts w:ascii="Times New Roman" w:eastAsia="Times New Roman" w:hAnsi="Times New Roman"/>
+              </w:rPr>
+            </w:pPr>
+            <w:r>
+              <w:rPr>
+                <w:rFonts w:ascii="Times New Roman" w:eastAsia="Times New Roman" w:hAnsi="Times New Roman"/>
+                <w:b/>
+              </w:rPr>
+              <w:t>Ngành chính</w:t>
+            </w:r>
+          </w:p>
+        </w:tc>
+      </w:tr>
+      <w:tr>
+        <w:trPr>
+          <w:jc w:val="center"/>
+        </w:trPr>
+        <w:tc>
+          <w:tcPr>
+            <w:tcW w:w="0" w:type="auto"/>
+            <w:vAlign w:val="center"/>
+          </w:tcPr>
+          <w:p>
+            <w:pPr>
+              <w:jc w:val="center"/>
+              <w:rPr>
+                <w:rFonts w:ascii="Times New Roman" w:eastAsia="Times New Roman" w:hAnsi="Times New Roman"/>
+              </w:rPr>
+            </w:pPr>
+            <w:r>
+              <w:rPr>
+                <w:rFonts w:ascii="Times New Roman" w:eastAsia="Times New Roman" w:hAnsi="Times New Roman"/>
+                <w:sz w:val="21"/>
+              </w:rPr>
+              <w:t>1</w:t>
+            </w:r>
+          </w:p>
+        </w:tc>
+        <w:tc>
+          <w:tcPr>
+            <w:tcW w:w="0" w:type="auto"/>
+            <w:vAlign w:val="center"/>
+          </w:tcPr>
+          <w:p>
+            <w:pPr>
+              <w:rPr>
+                <w:rFonts w:ascii="Times New Roman" w:eastAsia="Times New Roman" w:hAnsi="Times New Roman"/>
+                <w:sz w:val="21"/>
+              </w:rPr>
+            </w:pPr>
+            <w:r>
+              <w:rPr>
+                <w:rFonts w:ascii="Times New Roman" w:eastAsia="Times New Roman" w:hAnsi="Times New Roman"/>
+                <w:sz w:val="21"/>
+              </w:rPr>
+              <w:t>Sản xuất giường, tủ, bàn, ghế</w:t>
+            </w:r>
+          </w:p>
+          <w:p>
+            <w:pPr>
+              <w:rPr>
+                <w:rFonts w:ascii="Times New Roman" w:eastAsia="Times New Roman" w:hAnsi="Times New Roman"/>
+              </w:rPr>
+            </w:pPr>
+            <w:r>
+              <w:rPr>
+                <w:rFonts w:ascii="Times New Roman" w:eastAsia="Times New Roman" w:hAnsi="Times New Roman"/>
+              </w:rPr>
+              <w:t>(không hoạt động tại trụ sở)</w:t>
+            </w:r>
+          </w:p>
+        </w:tc>
+        <w:tc>
+          <w:tcPr>
+            <w:tcW w:w="0" w:type="auto"/>
+            <w:vAlign w:val="center"/>
+          </w:tcPr>
+          <w:p>
+            <w:pPr>
+              <w:jc w:val="center"/>
+              <w:rPr>
+                <w:rFonts w:ascii="Times New Roman" w:eastAsia="Times New Roman" w:hAnsi="Times New Roman"/>
+              </w:rPr>
+            </w:pPr>
+            <w:r>
+              <w:rPr>
+                <w:rFonts w:ascii="Times New Roman" w:eastAsia="Times New Roman" w:hAnsi="Times New Roman"/>
+                <w:sz w:val="21"/>
+              </w:rPr>
+              <w:t>3100</w:t>
+            </w:r>
+          </w:p>
+        </w:tc>
+        <w:tc>
+          <w:tcPr>
+            <w:tcW w:w="0" w:type="auto"/>
+            <w:vAlign w:val="center"/>
+          </w:tcPr>
+          <w:p>
+            <w:pPr>
+              <w:jc w:val="center"/>
+              <w:rPr>
+                <w:rFonts w:ascii="Times New Roman" w:eastAsia="Times New Roman" w:hAnsi="Times New Roman"/>
+              </w:rPr>
+            </w:pPr>
+          </w:p>
+        </w:tc>
+      </w:tr>
+      <w:tr>
+        <w:trPr>
+          <w:jc w:val="center"/>
+        </w:trPr>
+        <w:tc>
+          <w:tcPr>
+            <w:tcW w:w="0" w:type="auto"/>
+            <w:vAlign w:val="center"/>
+          </w:tcPr>
+          <w:p>
+            <w:pPr>
+              <w:jc w:val="center"/>
+              <w:rPr>
+                <w:rFonts w:ascii="Times New Roman" w:eastAsia="Times New Roman" w:hAnsi="Times New Roman"/>
+                <w:sz w:val="21"/>
+              </w:rPr>
+            </w:pPr>
+            <w:r>
+              <w:rPr>
+                <w:rFonts w:ascii="Times New Roman" w:eastAsia="Times New Roman" w:hAnsi="Times New Roman"/>
+                <w:sz w:val="21"/>
+              </w:rPr>
+              <w:t>2</w:t>
+            </w:r>
+          </w:p>
+        </w:tc>
+        <w:tc>
+          <w:tcPr>
+            <w:tcW w:w="0" w:type="auto"/>
+            <w:vAlign w:val="center"/>
+          </w:tcPr>
+          <w:p>
+            <w:pPr>
+              <w:rPr>
+                <w:rFonts w:ascii="Times New Roman" w:eastAsia="Times New Roman" w:hAnsi="Times New Roman"/>
+                <w:sz w:val="21"/>
+              </w:rPr>
+            </w:pPr>
+            <w:r>
+              <w:rPr>
+                <w:rFonts w:ascii="Times New Roman" w:eastAsia="Times New Roman" w:hAnsi="Times New Roman"/>
+                <w:sz w:val="21"/>
+              </w:rPr>
+              <w:t>Bán buôn vật liệu, thiết bị lắp đặt khác trong xây dựng</w:t>
+            </w:r>
+          </w:p>
+          <w:p>
+            <w:pPr>
+              <w:rPr>
+                <w:rFonts w:ascii="Times New Roman" w:eastAsia="Times New Roman" w:hAnsi="Times New Roman"/>
+                <w:sz w:val="21"/>
+              </w:rPr>
+            </w:pPr>
+            <w:r>
+              <w:rPr>
+                <w:rFonts w:ascii="Times New Roman" w:eastAsia="Times New Roman" w:hAnsi="Times New Roman"/>
+                <w:sz w:val="21"/>
+              </w:rPr>
+              <w:t>(không hoạt động tại trụ sở)</w:t>
+            </w:r>
+          </w:p>
+        </w:tc>
+        <w:tc>
+          <w:tcPr>
+            <w:tcW w:w="0" w:type="auto"/>
+            <w:vAlign w:val="center"/>
+          </w:tcPr>
+          <w:p>
+            <w:pPr>
+              <w:jc w:val="center"/>
+              <w:rPr>
+                <w:rFonts w:ascii="Times New Roman" w:eastAsia="Times New Roman" w:hAnsi="Times New Roman"/>
+                <w:sz w:val="21"/>
+              </w:rPr>
+            </w:pPr>
+            <w:r>
+              <w:rPr>
+                <w:rFonts w:ascii="Times New Roman" w:eastAsia="Times New Roman" w:hAnsi="Times New Roman"/>
+                <w:sz w:val="21"/>
+              </w:rPr>
+              <w:t>4663</w:t>
+            </w:r>
+          </w:p>
+        </w:tc>
+        <w:tc>
+          <w:tcPr>
+            <w:tcW w:w="0" w:type="auto"/>
+            <w:vAlign w:val="center"/>
+          </w:tcPr>
+          <w:p>
+            <w:pPr>
+              <w:jc w:val="center"/>
+              <w:rPr>
+                <w:rFonts w:ascii="Times New Roman" w:eastAsia="Times New Roman" w:hAnsi="Times New Roman"/>
+              </w:rPr>
+            </w:pPr>
+          </w:p>
+        </w:tc>
+      </w:tr>
+    </w:tbl>
     <w:p>
       <w:pPr>
         <w:spacing w:before="120" w:after="120" w:line="340" w:lineRule="exact"/>
@@ -3424,6 +6484,18 @@
           <w:szCs w:val="28"/>
         </w:rPr>
       </w:pPr>
+    </w:p>
+    <w:p>
+      <w:pPr>
+        <w:spacing w:before="120" w:after="120" w:line="340" w:lineRule="exact"/>
+        <w:ind w:firstLine="720"/>
+        <w:jc w:val="both"/>
+        <w:rPr>
+          <w:rFonts w:ascii="Times New Roman" w:eastAsia="Calibri" w:hAnsi="Times New Roman" w:cs="Times New Roman"/>
+          <w:sz w:val="28"/>
+          <w:szCs w:val="28"/>
+        </w:rPr>
+      </w:pPr>
       <w:r>
         <w:rPr>
           <w:rFonts w:ascii="Times New Roman" w:eastAsia="Calibri" w:hAnsi="Times New Roman" w:cs="Times New Roman"/>
@@ -3431,7 +6503,6 @@
           <w:sz w:val="28"/>
           <w:szCs w:val="28"/>
         </w:rPr>
-        <w:lastRenderedPageBreak/>
         <w:t>3. Sửa đổi chi tiết ngành, nghề kinh doanh sau</w:t>
       </w:r>
       <w:r>
@@ -3472,44 +6543,38 @@
     </w:p>
     <w:tbl>
       <w:tblPr>
-        <w:tblW w:w="9214" w:type="dxa"/>
-        <w:tblInd w:w="108" w:type="dxa"/>
-        <w:tblBorders>
-          <w:top w:val="single" w:sz="4" w:space="0" w:color="000000"/>
-          <w:left w:val="single" w:sz="4" w:space="0" w:color="000000"/>
-          <w:bottom w:val="single" w:sz="4" w:space="0" w:color="000000"/>
-          <w:right w:val="single" w:sz="4" w:space="0" w:color="000000"/>
-          <w:insideH w:val="single" w:sz="4" w:space="0" w:color="000000"/>
-          <w:insideV w:val="single" w:sz="4" w:space="0" w:color="000000"/>
-        </w:tblBorders>
+        <w:tblStyle w:val="TableGrid1"/>
+        <w:tblW w:w="0" w:type="auto"/>
+        <w:jc w:val="center"/>
         <w:tblLook w:val="04A0" w:firstRow="1" w:lastRow="0" w:firstColumn="1" w:lastColumn="0" w:noHBand="0" w:noVBand="1"/>
       </w:tblPr>
       <w:tblGrid>
-        <w:gridCol w:w="1478"/>
-        <w:gridCol w:w="4029"/>
-        <w:gridCol w:w="2189"/>
-        <w:gridCol w:w="1518"/>
+        <w:gridCol w:w="632"/>
+        <w:gridCol w:w="6309"/>
+        <w:gridCol w:w="990"/>
+        <w:gridCol w:w="1131"/>
       </w:tblGrid>
       <w:tr>
-        <w:tc>
-          <w:tcPr>
-            <w:tcW w:w="1478" w:type="dxa"/>
-          </w:tcPr>
-          <w:p>
-            <w:pPr>
-              <w:spacing w:before="120" w:after="0" w:line="340" w:lineRule="exact"/>
+        <w:trPr>
+          <w:jc w:val="center"/>
+        </w:trPr>
+        <w:tc>
+          <w:tcPr>
+            <w:tcW w:w="0" w:type="auto"/>
+            <w:shd w:val="clear" w:color="auto" w:fill="D9EAF7"/>
+            <w:vAlign w:val="center"/>
+          </w:tcPr>
+          <w:p>
+            <w:pPr>
               <w:jc w:val="center"/>
               <w:rPr>
-                <w:rFonts w:ascii="Times New Roman" w:eastAsia="Calibri" w:hAnsi="Times New Roman" w:cs="Times New Roman"/>
-                <w:sz w:val="28"/>
-                <w:szCs w:val="28"/>
-              </w:rPr>
-            </w:pPr>
-            <w:r>
-              <w:rPr>
-                <w:rFonts w:ascii="Times New Roman" w:eastAsia="Calibri" w:hAnsi="Times New Roman" w:cs="Times New Roman"/>
-                <w:sz w:val="28"/>
-                <w:szCs w:val="28"/>
+                <w:rFonts w:ascii="Times New Roman" w:eastAsia="Times New Roman" w:hAnsi="Times New Roman"/>
+              </w:rPr>
+            </w:pPr>
+            <w:r>
+              <w:rPr>
+                <w:rFonts w:ascii="Times New Roman" w:eastAsia="Times New Roman" w:hAnsi="Times New Roman"/>
+                <w:b/>
               </w:rPr>
               <w:t>STT</w:t>
             </w:r>
@@ -3517,47 +6582,43 @@
         </w:tc>
         <w:tc>
           <w:tcPr>
-            <w:tcW w:w="4029" w:type="dxa"/>
-          </w:tcPr>
-          <w:p>
-            <w:pPr>
-              <w:spacing w:before="120" w:after="0" w:line="340" w:lineRule="exact"/>
-              <w:ind w:right="1008"/>
-              <w:rPr>
-                <w:rFonts w:ascii="Times New Roman" w:eastAsia="Calibri" w:hAnsi="Times New Roman" w:cs="Times New Roman"/>
-                <w:sz w:val="28"/>
-                <w:szCs w:val="28"/>
-              </w:rPr>
-            </w:pPr>
-            <w:r>
-              <w:rPr>
-                <w:rFonts w:ascii="Times New Roman" w:eastAsia="Calibri" w:hAnsi="Times New Roman" w:cs="Times New Roman"/>
-                <w:sz w:val="28"/>
-                <w:szCs w:val="28"/>
-              </w:rPr>
-              <w:t>Tên ngành, nghề kinh doanh được sửa đổi chi tiết</w:t>
-            </w:r>
-          </w:p>
-        </w:tc>
-        <w:tc>
-          <w:tcPr>
-            <w:tcW w:w="2189" w:type="dxa"/>
-          </w:tcPr>
-          <w:p>
-            <w:pPr>
-              <w:spacing w:before="120" w:after="0" w:line="340" w:lineRule="exact"/>
+            <w:tcW w:w="0" w:type="auto"/>
+            <w:shd w:val="clear" w:color="auto" w:fill="D9EAF7"/>
+            <w:vAlign w:val="center"/>
+          </w:tcPr>
+          <w:p>
+            <w:pPr>
               <w:jc w:val="center"/>
               <w:rPr>
-                <w:rFonts w:ascii="Times New Roman" w:eastAsia="Calibri" w:hAnsi="Times New Roman" w:cs="Times New Roman"/>
-                <w:sz w:val="28"/>
-                <w:szCs w:val="28"/>
-              </w:rPr>
-            </w:pPr>
-            <w:r>
-              <w:rPr>
-                <w:rFonts w:ascii="Times New Roman" w:eastAsia="Calibri" w:hAnsi="Times New Roman" w:cs="Times New Roman"/>
-                <w:sz w:val="28"/>
-                <w:szCs w:val="28"/>
+                <w:rFonts w:ascii="Times New Roman" w:eastAsia="Times New Roman" w:hAnsi="Times New Roman"/>
+              </w:rPr>
+            </w:pPr>
+            <w:r>
+              <w:rPr>
+                <w:rFonts w:ascii="Times New Roman" w:eastAsia="Times New Roman" w:hAnsi="Times New Roman"/>
+                <w:b/>
+              </w:rPr>
+              <w:t>Tên ngành</w:t>
+            </w:r>
+          </w:p>
+        </w:tc>
+        <w:tc>
+          <w:tcPr>
+            <w:tcW w:w="0" w:type="auto"/>
+            <w:shd w:val="clear" w:color="auto" w:fill="D9EAF7"/>
+            <w:vAlign w:val="center"/>
+          </w:tcPr>
+          <w:p>
+            <w:pPr>
+              <w:jc w:val="center"/>
+              <w:rPr>
+                <w:rFonts w:ascii="Times New Roman" w:eastAsia="Times New Roman" w:hAnsi="Times New Roman"/>
+              </w:rPr>
+            </w:pPr>
+            <w:r>
+              <w:rPr>
+                <w:rFonts w:ascii="Times New Roman" w:eastAsia="Times New Roman" w:hAnsi="Times New Roman"/>
+                <w:b/>
               </w:rPr>
               <w:t>Mã ngành</w:t>
             </w:r>
@@ -3565,46 +6626,47 @@
         </w:tc>
         <w:tc>
           <w:tcPr>
-            <w:tcW w:w="1518" w:type="dxa"/>
-          </w:tcPr>
-          <w:p>
-            <w:pPr>
-              <w:spacing w:before="120" w:after="0" w:line="340" w:lineRule="exact"/>
+            <w:tcW w:w="0" w:type="auto"/>
+            <w:shd w:val="clear" w:color="auto" w:fill="D9EAF7"/>
+            <w:vAlign w:val="center"/>
+          </w:tcPr>
+          <w:p>
+            <w:pPr>
               <w:jc w:val="center"/>
               <w:rPr>
-                <w:rFonts w:ascii="Times New Roman" w:eastAsia="Calibri" w:hAnsi="Times New Roman" w:cs="Times New Roman"/>
-                <w:sz w:val="28"/>
-                <w:szCs w:val="28"/>
-              </w:rPr>
-            </w:pPr>
-            <w:r>
-              <w:rPr>
-                <w:rFonts w:ascii="Times New Roman" w:eastAsia="Times New Roman" w:hAnsi="Times New Roman" w:cs="Times New Roman"/>
-                <w:sz w:val="28"/>
-                <w:szCs w:val="28"/>
-                <w:lang w:eastAsia="zh-CN"/>
-              </w:rPr>
-              <w:t>Ghi chú</w:t>
+                <w:rFonts w:ascii="Times New Roman" w:eastAsia="Times New Roman" w:hAnsi="Times New Roman"/>
+              </w:rPr>
+            </w:pPr>
+            <w:r>
+              <w:rPr>
+                <w:rFonts w:ascii="Times New Roman" w:eastAsia="Times New Roman" w:hAnsi="Times New Roman"/>
+                <w:b/>
+              </w:rPr>
+              <w:t>Ngành chính</w:t>
             </w:r>
           </w:p>
         </w:tc>
       </w:tr>
       <w:tr>
-        <w:tc>
-          <w:tcPr>
-            <w:tcW w:w="1478" w:type="dxa"/>
-          </w:tcPr>
-          <w:p>
-            <w:pPr>
-              <w:spacing w:after="200" w:line="276" w:lineRule="auto"/>
-              <w:ind w:left="144" w:right="1008"/>
-              <w:rPr>
-                <w:rFonts w:ascii="Times New Roman" w:eastAsia="Calibri" w:hAnsi="Times New Roman" w:cs="Times New Roman"/>
-              </w:rPr>
-            </w:pPr>
-            <w:r>
-              <w:rPr>
-                <w:rFonts w:ascii="Times New Roman" w:eastAsia="Calibri" w:hAnsi="Times New Roman" w:cs="Times New Roman"/>
+        <w:trPr>
+          <w:jc w:val="center"/>
+        </w:trPr>
+        <w:tc>
+          <w:tcPr>
+            <w:tcW w:w="0" w:type="auto"/>
+            <w:vAlign w:val="center"/>
+          </w:tcPr>
+          <w:p>
+            <w:pPr>
+              <w:jc w:val="center"/>
+              <w:rPr>
+                <w:rFonts w:ascii="Times New Roman" w:eastAsia="Times New Roman" w:hAnsi="Times New Roman"/>
+              </w:rPr>
+            </w:pPr>
+            <w:r>
+              <w:rPr>
+                <w:rFonts w:ascii="Times New Roman" w:eastAsia="Times New Roman" w:hAnsi="Times New Roman"/>
+                <w:sz w:val="21"/>
               </w:rPr>
               <w:t>1</w:t>
             </w:r>
@@ -3612,62 +6674,214 @@
         </w:tc>
         <w:tc>
           <w:tcPr>
-            <w:tcW w:w="4029" w:type="dxa"/>
-          </w:tcPr>
-          <w:p>
-            <w:pPr>
-              <w:spacing w:after="200" w:line="276" w:lineRule="auto"/>
-              <w:ind w:left="144" w:right="1008"/>
-              <w:rPr>
-                <w:rFonts w:ascii="Times New Roman" w:hAnsi="Times New Roman" w:cs="Times New Roman"/>
-                <w:b/>
-              </w:rPr>
-            </w:pPr>
-            <w:r>
-              <w:rPr>
-                <w:rFonts w:ascii="Times New Roman" w:hAnsi="Times New Roman" w:cs="Times New Roman"/>
-                <w:b/>
+            <w:tcW w:w="0" w:type="auto"/>
+            <w:vAlign w:val="center"/>
+          </w:tcPr>
+          <w:p>
+            <w:pPr>
+              <w:rPr>
+                <w:rFonts w:ascii="Times New Roman" w:eastAsia="Times New Roman" w:hAnsi="Times New Roman"/>
+              </w:rPr>
+            </w:pPr>
+            <w:r>
+              <w:rPr>
+                <w:rFonts w:ascii="Times New Roman" w:eastAsia="Times New Roman" w:hAnsi="Times New Roman"/>
+                <w:sz w:val="21"/>
+              </w:rPr>
+              <w:t>Sửa chữa, bảo dưỡng máy móc, thiết bị</w:t>
+            </w:r>
+          </w:p>
+        </w:tc>
+        <w:tc>
+          <w:tcPr>
+            <w:tcW w:w="0" w:type="auto"/>
+            <w:vAlign w:val="center"/>
+          </w:tcPr>
+          <w:p>
+            <w:pPr>
+              <w:jc w:val="center"/>
+              <w:rPr>
+                <w:rFonts w:ascii="Times New Roman" w:eastAsia="Times New Roman" w:hAnsi="Times New Roman"/>
+              </w:rPr>
+            </w:pPr>
+            <w:r>
+              <w:rPr>
+                <w:rFonts w:ascii="Times New Roman" w:eastAsia="Times New Roman" w:hAnsi="Times New Roman"/>
+                <w:sz w:val="21"/>
+              </w:rPr>
+              <w:t>3312</w:t>
+            </w:r>
+          </w:p>
+        </w:tc>
+        <w:tc>
+          <w:tcPr>
+            <w:tcW w:w="0" w:type="auto"/>
+            <w:vAlign w:val="center"/>
+          </w:tcPr>
+          <w:p>
+            <w:pPr>
+              <w:jc w:val="center"/>
+              <w:rPr>
+                <w:rFonts w:ascii="Times New Roman" w:eastAsia="Times New Roman" w:hAnsi="Times New Roman"/>
+              </w:rPr>
+            </w:pPr>
+          </w:p>
+        </w:tc>
+      </w:tr>
+      <w:tr>
+        <w:trPr>
+          <w:jc w:val="center"/>
+        </w:trPr>
+        <w:tc>
+          <w:tcPr>
+            <w:tcW w:w="0" w:type="auto"/>
+            <w:vAlign w:val="center"/>
+          </w:tcPr>
+          <w:p>
+            <w:pPr>
+              <w:jc w:val="center"/>
+              <w:rPr>
+                <w:rFonts w:ascii="Times New Roman" w:eastAsia="Times New Roman" w:hAnsi="Times New Roman"/>
+                <w:sz w:val="21"/>
+              </w:rPr>
+            </w:pPr>
+            <w:r>
+              <w:rPr>
+                <w:rFonts w:ascii="Times New Roman" w:eastAsia="Times New Roman" w:hAnsi="Times New Roman"/>
+                <w:sz w:val="21"/>
+              </w:rPr>
+              <w:t>2</w:t>
+            </w:r>
+          </w:p>
+        </w:tc>
+        <w:tc>
+          <w:tcPr>
+            <w:tcW w:w="0" w:type="auto"/>
+            <w:vAlign w:val="center"/>
+          </w:tcPr>
+          <w:p>
+            <w:pPr>
+              <w:rPr>
+                <w:rFonts w:ascii="Times New Roman" w:eastAsia="Times New Roman" w:hAnsi="Times New Roman"/>
+                <w:sz w:val="21"/>
+              </w:rPr>
+            </w:pPr>
+            <w:r>
+              <w:rPr>
+                <w:rFonts w:ascii="Times New Roman" w:eastAsia="Times New Roman" w:hAnsi="Times New Roman"/>
+                <w:sz w:val="21"/>
+              </w:rPr>
+              <w:t>Bán lẻ đồ ngũ kim, sơn, kính, vật liệu và thiết bị lắp đặt khác trong xây dựng</w:t>
+            </w:r>
+          </w:p>
+        </w:tc>
+        <w:tc>
+          <w:tcPr>
+            <w:tcW w:w="0" w:type="auto"/>
+            <w:vAlign w:val="center"/>
+          </w:tcPr>
+          <w:p>
+            <w:pPr>
+              <w:jc w:val="center"/>
+              <w:rPr>
+                <w:rFonts w:ascii="Times New Roman" w:eastAsia="Times New Roman" w:hAnsi="Times New Roman"/>
+                <w:sz w:val="21"/>
+              </w:rPr>
+            </w:pPr>
+            <w:r>
+              <w:rPr>
+                <w:rFonts w:ascii="Times New Roman" w:eastAsia="Times New Roman" w:hAnsi="Times New Roman"/>
+                <w:sz w:val="21"/>
+              </w:rPr>
+              <w:t>4752</w:t>
+            </w:r>
+          </w:p>
+        </w:tc>
+        <w:tc>
+          <w:tcPr>
+            <w:tcW w:w="0" w:type="auto"/>
+            <w:vAlign w:val="center"/>
+          </w:tcPr>
+          <w:p>
+            <w:pPr>
+              <w:jc w:val="center"/>
+              <w:rPr>
+                <w:rFonts w:ascii="Times New Roman" w:eastAsia="Times New Roman" w:hAnsi="Times New Roman"/>
+              </w:rPr>
+            </w:pPr>
+            <w:r>
+              <w:rPr>
+                <w:rFonts w:ascii="Times New Roman" w:eastAsia="Times New Roman" w:hAnsi="Times New Roman"/>
+              </w:rPr>
+              <w:t>X</w:t>
+            </w:r>
+          </w:p>
+        </w:tc>
+      </w:tr>
+      <w:tr>
+        <w:trPr>
+          <w:jc w:val="center"/>
+        </w:trPr>
+        <w:tc>
+          <w:tcPr>
+            <w:tcW w:w="0" w:type="auto"/>
+            <w:vAlign w:val="center"/>
+          </w:tcPr>
+          <w:p>
+            <w:pPr>
+              <w:jc w:val="center"/>
+              <w:rPr>
+                <w:rFonts w:ascii="Times New Roman" w:eastAsia="Times New Roman" w:hAnsi="Times New Roman"/>
+                <w:sz w:val="21"/>
+              </w:rPr>
+            </w:pPr>
+            <w:r>
+              <w:rPr>
+                <w:rFonts w:ascii="Times New Roman" w:eastAsia="Times New Roman" w:hAnsi="Times New Roman"/>
+                <w:sz w:val="21"/>
+              </w:rPr>
+              <w:t>3</w:t>
+            </w:r>
+          </w:p>
+        </w:tc>
+        <w:tc>
+          <w:tcPr>
+            <w:tcW w:w="0" w:type="auto"/>
+            <w:vAlign w:val="center"/>
+          </w:tcPr>
+          <w:p>
+            <w:pPr>
+              <w:rPr>
+                <w:rFonts w:ascii="Times New Roman" w:eastAsia="Times New Roman" w:hAnsi="Times New Roman"/>
+                <w:sz w:val="21"/>
+              </w:rPr>
+            </w:pPr>
+            <w:r>
+              <w:rPr>
+                <w:rFonts w:ascii="Times New Roman" w:eastAsia="Times New Roman" w:hAnsi="Times New Roman"/>
+                <w:sz w:val="21"/>
               </w:rPr>
               <w:t>Bán lẻ đồ điện gia dụng, giường, tủ, bàn, ghế và đồ nội thất tương tự, đèn và bộ đèn điện, đồ dùng gia đình khác chưa được phân vào đâu</w:t>
             </w:r>
           </w:p>
-          <w:p>
-            <w:pPr>
-              <w:spacing w:after="200" w:line="276" w:lineRule="auto"/>
-              <w:ind w:left="144" w:right="1008"/>
-              <w:rPr>
-                <w:rFonts w:ascii="Times New Roman" w:eastAsia="Calibri" w:hAnsi="Times New Roman" w:cs="Times New Roman"/>
-              </w:rPr>
-            </w:pPr>
-            <w:r>
-              <w:rPr>
-                <w:rFonts w:ascii="Times New Roman" w:hAnsi="Times New Roman" w:cs="Times New Roman"/>
-              </w:rPr>
-              <w:t>Chi tiết: Bán lẻ giường, tủ, bàn, ghế và đồ dùng nội thất tương tự trong các cửa hàng chuyên doanh</w:t>
-            </w:r>
-            <w:r>
-              <w:rPr>
-                <w:rFonts w:ascii="Times New Roman" w:eastAsia="Calibri" w:hAnsi="Times New Roman" w:cs="Times New Roman"/>
-              </w:rPr>
-              <w:br/>
-            </w:r>
-          </w:p>
-        </w:tc>
-        <w:tc>
-          <w:tcPr>
-            <w:tcW w:w="2189" w:type="dxa"/>
-          </w:tcPr>
-          <w:p>
-            <w:pPr>
-              <w:spacing w:after="200" w:line="276" w:lineRule="auto"/>
-              <w:ind w:left="144" w:right="1008"/>
-              <w:rPr>
-                <w:rFonts w:ascii="Times New Roman" w:eastAsia="Calibri" w:hAnsi="Times New Roman" w:cs="Times New Roman"/>
-              </w:rPr>
-            </w:pPr>
-            <w:r>
-              <w:rPr>
-                <w:rFonts w:ascii="Times New Roman" w:hAnsi="Times New Roman" w:cs="Times New Roman"/>
+        </w:tc>
+        <w:tc>
+          <w:tcPr>
+            <w:tcW w:w="0" w:type="auto"/>
+            <w:vAlign w:val="center"/>
+          </w:tcPr>
+          <w:p>
+            <w:pPr>
+              <w:jc w:val="center"/>
+              <w:rPr>
+                <w:rFonts w:ascii="Times New Roman" w:eastAsia="Times New Roman" w:hAnsi="Times New Roman"/>
+                <w:sz w:val="21"/>
+              </w:rPr>
+            </w:pPr>
+            <w:r>
+              <w:rPr>
+                <w:rFonts w:ascii="Times New Roman" w:eastAsia="Times New Roman" w:hAnsi="Times New Roman"/>
+                <w:sz w:val="21"/>
               </w:rPr>
               <w:t>4759</w:t>
             </w:r>
@@ -3675,14 +6889,98 @@
         </w:tc>
         <w:tc>
           <w:tcPr>
-            <w:tcW w:w="1518" w:type="dxa"/>
-          </w:tcPr>
-          <w:p>
-            <w:pPr>
-              <w:spacing w:after="200" w:line="276" w:lineRule="auto"/>
-              <w:ind w:left="144" w:right="1008"/>
-              <w:rPr>
-                <w:rFonts w:ascii="Times New Roman" w:eastAsia="Calibri" w:hAnsi="Times New Roman" w:cs="Times New Roman"/>
+            <w:tcW w:w="0" w:type="auto"/>
+            <w:vAlign w:val="center"/>
+          </w:tcPr>
+          <w:p>
+            <w:pPr>
+              <w:jc w:val="center"/>
+              <w:rPr>
+                <w:rFonts w:ascii="Times New Roman" w:eastAsia="Times New Roman" w:hAnsi="Times New Roman"/>
+              </w:rPr>
+            </w:pPr>
+          </w:p>
+        </w:tc>
+      </w:tr>
+      <w:tr>
+        <w:trPr>
+          <w:jc w:val="center"/>
+        </w:trPr>
+        <w:tc>
+          <w:tcPr>
+            <w:tcW w:w="0" w:type="auto"/>
+            <w:vAlign w:val="center"/>
+          </w:tcPr>
+          <w:p>
+            <w:pPr>
+              <w:jc w:val="center"/>
+              <w:rPr>
+                <w:rFonts w:ascii="Times New Roman" w:eastAsia="Times New Roman" w:hAnsi="Times New Roman"/>
+                <w:sz w:val="21"/>
+              </w:rPr>
+            </w:pPr>
+            <w:r>
+              <w:rPr>
+                <w:rFonts w:ascii="Times New Roman" w:eastAsia="Times New Roman" w:hAnsi="Times New Roman"/>
+                <w:sz w:val="21"/>
+              </w:rPr>
+              <w:t>3</w:t>
+            </w:r>
+          </w:p>
+        </w:tc>
+        <w:tc>
+          <w:tcPr>
+            <w:tcW w:w="0" w:type="auto"/>
+            <w:vAlign w:val="center"/>
+          </w:tcPr>
+          <w:p>
+            <w:pPr>
+              <w:rPr>
+                <w:rFonts w:ascii="Times New Roman" w:eastAsia="Times New Roman" w:hAnsi="Times New Roman"/>
+                <w:sz w:val="21"/>
+              </w:rPr>
+            </w:pPr>
+            <w:r>
+              <w:rPr>
+                <w:rFonts w:ascii="Times New Roman" w:eastAsia="Times New Roman" w:hAnsi="Times New Roman"/>
+                <w:sz w:val="21"/>
+              </w:rPr>
+              <w:t>Sửa chữa, bảo dưỡng giường, tủ, bàn, ghế và đồ nội thất tương tự</w:t>
+            </w:r>
+          </w:p>
+        </w:tc>
+        <w:tc>
+          <w:tcPr>
+            <w:tcW w:w="0" w:type="auto"/>
+            <w:vAlign w:val="center"/>
+          </w:tcPr>
+          <w:p>
+            <w:pPr>
+              <w:jc w:val="center"/>
+              <w:rPr>
+                <w:rFonts w:ascii="Times New Roman" w:eastAsia="Times New Roman" w:hAnsi="Times New Roman"/>
+                <w:sz w:val="21"/>
+              </w:rPr>
+            </w:pPr>
+            <w:r>
+              <w:rPr>
+                <w:rFonts w:ascii="Times New Roman" w:eastAsia="Times New Roman" w:hAnsi="Times New Roman"/>
+                <w:sz w:val="21"/>
+              </w:rPr>
+              <w:t>9524</w:t>
+            </w:r>
+          </w:p>
+        </w:tc>
+        <w:tc>
+          <w:tcPr>
+            <w:tcW w:w="0" w:type="auto"/>
+            <w:vAlign w:val="center"/>
+          </w:tcPr>
+          <w:p>
+            <w:pPr>
+              <w:jc w:val="center"/>
+              <w:rPr>
+                <w:rFonts w:ascii="Times New Roman" w:eastAsia="Times New Roman" w:hAnsi="Times New Roman"/>
               </w:rPr>
             </w:pPr>
           </w:p>
@@ -3788,7 +7086,15 @@
           <w:rFonts w:ascii="Times New Roman" w:eastAsia="Calibri" w:hAnsi="Times New Roman" w:cs="Times New Roman"/>
           <w:sz w:val="28"/>
         </w:rPr>
-        <w:t>- Trường hợp doanh nghiệp thay đổi ngành, nghề kinh doanh chính từ ngành này sang ngành khác nhưng không thay đổi danh sách ngành, nghề kinh doanh đã đăng ký, doanh nghiệp thực hiện cập nhật, bổ sung thông tin đăng ký doanh nghiệp theo quy định tại khoản 1 Điều 57 Nghị định số 168/2025/NĐ-CP ngày 30/6/2025 của Chính phủ về đăng ký doanh nghiệp.</w:t>
+        <w:t xml:space="preserve">- Trường hợp doanh nghiệp thay đổi ngành, nghề kinh doanh chính từ ngành này sang ngành khác nhưng không thay đổi danh sách ngành, nghề kinh doanh đã </w:t>
+      </w:r>
+      <w:r>
+        <w:rPr>
+          <w:rFonts w:ascii="Times New Roman" w:eastAsia="Calibri" w:hAnsi="Times New Roman" w:cs="Times New Roman"/>
+          <w:sz w:val="28"/>
+        </w:rPr>
+        <w:lastRenderedPageBreak/>
+        <w:t>đăng ký, doanh nghiệp thực hiện cập nhật, bổ sung thông tin đăng ký doanh nghiệp theo quy định tại khoản 1 Điều 57 Nghị định số 168/2025/NĐ-CP ngày 30/6/2025 của Chính phủ về đăng ký doanh nghiệp.</w:t>
       </w:r>
     </w:p>
     <w:p>
@@ -3859,6 +7165,174 @@
     </w:p>
     <w:p>
       <w:pPr>
+        <w:spacing w:before="120" w:after="240" w:line="276" w:lineRule="auto"/>
+        <w:ind w:firstLine="709"/>
+        <w:jc w:val="both"/>
+        <w:rPr>
+          <w:rFonts w:ascii="Times New Roman" w:eastAsia="Times New Roman" w:hAnsi="Times New Roman" w:cs="Times New Roman"/>
+          <w:sz w:val="28"/>
+          <w:szCs w:val="28"/>
+        </w:rPr>
+      </w:pPr>
+    </w:p>
+    <w:p>
+      <w:pPr>
+        <w:spacing w:before="120" w:after="240" w:line="276" w:lineRule="auto"/>
+        <w:ind w:firstLine="709"/>
+        <w:jc w:val="both"/>
+        <w:rPr>
+          <w:rFonts w:ascii="Times New Roman" w:eastAsia="Times New Roman" w:hAnsi="Times New Roman" w:cs="Times New Roman"/>
+          <w:sz w:val="28"/>
+          <w:szCs w:val="28"/>
+        </w:rPr>
+      </w:pPr>
+    </w:p>
+    <w:p>
+      <w:pPr>
+        <w:spacing w:before="120" w:after="240" w:line="276" w:lineRule="auto"/>
+        <w:ind w:firstLine="709"/>
+        <w:jc w:val="both"/>
+        <w:rPr>
+          <w:rFonts w:ascii="Times New Roman" w:eastAsia="Times New Roman" w:hAnsi="Times New Roman" w:cs="Times New Roman"/>
+          <w:sz w:val="28"/>
+          <w:szCs w:val="28"/>
+        </w:rPr>
+      </w:pPr>
+    </w:p>
+    <w:p>
+      <w:pPr>
+        <w:spacing w:before="120" w:after="240" w:line="276" w:lineRule="auto"/>
+        <w:ind w:firstLine="709"/>
+        <w:jc w:val="both"/>
+        <w:rPr>
+          <w:rFonts w:ascii="Times New Roman" w:eastAsia="Times New Roman" w:hAnsi="Times New Roman" w:cs="Times New Roman"/>
+          <w:sz w:val="28"/>
+          <w:szCs w:val="28"/>
+        </w:rPr>
+      </w:pPr>
+    </w:p>
+    <w:p>
+      <w:pPr>
+        <w:spacing w:before="120" w:after="240" w:line="276" w:lineRule="auto"/>
+        <w:ind w:firstLine="709"/>
+        <w:jc w:val="both"/>
+        <w:rPr>
+          <w:rFonts w:ascii="Times New Roman" w:eastAsia="Times New Roman" w:hAnsi="Times New Roman" w:cs="Times New Roman"/>
+          <w:sz w:val="28"/>
+          <w:szCs w:val="28"/>
+        </w:rPr>
+      </w:pPr>
+    </w:p>
+    <w:p>
+      <w:pPr>
+        <w:spacing w:before="120" w:after="240" w:line="276" w:lineRule="auto"/>
+        <w:ind w:firstLine="709"/>
+        <w:jc w:val="both"/>
+        <w:rPr>
+          <w:rFonts w:ascii="Times New Roman" w:eastAsia="Times New Roman" w:hAnsi="Times New Roman" w:cs="Times New Roman"/>
+          <w:sz w:val="28"/>
+          <w:szCs w:val="28"/>
+        </w:rPr>
+      </w:pPr>
+    </w:p>
+    <w:p>
+      <w:pPr>
+        <w:spacing w:before="120" w:after="240" w:line="276" w:lineRule="auto"/>
+        <w:ind w:firstLine="709"/>
+        <w:jc w:val="both"/>
+        <w:rPr>
+          <w:rFonts w:ascii="Times New Roman" w:eastAsia="Times New Roman" w:hAnsi="Times New Roman" w:cs="Times New Roman"/>
+          <w:sz w:val="28"/>
+          <w:szCs w:val="28"/>
+        </w:rPr>
+      </w:pPr>
+    </w:p>
+    <w:p>
+      <w:pPr>
+        <w:spacing w:before="120" w:after="240" w:line="276" w:lineRule="auto"/>
+        <w:ind w:firstLine="709"/>
+        <w:jc w:val="both"/>
+        <w:rPr>
+          <w:rFonts w:ascii="Times New Roman" w:eastAsia="Times New Roman" w:hAnsi="Times New Roman" w:cs="Times New Roman"/>
+          <w:sz w:val="28"/>
+          <w:szCs w:val="28"/>
+        </w:rPr>
+      </w:pPr>
+    </w:p>
+    <w:p>
+      <w:pPr>
+        <w:spacing w:before="120" w:after="240" w:line="276" w:lineRule="auto"/>
+        <w:ind w:firstLine="709"/>
+        <w:jc w:val="both"/>
+        <w:rPr>
+          <w:rFonts w:ascii="Times New Roman" w:eastAsia="Times New Roman" w:hAnsi="Times New Roman" w:cs="Times New Roman"/>
+          <w:sz w:val="28"/>
+          <w:szCs w:val="28"/>
+        </w:rPr>
+      </w:pPr>
+    </w:p>
+    <w:p>
+      <w:pPr>
+        <w:spacing w:before="120" w:after="240" w:line="276" w:lineRule="auto"/>
+        <w:ind w:firstLine="709"/>
+        <w:jc w:val="both"/>
+        <w:rPr>
+          <w:rFonts w:ascii="Times New Roman" w:eastAsia="Times New Roman" w:hAnsi="Times New Roman" w:cs="Times New Roman"/>
+          <w:sz w:val="28"/>
+          <w:szCs w:val="28"/>
+        </w:rPr>
+      </w:pPr>
+    </w:p>
+    <w:p>
+      <w:pPr>
+        <w:spacing w:before="120" w:after="240" w:line="276" w:lineRule="auto"/>
+        <w:ind w:firstLine="709"/>
+        <w:jc w:val="both"/>
+        <w:rPr>
+          <w:rFonts w:ascii="Times New Roman" w:eastAsia="Times New Roman" w:hAnsi="Times New Roman" w:cs="Times New Roman"/>
+          <w:sz w:val="28"/>
+          <w:szCs w:val="28"/>
+        </w:rPr>
+      </w:pPr>
+    </w:p>
+    <w:p>
+      <w:pPr>
+        <w:spacing w:before="120" w:after="240" w:line="276" w:lineRule="auto"/>
+        <w:ind w:firstLine="709"/>
+        <w:jc w:val="both"/>
+        <w:rPr>
+          <w:rFonts w:ascii="Times New Roman" w:eastAsia="Times New Roman" w:hAnsi="Times New Roman" w:cs="Times New Roman"/>
+          <w:sz w:val="28"/>
+          <w:szCs w:val="28"/>
+        </w:rPr>
+      </w:pPr>
+    </w:p>
+    <w:p>
+      <w:pPr>
+        <w:spacing w:before="120" w:after="240" w:line="276" w:lineRule="auto"/>
+        <w:ind w:firstLine="709"/>
+        <w:jc w:val="both"/>
+        <w:rPr>
+          <w:rFonts w:ascii="Times New Roman" w:eastAsia="Times New Roman" w:hAnsi="Times New Roman" w:cs="Times New Roman"/>
+          <w:sz w:val="28"/>
+          <w:szCs w:val="28"/>
+        </w:rPr>
+      </w:pPr>
+    </w:p>
+    <w:p>
+      <w:pPr>
+        <w:spacing w:before="120" w:after="240" w:line="276" w:lineRule="auto"/>
+        <w:ind w:firstLine="709"/>
+        <w:jc w:val="both"/>
+        <w:rPr>
+          <w:rFonts w:ascii="Times New Roman" w:eastAsia="Times New Roman" w:hAnsi="Times New Roman" w:cs="Times New Roman"/>
+          <w:sz w:val="28"/>
+          <w:szCs w:val="28"/>
+        </w:rPr>
+      </w:pPr>
+    </w:p>
+    <w:p>
+      <w:pPr>
         <w:spacing w:after="0" w:line="240" w:lineRule="auto"/>
         <w:ind w:left="-142" w:right="-142"/>
         <w:jc w:val="center"/>
@@ -3868,6 +7342,32 @@
           <w:szCs w:val="28"/>
         </w:rPr>
       </w:pPr>
+    </w:p>
+    <w:p>
+      <w:pPr>
+        <w:spacing w:after="0" w:line="240" w:lineRule="auto"/>
+        <w:ind w:left="-142" w:right="-142"/>
+        <w:jc w:val="center"/>
+        <w:rPr>
+          <w:rFonts w:ascii="Times New Roman" w:eastAsia="Calibri" w:hAnsi="Times New Roman" w:cs="Times New Roman"/>
+          <w:sz w:val="28"/>
+          <w:szCs w:val="28"/>
+        </w:rPr>
+      </w:pPr>
+    </w:p>
+    <w:p>
+      <w:pPr>
+        <w:spacing w:after="0" w:line="240" w:lineRule="auto"/>
+        <w:ind w:left="-142" w:right="-142"/>
+        <w:jc w:val="center"/>
+        <w:rPr>
+          <w:rFonts w:ascii="Times New Roman" w:eastAsia="Calibri" w:hAnsi="Times New Roman" w:cs="Times New Roman"/>
+          <w:sz w:val="28"/>
+          <w:szCs w:val="28"/>
+        </w:rPr>
+      </w:pPr>
+      <w:bookmarkStart w:id="7" w:name="_GoBack"/>
+      <w:bookmarkEnd w:id="7"/>
       <w:r>
         <w:rPr>
           <w:rFonts w:ascii="Times New Roman" w:eastAsia="Calibri" w:hAnsi="Times New Roman" w:cs="Times New Roman"/>
@@ -3964,7 +7464,25 @@
           <w:sz w:val="28"/>
           <w:szCs w:val="28"/>
         </w:rPr>
-        <w:t xml:space="preserve"> Gửi kèm.</w:t>
+        <w:t xml:space="preserve"> </w:t>
+      </w:r>
+      <w:r>
+        <w:rPr>
+          <w:rFonts w:ascii="Times New Roman" w:eastAsia="Calibri" w:hAnsi="Times New Roman" w:cs="Times New Roman"/>
+          <w:iCs/>
+          <w:sz w:val="28"/>
+          <w:szCs w:val="28"/>
+        </w:rPr>
+        <w:t>Không có</w:t>
+      </w:r>
+      <w:r>
+        <w:rPr>
+          <w:rFonts w:ascii="Times New Roman" w:eastAsia="Calibri" w:hAnsi="Times New Roman" w:cs="Times New Roman"/>
+          <w:iCs/>
+          <w:sz w:val="28"/>
+          <w:szCs w:val="28"/>
+        </w:rPr>
+        <w:t>.</w:t>
       </w:r>
     </w:p>
     <w:p>
@@ -4105,9 +7623,8 @@
           <w:iCs/>
           <w:sz w:val="28"/>
           <w:szCs w:val="28"/>
-          <w:lang w:val="vi-VN"/>
-        </w:rPr>
-        <w:t>Không có</w:t>
+        </w:rPr>
+        <w:t>Gởi kèm</w:t>
       </w:r>
       <w:r>
         <w:rPr>
@@ -4300,7 +7817,7 @@
           <w:szCs w:val="28"/>
           <w:lang w:val="vi-VN" w:eastAsia="x-none"/>
         </w:rPr>
-        <w:t xml:space="preserve">Cập nhật địa chỉ trụ sở, địa chỉ nhận thông báo thuế do sáp nhập tỉnh thành: Số 12/1 Đường Khánh Bình 41, Tổ 2, Phường Tân Hiệp, </w:t>
+        <w:t xml:space="preserve">Cập nhật địa chỉ trụ sở, địa chỉ nhận thông báo thuế do sáp nhập tỉnh thành: </w:t>
       </w:r>
       <w:r>
         <w:rPr>
@@ -4309,20 +7826,9 @@
           <w:noProof/>
           <w:sz w:val="28"/>
           <w:szCs w:val="28"/>
-          <w:lang w:eastAsia="x-none"/>
-        </w:rPr>
-        <w:t>t</w:t>
-      </w:r>
-      <w:r>
-        <w:rPr>
-          <w:rFonts w:ascii="Times New Roman" w:eastAsia="Times New Roman" w:hAnsi="Times New Roman" w:cs="Times New Roman"/>
-          <w:bCs/>
-          <w:noProof/>
-          <w:sz w:val="28"/>
-          <w:szCs w:val="28"/>
           <w:lang w:val="vi-VN" w:eastAsia="x-none"/>
         </w:rPr>
-        <w:t>hành phố Hồ Chí Minh, Việt Nam</w:t>
+        <w:t>63/52/12/1 Võ Văn Hát, Tổ 3, Khu phố Phước Hiệp, Phường Long Trường, TP Hồ Chí Minh, Việt Nam</w:t>
       </w:r>
     </w:p>
     <w:p>
@@ -4354,7 +7860,7 @@
           <w:szCs w:val="28"/>
           <w:lang w:val="vi-VN" w:eastAsia="x-none"/>
         </w:rPr>
-        <w:t>Cập nhật địa chỉ ông/bà NGUYỄN VĂN TÍNH do sáp nhậ</w:t>
+        <w:t xml:space="preserve">Cập nhật địa chỉ </w:t>
       </w:r>
       <w:r>
         <w:rPr>
@@ -4365,7 +7871,7 @@
           <w:szCs w:val="28"/>
           <w:lang w:eastAsia="x-none"/>
         </w:rPr>
-        <w:t>p</w:t>
+        <w:t xml:space="preserve">liên lạc </w:t>
       </w:r>
       <w:r>
         <w:rPr>
@@ -4376,7 +7882,31 @@
           <w:szCs w:val="28"/>
           <w:lang w:val="vi-VN" w:eastAsia="x-none"/>
         </w:rPr>
-        <w:t xml:space="preserve"> tỉnh thành: Số 350/21/60 Khu Phố 26, Phường An Phú Đông, </w:t>
+        <w:t xml:space="preserve">ông/bà </w:t>
+      </w:r>
+      <w:r>
+        <w:rPr>
+          <w:rFonts w:ascii="Times New Roman" w:eastAsia="Times New Roman" w:hAnsi="Times New Roman" w:cs="Times New Roman"/>
+          <w:sz w:val="24"/>
+          <w:szCs w:val="24"/>
+        </w:rPr>
+        <w:t>TRẦN NGỌC HÙNG</w:t>
+      </w:r>
+      <w:r>
+        <w:rPr>
+          <w:rFonts w:ascii="Times New Roman" w:eastAsia="Times New Roman" w:hAnsi="Times New Roman" w:cs="Times New Roman"/>
+          <w:sz w:val="24"/>
+          <w:szCs w:val="24"/>
+        </w:rPr>
+        <w:t xml:space="preserve">, </w:t>
+      </w:r>
+      <w:r>
+        <w:rPr>
+          <w:rFonts w:ascii="Times New Roman" w:eastAsia="Times New Roman" w:hAnsi="Times New Roman" w:cs="Times New Roman"/>
+          <w:sz w:val="24"/>
+          <w:szCs w:val="24"/>
+        </w:rPr>
+        <w:t>NGUYỄN THỊ THANH THÚY</w:t>
       </w:r>
       <w:r>
         <w:rPr>
@@ -4385,9 +7915,9 @@
           <w:noProof/>
           <w:sz w:val="28"/>
           <w:szCs w:val="28"/>
-          <w:lang w:eastAsia="x-none"/>
-        </w:rPr>
-        <w:t>thành phố</w:t>
+          <w:lang w:val="vi-VN" w:eastAsia="x-none"/>
+        </w:rPr>
+        <w:t xml:space="preserve"> do sáp nhậ</w:t>
       </w:r>
       <w:r>
         <w:rPr>
@@ -4396,9 +7926,31 @@
           <w:noProof/>
           <w:sz w:val="28"/>
           <w:szCs w:val="28"/>
+          <w:lang w:eastAsia="x-none"/>
+        </w:rPr>
+        <w:t>p</w:t>
+      </w:r>
+      <w:r>
+        <w:rPr>
+          <w:rFonts w:ascii="Times New Roman" w:eastAsia="Times New Roman" w:hAnsi="Times New Roman" w:cs="Times New Roman"/>
+          <w:bCs/>
+          <w:noProof/>
+          <w:sz w:val="28"/>
+          <w:szCs w:val="28"/>
           <w:lang w:val="vi-VN" w:eastAsia="x-none"/>
         </w:rPr>
-        <w:t xml:space="preserve"> Hồ Chí Minh; Cập nhật ngày sinh ông NGUYỄN VĂN TÍNH trong thông tin thành viên 01/01/1985</w:t>
+        <w:t xml:space="preserve"> tỉnh thành: </w:t>
+      </w:r>
+      <w:r>
+        <w:rPr>
+          <w:rFonts w:ascii="Times New Roman" w:eastAsia="Times New Roman" w:hAnsi="Times New Roman" w:cs="Times New Roman"/>
+          <w:bCs/>
+          <w:noProof/>
+          <w:sz w:val="28"/>
+          <w:szCs w:val="28"/>
+          <w:lang w:val="vi-VN" w:eastAsia="x-none"/>
+        </w:rPr>
+        <w:t>63/52/12/1 Võ Văn Hát, Tổ 3, Khu phố Phước Hiệp, Phường Long Trường, TP Hồ Chí Minh, Việt Nam</w:t>
       </w:r>
     </w:p>
     <w:p>
@@ -4760,7 +8312,7 @@
           </mc:Choice>
           <mc:Fallback>
             <w:pict>
-              <v:rect w14:anchorId="2B3BC33A" id="Rectangle 577" o:spid="_x0000_s1029" style="position:absolute;left:0;text-align:left;margin-left:0;margin-top:-5.35pt;width:26.25pt;height:22.3pt;z-index:251662336;visibility:visible;mso-wrap-style:square;mso-width-percent:0;mso-height-percent:0;mso-wrap-distance-left:9pt;mso-wrap-distance-top:0;mso-wrap-distance-right:9pt;mso-wrap-distance-bottom:0;mso-position-horizontal:left;mso-position-horizontal-relative:margin;mso-position-vertical:absolute;mso-position-vertical-relative:text;mso-width-percent:0;mso-height-percent:0;mso-width-relative:page;mso-height-relative:page;v-text-anchor:top" o:gfxdata="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">
+              <v:rect w14:anchorId="2B3BC33A" id="Rectangle 577" o:spid="_x0000_s1030" style="position:absolute;left:0;text-align:left;margin-left:0;margin-top:-5.35pt;width:26.25pt;height:22.3pt;z-index:251662336;visibility:visible;mso-wrap-style:square;mso-width-percent:0;mso-height-percent:0;mso-wrap-distance-left:9pt;mso-wrap-distance-top:0;mso-wrap-distance-right:9pt;mso-wrap-distance-bottom:0;mso-position-horizontal:left;mso-position-horizontal-relative:margin;mso-position-vertical:absolute;mso-position-vertical-relative:text;mso-width-percent:0;mso-height-percent:0;mso-width-relative:page;mso-height-relative:page;v-text-anchor:top" o:gfxdata="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">
                 <v:textbox>
                   <w:txbxContent>
                     <w:p>
@@ -5320,7 +8872,7 @@
                 <w:sz w:val="24"/>
                 <w:szCs w:val="24"/>
               </w:rPr>
-              <w:t>NGUYỄN VĂN TÍNH</w:t>
+              <w:t>NGUYỄN THỊ THANH THÚY</w:t>
             </w:r>
           </w:p>
           <w:p>
@@ -6557,6 +10109,48 @@
     <w:basedOn w:val="DefaultParagraphFont"/>
     <w:rsid w:val="00E408CC"/>
   </w:style>
+  <w:style w:type="table" w:customStyle="1" w:styleId="TableGrid1">
+    <w:name w:val="Table Grid1"/>
+    <w:basedOn w:val="TableNormal"/>
+    <w:next w:val="TableGrid"/>
+    <w:uiPriority w:val="59"/>
+    <w:rsid w:val="00B10B71"/>
+    <w:pPr>
+      <w:spacing w:after="0" w:line="240" w:lineRule="auto"/>
+    </w:pPr>
+    <w:rPr>
+      <w:rFonts w:ascii="Cambria" w:eastAsia="MS Mincho" w:hAnsi="Cambria" w:cs="Times New Roman"/>
+    </w:rPr>
+    <w:tblPr>
+      <w:tblBorders>
+        <w:top w:val="single" w:sz="4" w:space="0" w:color="auto"/>
+        <w:left w:val="single" w:sz="4" w:space="0" w:color="auto"/>
+        <w:bottom w:val="single" w:sz="4" w:space="0" w:color="auto"/>
+        <w:right w:val="single" w:sz="4" w:space="0" w:color="auto"/>
+        <w:insideH w:val="single" w:sz="4" w:space="0" w:color="auto"/>
+        <w:insideV w:val="single" w:sz="4" w:space="0" w:color="auto"/>
+      </w:tblBorders>
+    </w:tblPr>
+  </w:style>
+  <w:style w:type="table" w:styleId="TableGrid">
+    <w:name w:val="Table Grid"/>
+    <w:basedOn w:val="TableNormal"/>
+    <w:uiPriority w:val="39"/>
+    <w:rsid w:val="00B10B71"/>
+    <w:pPr>
+      <w:spacing w:after="0" w:line="240" w:lineRule="auto"/>
+    </w:pPr>
+    <w:tblPr>
+      <w:tblBorders>
+        <w:top w:val="single" w:sz="4" w:space="0" w:color="auto"/>
+        <w:left w:val="single" w:sz="4" w:space="0" w:color="auto"/>
+        <w:bottom w:val="single" w:sz="4" w:space="0" w:color="auto"/>
+        <w:right w:val="single" w:sz="4" w:space="0" w:color="auto"/>
+        <w:insideH w:val="single" w:sz="4" w:space="0" w:color="auto"/>
+        <w:insideV w:val="single" w:sz="4" w:space="0" w:color="auto"/>
+      </w:tblBorders>
+    </w:tblPr>
+  </w:style>
 </w:styles>
 </file>
 

--- a/CÔNG TY TNHH PHỤ KIỆN MỘC NĂM HÙNG/NamHung_TangVon/NamHung_GiayDeNghi_Mau12.docx
+++ b/CÔNG TY TNHH PHỤ KIỆN MỘC NĂM HÙNG/NamHung_TangVon/NamHung_GiayDeNghi_Mau12.docx
@@ -3593,7 +3593,7 @@
           </mc:Choice>
           <mc:Fallback>
             <w:pict>
-              <v:group w14:anchorId="436920A7" id="Group 1" o:spid="_x0000_s1026" style="position:absolute;left:0;text-align:left;margin-left:68.55pt;margin-top:43.95pt;width:112.85pt;height:17.55pt;z-index:251676672;mso-height-relative:margin" coordorigin=",-457" coordsize="14331,2228" o:gfxdata="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">
+              <v:group w14:anchorId="09B2277D" id="Group 1" o:spid="_x0000_s1026" style="position:absolute;left:0;text-align:left;margin-left:68.55pt;margin-top:43.95pt;width:112.85pt;height:17.55pt;z-index:251676672;mso-height-relative:margin" coordorigin=",-457" coordsize="14331,2228" o:gfxdata="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">
                 <v:shapetype id="_x0000_t202" coordsize="21600,21600" o:spt="202" path="m,l,21600r21600,l21600,xe">
                   <v:stroke joinstyle="miter"/>
                   <v:path gradientshapeok="t" o:connecttype="rect"/>
@@ -5322,7 +5322,7 @@
           </mc:Choice>
           <mc:Fallback>
             <w:pict>
-              <v:rect w14:anchorId="4EBF74FF" id="Rectangle 558" o:spid="_x0000_s1029" style="position:absolute;left:0;text-align:left;margin-left:424.25pt;margin-top:15.75pt;width:19.5pt;height:15.75pt;z-index:251686912;visibility:visible;mso-wrap-style:square;mso-width-percent:0;mso-height-percent:0;mso-wrap-distance-left:9pt;mso-wrap-distance-top:0;mso-wrap-distance-right:9pt;mso-wrap-distance-bottom:0;mso-position-horizontal:absolute;mso-position-horizontal-relative:text;mso-position-vertical:absolute;mso-position-vertical-relative:text;mso-width-percent:0;mso-height-percent:0;mso-width-relative:page;mso-height-relative:page;v-text-anchor:top" o:gfxdata="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">
+              <v:rect w14:anchorId="7D84EE23" id="Rectangle 558" o:spid="_x0000_s1029" style="position:absolute;left:0;text-align:left;margin-left:424.25pt;margin-top:15.75pt;width:19.5pt;height:15.75pt;z-index:251686912;visibility:visible;mso-wrap-style:square;mso-width-percent:0;mso-height-percent:0;mso-wrap-distance-left:9pt;mso-wrap-distance-top:0;mso-wrap-distance-right:9pt;mso-wrap-distance-bottom:0;mso-position-horizontal:absolute;mso-position-horizontal-relative:text;mso-position-vertical:absolute;mso-position-vertical-relative:text;mso-width-percent:0;mso-height-percent:0;mso-width-relative:page;mso-height-relative:page;v-text-anchor:top" o:gfxdata="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">
                 <v:textbox>
                   <w:txbxContent>
                     <w:p>
@@ -16746,21 +16746,7 @@
               <w:rPr>
                 <w:rFonts w:ascii="Times New Roman" w:eastAsia="Times New Roman" w:hAnsi="Times New Roman"/>
               </w:rPr>
-              <w:t xml:space="preserve">, </w:t>
-            </w:r>
-            <w:proofErr w:type="spellStart"/>
-            <w:r>
-              <w:rPr>
-                <w:rFonts w:ascii="Times New Roman" w:eastAsia="Times New Roman" w:hAnsi="Times New Roman"/>
-              </w:rPr>
-              <w:t>ghế</w:t>
-            </w:r>
-            <w:proofErr w:type="spellEnd"/>
-            <w:r>
-              <w:rPr>
-                <w:rFonts w:ascii="Times New Roman" w:eastAsia="Times New Roman" w:hAnsi="Times New Roman"/>
-              </w:rPr>
-              <w:t xml:space="preserve"> </w:t>
+              <w:t xml:space="preserve">, ghế </w:t>
             </w:r>
             <w:proofErr w:type="spellStart"/>
             <w:r>
@@ -16988,21 +16974,7 @@
               <w:rPr>
                 <w:rFonts w:ascii="Times New Roman" w:eastAsia="Times New Roman" w:hAnsi="Times New Roman"/>
               </w:rPr>
-              <w:t xml:space="preserve"> </w:t>
-            </w:r>
-            <w:proofErr w:type="spellStart"/>
-            <w:r>
-              <w:rPr>
-                <w:rFonts w:ascii="Times New Roman" w:eastAsia="Times New Roman" w:hAnsi="Times New Roman"/>
-              </w:rPr>
-              <w:t>xây</w:t>
-            </w:r>
-            <w:proofErr w:type="spellEnd"/>
-            <w:r>
-              <w:rPr>
-                <w:rFonts w:ascii="Times New Roman" w:eastAsia="Times New Roman" w:hAnsi="Times New Roman"/>
-              </w:rPr>
-              <w:t xml:space="preserve"> </w:t>
+              <w:t xml:space="preserve"> xây </w:t>
             </w:r>
             <w:proofErr w:type="spellStart"/>
             <w:r>
@@ -25619,7 +25591,18 @@
           <w:szCs w:val="28"/>
           <w:lang w:val="vi-VN" w:eastAsia="x-none"/>
         </w:rPr>
-        <w:t>63/52/12/1 Võ Văn Hát, Tổ 3, Khu phố Phước Hiệp, Phường Long Trường, TP Hồ Chí Minh, Việt Nam</w:t>
+        <w:t>Số 63/52/12/1 đường Võ Văn Hát, khu phố 2</w:t>
+      </w:r>
+      <w:r>
+        <w:rPr>
+          <w:rFonts w:ascii="Times New Roman" w:eastAsia="Times New Roman" w:hAnsi="Times New Roman" w:cs="Times New Roman"/>
+          <w:bCs/>
+          <w:noProof/>
+          <w:sz w:val="28"/>
+          <w:szCs w:val="28"/>
+          <w:lang w:val="vi-VN" w:eastAsia="x-none"/>
+        </w:rPr>
+        <w:t>, Phường Long Trường, TP Hồ Chí Minh, Việt Nam</w:t>
       </w:r>
     </w:p>
     <w:p>
@@ -25651,6 +25634,49 @@
           <w:szCs w:val="28"/>
           <w:lang w:val="vi-VN" w:eastAsia="x-none"/>
         </w:rPr>
+        <w:t xml:space="preserve">Bổ sung địa chỉ email trong thông tin địa chỉ trụ sở: </w:t>
+      </w:r>
+      <w:r>
+        <w:rPr>
+          <w:rFonts w:ascii="Times New Roman" w:eastAsia="Times New Roman" w:hAnsi="Times New Roman" w:cs="Times New Roman"/>
+          <w:bCs/>
+          <w:noProof/>
+          <w:sz w:val="28"/>
+          <w:szCs w:val="28"/>
+          <w:lang w:val="vi-VN" w:eastAsia="x-none"/>
+        </w:rPr>
+        <w:t>lucthuykt@gmail.com</w:t>
+      </w:r>
+    </w:p>
+    <w:p>
+      <w:pPr>
+        <w:pStyle w:val="ListParagraph"/>
+        <w:keepNext/>
+        <w:keepLines/>
+        <w:numPr>
+          <w:ilvl w:val="0"/>
+          <w:numId w:val="4"/>
+        </w:numPr>
+        <w:spacing w:before="480" w:after="0" w:line="276" w:lineRule="auto"/>
+        <w:outlineLvl w:val="0"/>
+        <w:rPr>
+          <w:rFonts w:ascii="Times New Roman" w:eastAsia="Times New Roman" w:hAnsi="Times New Roman" w:cs="Times New Roman"/>
+          <w:bCs/>
+          <w:noProof/>
+          <w:sz w:val="28"/>
+          <w:szCs w:val="28"/>
+          <w:lang w:val="vi-VN" w:eastAsia="x-none"/>
+        </w:rPr>
+      </w:pPr>
+      <w:r>
+        <w:rPr>
+          <w:rFonts w:ascii="Times New Roman" w:eastAsia="Times New Roman" w:hAnsi="Times New Roman" w:cs="Times New Roman"/>
+          <w:bCs/>
+          <w:noProof/>
+          <w:sz w:val="28"/>
+          <w:szCs w:val="28"/>
+          <w:lang w:val="vi-VN" w:eastAsia="x-none"/>
+        </w:rPr>
         <w:t xml:space="preserve">Cập nhật địa chỉ </w:t>
       </w:r>
       <w:r>
@@ -25726,7 +25752,18 @@
           <w:szCs w:val="28"/>
           <w:lang w:val="vi-VN" w:eastAsia="x-none"/>
         </w:rPr>
-        <w:t>63/52/12/1 Võ Văn Hát, Tổ 3, Khu phố Phước Hiệp, Phường Long Trường, TP Hồ Chí Minh, Việt Nam</w:t>
+        <w:t>Số 63/52/12/1 đường Võ Văn Hát, khu phố 2</w:t>
+      </w:r>
+      <w:r>
+        <w:rPr>
+          <w:rFonts w:ascii="Times New Roman" w:eastAsia="Times New Roman" w:hAnsi="Times New Roman" w:cs="Times New Roman"/>
+          <w:bCs/>
+          <w:noProof/>
+          <w:sz w:val="28"/>
+          <w:szCs w:val="28"/>
+          <w:lang w:val="vi-VN" w:eastAsia="x-none"/>
+        </w:rPr>
+        <w:t>, Phường Long Trường, TP Hồ Chí Minh, Việt Nam</w:t>
       </w:r>
     </w:p>
     <w:p>
@@ -26088,7 +26125,7 @@
           </mc:Choice>
           <mc:Fallback>
             <w:pict>
-              <v:rect w14:anchorId="2B3BC33A" id="Rectangle 577" o:spid="_x0000_s1030" style="position:absolute;left:0;text-align:left;margin-left:0;margin-top:-5.35pt;width:26.25pt;height:22.3pt;z-index:251662336;visibility:visible;mso-wrap-style:square;mso-width-percent:0;mso-height-percent:0;mso-wrap-distance-left:9pt;mso-wrap-distance-top:0;mso-wrap-distance-right:9pt;mso-wrap-distance-bottom:0;mso-position-horizontal:left;mso-position-horizontal-relative:margin;mso-position-vertical:absolute;mso-position-vertical-relative:text;mso-width-percent:0;mso-height-percent:0;mso-width-relative:page;mso-height-relative:page;v-text-anchor:top" o:gfxdata="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">
+              <v:rect w14:anchorId="67AF3D69" id="Rectangle 577" o:spid="_x0000_s1030" style="position:absolute;left:0;text-align:left;margin-left:0;margin-top:-5.35pt;width:26.25pt;height:22.3pt;z-index:251662336;visibility:visible;mso-wrap-style:square;mso-width-percent:0;mso-height-percent:0;mso-wrap-distance-left:9pt;mso-wrap-distance-top:0;mso-wrap-distance-right:9pt;mso-wrap-distance-bottom:0;mso-position-horizontal:left;mso-position-horizontal-relative:margin;mso-position-vertical:absolute;mso-position-vertical-relative:text;mso-width-percent:0;mso-height-percent:0;mso-width-relative:page;mso-height-relative:page;v-text-anchor:top" o:gfxdata="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">
                 <v:textbox>
                   <w:txbxContent>
                     <w:p>

--- a/CÔNG TY TNHH PHỤ KIỆN MỘC NĂM HÙNG/NamHung_TangVon/NamHung_GiayDeNghi_Mau12.docx
+++ b/CÔNG TY TNHH PHỤ KIỆN MỘC NĂM HÙNG/NamHung_TangVon/NamHung_GiayDeNghi_Mau12.docx
@@ -1,6 +1,6 @@
 
 <file path=word/document.xml><?xml version="1.0" encoding="utf-8"?>
-<w:document xmlns:wpc="http://schemas.microsoft.com/office/word/2010/wordprocessingCanvas" xmlns:cx="http://schemas.microsoft.com/office/drawing/2014/chartex" xmlns:cx1="http://schemas.microsoft.com/office/drawing/2015/9/8/chartex" xmlns:mc="http://schemas.openxmlformats.org/markup-compatibility/2006" xmlns:o="urn:schemas-microsoft-com:office:office" xmlns:r="http://schemas.openxmlformats.org/officeDocument/2006/relationships" xmlns:m="http://schemas.openxmlformats.org/officeDocument/2006/math" xmlns:v="urn:schemas-microsoft-com:vml" xmlns:wp14="http://schemas.microsoft.com/office/word/2010/wordprocessingDrawing" xmlns:wp="http://schemas.openxmlformats.org/drawingml/2006/wordprocessingDrawing" xmlns:w10="urn:schemas-microsoft-com:office:word" xmlns:w="http://schemas.openxmlformats.org/wordprocessingml/2006/main" xmlns:w14="http://schemas.microsoft.com/office/word/2010/wordml" xmlns:w15="http://schemas.microsoft.com/office/word/2012/wordml" xmlns:w16se="http://schemas.microsoft.com/office/word/2015/wordml/symex" xmlns:wpg="http://schemas.microsoft.com/office/word/2010/wordprocessingGroup" xmlns:wpi="http://schemas.microsoft.com/office/word/2010/wordprocessingInk" xmlns:wne="http://schemas.microsoft.com/office/word/2006/wordml" xmlns:wps="http://schemas.microsoft.com/office/word/2010/wordprocessingShape" mc:Ignorable="w14 w15 w16se wp14">
+<w:document xmlns:wpc="http://schemas.microsoft.com/office/word/2010/wordprocessingCanvas" xmlns:cx="http://schemas.microsoft.com/office/drawing/2014/chartex" xmlns:cx1="http://schemas.microsoft.com/office/drawing/2015/9/8/chartex" xmlns:cx2="http://schemas.microsoft.com/office/drawing/2015/10/21/chartex" xmlns:cx3="http://schemas.microsoft.com/office/drawing/2016/5/9/chartex" xmlns:cx4="http://schemas.microsoft.com/office/drawing/2016/5/10/chartex" xmlns:cx5="http://schemas.microsoft.com/office/drawing/2016/5/11/chartex" xmlns:cx6="http://schemas.microsoft.com/office/drawing/2016/5/12/chartex" xmlns:cx7="http://schemas.microsoft.com/office/drawing/2016/5/13/chartex" xmlns:cx8="http://schemas.microsoft.com/office/drawing/2016/5/14/chartex" xmlns:mc="http://schemas.openxmlformats.org/markup-compatibility/2006" xmlns:aink="http://schemas.microsoft.com/office/drawing/2016/ink" xmlns:am3d="http://schemas.microsoft.com/office/drawing/2017/model3d" xmlns:o="urn:schemas-microsoft-com:office:office" xmlns:oel="http://schemas.microsoft.com/office/2019/extlst" xmlns:r="http://schemas.openxmlformats.org/officeDocument/2006/relationships" xmlns:m="http://schemas.openxmlformats.org/officeDocument/2006/math" xmlns:v="urn:schemas-microsoft-com:vml" xmlns:wp14="http://schemas.microsoft.com/office/word/2010/wordprocessingDrawing" xmlns:wp="http://schemas.openxmlformats.org/drawingml/2006/wordprocessingDrawing" xmlns:w10="urn:schemas-microsoft-com:office:word" xmlns:w="http://schemas.openxmlformats.org/wordprocessingml/2006/main" xmlns:w14="http://schemas.microsoft.com/office/word/2010/wordml" xmlns:w15="http://schemas.microsoft.com/office/word/2012/wordml" xmlns:w16cex="http://schemas.microsoft.com/office/word/2018/wordml/cex" xmlns:w16cid="http://schemas.microsoft.com/office/word/2016/wordml/cid" xmlns:w16="http://schemas.microsoft.com/office/word/2018/wordml" xmlns:w16du="http://schemas.microsoft.com/office/word/2023/wordml/word16du" xmlns:w16sdtdh="http://schemas.microsoft.com/office/word/2020/wordml/sdtdatahash" xmlns:w16sdtfl="http://schemas.microsoft.com/office/word/2024/wordml/sdtformatlock" xmlns:w16se="http://schemas.microsoft.com/office/word/2015/wordml/symex" xmlns:wpg="http://schemas.microsoft.com/office/word/2010/wordprocessingGroup" xmlns:wpi="http://schemas.microsoft.com/office/word/2010/wordprocessingInk" xmlns:wne="http://schemas.microsoft.com/office/word/2006/wordml" xmlns:wps="http://schemas.microsoft.com/office/word/2010/wordprocessingShape" mc:Ignorable="w14 w15 w16se w16cid w16 w16cex w16sdtdh w16sdtfl w16du wp14">
   <w:body>
     <w:p>
       <w:pPr>
@@ -129,7 +129,7 @@
                     </wp:anchor>
                   </w:drawing>
                 </mc:Choice>
-                <mc:Fallback xmlns:w16sdtfl="http://schemas.microsoft.com/office/word/2024/wordml/sdtformatlock" xmlns:w16sdtdh="http://schemas.microsoft.com/office/word/2020/wordml/sdtdatahash" xmlns:w16du="http://schemas.microsoft.com/office/word/2023/wordml/word16du" xmlns:w16="http://schemas.microsoft.com/office/word/2018/wordml" xmlns:w16cid="http://schemas.microsoft.com/office/word/2016/wordml/cid" xmlns:w16cex="http://schemas.microsoft.com/office/word/2018/wordml/cex" xmlns:oel="http://schemas.microsoft.com/office/2019/extlst" xmlns:am3d="http://schemas.microsoft.com/office/drawing/2017/model3d" xmlns:aink="http://schemas.microsoft.com/office/drawing/2016/ink" xmlns:cx8="http://schemas.microsoft.com/office/drawing/2016/5/14/chartex" xmlns:cx7="http://schemas.microsoft.com/office/drawing/2016/5/13/chartex" xmlns:cx6="http://schemas.microsoft.com/office/drawing/2016/5/12/chartex" xmlns:cx5="http://schemas.microsoft.com/office/drawing/2016/5/11/chartex" xmlns:cx4="http://schemas.microsoft.com/office/drawing/2016/5/10/chartex" xmlns:cx3="http://schemas.microsoft.com/office/drawing/2016/5/9/chartex" xmlns:cx2="http://schemas.microsoft.com/office/drawing/2015/10/21/chartex">
+                <mc:Fallback>
                   <w:pict>
                     <v:line w14:anchorId="69325909" id="Line 158" o:spid="_x0000_s1026" style="position:absolute;z-index:251681792;visibility:visible;mso-wrap-style:square;mso-width-percent:0;mso-height-percent:0;mso-wrap-distance-left:9pt;mso-wrap-distance-top:0;mso-wrap-distance-right:9pt;mso-wrap-distance-bottom:0;mso-position-horizontal:center;mso-position-horizontal-relative:margin;mso-position-vertical:absolute;mso-position-vertical-relative:text;mso-width-percent:0;mso-height-percent:0;mso-width-relative:page;mso-height-relative:page" from="0,16.85pt" to="62pt,16.85pt" o:gfxdata="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">
                       <w10:wrap anchorx="margin"/>
@@ -254,7 +254,7 @@
                     </wp:anchor>
                   </w:drawing>
                 </mc:Choice>
-                <mc:Fallback xmlns:w16sdtfl="http://schemas.microsoft.com/office/word/2024/wordml/sdtformatlock" xmlns:w16sdtdh="http://schemas.microsoft.com/office/word/2020/wordml/sdtdatahash" xmlns:w16du="http://schemas.microsoft.com/office/word/2023/wordml/word16du" xmlns:w16="http://schemas.microsoft.com/office/word/2018/wordml" xmlns:w16cid="http://schemas.microsoft.com/office/word/2016/wordml/cid" xmlns:w16cex="http://schemas.microsoft.com/office/word/2018/wordml/cex" xmlns:oel="http://schemas.microsoft.com/office/2019/extlst" xmlns:am3d="http://schemas.microsoft.com/office/drawing/2017/model3d" xmlns:aink="http://schemas.microsoft.com/office/drawing/2016/ink" xmlns:cx8="http://schemas.microsoft.com/office/drawing/2016/5/14/chartex" xmlns:cx7="http://schemas.microsoft.com/office/drawing/2016/5/13/chartex" xmlns:cx6="http://schemas.microsoft.com/office/drawing/2016/5/12/chartex" xmlns:cx5="http://schemas.microsoft.com/office/drawing/2016/5/11/chartex" xmlns:cx4="http://schemas.microsoft.com/office/drawing/2016/5/10/chartex" xmlns:cx3="http://schemas.microsoft.com/office/drawing/2016/5/9/chartex" xmlns:cx2="http://schemas.microsoft.com/office/drawing/2015/10/21/chartex">
+                <mc:Fallback>
                   <w:pict>
                     <v:line w14:anchorId="1D12A4BF" id="Line 159" o:spid="_x0000_s1026" style="position:absolute;z-index:251682816;visibility:visible;mso-wrap-style:square;mso-width-percent:0;mso-height-percent:0;mso-wrap-distance-left:9pt;mso-wrap-distance-top:-3e-5mm;mso-wrap-distance-right:9pt;mso-wrap-distance-bottom:-3e-5mm;mso-position-horizontal:center;mso-position-horizontal-relative:margin;mso-position-vertical:absolute;mso-position-vertical-relative:text;mso-width-percent:0;mso-height-percent:0;mso-width-relative:page;mso-height-relative:page" from="0,15.5pt" to="158.75pt,15.5pt" o:gfxdata="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">
                       <w10:wrap anchorx="margin"/>
@@ -367,8 +367,6 @@
               </w:rPr>
               <w:t>29</w:t>
             </w:r>
-            <w:bookmarkStart w:id="1" w:name="_GoBack"/>
-            <w:bookmarkEnd w:id="1"/>
             <w:r>
               <w:rPr>
                 <w:rFonts w:ascii="Times New Roman" w:eastAsia="Times New Roman" w:hAnsi="Times New Roman" w:cs="Times New Roman"/>
@@ -454,7 +452,7 @@
               </wp:anchor>
             </w:drawing>
           </mc:Choice>
-          <mc:Fallback xmlns:w16sdtfl="http://schemas.microsoft.com/office/word/2024/wordml/sdtformatlock" xmlns:w16sdtdh="http://schemas.microsoft.com/office/word/2020/wordml/sdtdatahash" xmlns:w16du="http://schemas.microsoft.com/office/word/2023/wordml/word16du" xmlns:w16="http://schemas.microsoft.com/office/word/2018/wordml" xmlns:w16cid="http://schemas.microsoft.com/office/word/2016/wordml/cid" xmlns:w16cex="http://schemas.microsoft.com/office/word/2018/wordml/cex" xmlns:oel="http://schemas.microsoft.com/office/2019/extlst" xmlns:am3d="http://schemas.microsoft.com/office/drawing/2017/model3d" xmlns:aink="http://schemas.microsoft.com/office/drawing/2016/ink" xmlns:cx8="http://schemas.microsoft.com/office/drawing/2016/5/14/chartex" xmlns:cx7="http://schemas.microsoft.com/office/drawing/2016/5/13/chartex" xmlns:cx6="http://schemas.microsoft.com/office/drawing/2016/5/12/chartex" xmlns:cx5="http://schemas.microsoft.com/office/drawing/2016/5/11/chartex" xmlns:cx4="http://schemas.microsoft.com/office/drawing/2016/5/10/chartex" xmlns:cx3="http://schemas.microsoft.com/office/drawing/2016/5/9/chartex" xmlns:cx2="http://schemas.microsoft.com/office/drawing/2015/10/21/chartex">
+          <mc:Fallback>
             <w:pict>
               <v:line w14:anchorId="70E5418D" id="Straight Connector 1" o:spid="_x0000_s1026" style="position:absolute;z-index:251683840;visibility:visible;mso-wrap-style:square;mso-width-percent:0;mso-wrap-distance-left:9pt;mso-wrap-distance-top:0;mso-wrap-distance-right:9pt;mso-wrap-distance-bottom:0;mso-position-horizontal:center;mso-position-horizontal-relative:margin;mso-position-vertical:absolute;mso-position-vertical-relative:text;mso-width-percent:0;mso-width-relative:margin" from="0,66.95pt" to="111.65pt,66.95pt" o:gfxdata="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" strokecolor="windowText" strokeweight=".5pt">
                 <v:stroke joinstyle="miter"/>
@@ -483,7 +481,7 @@
         <w:br/>
         <w:t xml:space="preserve">Đăng ký </w:t>
       </w:r>
-      <w:bookmarkStart w:id="2" w:name="_Hlk174028475"/>
+      <w:bookmarkStart w:id="1" w:name="_Hlk174028475"/>
       <w:r>
         <w:rPr>
           <w:rFonts w:ascii="Times New Roman" w:eastAsia="Calibri" w:hAnsi="Times New Roman" w:cs="Times New Roman"/>
@@ -493,7 +491,7 @@
         </w:rPr>
         <w:t>thay đổi nội dung Giấy chứng nhận đăng ký doanh nghiệp</w:t>
       </w:r>
-      <w:bookmarkEnd w:id="2"/>
+      <w:bookmarkEnd w:id="1"/>
       <w:r>
         <w:rPr>
           <w:rFonts w:ascii="Times New Roman" w:eastAsia="Calibri" w:hAnsi="Times New Roman" w:cs="Times New Roman"/>
@@ -1212,7 +1210,7 @@
           <w:lang w:val="vi-VN"/>
         </w:rPr>
       </w:pPr>
-      <w:bookmarkStart w:id="3" w:name="_Hlk177941427"/>
+      <w:bookmarkStart w:id="2" w:name="_Hlk177941427"/>
       <w:r>
         <w:rPr>
           <w:rFonts w:ascii="Times New Roman" w:eastAsia="Calibri" w:hAnsi="Times New Roman" w:cs="Times New Roman"/>
@@ -1232,9 +1230,9 @@
         </w:rPr>
         <w:t>Doanh nghiệp chọn và kê khai vào trang tương ứng với nội dung đăng ký/</w:t>
       </w:r>
-      <w:bookmarkStart w:id="4" w:name="_Hlk177941461"/>
+      <w:bookmarkStart w:id="3" w:name="_Hlk177941461"/>
     </w:p>
-    <w:bookmarkEnd w:id="4"/>
+    <w:bookmarkEnd w:id="3"/>
     <w:p>
       <w:pPr>
         <w:tabs>
@@ -1268,7 +1266,7 @@
         </w:rPr>
         <w:t>)</w:t>
       </w:r>
-      <w:bookmarkEnd w:id="3"/>
+      <w:bookmarkEnd w:id="2"/>
     </w:p>
     <w:p>
       <w:pPr>
@@ -1350,7 +1348,7 @@
               </wp:anchor>
             </w:drawing>
           </mc:Choice>
-          <mc:Fallback xmlns:w16sdtfl="http://schemas.microsoft.com/office/word/2024/wordml/sdtformatlock" xmlns:w16sdtdh="http://schemas.microsoft.com/office/word/2020/wordml/sdtdatahash" xmlns:w16du="http://schemas.microsoft.com/office/word/2023/wordml/word16du" xmlns:w16="http://schemas.microsoft.com/office/word/2018/wordml" xmlns:w16cid="http://schemas.microsoft.com/office/word/2016/wordml/cid" xmlns:w16cex="http://schemas.microsoft.com/office/word/2018/wordml/cex" xmlns:oel="http://schemas.microsoft.com/office/2019/extlst" xmlns:am3d="http://schemas.microsoft.com/office/drawing/2017/model3d" xmlns:aink="http://schemas.microsoft.com/office/drawing/2016/ink" xmlns:cx8="http://schemas.microsoft.com/office/drawing/2016/5/14/chartex" xmlns:cx7="http://schemas.microsoft.com/office/drawing/2016/5/13/chartex" xmlns:cx6="http://schemas.microsoft.com/office/drawing/2016/5/12/chartex" xmlns:cx5="http://schemas.microsoft.com/office/drawing/2016/5/11/chartex" xmlns:cx4="http://schemas.microsoft.com/office/drawing/2016/5/10/chartex" xmlns:cx3="http://schemas.microsoft.com/office/drawing/2016/5/9/chartex" xmlns:cx2="http://schemas.microsoft.com/office/drawing/2015/10/21/chartex">
+          <mc:Fallback>
             <w:pict>
               <v:rect w14:anchorId="150B91A8" id="Rectangle 800" o:spid="_x0000_s1026" style="position:absolute;margin-left:398.8pt;margin-top:62.75pt;width:20.15pt;height:15.95pt;z-index:251665408;visibility:visible;mso-wrap-style:none;mso-width-percent:0;mso-height-percent:0;mso-wrap-distance-left:9pt;mso-wrap-distance-top:0;mso-wrap-distance-right:9pt;mso-wrap-distance-bottom:0;mso-position-horizontal:absolute;mso-position-horizontal-relative:text;mso-position-vertical:absolute;mso-position-vertical-relative:text;mso-width-percent:0;mso-height-percent:0;mso-width-relative:page;mso-height-relative:page;v-text-anchor:middle" o:gfxdata="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" strokeweight=".26mm">
                 <v:stroke endcap="square"/>
@@ -1425,7 +1423,7 @@
               </wp:anchor>
             </w:drawing>
           </mc:Choice>
-          <mc:Fallback xmlns:w16sdtfl="http://schemas.microsoft.com/office/word/2024/wordml/sdtformatlock" xmlns:w16sdtdh="http://schemas.microsoft.com/office/word/2020/wordml/sdtdatahash" xmlns:w16du="http://schemas.microsoft.com/office/word/2023/wordml/word16du" xmlns:w16="http://schemas.microsoft.com/office/word/2018/wordml" xmlns:w16cid="http://schemas.microsoft.com/office/word/2016/wordml/cid" xmlns:w16cex="http://schemas.microsoft.com/office/word/2018/wordml/cex" xmlns:oel="http://schemas.microsoft.com/office/2019/extlst" xmlns:am3d="http://schemas.microsoft.com/office/drawing/2017/model3d" xmlns:aink="http://schemas.microsoft.com/office/drawing/2016/ink" xmlns:cx8="http://schemas.microsoft.com/office/drawing/2016/5/14/chartex" xmlns:cx7="http://schemas.microsoft.com/office/drawing/2016/5/13/chartex" xmlns:cx6="http://schemas.microsoft.com/office/drawing/2016/5/12/chartex" xmlns:cx5="http://schemas.microsoft.com/office/drawing/2016/5/11/chartex" xmlns:cx4="http://schemas.microsoft.com/office/drawing/2016/5/10/chartex" xmlns:cx3="http://schemas.microsoft.com/office/drawing/2016/5/9/chartex" xmlns:cx2="http://schemas.microsoft.com/office/drawing/2015/10/21/chartex">
+          <mc:Fallback>
             <w:pict>
               <v:rect w14:anchorId="3C0D0F71" id="Rectangle 826" o:spid="_x0000_s1026" style="position:absolute;margin-left:398.8pt;margin-top:86.4pt;width:20.15pt;height:15.95pt;z-index:251666432;visibility:visible;mso-wrap-style:none;mso-width-percent:0;mso-height-percent:0;mso-wrap-distance-left:9pt;mso-wrap-distance-top:0;mso-wrap-distance-right:9pt;mso-wrap-distance-bottom:0;mso-position-horizontal:absolute;mso-position-horizontal-relative:text;mso-position-vertical:absolute;mso-position-vertical-relative:text;mso-width-percent:0;mso-height-percent:0;mso-width-relative:page;mso-height-relative:page;v-text-anchor:middle" o:gfxdata="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" strokeweight=".26mm">
                 <v:stroke endcap="square"/>
@@ -1893,7 +1891,7 @@
               </wp:anchor>
             </w:drawing>
           </mc:Choice>
-          <mc:Fallback xmlns:w16sdtfl="http://schemas.microsoft.com/office/word/2024/wordml/sdtformatlock" xmlns:w16sdtdh="http://schemas.microsoft.com/office/word/2020/wordml/sdtdatahash" xmlns:w16du="http://schemas.microsoft.com/office/word/2023/wordml/word16du" xmlns:w16="http://schemas.microsoft.com/office/word/2018/wordml" xmlns:w16cid="http://schemas.microsoft.com/office/word/2016/wordml/cid" xmlns:w16cex="http://schemas.microsoft.com/office/word/2018/wordml/cex" xmlns:oel="http://schemas.microsoft.com/office/2019/extlst" xmlns:am3d="http://schemas.microsoft.com/office/drawing/2017/model3d" xmlns:aink="http://schemas.microsoft.com/office/drawing/2016/ink" xmlns:cx8="http://schemas.microsoft.com/office/drawing/2016/5/14/chartex" xmlns:cx7="http://schemas.microsoft.com/office/drawing/2016/5/13/chartex" xmlns:cx6="http://schemas.microsoft.com/office/drawing/2016/5/12/chartex" xmlns:cx5="http://schemas.microsoft.com/office/drawing/2016/5/11/chartex" xmlns:cx4="http://schemas.microsoft.com/office/drawing/2016/5/10/chartex" xmlns:cx3="http://schemas.microsoft.com/office/drawing/2016/5/9/chartex" xmlns:cx2="http://schemas.microsoft.com/office/drawing/2015/10/21/chartex">
+          <mc:Fallback>
             <w:pict>
               <v:group w14:anchorId="09B2277D" id="Group 1" o:spid="_x0000_s1026" style="position:absolute;left:0;text-align:left;margin-left:68.55pt;margin-top:43.95pt;width:112.85pt;height:17.55pt;z-index:251676672;mso-height-relative:margin" coordorigin=",-457" coordsize="14331,2228" o:gfxdata="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">
                 <v:shapetype id="_x0000_t202" coordsize="21600,21600" o:spt="202" path="m,l,21600r21600,l21600,xe">
@@ -1931,7 +1929,7 @@
         </w:rPr>
         <w:t xml:space="preserve">- Doanh </w:t>
       </w:r>
-      <w:bookmarkStart w:id="5" w:name="_Hlk177941472"/>
+      <w:bookmarkStart w:id="4" w:name="_Hlk177941472"/>
       <w:r>
         <w:rPr>
           <w:rFonts w:ascii="Times New Roman" w:eastAsia="Calibri" w:hAnsi="Times New Roman" w:cs="Times New Roman"/>
@@ -1966,7 +1964,7 @@
         <w:t xml:space="preserve">              Không</w:t>
       </w:r>
     </w:p>
-    <w:bookmarkEnd w:id="5"/>
+    <w:bookmarkEnd w:id="4"/>
     <w:p>
       <w:pPr>
         <w:spacing w:before="120" w:after="120" w:line="240" w:lineRule="auto"/>
@@ -2334,7 +2332,7 @@
               </wp:anchor>
             </w:drawing>
           </mc:Choice>
-          <mc:Fallback xmlns:w16sdtfl="http://schemas.microsoft.com/office/word/2024/wordml/sdtformatlock" xmlns:w16sdtdh="http://schemas.microsoft.com/office/word/2020/wordml/sdtdatahash" xmlns:w16du="http://schemas.microsoft.com/office/word/2023/wordml/word16du" xmlns:w16="http://schemas.microsoft.com/office/word/2018/wordml" xmlns:w16cid="http://schemas.microsoft.com/office/word/2016/wordml/cid" xmlns:w16cex="http://schemas.microsoft.com/office/word/2018/wordml/cex" xmlns:oel="http://schemas.microsoft.com/office/2019/extlst" xmlns:am3d="http://schemas.microsoft.com/office/drawing/2017/model3d" xmlns:aink="http://schemas.microsoft.com/office/drawing/2016/ink" xmlns:cx8="http://schemas.microsoft.com/office/drawing/2016/5/14/chartex" xmlns:cx7="http://schemas.microsoft.com/office/drawing/2016/5/13/chartex" xmlns:cx6="http://schemas.microsoft.com/office/drawing/2016/5/12/chartex" xmlns:cx5="http://schemas.microsoft.com/office/drawing/2016/5/11/chartex" xmlns:cx4="http://schemas.microsoft.com/office/drawing/2016/5/10/chartex" xmlns:cx3="http://schemas.microsoft.com/office/drawing/2016/5/9/chartex" xmlns:cx2="http://schemas.microsoft.com/office/drawing/2015/10/21/chartex">
+          <mc:Fallback>
             <w:pict>
               <v:rect w14:anchorId="5868087D" id="Rectangle 557" o:spid="_x0000_s1026" style="position:absolute;margin-left:347.9pt;margin-top:15.75pt;width:19.5pt;height:15.75pt;z-index:251685888;visibility:visible;mso-wrap-style:square;mso-width-percent:0;mso-height-percent:0;mso-wrap-distance-left:9pt;mso-wrap-distance-top:0;mso-wrap-distance-right:9pt;mso-wrap-distance-bottom:0;mso-position-horizontal:absolute;mso-position-horizontal-relative:text;mso-position-vertical:absolute;mso-position-vertical-relative:text;mso-width-percent:0;mso-height-percent:0;mso-width-relative:page;mso-height-relative:page;v-text-anchor:top" o:gfxdata="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"/>
             </w:pict>
@@ -2419,7 +2417,7 @@
               </wp:anchor>
             </w:drawing>
           </mc:Choice>
-          <mc:Fallback xmlns:w16sdtfl="http://schemas.microsoft.com/office/word/2024/wordml/sdtformatlock" xmlns:w16sdtdh="http://schemas.microsoft.com/office/word/2020/wordml/sdtdatahash" xmlns:w16du="http://schemas.microsoft.com/office/word/2023/wordml/word16du" xmlns:w16="http://schemas.microsoft.com/office/word/2018/wordml" xmlns:w16cid="http://schemas.microsoft.com/office/word/2016/wordml/cid" xmlns:w16cex="http://schemas.microsoft.com/office/word/2018/wordml/cex" xmlns:oel="http://schemas.microsoft.com/office/2019/extlst" xmlns:am3d="http://schemas.microsoft.com/office/drawing/2017/model3d" xmlns:aink="http://schemas.microsoft.com/office/drawing/2016/ink" xmlns:cx8="http://schemas.microsoft.com/office/drawing/2016/5/14/chartex" xmlns:cx7="http://schemas.microsoft.com/office/drawing/2016/5/13/chartex" xmlns:cx6="http://schemas.microsoft.com/office/drawing/2016/5/12/chartex" xmlns:cx5="http://schemas.microsoft.com/office/drawing/2016/5/11/chartex" xmlns:cx4="http://schemas.microsoft.com/office/drawing/2016/5/10/chartex" xmlns:cx3="http://schemas.microsoft.com/office/drawing/2016/5/9/chartex" xmlns:cx2="http://schemas.microsoft.com/office/drawing/2015/10/21/chartex">
+          <mc:Fallback>
             <w:pict>
               <v:rect w14:anchorId="7D84EE23" id="Rectangle 558" o:spid="_x0000_s1029" style="position:absolute;left:0;text-align:left;margin-left:424.25pt;margin-top:15.75pt;width:19.5pt;height:15.75pt;z-index:251686912;visibility:visible;mso-wrap-style:square;mso-width-percent:0;mso-height-percent:0;mso-wrap-distance-left:9pt;mso-wrap-distance-top:0;mso-wrap-distance-right:9pt;mso-wrap-distance-bottom:0;mso-position-horizontal:absolute;mso-position-horizontal-relative:text;mso-position-vertical:absolute;mso-position-vertical-relative:text;mso-width-percent:0;mso-height-percent:0;mso-width-relative:page;mso-height-relative:page;v-text-anchor:top" o:gfxdata="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">
                 <v:textbox>
@@ -2480,7 +2478,16 @@
           <w:szCs w:val="28"/>
           <w:lang w:val="fr-FR"/>
         </w:rPr>
-        <w:t>30/07/2026</w:t>
+        <w:t>29</w:t>
+      </w:r>
+      <w:r>
+        <w:rPr>
+          <w:rFonts w:ascii="Times New Roman" w:eastAsia="Times New Roman" w:hAnsi="Times New Roman" w:cs="Times New Roman"/>
+          <w:sz w:val="28"/>
+          <w:szCs w:val="28"/>
+          <w:lang w:val="fr-FR"/>
+        </w:rPr>
+        <w:t>/07/2026</w:t>
       </w:r>
     </w:p>
     <w:p>
@@ -5626,8 +5633,8 @@
           <w:vertAlign w:val="superscript"/>
         </w:rPr>
       </w:pPr>
-      <w:bookmarkStart w:id="6" w:name="_Hlk177941885"/>
-      <w:bookmarkStart w:id="7" w:name="_Hlk177941696"/>
+      <w:bookmarkStart w:id="5" w:name="_Hlk177941885"/>
+      <w:bookmarkStart w:id="6" w:name="_Hlk177941696"/>
       <w:r>
         <w:rPr>
           <w:rFonts w:ascii="Times New Roman" w:eastAsia="Calibri" w:hAnsi="Times New Roman" w:cs="Times New Roman"/>
@@ -5648,16 +5655,16 @@
         </w:rPr>
         <w:t xml:space="preserve">THAY ĐỔI </w:t>
       </w:r>
+      <w:bookmarkEnd w:id="5"/>
+      <w:r>
+        <w:rPr>
+          <w:rFonts w:ascii="Times New Roman" w:eastAsia="Calibri" w:hAnsi="Times New Roman" w:cs="Times New Roman"/>
+          <w:sz w:val="28"/>
+          <w:szCs w:val="28"/>
+        </w:rPr>
+        <w:t>NGÀNH, NGHỀ KINH DOANH</w:t>
+      </w:r>
       <w:bookmarkEnd w:id="6"/>
-      <w:r>
-        <w:rPr>
-          <w:rFonts w:ascii="Times New Roman" w:eastAsia="Calibri" w:hAnsi="Times New Roman" w:cs="Times New Roman"/>
-          <w:sz w:val="28"/>
-          <w:szCs w:val="28"/>
-        </w:rPr>
-        <w:t>NGÀNH, NGHỀ KINH DOANH</w:t>
-      </w:r>
-      <w:bookmarkEnd w:id="7"/>
       <w:r>
         <w:rPr>
           <w:rFonts w:ascii="Times New Roman" w:eastAsia="Calibri" w:hAnsi="Times New Roman" w:cs="Times New Roman"/>
@@ -8254,7 +8261,7 @@
               </wp:anchor>
             </w:drawing>
           </mc:Choice>
-          <mc:Fallback xmlns:w16sdtfl="http://schemas.microsoft.com/office/word/2024/wordml/sdtformatlock" xmlns:w16sdtdh="http://schemas.microsoft.com/office/word/2020/wordml/sdtdatahash" xmlns:w16du="http://schemas.microsoft.com/office/word/2023/wordml/word16du" xmlns:w16="http://schemas.microsoft.com/office/word/2018/wordml" xmlns:w16cid="http://schemas.microsoft.com/office/word/2016/wordml/cid" xmlns:w16cex="http://schemas.microsoft.com/office/word/2018/wordml/cex" xmlns:oel="http://schemas.microsoft.com/office/2019/extlst" xmlns:am3d="http://schemas.microsoft.com/office/drawing/2017/model3d" xmlns:aink="http://schemas.microsoft.com/office/drawing/2016/ink" xmlns:cx8="http://schemas.microsoft.com/office/drawing/2016/5/14/chartex" xmlns:cx7="http://schemas.microsoft.com/office/drawing/2016/5/13/chartex" xmlns:cx6="http://schemas.microsoft.com/office/drawing/2016/5/12/chartex" xmlns:cx5="http://schemas.microsoft.com/office/drawing/2016/5/11/chartex" xmlns:cx4="http://schemas.microsoft.com/office/drawing/2016/5/10/chartex" xmlns:cx3="http://schemas.microsoft.com/office/drawing/2016/5/9/chartex" xmlns:cx2="http://schemas.microsoft.com/office/drawing/2015/10/21/chartex">
+          <mc:Fallback>
             <w:pict>
               <v:rect w14:anchorId="67AF3D69" id="Rectangle 577" o:spid="_x0000_s1030" style="position:absolute;left:0;text-align:left;margin-left:0;margin-top:-5.35pt;width:26.25pt;height:22.3pt;z-index:251662336;visibility:visible;mso-wrap-style:square;mso-width-percent:0;mso-height-percent:0;mso-wrap-distance-left:9pt;mso-wrap-distance-top:0;mso-wrap-distance-right:9pt;mso-wrap-distance-bottom:0;mso-position-horizontal:left;mso-position-horizontal-relative:margin;mso-position-vertical:absolute;mso-position-vertical-relative:text;mso-width-percent:0;mso-height-percent:0;mso-width-relative:page;mso-height-relative:page;v-text-anchor:top" o:gfxdata="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">
                 <v:textbox>
@@ -8866,7 +8873,7 @@
 </file>
 
 <file path=word/endnotes.xml><?xml version="1.0" encoding="utf-8"?>
-<w:endnotes xmlns:wpc="http://schemas.microsoft.com/office/word/2010/wordprocessingCanvas" xmlns:cx="http://schemas.microsoft.com/office/drawing/2014/chartex" xmlns:cx1="http://schemas.microsoft.com/office/drawing/2015/9/8/chartex" xmlns:mc="http://schemas.openxmlformats.org/markup-compatibility/2006" xmlns:o="urn:schemas-microsoft-com:office:office" xmlns:r="http://schemas.openxmlformats.org/officeDocument/2006/relationships" xmlns:m="http://schemas.openxmlformats.org/officeDocument/2006/math" xmlns:v="urn:schemas-microsoft-com:vml" xmlns:wp14="http://schemas.microsoft.com/office/word/2010/wordprocessingDrawing" xmlns:wp="http://schemas.openxmlformats.org/drawingml/2006/wordprocessingDrawing" xmlns:w10="urn:schemas-microsoft-com:office:word" xmlns:w="http://schemas.openxmlformats.org/wordprocessingml/2006/main" xmlns:w14="http://schemas.microsoft.com/office/word/2010/wordml" xmlns:w15="http://schemas.microsoft.com/office/word/2012/wordml" xmlns:w16se="http://schemas.microsoft.com/office/word/2015/wordml/symex" xmlns:wpg="http://schemas.microsoft.com/office/word/2010/wordprocessingGroup" xmlns:wpi="http://schemas.microsoft.com/office/word/2010/wordprocessingInk" xmlns:wne="http://schemas.microsoft.com/office/word/2006/wordml" xmlns:wps="http://schemas.microsoft.com/office/word/2010/wordprocessingShape" mc:Ignorable="w14 w15 w16se wp14">
+<w:endnotes xmlns:wpc="http://schemas.microsoft.com/office/word/2010/wordprocessingCanvas" xmlns:cx="http://schemas.microsoft.com/office/drawing/2014/chartex" xmlns:cx1="http://schemas.microsoft.com/office/drawing/2015/9/8/chartex" xmlns:cx2="http://schemas.microsoft.com/office/drawing/2015/10/21/chartex" xmlns:cx3="http://schemas.microsoft.com/office/drawing/2016/5/9/chartex" xmlns:cx4="http://schemas.microsoft.com/office/drawing/2016/5/10/chartex" xmlns:cx5="http://schemas.microsoft.com/office/drawing/2016/5/11/chartex" xmlns:cx6="http://schemas.microsoft.com/office/drawing/2016/5/12/chartex" xmlns:cx7="http://schemas.microsoft.com/office/drawing/2016/5/13/chartex" xmlns:cx8="http://schemas.microsoft.com/office/drawing/2016/5/14/chartex" xmlns:mc="http://schemas.openxmlformats.org/markup-compatibility/2006" xmlns:aink="http://schemas.microsoft.com/office/drawing/2016/ink" xmlns:am3d="http://schemas.microsoft.com/office/drawing/2017/model3d" xmlns:o="urn:schemas-microsoft-com:office:office" xmlns:oel="http://schemas.microsoft.com/office/2019/extlst" xmlns:r="http://schemas.openxmlformats.org/officeDocument/2006/relationships" xmlns:m="http://schemas.openxmlformats.org/officeDocument/2006/math" xmlns:v="urn:schemas-microsoft-com:vml" xmlns:wp14="http://schemas.microsoft.com/office/word/2010/wordprocessingDrawing" xmlns:wp="http://schemas.openxmlformats.org/drawingml/2006/wordprocessingDrawing" xmlns:w10="urn:schemas-microsoft-com:office:word" xmlns:w="http://schemas.openxmlformats.org/wordprocessingml/2006/main" xmlns:w14="http://schemas.microsoft.com/office/word/2010/wordml" xmlns:w15="http://schemas.microsoft.com/office/word/2012/wordml" xmlns:w16cex="http://schemas.microsoft.com/office/word/2018/wordml/cex" xmlns:w16cid="http://schemas.microsoft.com/office/word/2016/wordml/cid" xmlns:w16="http://schemas.microsoft.com/office/word/2018/wordml" xmlns:w16du="http://schemas.microsoft.com/office/word/2023/wordml/word16du" xmlns:w16sdtdh="http://schemas.microsoft.com/office/word/2020/wordml/sdtdatahash" xmlns:w16sdtfl="http://schemas.microsoft.com/office/word/2024/wordml/sdtformatlock" xmlns:w16se="http://schemas.microsoft.com/office/word/2015/wordml/symex" xmlns:wpg="http://schemas.microsoft.com/office/word/2010/wordprocessingGroup" xmlns:wpi="http://schemas.microsoft.com/office/word/2010/wordprocessingInk" xmlns:wne="http://schemas.microsoft.com/office/word/2006/wordml" xmlns:wps="http://schemas.microsoft.com/office/word/2010/wordprocessingShape" mc:Ignorable="w14 w15 w16se w16cid w16 w16cex w16sdtdh w16sdtfl w16du wp14">
   <w:endnote w:type="separator" w:id="-1">
     <w:p>
       <w:pPr>
@@ -8891,7 +8898,7 @@
 </file>
 
 <file path=word/footnotes.xml><?xml version="1.0" encoding="utf-8"?>
-<w:footnotes xmlns:wpc="http://schemas.microsoft.com/office/word/2010/wordprocessingCanvas" xmlns:cx="http://schemas.microsoft.com/office/drawing/2014/chartex" xmlns:cx1="http://schemas.microsoft.com/office/drawing/2015/9/8/chartex" xmlns:mc="http://schemas.openxmlformats.org/markup-compatibility/2006" xmlns:o="urn:schemas-microsoft-com:office:office" xmlns:r="http://schemas.openxmlformats.org/officeDocument/2006/relationships" xmlns:m="http://schemas.openxmlformats.org/officeDocument/2006/math" xmlns:v="urn:schemas-microsoft-com:vml" xmlns:wp14="http://schemas.microsoft.com/office/word/2010/wordprocessingDrawing" xmlns:wp="http://schemas.openxmlformats.org/drawingml/2006/wordprocessingDrawing" xmlns:w10="urn:schemas-microsoft-com:office:word" xmlns:w="http://schemas.openxmlformats.org/wordprocessingml/2006/main" xmlns:w14="http://schemas.microsoft.com/office/word/2010/wordml" xmlns:w15="http://schemas.microsoft.com/office/word/2012/wordml" xmlns:w16se="http://schemas.microsoft.com/office/word/2015/wordml/symex" xmlns:wpg="http://schemas.microsoft.com/office/word/2010/wordprocessingGroup" xmlns:wpi="http://schemas.microsoft.com/office/word/2010/wordprocessingInk" xmlns:wne="http://schemas.microsoft.com/office/word/2006/wordml" xmlns:wps="http://schemas.microsoft.com/office/word/2010/wordprocessingShape" mc:Ignorable="w14 w15 w16se wp14">
+<w:footnotes xmlns:wpc="http://schemas.microsoft.com/office/word/2010/wordprocessingCanvas" xmlns:cx="http://schemas.microsoft.com/office/drawing/2014/chartex" xmlns:cx1="http://schemas.microsoft.com/office/drawing/2015/9/8/chartex" xmlns:cx2="http://schemas.microsoft.com/office/drawing/2015/10/21/chartex" xmlns:cx3="http://schemas.microsoft.com/office/drawing/2016/5/9/chartex" xmlns:cx4="http://schemas.microsoft.com/office/drawing/2016/5/10/chartex" xmlns:cx5="http://schemas.microsoft.com/office/drawing/2016/5/11/chartex" xmlns:cx6="http://schemas.microsoft.com/office/drawing/2016/5/12/chartex" xmlns:cx7="http://schemas.microsoft.com/office/drawing/2016/5/13/chartex" xmlns:cx8="http://schemas.microsoft.com/office/drawing/2016/5/14/chartex" xmlns:mc="http://schemas.openxmlformats.org/markup-compatibility/2006" xmlns:aink="http://schemas.microsoft.com/office/drawing/2016/ink" xmlns:am3d="http://schemas.microsoft.com/office/drawing/2017/model3d" xmlns:o="urn:schemas-microsoft-com:office:office" xmlns:oel="http://schemas.microsoft.com/office/2019/extlst" xmlns:r="http://schemas.openxmlformats.org/officeDocument/2006/relationships" xmlns:m="http://schemas.openxmlformats.org/officeDocument/2006/math" xmlns:v="urn:schemas-microsoft-com:vml" xmlns:wp14="http://schemas.microsoft.com/office/word/2010/wordprocessingDrawing" xmlns:wp="http://schemas.openxmlformats.org/drawingml/2006/wordprocessingDrawing" xmlns:w10="urn:schemas-microsoft-com:office:word" xmlns:w="http://schemas.openxmlformats.org/wordprocessingml/2006/main" xmlns:w14="http://schemas.microsoft.com/office/word/2010/wordml" xmlns:w15="http://schemas.microsoft.com/office/word/2012/wordml" xmlns:w16cex="http://schemas.microsoft.com/office/word/2018/wordml/cex" xmlns:w16cid="http://schemas.microsoft.com/office/word/2016/wordml/cid" xmlns:w16="http://schemas.microsoft.com/office/word/2018/wordml" xmlns:w16du="http://schemas.microsoft.com/office/word/2023/wordml/word16du" xmlns:w16sdtdh="http://schemas.microsoft.com/office/word/2020/wordml/sdtdatahash" xmlns:w16sdtfl="http://schemas.microsoft.com/office/word/2024/wordml/sdtformatlock" xmlns:w16se="http://schemas.microsoft.com/office/word/2015/wordml/symex" xmlns:wpg="http://schemas.microsoft.com/office/word/2010/wordprocessingGroup" xmlns:wpi="http://schemas.microsoft.com/office/word/2010/wordprocessingInk" xmlns:wne="http://schemas.microsoft.com/office/word/2006/wordml" xmlns:wps="http://schemas.microsoft.com/office/word/2010/wordprocessingShape" mc:Ignorable="w14 w15 w16se w16cid w16 w16cex w16sdtdh w16sdtfl w16du wp14">
   <w:footnote w:type="separator" w:id="-1">
     <w:p>
       <w:pPr>
@@ -9093,7 +9100,7 @@
 </file>
 
 <file path=word/header1.xml><?xml version="1.0" encoding="utf-8"?>
-<w:hdr xmlns:wpc="http://schemas.microsoft.com/office/word/2010/wordprocessingCanvas" xmlns:cx="http://schemas.microsoft.com/office/drawing/2014/chartex" xmlns:cx1="http://schemas.microsoft.com/office/drawing/2015/9/8/chartex" xmlns:mc="http://schemas.openxmlformats.org/markup-compatibility/2006" xmlns:o="urn:schemas-microsoft-com:office:office" xmlns:r="http://schemas.openxmlformats.org/officeDocument/2006/relationships" xmlns:m="http://schemas.openxmlformats.org/officeDocument/2006/math" xmlns:v="urn:schemas-microsoft-com:vml" xmlns:wp14="http://schemas.microsoft.com/office/word/2010/wordprocessingDrawing" xmlns:wp="http://schemas.openxmlformats.org/drawingml/2006/wordprocessingDrawing" xmlns:w10="urn:schemas-microsoft-com:office:word" xmlns:w="http://schemas.openxmlformats.org/wordprocessingml/2006/main" xmlns:w14="http://schemas.microsoft.com/office/word/2010/wordml" xmlns:w15="http://schemas.microsoft.com/office/word/2012/wordml" xmlns:w16se="http://schemas.microsoft.com/office/word/2015/wordml/symex" xmlns:wpg="http://schemas.microsoft.com/office/word/2010/wordprocessingGroup" xmlns:wpi="http://schemas.microsoft.com/office/word/2010/wordprocessingInk" xmlns:wne="http://schemas.microsoft.com/office/word/2006/wordml" xmlns:wps="http://schemas.microsoft.com/office/word/2010/wordprocessingShape" mc:Ignorable="w14 w15 w16se wp14">
+<w:hdr xmlns:wpc="http://schemas.microsoft.com/office/word/2010/wordprocessingCanvas" xmlns:cx="http://schemas.microsoft.com/office/drawing/2014/chartex" xmlns:cx1="http://schemas.microsoft.com/office/drawing/2015/9/8/chartex" xmlns:cx2="http://schemas.microsoft.com/office/drawing/2015/10/21/chartex" xmlns:cx3="http://schemas.microsoft.com/office/drawing/2016/5/9/chartex" xmlns:cx4="http://schemas.microsoft.com/office/drawing/2016/5/10/chartex" xmlns:cx5="http://schemas.microsoft.com/office/drawing/2016/5/11/chartex" xmlns:cx6="http://schemas.microsoft.com/office/drawing/2016/5/12/chartex" xmlns:cx7="http://schemas.microsoft.com/office/drawing/2016/5/13/chartex" xmlns:cx8="http://schemas.microsoft.com/office/drawing/2016/5/14/chartex" xmlns:mc="http://schemas.openxmlformats.org/markup-compatibility/2006" xmlns:aink="http://schemas.microsoft.com/office/drawing/2016/ink" xmlns:am3d="http://schemas.microsoft.com/office/drawing/2017/model3d" xmlns:o="urn:schemas-microsoft-com:office:office" xmlns:oel="http://schemas.microsoft.com/office/2019/extlst" xmlns:r="http://schemas.openxmlformats.org/officeDocument/2006/relationships" xmlns:m="http://schemas.openxmlformats.org/officeDocument/2006/math" xmlns:v="urn:schemas-microsoft-com:vml" xmlns:wp14="http://schemas.microsoft.com/office/word/2010/wordprocessingDrawing" xmlns:wp="http://schemas.openxmlformats.org/drawingml/2006/wordprocessingDrawing" xmlns:w10="urn:schemas-microsoft-com:office:word" xmlns:w="http://schemas.openxmlformats.org/wordprocessingml/2006/main" xmlns:w14="http://schemas.microsoft.com/office/word/2010/wordml" xmlns:w15="http://schemas.microsoft.com/office/word/2012/wordml" xmlns:w16cex="http://schemas.microsoft.com/office/word/2018/wordml/cex" xmlns:w16cid="http://schemas.microsoft.com/office/word/2016/wordml/cid" xmlns:w16="http://schemas.microsoft.com/office/word/2018/wordml" xmlns:w16du="http://schemas.microsoft.com/office/word/2023/wordml/word16du" xmlns:w16sdtdh="http://schemas.microsoft.com/office/word/2020/wordml/sdtdatahash" xmlns:w16sdtfl="http://schemas.microsoft.com/office/word/2024/wordml/sdtformatlock" xmlns:w16se="http://schemas.microsoft.com/office/word/2015/wordml/symex" xmlns:wpg="http://schemas.microsoft.com/office/word/2010/wordprocessingGroup" xmlns:wpi="http://schemas.microsoft.com/office/word/2010/wordprocessingInk" xmlns:wne="http://schemas.microsoft.com/office/word/2006/wordml" xmlns:wps="http://schemas.microsoft.com/office/word/2010/wordprocessingShape" mc:Ignorable="w14 w15 w16se w16cid w16 w16cex w16sdtdh w16sdtfl w16du wp14">
   <w:p>
     <w:pPr>
       <w:pStyle w:val="Header"/>
@@ -9104,7 +9111,7 @@
 </file>
 
 <file path=word/numbering.xml><?xml version="1.0" encoding="utf-8"?>
-<w:numbering xmlns:wpc="http://schemas.microsoft.com/office/word/2010/wordprocessingCanvas" xmlns:cx="http://schemas.microsoft.com/office/drawing/2014/chartex" xmlns:cx1="http://schemas.microsoft.com/office/drawing/2015/9/8/chartex" xmlns:mc="http://schemas.openxmlformats.org/markup-compatibility/2006" xmlns:o="urn:schemas-microsoft-com:office:office" xmlns:r="http://schemas.openxmlformats.org/officeDocument/2006/relationships" xmlns:m="http://schemas.openxmlformats.org/officeDocument/2006/math" xmlns:v="urn:schemas-microsoft-com:vml" xmlns:wp14="http://schemas.microsoft.com/office/word/2010/wordprocessingDrawing" xmlns:wp="http://schemas.openxmlformats.org/drawingml/2006/wordprocessingDrawing" xmlns:w10="urn:schemas-microsoft-com:office:word" xmlns:w="http://schemas.openxmlformats.org/wordprocessingml/2006/main" xmlns:w14="http://schemas.microsoft.com/office/word/2010/wordml" xmlns:w15="http://schemas.microsoft.com/office/word/2012/wordml" xmlns:w16se="http://schemas.microsoft.com/office/word/2015/wordml/symex" xmlns:wpg="http://schemas.microsoft.com/office/word/2010/wordprocessingGroup" xmlns:wpi="http://schemas.microsoft.com/office/word/2010/wordprocessingInk" xmlns:wne="http://schemas.microsoft.com/office/word/2006/wordml" xmlns:wps="http://schemas.microsoft.com/office/word/2010/wordprocessingShape" mc:Ignorable="w14 w15 w16se wp14">
+<w:numbering xmlns:wpc="http://schemas.microsoft.com/office/word/2010/wordprocessingCanvas" xmlns:cx="http://schemas.microsoft.com/office/drawing/2014/chartex" xmlns:cx1="http://schemas.microsoft.com/office/drawing/2015/9/8/chartex" xmlns:cx2="http://schemas.microsoft.com/office/drawing/2015/10/21/chartex" xmlns:cx3="http://schemas.microsoft.com/office/drawing/2016/5/9/chartex" xmlns:cx4="http://schemas.microsoft.com/office/drawing/2016/5/10/chartex" xmlns:cx5="http://schemas.microsoft.com/office/drawing/2016/5/11/chartex" xmlns:cx6="http://schemas.microsoft.com/office/drawing/2016/5/12/chartex" xmlns:cx7="http://schemas.microsoft.com/office/drawing/2016/5/13/chartex" xmlns:cx8="http://schemas.microsoft.com/office/drawing/2016/5/14/chartex" xmlns:mc="http://schemas.openxmlformats.org/markup-compatibility/2006" xmlns:aink="http://schemas.microsoft.com/office/drawing/2016/ink" xmlns:am3d="http://schemas.microsoft.com/office/drawing/2017/model3d" xmlns:o="urn:schemas-microsoft-com:office:office" xmlns:oel="http://schemas.microsoft.com/office/2019/extlst" xmlns:r="http://schemas.openxmlformats.org/officeDocument/2006/relationships" xmlns:m="http://schemas.openxmlformats.org/officeDocument/2006/math" xmlns:v="urn:schemas-microsoft-com:vml" xmlns:wp14="http://schemas.microsoft.com/office/word/2010/wordprocessingDrawing" xmlns:wp="http://schemas.openxmlformats.org/drawingml/2006/wordprocessingDrawing" xmlns:w10="urn:schemas-microsoft-com:office:word" xmlns:w="http://schemas.openxmlformats.org/wordprocessingml/2006/main" xmlns:w14="http://schemas.microsoft.com/office/word/2010/wordml" xmlns:w15="http://schemas.microsoft.com/office/word/2012/wordml" xmlns:w16cex="http://schemas.microsoft.com/office/word/2018/wordml/cex" xmlns:w16cid="http://schemas.microsoft.com/office/word/2016/wordml/cid" xmlns:w16="http://schemas.microsoft.com/office/word/2018/wordml" xmlns:w16du="http://schemas.microsoft.com/office/word/2023/wordml/word16du" xmlns:w16sdtdh="http://schemas.microsoft.com/office/word/2020/wordml/sdtdatahash" xmlns:w16sdtfl="http://schemas.microsoft.com/office/word/2024/wordml/sdtformatlock" xmlns:w16se="http://schemas.microsoft.com/office/word/2015/wordml/symex" xmlns:wpg="http://schemas.microsoft.com/office/word/2010/wordprocessingGroup" xmlns:wpi="http://schemas.microsoft.com/office/word/2010/wordprocessingInk" xmlns:wne="http://schemas.microsoft.com/office/word/2006/wordml" xmlns:wps="http://schemas.microsoft.com/office/word/2010/wordprocessingShape" mc:Ignorable="w14 w15 w16se w16cid w16 w16cex w16sdtdh w16sdtfl w16du wp14">
   <w:abstractNum w:abstractNumId="0" w15:restartNumberingAfterBreak="0">
     <w:nsid w:val="43CB01EF"/>
     <w:multiLevelType w:val="hybridMultilevel"/>
@@ -9539,23 +9546,23 @@
       </w:pPr>
     </w:lvl>
   </w:abstractNum>
-  <w:num w:numId="1">
+  <w:num w:numId="1" w16cid:durableId="109251657">
     <w:abstractNumId w:val="3"/>
   </w:num>
-  <w:num w:numId="2">
+  <w:num w:numId="2" w16cid:durableId="1259949267">
     <w:abstractNumId w:val="2"/>
   </w:num>
-  <w:num w:numId="3">
+  <w:num w:numId="3" w16cid:durableId="78644090">
     <w:abstractNumId w:val="1"/>
   </w:num>
-  <w:num w:numId="4">
+  <w:num w:numId="4" w16cid:durableId="1724061508">
     <w:abstractNumId w:val="0"/>
   </w:num>
 </w:numbering>
 </file>
 
 <file path=word/styles.xml><?xml version="1.0" encoding="utf-8"?>
-<w:styles xmlns:mc="http://schemas.openxmlformats.org/markup-compatibility/2006" xmlns:r="http://schemas.openxmlformats.org/officeDocument/2006/relationships" xmlns:w="http://schemas.openxmlformats.org/wordprocessingml/2006/main" xmlns:w14="http://schemas.microsoft.com/office/word/2010/wordml" xmlns:w15="http://schemas.microsoft.com/office/word/2012/wordml" xmlns:w16se="http://schemas.microsoft.com/office/word/2015/wordml/symex" mc:Ignorable="w14 w15 w16se">
+<w:styles xmlns:mc="http://schemas.openxmlformats.org/markup-compatibility/2006" xmlns:r="http://schemas.openxmlformats.org/officeDocument/2006/relationships" xmlns:w="http://schemas.openxmlformats.org/wordprocessingml/2006/main" xmlns:w14="http://schemas.microsoft.com/office/word/2010/wordml" xmlns:w15="http://schemas.microsoft.com/office/word/2012/wordml" xmlns:w16cex="http://schemas.microsoft.com/office/word/2018/wordml/cex" xmlns:w16cid="http://schemas.microsoft.com/office/word/2016/wordml/cid" xmlns:w16="http://schemas.microsoft.com/office/word/2018/wordml" xmlns:w16du="http://schemas.microsoft.com/office/word/2023/wordml/word16du" xmlns:w16sdtdh="http://schemas.microsoft.com/office/word/2020/wordml/sdtdatahash" xmlns:w16sdtfl="http://schemas.microsoft.com/office/word/2024/wordml/sdtformatlock" xmlns:w16se="http://schemas.microsoft.com/office/word/2015/wordml/symex" mc:Ignorable="w14 w15 w16se w16cid w16 w16cex w16sdtdh w16sdtfl w16du">
   <w:docDefaults>
     <w:rPrDefault>
       <w:rPr>
@@ -9571,7 +9578,7 @@
       </w:pPr>
     </w:pPrDefault>
   </w:docDefaults>
-  <w:latentStyles w:defLockedState="0" w:defUIPriority="99" w:defSemiHidden="0" w:defUnhideWhenUsed="0" w:defQFormat="0" w:count="371">
+  <w:latentStyles w:defLockedState="0" w:defUIPriority="99" w:defSemiHidden="0" w:defUnhideWhenUsed="0" w:defQFormat="0" w:count="376">
     <w:lsdException w:name="Normal" w:uiPriority="0" w:qFormat="1"/>
     <w:lsdException w:name="heading 1" w:uiPriority="9" w:qFormat="1"/>
     <w:lsdException w:name="heading 2" w:semiHidden="1" w:uiPriority="9" w:unhideWhenUsed="1" w:qFormat="1"/>
@@ -9943,6 +9950,11 @@
     <w:lsdException w:name="List Table 5 Dark Accent 6" w:uiPriority="50"/>
     <w:lsdException w:name="List Table 6 Colorful Accent 6" w:uiPriority="51"/>
     <w:lsdException w:name="List Table 7 Colorful Accent 6" w:uiPriority="52"/>
+    <w:lsdException w:name="Mention" w:semiHidden="1" w:unhideWhenUsed="1"/>
+    <w:lsdException w:name="Smart Hyperlink" w:semiHidden="1" w:unhideWhenUsed="1"/>
+    <w:lsdException w:name="Hashtag" w:semiHidden="1" w:unhideWhenUsed="1"/>
+    <w:lsdException w:name="Unresolved Mention" w:semiHidden="1" w:unhideWhenUsed="1"/>
+    <w:lsdException w:name="Smart Link" w:semiHidden="1" w:unhideWhenUsed="1"/>
   </w:latentStyles>
   <w:style w:type="paragraph" w:default="1" w:styleId="Normal">
     <w:name w:val="Normal"/>

--- a/CÔNG TY TNHH PHỤ KIỆN MỘC NĂM HÙNG/NamHung_TangVon/NamHung_GiayDeNghi_Mau12.docx
+++ b/CÔNG TY TNHH PHỤ KIỆN MỘC NĂM HÙNG/NamHung_TangVon/NamHung_GiayDeNghi_Mau12.docx
@@ -1,6 +1,6 @@
 
 <file path=word/document.xml><?xml version="1.0" encoding="utf-8"?>
-<w:document xmlns:wpc="http://schemas.microsoft.com/office/word/2010/wordprocessingCanvas" xmlns:cx="http://schemas.microsoft.com/office/drawing/2014/chartex" xmlns:cx1="http://schemas.microsoft.com/office/drawing/2015/9/8/chartex" xmlns:cx2="http://schemas.microsoft.com/office/drawing/2015/10/21/chartex" xmlns:cx3="http://schemas.microsoft.com/office/drawing/2016/5/9/chartex" xmlns:cx4="http://schemas.microsoft.com/office/drawing/2016/5/10/chartex" xmlns:cx5="http://schemas.microsoft.com/office/drawing/2016/5/11/chartex" xmlns:cx6="http://schemas.microsoft.com/office/drawing/2016/5/12/chartex" xmlns:cx7="http://schemas.microsoft.com/office/drawing/2016/5/13/chartex" xmlns:cx8="http://schemas.microsoft.com/office/drawing/2016/5/14/chartex" xmlns:mc="http://schemas.openxmlformats.org/markup-compatibility/2006" xmlns:aink="http://schemas.microsoft.com/office/drawing/2016/ink" xmlns:am3d="http://schemas.microsoft.com/office/drawing/2017/model3d" xmlns:o="urn:schemas-microsoft-com:office:office" xmlns:oel="http://schemas.microsoft.com/office/2019/extlst" xmlns:r="http://schemas.openxmlformats.org/officeDocument/2006/relationships" xmlns:m="http://schemas.openxmlformats.org/officeDocument/2006/math" xmlns:v="urn:schemas-microsoft-com:vml" xmlns:wp14="http://schemas.microsoft.com/office/word/2010/wordprocessingDrawing" xmlns:wp="http://schemas.openxmlformats.org/drawingml/2006/wordprocessingDrawing" xmlns:w10="urn:schemas-microsoft-com:office:word" xmlns:w="http://schemas.openxmlformats.org/wordprocessingml/2006/main" xmlns:w14="http://schemas.microsoft.com/office/word/2010/wordml" xmlns:w15="http://schemas.microsoft.com/office/word/2012/wordml" xmlns:w16cex="http://schemas.microsoft.com/office/word/2018/wordml/cex" xmlns:w16cid="http://schemas.microsoft.com/office/word/2016/wordml/cid" xmlns:w16="http://schemas.microsoft.com/office/word/2018/wordml" xmlns:w16du="http://schemas.microsoft.com/office/word/2023/wordml/word16du" xmlns:w16sdtdh="http://schemas.microsoft.com/office/word/2020/wordml/sdtdatahash" xmlns:w16sdtfl="http://schemas.microsoft.com/office/word/2024/wordml/sdtformatlock" xmlns:w16se="http://schemas.microsoft.com/office/word/2015/wordml/symex" xmlns:wpg="http://schemas.microsoft.com/office/word/2010/wordprocessingGroup" xmlns:wpi="http://schemas.microsoft.com/office/word/2010/wordprocessingInk" xmlns:wne="http://schemas.microsoft.com/office/word/2006/wordml" xmlns:wps="http://schemas.microsoft.com/office/word/2010/wordprocessingShape" mc:Ignorable="w14 w15 w16se w16cid w16 w16cex w16sdtdh w16sdtfl w16du wp14">
+<w:document xmlns:wpc="http://schemas.microsoft.com/office/word/2010/wordprocessingCanvas" xmlns:cx="http://schemas.microsoft.com/office/drawing/2014/chartex" xmlns:cx1="http://schemas.microsoft.com/office/drawing/2015/9/8/chartex" xmlns:mc="http://schemas.openxmlformats.org/markup-compatibility/2006" xmlns:o="urn:schemas-microsoft-com:office:office" xmlns:r="http://schemas.openxmlformats.org/officeDocument/2006/relationships" xmlns:m="http://schemas.openxmlformats.org/officeDocument/2006/math" xmlns:v="urn:schemas-microsoft-com:vml" xmlns:wp14="http://schemas.microsoft.com/office/word/2010/wordprocessingDrawing" xmlns:wp="http://schemas.openxmlformats.org/drawingml/2006/wordprocessingDrawing" xmlns:w10="urn:schemas-microsoft-com:office:word" xmlns:w="http://schemas.openxmlformats.org/wordprocessingml/2006/main" xmlns:w14="http://schemas.microsoft.com/office/word/2010/wordml" xmlns:w15="http://schemas.microsoft.com/office/word/2012/wordml" xmlns:w16se="http://schemas.microsoft.com/office/word/2015/wordml/symex" xmlns:wpg="http://schemas.microsoft.com/office/word/2010/wordprocessingGroup" xmlns:wpi="http://schemas.microsoft.com/office/word/2010/wordprocessingInk" xmlns:wne="http://schemas.microsoft.com/office/word/2006/wordml" xmlns:wps="http://schemas.microsoft.com/office/word/2010/wordprocessingShape" mc:Ignorable="w14 w15 w16se wp14">
   <w:body>
     <w:p>
       <w:pPr>
@@ -129,7 +129,7 @@
                     </wp:anchor>
                   </w:drawing>
                 </mc:Choice>
-                <mc:Fallback>
+                <mc:Fallback xmlns:cx2="http://schemas.microsoft.com/office/drawing/2015/10/21/chartex" xmlns:cx3="http://schemas.microsoft.com/office/drawing/2016/5/9/chartex" xmlns:cx4="http://schemas.microsoft.com/office/drawing/2016/5/10/chartex" xmlns:cx5="http://schemas.microsoft.com/office/drawing/2016/5/11/chartex" xmlns:cx6="http://schemas.microsoft.com/office/drawing/2016/5/12/chartex" xmlns:cx7="http://schemas.microsoft.com/office/drawing/2016/5/13/chartex" xmlns:cx8="http://schemas.microsoft.com/office/drawing/2016/5/14/chartex" xmlns:aink="http://schemas.microsoft.com/office/drawing/2016/ink" xmlns:am3d="http://schemas.microsoft.com/office/drawing/2017/model3d" xmlns:oel="http://schemas.microsoft.com/office/2019/extlst" xmlns:w16cex="http://schemas.microsoft.com/office/word/2018/wordml/cex" xmlns:w16cid="http://schemas.microsoft.com/office/word/2016/wordml/cid" xmlns:w16="http://schemas.microsoft.com/office/word/2018/wordml" xmlns:w16du="http://schemas.microsoft.com/office/word/2023/wordml/word16du" xmlns:w16sdtdh="http://schemas.microsoft.com/office/word/2020/wordml/sdtdatahash" xmlns:w16sdtfl="http://schemas.microsoft.com/office/word/2024/wordml/sdtformatlock">
                   <w:pict>
                     <v:line w14:anchorId="69325909" id="Line 158" o:spid="_x0000_s1026" style="position:absolute;z-index:251681792;visibility:visible;mso-wrap-style:square;mso-width-percent:0;mso-height-percent:0;mso-wrap-distance-left:9pt;mso-wrap-distance-top:0;mso-wrap-distance-right:9pt;mso-wrap-distance-bottom:0;mso-position-horizontal:center;mso-position-horizontal-relative:margin;mso-position-vertical:absolute;mso-position-vertical-relative:text;mso-width-percent:0;mso-height-percent:0;mso-width-relative:page;mso-height-relative:page" from="0,16.85pt" to="62pt,16.85pt" o:gfxdata="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">
                       <w10:wrap anchorx="margin"/>
@@ -254,7 +254,7 @@
                     </wp:anchor>
                   </w:drawing>
                 </mc:Choice>
-                <mc:Fallback>
+                <mc:Fallback xmlns:cx2="http://schemas.microsoft.com/office/drawing/2015/10/21/chartex" xmlns:cx3="http://schemas.microsoft.com/office/drawing/2016/5/9/chartex" xmlns:cx4="http://schemas.microsoft.com/office/drawing/2016/5/10/chartex" xmlns:cx5="http://schemas.microsoft.com/office/drawing/2016/5/11/chartex" xmlns:cx6="http://schemas.microsoft.com/office/drawing/2016/5/12/chartex" xmlns:cx7="http://schemas.microsoft.com/office/drawing/2016/5/13/chartex" xmlns:cx8="http://schemas.microsoft.com/office/drawing/2016/5/14/chartex" xmlns:aink="http://schemas.microsoft.com/office/drawing/2016/ink" xmlns:am3d="http://schemas.microsoft.com/office/drawing/2017/model3d" xmlns:oel="http://schemas.microsoft.com/office/2019/extlst" xmlns:w16cex="http://schemas.microsoft.com/office/word/2018/wordml/cex" xmlns:w16cid="http://schemas.microsoft.com/office/word/2016/wordml/cid" xmlns:w16="http://schemas.microsoft.com/office/word/2018/wordml" xmlns:w16du="http://schemas.microsoft.com/office/word/2023/wordml/word16du" xmlns:w16sdtdh="http://schemas.microsoft.com/office/word/2020/wordml/sdtdatahash" xmlns:w16sdtfl="http://schemas.microsoft.com/office/word/2024/wordml/sdtformatlock">
                   <w:pict>
                     <v:line w14:anchorId="1D12A4BF" id="Line 159" o:spid="_x0000_s1026" style="position:absolute;z-index:251682816;visibility:visible;mso-wrap-style:square;mso-width-percent:0;mso-height-percent:0;mso-wrap-distance-left:9pt;mso-wrap-distance-top:-3e-5mm;mso-wrap-distance-right:9pt;mso-wrap-distance-bottom:-3e-5mm;mso-position-horizontal:center;mso-position-horizontal-relative:margin;mso-position-vertical:absolute;mso-position-vertical-relative:text;mso-width-percent:0;mso-height-percent:0;mso-width-relative:page;mso-height-relative:page" from="0,15.5pt" to="158.75pt,15.5pt" o:gfxdata="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">
                       <w10:wrap anchorx="margin"/>
@@ -356,25 +356,7 @@
                 <w:sz w:val="26"/>
                 <w:szCs w:val="26"/>
               </w:rPr>
-              <w:t xml:space="preserve">ngày </w:t>
-            </w:r>
-            <w:r>
-              <w:rPr>
-                <w:rFonts w:ascii="Times New Roman" w:eastAsia="Times New Roman" w:hAnsi="Times New Roman" w:cs="Times New Roman"/>
-                <w:i/>
-                <w:sz w:val="26"/>
-                <w:szCs w:val="26"/>
-              </w:rPr>
-              <w:t>29</w:t>
-            </w:r>
-            <w:r>
-              <w:rPr>
-                <w:rFonts w:ascii="Times New Roman" w:eastAsia="Times New Roman" w:hAnsi="Times New Roman" w:cs="Times New Roman"/>
-                <w:i/>
-                <w:sz w:val="26"/>
-                <w:szCs w:val="26"/>
-              </w:rPr>
-              <w:t xml:space="preserve"> tháng 7 năm 2026</w:t>
+              <w:t>ngày 4 tháng 9 năm 2026</w:t>
             </w:r>
           </w:p>
         </w:tc>
@@ -452,7 +434,7 @@
               </wp:anchor>
             </w:drawing>
           </mc:Choice>
-          <mc:Fallback>
+          <mc:Fallback xmlns:cx2="http://schemas.microsoft.com/office/drawing/2015/10/21/chartex" xmlns:cx3="http://schemas.microsoft.com/office/drawing/2016/5/9/chartex" xmlns:cx4="http://schemas.microsoft.com/office/drawing/2016/5/10/chartex" xmlns:cx5="http://schemas.microsoft.com/office/drawing/2016/5/11/chartex" xmlns:cx6="http://schemas.microsoft.com/office/drawing/2016/5/12/chartex" xmlns:cx7="http://schemas.microsoft.com/office/drawing/2016/5/13/chartex" xmlns:cx8="http://schemas.microsoft.com/office/drawing/2016/5/14/chartex" xmlns:aink="http://schemas.microsoft.com/office/drawing/2016/ink" xmlns:am3d="http://schemas.microsoft.com/office/drawing/2017/model3d" xmlns:oel="http://schemas.microsoft.com/office/2019/extlst" xmlns:w16cex="http://schemas.microsoft.com/office/word/2018/wordml/cex" xmlns:w16cid="http://schemas.microsoft.com/office/word/2016/wordml/cid" xmlns:w16="http://schemas.microsoft.com/office/word/2018/wordml" xmlns:w16du="http://schemas.microsoft.com/office/word/2023/wordml/word16du" xmlns:w16sdtdh="http://schemas.microsoft.com/office/word/2020/wordml/sdtdatahash" xmlns:w16sdtfl="http://schemas.microsoft.com/office/word/2024/wordml/sdtformatlock">
             <w:pict>
               <v:line w14:anchorId="70E5418D" id="Straight Connector 1" o:spid="_x0000_s1026" style="position:absolute;z-index:251683840;visibility:visible;mso-wrap-style:square;mso-width-percent:0;mso-wrap-distance-left:9pt;mso-wrap-distance-top:0;mso-wrap-distance-right:9pt;mso-wrap-distance-bottom:0;mso-position-horizontal:center;mso-position-horizontal-relative:margin;mso-position-vertical:absolute;mso-position-vertical-relative:text;mso-width-percent:0;mso-width-relative:margin" from="0,66.95pt" to="111.65pt,66.95pt" o:gfxdata="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" strokecolor="windowText" strokeweight=".5pt">
                 <v:stroke joinstyle="miter"/>
@@ -1348,7 +1330,7 @@
               </wp:anchor>
             </w:drawing>
           </mc:Choice>
-          <mc:Fallback>
+          <mc:Fallback xmlns:cx2="http://schemas.microsoft.com/office/drawing/2015/10/21/chartex" xmlns:cx3="http://schemas.microsoft.com/office/drawing/2016/5/9/chartex" xmlns:cx4="http://schemas.microsoft.com/office/drawing/2016/5/10/chartex" xmlns:cx5="http://schemas.microsoft.com/office/drawing/2016/5/11/chartex" xmlns:cx6="http://schemas.microsoft.com/office/drawing/2016/5/12/chartex" xmlns:cx7="http://schemas.microsoft.com/office/drawing/2016/5/13/chartex" xmlns:cx8="http://schemas.microsoft.com/office/drawing/2016/5/14/chartex" xmlns:aink="http://schemas.microsoft.com/office/drawing/2016/ink" xmlns:am3d="http://schemas.microsoft.com/office/drawing/2017/model3d" xmlns:oel="http://schemas.microsoft.com/office/2019/extlst" xmlns:w16cex="http://schemas.microsoft.com/office/word/2018/wordml/cex" xmlns:w16cid="http://schemas.microsoft.com/office/word/2016/wordml/cid" xmlns:w16="http://schemas.microsoft.com/office/word/2018/wordml" xmlns:w16du="http://schemas.microsoft.com/office/word/2023/wordml/word16du" xmlns:w16sdtdh="http://schemas.microsoft.com/office/word/2020/wordml/sdtdatahash" xmlns:w16sdtfl="http://schemas.microsoft.com/office/word/2024/wordml/sdtformatlock">
             <w:pict>
               <v:rect w14:anchorId="150B91A8" id="Rectangle 800" o:spid="_x0000_s1026" style="position:absolute;margin-left:398.8pt;margin-top:62.75pt;width:20.15pt;height:15.95pt;z-index:251665408;visibility:visible;mso-wrap-style:none;mso-width-percent:0;mso-height-percent:0;mso-wrap-distance-left:9pt;mso-wrap-distance-top:0;mso-wrap-distance-right:9pt;mso-wrap-distance-bottom:0;mso-position-horizontal:absolute;mso-position-horizontal-relative:text;mso-position-vertical:absolute;mso-position-vertical-relative:text;mso-width-percent:0;mso-height-percent:0;mso-width-relative:page;mso-height-relative:page;v-text-anchor:middle" o:gfxdata="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" strokeweight=".26mm">
                 <v:stroke endcap="square"/>
@@ -1423,7 +1405,7 @@
               </wp:anchor>
             </w:drawing>
           </mc:Choice>
-          <mc:Fallback>
+          <mc:Fallback xmlns:cx2="http://schemas.microsoft.com/office/drawing/2015/10/21/chartex" xmlns:cx3="http://schemas.microsoft.com/office/drawing/2016/5/9/chartex" xmlns:cx4="http://schemas.microsoft.com/office/drawing/2016/5/10/chartex" xmlns:cx5="http://schemas.microsoft.com/office/drawing/2016/5/11/chartex" xmlns:cx6="http://schemas.microsoft.com/office/drawing/2016/5/12/chartex" xmlns:cx7="http://schemas.microsoft.com/office/drawing/2016/5/13/chartex" xmlns:cx8="http://schemas.microsoft.com/office/drawing/2016/5/14/chartex" xmlns:aink="http://schemas.microsoft.com/office/drawing/2016/ink" xmlns:am3d="http://schemas.microsoft.com/office/drawing/2017/model3d" xmlns:oel="http://schemas.microsoft.com/office/2019/extlst" xmlns:w16cex="http://schemas.microsoft.com/office/word/2018/wordml/cex" xmlns:w16cid="http://schemas.microsoft.com/office/word/2016/wordml/cid" xmlns:w16="http://schemas.microsoft.com/office/word/2018/wordml" xmlns:w16du="http://schemas.microsoft.com/office/word/2023/wordml/word16du" xmlns:w16sdtdh="http://schemas.microsoft.com/office/word/2020/wordml/sdtdatahash" xmlns:w16sdtfl="http://schemas.microsoft.com/office/word/2024/wordml/sdtformatlock">
             <w:pict>
               <v:rect w14:anchorId="3C0D0F71" id="Rectangle 826" o:spid="_x0000_s1026" style="position:absolute;margin-left:398.8pt;margin-top:86.4pt;width:20.15pt;height:15.95pt;z-index:251666432;visibility:visible;mso-wrap-style:none;mso-width-percent:0;mso-height-percent:0;mso-wrap-distance-left:9pt;mso-wrap-distance-top:0;mso-wrap-distance-right:9pt;mso-wrap-distance-bottom:0;mso-position-horizontal:absolute;mso-position-horizontal-relative:text;mso-position-vertical:absolute;mso-position-vertical-relative:text;mso-width-percent:0;mso-height-percent:0;mso-width-relative:page;mso-height-relative:page;v-text-anchor:middle" o:gfxdata="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" strokeweight=".26mm">
                 <v:stroke endcap="square"/>
@@ -1893,7 +1875,7 @@
           </mc:Choice>
           <mc:Fallback>
             <w:pict>
-              <v:group w14:anchorId="09B2277D" id="Group 1" o:spid="_x0000_s1026" style="position:absolute;left:0;text-align:left;margin-left:68.55pt;margin-top:43.95pt;width:112.85pt;height:17.55pt;z-index:251676672;mso-height-relative:margin" coordorigin=",-457" coordsize="14331,2228" o:gfxdata="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">
+              <v:group w14:anchorId="09B2277D" id="Group 1" o:spid="_x0000_s1026" style="position:absolute;left:0;text-align:left;margin-left:68.55pt;margin-top:43.95pt;width:112.85pt;height:17.55pt;z-index:251676672;mso-height-relative:margin" coordorigin=",-457" coordsize="14331,2228" o:gfxdata="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">
                 <v:shapetype id="_x0000_t202" coordsize="21600,21600" o:spt="202" path="m,l,21600r21600,l21600,xe">
                   <v:stroke joinstyle="miter"/>
                   <v:path gradientshapeok="t" o:connecttype="rect"/>
@@ -2332,7 +2314,7 @@
               </wp:anchor>
             </w:drawing>
           </mc:Choice>
-          <mc:Fallback>
+          <mc:Fallback xmlns:cx2="http://schemas.microsoft.com/office/drawing/2015/10/21/chartex" xmlns:cx3="http://schemas.microsoft.com/office/drawing/2016/5/9/chartex" xmlns:cx4="http://schemas.microsoft.com/office/drawing/2016/5/10/chartex" xmlns:cx5="http://schemas.microsoft.com/office/drawing/2016/5/11/chartex" xmlns:cx6="http://schemas.microsoft.com/office/drawing/2016/5/12/chartex" xmlns:cx7="http://schemas.microsoft.com/office/drawing/2016/5/13/chartex" xmlns:cx8="http://schemas.microsoft.com/office/drawing/2016/5/14/chartex" xmlns:aink="http://schemas.microsoft.com/office/drawing/2016/ink" xmlns:am3d="http://schemas.microsoft.com/office/drawing/2017/model3d" xmlns:oel="http://schemas.microsoft.com/office/2019/extlst" xmlns:w16cex="http://schemas.microsoft.com/office/word/2018/wordml/cex" xmlns:w16cid="http://schemas.microsoft.com/office/word/2016/wordml/cid" xmlns:w16="http://schemas.microsoft.com/office/word/2018/wordml" xmlns:w16du="http://schemas.microsoft.com/office/word/2023/wordml/word16du" xmlns:w16sdtdh="http://schemas.microsoft.com/office/word/2020/wordml/sdtdatahash" xmlns:w16sdtfl="http://schemas.microsoft.com/office/word/2024/wordml/sdtformatlock">
             <w:pict>
               <v:rect w14:anchorId="5868087D" id="Rectangle 557" o:spid="_x0000_s1026" style="position:absolute;margin-left:347.9pt;margin-top:15.75pt;width:19.5pt;height:15.75pt;z-index:251685888;visibility:visible;mso-wrap-style:square;mso-width-percent:0;mso-height-percent:0;mso-wrap-distance-left:9pt;mso-wrap-distance-top:0;mso-wrap-distance-right:9pt;mso-wrap-distance-bottom:0;mso-position-horizontal:absolute;mso-position-horizontal-relative:text;mso-position-vertical:absolute;mso-position-vertical-relative:text;mso-width-percent:0;mso-height-percent:0;mso-width-relative:page;mso-height-relative:page;v-text-anchor:top" o:gfxdata="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"/>
             </w:pict>
@@ -2419,7 +2401,7 @@
           </mc:Choice>
           <mc:Fallback>
             <w:pict>
-              <v:rect w14:anchorId="7D84EE23" id="Rectangle 558" o:spid="_x0000_s1029" style="position:absolute;left:0;text-align:left;margin-left:424.25pt;margin-top:15.75pt;width:19.5pt;height:15.75pt;z-index:251686912;visibility:visible;mso-wrap-style:square;mso-width-percent:0;mso-height-percent:0;mso-wrap-distance-left:9pt;mso-wrap-distance-top:0;mso-wrap-distance-right:9pt;mso-wrap-distance-bottom:0;mso-position-horizontal:absolute;mso-position-horizontal-relative:text;mso-position-vertical:absolute;mso-position-vertical-relative:text;mso-width-percent:0;mso-height-percent:0;mso-width-relative:page;mso-height-relative:page;v-text-anchor:top" o:gfxdata="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">
+              <v:rect w14:anchorId="7D84EE23" id="Rectangle 558" o:spid="_x0000_s1029" style="position:absolute;left:0;text-align:left;margin-left:424.25pt;margin-top:15.75pt;width:19.5pt;height:15.75pt;z-index:251686912;visibility:visible;mso-wrap-style:square;mso-width-percent:0;mso-height-percent:0;mso-wrap-distance-left:9pt;mso-wrap-distance-top:0;mso-wrap-distance-right:9pt;mso-wrap-distance-bottom:0;mso-position-horizontal:absolute;mso-position-horizontal-relative:text;mso-position-vertical:absolute;mso-position-vertical-relative:text;mso-width-percent:0;mso-height-percent:0;mso-width-relative:page;mso-height-relative:page;v-text-anchor:top" o:gfxdata="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">
                 <v:textbox>
                   <w:txbxContent>
                     <w:p>
@@ -2478,16 +2460,7 @@
           <w:szCs w:val="28"/>
           <w:lang w:val="fr-FR"/>
         </w:rPr>
-        <w:t>29</w:t>
-      </w:r>
-      <w:r>
-        <w:rPr>
-          <w:rFonts w:ascii="Times New Roman" w:eastAsia="Times New Roman" w:hAnsi="Times New Roman" w:cs="Times New Roman"/>
-          <w:sz w:val="28"/>
-          <w:szCs w:val="28"/>
-          <w:lang w:val="fr-FR"/>
-        </w:rPr>
-        <w:t>/07/2026</w:t>
+        <w:t>ngày 4 tháng 9 năm 2026</w:t>
       </w:r>
     </w:p>
     <w:p>
@@ -7260,7 +7233,6 @@
     <w:p>
       <w:pPr>
         <w:spacing w:after="0" w:line="240" w:lineRule="auto"/>
-        <w:ind w:left="-142" w:right="-142"/>
         <w:jc w:val="center"/>
         <w:rPr>
           <w:rFonts w:ascii="Times New Roman" w:eastAsia="Calibri" w:hAnsi="Times New Roman" w:cs="Times New Roman"/>
@@ -7277,17 +7249,6 @@
         <w:lastRenderedPageBreak/>
         <w:t>THÔNG BÁO THAY ĐỔI THÔNG TIN VỀ CHỦ SỞ HỮU HƯỞNG LỢI CỦA DOANH NGHIỆP/THÔNG BÁO THAY ĐỔI THÔNG TIN ĐỂ XÁC ĐỊNH CHỦ SỞ HỮU HƯỞNG LỢI</w:t>
       </w:r>
-    </w:p>
-    <w:p>
-      <w:pPr>
-        <w:spacing w:after="0" w:line="240" w:lineRule="auto"/>
-        <w:jc w:val="center"/>
-        <w:rPr>
-          <w:rFonts w:ascii="Times New Roman" w:eastAsia="Calibri" w:hAnsi="Times New Roman" w:cs="Times New Roman"/>
-          <w:sz w:val="28"/>
-          <w:szCs w:val="28"/>
-        </w:rPr>
-      </w:pPr>
     </w:p>
     <w:p>
       <w:pPr>
@@ -7296,7 +7257,7 @@
           <w:numId w:val="2"/>
         </w:numPr>
         <w:spacing w:before="120" w:after="120" w:line="300" w:lineRule="exact"/>
-        <w:ind w:firstLine="567"/>
+        <w:ind w:left="0" w:firstLine="567"/>
         <w:jc w:val="both"/>
         <w:rPr>
           <w:rFonts w:ascii="Times New Roman" w:eastAsia="Calibri" w:hAnsi="Times New Roman" w:cs="Times New Roman"/>
@@ -7312,7 +7273,41 @@
           <w:szCs w:val="28"/>
           <w:lang w:val="vi-VN"/>
         </w:rPr>
-        <w:t xml:space="preserve">Trường hợp doanh nghiệp có sự thay đổi chủ sở hữu hưởng lợi của doanh nghiệp, tỷ lệ sở hữu đã kê khai với </w:t>
+        <w:t xml:space="preserve">Trường hợp doanh nghiệp có sự thay đổi </w:t>
+      </w:r>
+      <w:r>
+        <w:rPr>
+          <w:rFonts w:ascii="Times New Roman" w:eastAsia="Calibri" w:hAnsi="Times New Roman" w:cs="Times New Roman"/>
+          <w:sz w:val="28"/>
+          <w:szCs w:val="28"/>
+        </w:rPr>
+        <w:t xml:space="preserve">thông tin về </w:t>
+      </w:r>
+      <w:r>
+        <w:rPr>
+          <w:rFonts w:ascii="Times New Roman" w:eastAsia="Calibri" w:hAnsi="Times New Roman" w:cs="Times New Roman"/>
+          <w:sz w:val="28"/>
+          <w:szCs w:val="28"/>
+          <w:lang w:val="vi-VN"/>
+        </w:rPr>
+        <w:t>chủ sở hữu hưởng lợi của doanh nghiệp</w:t>
+      </w:r>
+      <w:r>
+        <w:rPr>
+          <w:rFonts w:ascii="Times New Roman" w:eastAsia="Calibri" w:hAnsi="Times New Roman" w:cs="Times New Roman"/>
+          <w:sz w:val="28"/>
+          <w:szCs w:val="28"/>
+        </w:rPr>
+        <w:t xml:space="preserve"> (bao gồm người quản lý doanh nghiệp)</w:t>
+      </w:r>
+      <w:r>
+        <w:rPr>
+          <w:rFonts w:ascii="Times New Roman" w:eastAsia="Calibri" w:hAnsi="Times New Roman" w:cs="Times New Roman"/>
+          <w:sz w:val="28"/>
+          <w:szCs w:val="28"/>
+          <w:lang w:val="vi-VN"/>
+        </w:rPr>
+        <w:t xml:space="preserve"> đã kê khai với </w:t>
       </w:r>
       <w:r>
         <w:rPr>
@@ -7329,20 +7324,19 @@
           <w:szCs w:val="28"/>
           <w:lang w:val="vi-VN"/>
         </w:rPr>
-        <w:t>ơ quan đăng ký kinh doanh cấp tỉnh theo quy định tại khoản 1 Điều 52 Nghị định số 168/2025/NĐ-CP</w:t>
-      </w:r>
-      <w:r>
-        <w:rPr>
-          <w:rFonts w:ascii="Times New Roman" w:eastAsia="Calibri" w:hAnsi="Times New Roman" w:cs="Times New Roman"/>
-          <w:sz w:val="28"/>
-          <w:szCs w:val="28"/>
-        </w:rPr>
-        <w:t xml:space="preserve"> (</w:t>
-      </w:r>
-      <w:r>
-        <w:rPr>
-          <w:rFonts w:ascii="Times New Roman" w:eastAsia="Calibri" w:hAnsi="Times New Roman" w:cs="Times New Roman"/>
-          <w:i/>
+        <w:t xml:space="preserve">ơ quan đăng ký kinh doanh cấp tỉnh </w:t>
+      </w:r>
+      <w:r>
+        <w:rPr>
+          <w:rFonts w:ascii="Times New Roman" w:eastAsia="Calibri" w:hAnsi="Times New Roman" w:cs="Times New Roman"/>
+          <w:sz w:val="28"/>
+          <w:szCs w:val="28"/>
+        </w:rPr>
+        <w:t xml:space="preserve">thì doanh nghiệp </w:t>
+      </w:r>
+      <w:r>
+        <w:rPr>
+          <w:rFonts w:ascii="Times New Roman" w:eastAsia="Calibri" w:hAnsi="Times New Roman" w:cs="Times New Roman"/>
           <w:iCs/>
           <w:sz w:val="28"/>
           <w:szCs w:val="28"/>
@@ -7355,7 +7349,7 @@
           <w:sz w:val="28"/>
           <w:szCs w:val="28"/>
         </w:rPr>
-        <w:t>):</w:t>
+        <w:t>:</w:t>
       </w:r>
       <w:r>
         <w:rPr>
@@ -7375,6 +7369,8 @@
         </w:rPr>
         <w:t>Không có</w:t>
       </w:r>
+      <w:bookmarkStart w:id="7" w:name="_GoBack"/>
+      <w:bookmarkEnd w:id="7"/>
       <w:r>
         <w:rPr>
           <w:rFonts w:ascii="Times New Roman" w:eastAsia="Calibri" w:hAnsi="Times New Roman" w:cs="Times New Roman"/>
@@ -7392,7 +7388,7 @@
           <w:numId w:val="2"/>
         </w:numPr>
         <w:spacing w:before="120" w:after="120" w:line="300" w:lineRule="exact"/>
-        <w:ind w:firstLine="567"/>
+        <w:ind w:left="0" w:firstLine="567"/>
         <w:jc w:val="both"/>
         <w:rPr>
           <w:rFonts w:ascii="Times New Roman" w:eastAsia="Calibri" w:hAnsi="Times New Roman" w:cs="Times New Roman"/>
@@ -7408,7 +7404,7 @@
           <w:szCs w:val="28"/>
           <w:lang w:val="vi-VN"/>
         </w:rPr>
-        <w:t>Trường hợp công ty cổ phần có sự thay đổi cổ đông là tổ chức sở hữu từ 25% tổng số cổ phần có quyền biểu quyết trở lên hoặc thay đổi tỷ lệ sở hữu tổng số cổ phần có quyền biểu quyết theo quy định tại khoản 2 Điều 52 Nghị định số 168/2025/NĐ-CP (</w:t>
+        <w:t>Đối với doanh nghiệp được thành lập trước ngày 01/7/2025, doanh nghiệp bổ sung thông tin về chủ sở hữu hưởng lợi của doanh nghiệp theo quy định tại khoản 1 Điều 3 Luật số 76/2025/QH15 ngày 17/6/2025 sửa đổi, bổ sung một số điều của Luật Doanh nghiệp (</w:t>
       </w:r>
       <w:r>
         <w:rPr>
@@ -7419,16 +7415,17 @@
           <w:szCs w:val="28"/>
           <w:lang w:val="vi-VN"/>
         </w:rPr>
-        <w:t>kê khai theo Mẫu số 11 Phụ lục I ban hành kèm theo Thông tư này</w:t>
-      </w:r>
-      <w:r>
-        <w:rPr>
-          <w:rFonts w:ascii="Times New Roman" w:eastAsia="Calibri" w:hAnsi="Times New Roman" w:cs="Times New Roman"/>
+        <w:t xml:space="preserve">kê khai </w:t>
+      </w:r>
+      <w:r>
+        <w:rPr>
+          <w:rFonts w:ascii="Times New Roman" w:eastAsia="Calibri" w:hAnsi="Times New Roman" w:cs="Times New Roman"/>
+          <w:i/>
           <w:sz w:val="28"/>
           <w:szCs w:val="28"/>
           <w:lang w:val="vi-VN"/>
         </w:rPr>
-        <w:t>):</w:t>
+        <w:t>theo Mẫu số 10 Phụ lục I ban hành kèm theo Thông tư này</w:t>
       </w:r>
       <w:r>
         <w:rPr>
@@ -7438,159 +7435,7 @@
           <w:szCs w:val="28"/>
           <w:lang w:val="vi-VN"/>
         </w:rPr>
-        <w:t xml:space="preserve"> </w:t>
-      </w:r>
-      <w:r>
-        <w:rPr>
-          <w:rFonts w:ascii="Times New Roman" w:eastAsia="Calibri" w:hAnsi="Times New Roman" w:cs="Times New Roman"/>
-          <w:iCs/>
-          <w:sz w:val="28"/>
-          <w:szCs w:val="28"/>
-          <w:lang w:val="vi-VN"/>
-        </w:rPr>
-        <w:t>Không có</w:t>
-      </w:r>
-      <w:r>
-        <w:rPr>
-          <w:rFonts w:ascii="Times New Roman" w:eastAsia="Calibri" w:hAnsi="Times New Roman" w:cs="Times New Roman"/>
-          <w:iCs/>
-          <w:sz w:val="28"/>
-          <w:szCs w:val="28"/>
-          <w:lang w:val="vi-VN"/>
-        </w:rPr>
-        <w:t>.</w:t>
-      </w:r>
-    </w:p>
-    <w:p>
-      <w:pPr>
-        <w:numPr>
-          <w:ilvl w:val="0"/>
-          <w:numId w:val="2"/>
-        </w:numPr>
-        <w:spacing w:before="120" w:after="120" w:line="300" w:lineRule="exact"/>
-        <w:ind w:firstLine="567"/>
-        <w:jc w:val="both"/>
-        <w:rPr>
-          <w:rFonts w:ascii="Times New Roman" w:eastAsia="Calibri" w:hAnsi="Times New Roman" w:cs="Times New Roman"/>
-          <w:sz w:val="28"/>
-          <w:szCs w:val="28"/>
-          <w:lang w:val="vi-VN"/>
-        </w:rPr>
-      </w:pPr>
-      <w:r>
-        <w:rPr>
-          <w:rFonts w:ascii="Times New Roman" w:eastAsia="Calibri" w:hAnsi="Times New Roman" w:cs="Times New Roman"/>
-          <w:sz w:val="28"/>
-          <w:szCs w:val="28"/>
-          <w:lang w:val="vi-VN"/>
-        </w:rPr>
-        <w:t>Đối với doanh nghiệp được thành lập trước ngày 01/7/2025, trường hợp doanh nghiệp có thông tin về chủ sở hữu hưởng lợi của doanh nghiệp theo quy định tại khoản 1, khoản 2 Điều 18 Nghị định số 168/2025/NĐ-CP, doanh nghiệp bổ sung thông tin về chủ sở hữu hưởng lợi của doanh nghiệp theo quy định tại khoản 1 Điều 3 Luật số 76/2025/QH15 ngày 17/6/2025 sửa đổi, bổ sung một số điều của Luật Doanh nghiệp (</w:t>
-      </w:r>
-      <w:r>
-        <w:rPr>
-          <w:rFonts w:ascii="Times New Roman" w:eastAsia="Calibri" w:hAnsi="Times New Roman" w:cs="Times New Roman"/>
-          <w:i/>
-          <w:iCs/>
-          <w:sz w:val="28"/>
-          <w:szCs w:val="28"/>
-          <w:lang w:val="vi-VN"/>
-        </w:rPr>
-        <w:t xml:space="preserve">kê khai </w:t>
-      </w:r>
-      <w:r>
-        <w:rPr>
-          <w:rFonts w:ascii="Times New Roman" w:eastAsia="Calibri" w:hAnsi="Times New Roman" w:cs="Times New Roman"/>
-          <w:i/>
-          <w:sz w:val="28"/>
-          <w:szCs w:val="28"/>
-          <w:lang w:val="vi-VN"/>
-        </w:rPr>
-        <w:t>theo Mẫu số 10 Phụ lục I ban hành kèm theo Thông tư này</w:t>
-      </w:r>
-      <w:r>
-        <w:rPr>
-          <w:rFonts w:ascii="Times New Roman" w:eastAsia="Calibri" w:hAnsi="Times New Roman" w:cs="Times New Roman"/>
-          <w:iCs/>
-          <w:sz w:val="28"/>
-          <w:szCs w:val="28"/>
-          <w:lang w:val="vi-VN"/>
-        </w:rPr>
-        <w:t xml:space="preserve">): </w:t>
-      </w:r>
-      <w:r>
-        <w:rPr>
-          <w:rFonts w:ascii="Times New Roman" w:eastAsia="Calibri" w:hAnsi="Times New Roman" w:cs="Times New Roman"/>
-          <w:iCs/>
-          <w:sz w:val="28"/>
-          <w:szCs w:val="28"/>
-          <w:lang w:val="vi-VN"/>
-        </w:rPr>
-        <w:t>Gởi kèm</w:t>
-      </w:r>
-      <w:r>
-        <w:rPr>
-          <w:rFonts w:ascii="Times New Roman" w:eastAsia="Calibri" w:hAnsi="Times New Roman" w:cs="Times New Roman"/>
-          <w:sz w:val="28"/>
-          <w:szCs w:val="28"/>
-          <w:lang w:val="vi-VN"/>
-        </w:rPr>
-        <w:t>.</w:t>
-      </w:r>
-    </w:p>
-    <w:p>
-      <w:pPr>
-        <w:numPr>
-          <w:ilvl w:val="0"/>
-          <w:numId w:val="2"/>
-        </w:numPr>
-        <w:spacing w:before="120" w:after="120" w:line="300" w:lineRule="exact"/>
-        <w:ind w:firstLine="567"/>
-        <w:jc w:val="both"/>
-        <w:rPr>
-          <w:rFonts w:ascii="Times New Roman" w:eastAsia="Calibri" w:hAnsi="Times New Roman" w:cs="Times New Roman"/>
-          <w:sz w:val="28"/>
-          <w:szCs w:val="28"/>
-          <w:lang w:val="vi-VN"/>
-        </w:rPr>
-      </w:pPr>
-      <w:r>
-        <w:rPr>
-          <w:rFonts w:ascii="Times New Roman" w:eastAsia="Calibri" w:hAnsi="Times New Roman" w:cs="Times New Roman"/>
-          <w:sz w:val="28"/>
-          <w:szCs w:val="28"/>
-          <w:lang w:val="vi-VN"/>
-        </w:rPr>
-        <w:t>Đối với công ty cổ phần được đăng ký thành lập trước ngày 01/7/2025, trường hợp công ty cổ phần có thông tin để xác định chủ sở hữu hưởng lợi của doanh nghiệp theo quy định tại khoản 3 Điều 18 Nghị định số 168/2025/NĐ-CP, công ty cổ phần bổ sung thông tin để xác định chủ sở hữu hưởng lợi của doanh nghiệp theo quy định tại khoản 1 Điều 3 Luật số 76/2025/QH15 ngày 17/6/2025 sửa đổi, bổ sung một số điều của Luật Doanh nghiệp (</w:t>
-      </w:r>
-      <w:r>
-        <w:rPr>
-          <w:rFonts w:ascii="Times New Roman" w:eastAsia="Calibri" w:hAnsi="Times New Roman" w:cs="Times New Roman"/>
-          <w:i/>
-          <w:iCs/>
-          <w:sz w:val="28"/>
-          <w:szCs w:val="28"/>
-          <w:lang w:val="vi-VN"/>
-        </w:rPr>
-        <w:t>kê khai theo Mẫu số 11 Phụ lục I ban hành kèm theo Thông tư này</w:t>
-      </w:r>
-      <w:r>
-        <w:rPr>
-          <w:rFonts w:ascii="Times New Roman" w:eastAsia="Calibri" w:hAnsi="Times New Roman" w:cs="Times New Roman"/>
-          <w:sz w:val="28"/>
-          <w:szCs w:val="28"/>
-          <w:lang w:val="vi-VN"/>
-        </w:rPr>
-        <w:t xml:space="preserve">): </w:t>
-      </w:r>
-      <w:r>
-        <w:rPr>
-          <w:rFonts w:ascii="Times New Roman" w:eastAsia="Calibri" w:hAnsi="Times New Roman" w:cs="Times New Roman"/>
-          <w:iCs/>
-          <w:sz w:val="28"/>
-          <w:szCs w:val="28"/>
-          <w:lang w:val="vi-VN"/>
-        </w:rPr>
-        <w:t>Không có</w:t>
+        <w:t>): Gửi kèm</w:t>
       </w:r>
       <w:r>
         <w:rPr>
@@ -8263,7 +8108,7 @@
           </mc:Choice>
           <mc:Fallback>
             <w:pict>
-              <v:rect w14:anchorId="67AF3D69" id="Rectangle 577" o:spid="_x0000_s1030" style="position:absolute;left:0;text-align:left;margin-left:0;margin-top:-5.35pt;width:26.25pt;height:22.3pt;z-index:251662336;visibility:visible;mso-wrap-style:square;mso-width-percent:0;mso-height-percent:0;mso-wrap-distance-left:9pt;mso-wrap-distance-top:0;mso-wrap-distance-right:9pt;mso-wrap-distance-bottom:0;mso-position-horizontal:left;mso-position-horizontal-relative:margin;mso-position-vertical:absolute;mso-position-vertical-relative:text;mso-width-percent:0;mso-height-percent:0;mso-width-relative:page;mso-height-relative:page;v-text-anchor:top" o:gfxdata="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">
+              <v:rect w14:anchorId="67AF3D69" id="Rectangle 577" o:spid="_x0000_s1030" style="position:absolute;left:0;text-align:left;margin-left:0;margin-top:-5.35pt;width:26.25pt;height:22.3pt;z-index:251662336;visibility:visible;mso-wrap-style:square;mso-width-percent:0;mso-height-percent:0;mso-wrap-distance-left:9pt;mso-wrap-distance-top:0;mso-wrap-distance-right:9pt;mso-wrap-distance-bottom:0;mso-position-horizontal:left;mso-position-horizontal-relative:margin;mso-position-vertical:absolute;mso-position-vertical-relative:text;mso-width-percent:0;mso-height-percent:0;mso-width-relative:page;mso-height-relative:page;v-text-anchor:top" o:gfxdata="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">
                 <v:textbox>
                   <w:txbxContent>
                     <w:p>
@@ -8873,7 +8718,7 @@
 </file>
 
 <file path=word/endnotes.xml><?xml version="1.0" encoding="utf-8"?>
-<w:endnotes xmlns:wpc="http://schemas.microsoft.com/office/word/2010/wordprocessingCanvas" xmlns:cx="http://schemas.microsoft.com/office/drawing/2014/chartex" xmlns:cx1="http://schemas.microsoft.com/office/drawing/2015/9/8/chartex" xmlns:cx2="http://schemas.microsoft.com/office/drawing/2015/10/21/chartex" xmlns:cx3="http://schemas.microsoft.com/office/drawing/2016/5/9/chartex" xmlns:cx4="http://schemas.microsoft.com/office/drawing/2016/5/10/chartex" xmlns:cx5="http://schemas.microsoft.com/office/drawing/2016/5/11/chartex" xmlns:cx6="http://schemas.microsoft.com/office/drawing/2016/5/12/chartex" xmlns:cx7="http://schemas.microsoft.com/office/drawing/2016/5/13/chartex" xmlns:cx8="http://schemas.microsoft.com/office/drawing/2016/5/14/chartex" xmlns:mc="http://schemas.openxmlformats.org/markup-compatibility/2006" xmlns:aink="http://schemas.microsoft.com/office/drawing/2016/ink" xmlns:am3d="http://schemas.microsoft.com/office/drawing/2017/model3d" xmlns:o="urn:schemas-microsoft-com:office:office" xmlns:oel="http://schemas.microsoft.com/office/2019/extlst" xmlns:r="http://schemas.openxmlformats.org/officeDocument/2006/relationships" xmlns:m="http://schemas.openxmlformats.org/officeDocument/2006/math" xmlns:v="urn:schemas-microsoft-com:vml" xmlns:wp14="http://schemas.microsoft.com/office/word/2010/wordprocessingDrawing" xmlns:wp="http://schemas.openxmlformats.org/drawingml/2006/wordprocessingDrawing" xmlns:w10="urn:schemas-microsoft-com:office:word" xmlns:w="http://schemas.openxmlformats.org/wordprocessingml/2006/main" xmlns:w14="http://schemas.microsoft.com/office/word/2010/wordml" xmlns:w15="http://schemas.microsoft.com/office/word/2012/wordml" xmlns:w16cex="http://schemas.microsoft.com/office/word/2018/wordml/cex" xmlns:w16cid="http://schemas.microsoft.com/office/word/2016/wordml/cid" xmlns:w16="http://schemas.microsoft.com/office/word/2018/wordml" xmlns:w16du="http://schemas.microsoft.com/office/word/2023/wordml/word16du" xmlns:w16sdtdh="http://schemas.microsoft.com/office/word/2020/wordml/sdtdatahash" xmlns:w16sdtfl="http://schemas.microsoft.com/office/word/2024/wordml/sdtformatlock" xmlns:w16se="http://schemas.microsoft.com/office/word/2015/wordml/symex" xmlns:wpg="http://schemas.microsoft.com/office/word/2010/wordprocessingGroup" xmlns:wpi="http://schemas.microsoft.com/office/word/2010/wordprocessingInk" xmlns:wne="http://schemas.microsoft.com/office/word/2006/wordml" xmlns:wps="http://schemas.microsoft.com/office/word/2010/wordprocessingShape" mc:Ignorable="w14 w15 w16se w16cid w16 w16cex w16sdtdh w16sdtfl w16du wp14">
+<w:endnotes xmlns:wpc="http://schemas.microsoft.com/office/word/2010/wordprocessingCanvas" xmlns:cx="http://schemas.microsoft.com/office/drawing/2014/chartex" xmlns:cx1="http://schemas.microsoft.com/office/drawing/2015/9/8/chartex" xmlns:mc="http://schemas.openxmlformats.org/markup-compatibility/2006" xmlns:o="urn:schemas-microsoft-com:office:office" xmlns:r="http://schemas.openxmlformats.org/officeDocument/2006/relationships" xmlns:m="http://schemas.openxmlformats.org/officeDocument/2006/math" xmlns:v="urn:schemas-microsoft-com:vml" xmlns:wp14="http://schemas.microsoft.com/office/word/2010/wordprocessingDrawing" xmlns:wp="http://schemas.openxmlformats.org/drawingml/2006/wordprocessingDrawing" xmlns:w10="urn:schemas-microsoft-com:office:word" xmlns:w="http://schemas.openxmlformats.org/wordprocessingml/2006/main" xmlns:w14="http://schemas.microsoft.com/office/word/2010/wordml" xmlns:w15="http://schemas.microsoft.com/office/word/2012/wordml" xmlns:w16se="http://schemas.microsoft.com/office/word/2015/wordml/symex" xmlns:wpg="http://schemas.microsoft.com/office/word/2010/wordprocessingGroup" xmlns:wpi="http://schemas.microsoft.com/office/word/2010/wordprocessingInk" xmlns:wne="http://schemas.microsoft.com/office/word/2006/wordml" xmlns:wps="http://schemas.microsoft.com/office/word/2010/wordprocessingShape" mc:Ignorable="w14 w15 w16se wp14">
   <w:endnote w:type="separator" w:id="-1">
     <w:p>
       <w:pPr>
@@ -8898,7 +8743,7 @@
 </file>
 
 <file path=word/footnotes.xml><?xml version="1.0" encoding="utf-8"?>
-<w:footnotes xmlns:wpc="http://schemas.microsoft.com/office/word/2010/wordprocessingCanvas" xmlns:cx="http://schemas.microsoft.com/office/drawing/2014/chartex" xmlns:cx1="http://schemas.microsoft.com/office/drawing/2015/9/8/chartex" xmlns:cx2="http://schemas.microsoft.com/office/drawing/2015/10/21/chartex" xmlns:cx3="http://schemas.microsoft.com/office/drawing/2016/5/9/chartex" xmlns:cx4="http://schemas.microsoft.com/office/drawing/2016/5/10/chartex" xmlns:cx5="http://schemas.microsoft.com/office/drawing/2016/5/11/chartex" xmlns:cx6="http://schemas.microsoft.com/office/drawing/2016/5/12/chartex" xmlns:cx7="http://schemas.microsoft.com/office/drawing/2016/5/13/chartex" xmlns:cx8="http://schemas.microsoft.com/office/drawing/2016/5/14/chartex" xmlns:mc="http://schemas.openxmlformats.org/markup-compatibility/2006" xmlns:aink="http://schemas.microsoft.com/office/drawing/2016/ink" xmlns:am3d="http://schemas.microsoft.com/office/drawing/2017/model3d" xmlns:o="urn:schemas-microsoft-com:office:office" xmlns:oel="http://schemas.microsoft.com/office/2019/extlst" xmlns:r="http://schemas.openxmlformats.org/officeDocument/2006/relationships" xmlns:m="http://schemas.openxmlformats.org/officeDocument/2006/math" xmlns:v="urn:schemas-microsoft-com:vml" xmlns:wp14="http://schemas.microsoft.com/office/word/2010/wordprocessingDrawing" xmlns:wp="http://schemas.openxmlformats.org/drawingml/2006/wordprocessingDrawing" xmlns:w10="urn:schemas-microsoft-com:office:word" xmlns:w="http://schemas.openxmlformats.org/wordprocessingml/2006/main" xmlns:w14="http://schemas.microsoft.com/office/word/2010/wordml" xmlns:w15="http://schemas.microsoft.com/office/word/2012/wordml" xmlns:w16cex="http://schemas.microsoft.com/office/word/2018/wordml/cex" xmlns:w16cid="http://schemas.microsoft.com/office/word/2016/wordml/cid" xmlns:w16="http://schemas.microsoft.com/office/word/2018/wordml" xmlns:w16du="http://schemas.microsoft.com/office/word/2023/wordml/word16du" xmlns:w16sdtdh="http://schemas.microsoft.com/office/word/2020/wordml/sdtdatahash" xmlns:w16sdtfl="http://schemas.microsoft.com/office/word/2024/wordml/sdtformatlock" xmlns:w16se="http://schemas.microsoft.com/office/word/2015/wordml/symex" xmlns:wpg="http://schemas.microsoft.com/office/word/2010/wordprocessingGroup" xmlns:wpi="http://schemas.microsoft.com/office/word/2010/wordprocessingInk" xmlns:wne="http://schemas.microsoft.com/office/word/2006/wordml" xmlns:wps="http://schemas.microsoft.com/office/word/2010/wordprocessingShape" mc:Ignorable="w14 w15 w16se w16cid w16 w16cex w16sdtdh w16sdtfl w16du wp14">
+<w:footnotes xmlns:wpc="http://schemas.microsoft.com/office/word/2010/wordprocessingCanvas" xmlns:cx="http://schemas.microsoft.com/office/drawing/2014/chartex" xmlns:cx1="http://schemas.microsoft.com/office/drawing/2015/9/8/chartex" xmlns:mc="http://schemas.openxmlformats.org/markup-compatibility/2006" xmlns:o="urn:schemas-microsoft-com:office:office" xmlns:r="http://schemas.openxmlformats.org/officeDocument/2006/relationships" xmlns:m="http://schemas.openxmlformats.org/officeDocument/2006/math" xmlns:v="urn:schemas-microsoft-com:vml" xmlns:wp14="http://schemas.microsoft.com/office/word/2010/wordprocessingDrawing" xmlns:wp="http://schemas.openxmlformats.org/drawingml/2006/wordprocessingDrawing" xmlns:w10="urn:schemas-microsoft-com:office:word" xmlns:w="http://schemas.openxmlformats.org/wordprocessingml/2006/main" xmlns:w14="http://schemas.microsoft.com/office/word/2010/wordml" xmlns:w15="http://schemas.microsoft.com/office/word/2012/wordml" xmlns:w16se="http://schemas.microsoft.com/office/word/2015/wordml/symex" xmlns:wpg="http://schemas.microsoft.com/office/word/2010/wordprocessingGroup" xmlns:wpi="http://schemas.microsoft.com/office/word/2010/wordprocessingInk" xmlns:wne="http://schemas.microsoft.com/office/word/2006/wordml" xmlns:wps="http://schemas.microsoft.com/office/word/2010/wordprocessingShape" mc:Ignorable="w14 w15 w16se wp14">
   <w:footnote w:type="separator" w:id="-1">
     <w:p>
       <w:pPr>
@@ -9100,7 +8945,7 @@
 </file>
 
 <file path=word/header1.xml><?xml version="1.0" encoding="utf-8"?>
-<w:hdr xmlns:wpc="http://schemas.microsoft.com/office/word/2010/wordprocessingCanvas" xmlns:cx="http://schemas.microsoft.com/office/drawing/2014/chartex" xmlns:cx1="http://schemas.microsoft.com/office/drawing/2015/9/8/chartex" xmlns:cx2="http://schemas.microsoft.com/office/drawing/2015/10/21/chartex" xmlns:cx3="http://schemas.microsoft.com/office/drawing/2016/5/9/chartex" xmlns:cx4="http://schemas.microsoft.com/office/drawing/2016/5/10/chartex" xmlns:cx5="http://schemas.microsoft.com/office/drawing/2016/5/11/chartex" xmlns:cx6="http://schemas.microsoft.com/office/drawing/2016/5/12/chartex" xmlns:cx7="http://schemas.microsoft.com/office/drawing/2016/5/13/chartex" xmlns:cx8="http://schemas.microsoft.com/office/drawing/2016/5/14/chartex" xmlns:mc="http://schemas.openxmlformats.org/markup-compatibility/2006" xmlns:aink="http://schemas.microsoft.com/office/drawing/2016/ink" xmlns:am3d="http://schemas.microsoft.com/office/drawing/2017/model3d" xmlns:o="urn:schemas-microsoft-com:office:office" xmlns:oel="http://schemas.microsoft.com/office/2019/extlst" xmlns:r="http://schemas.openxmlformats.org/officeDocument/2006/relationships" xmlns:m="http://schemas.openxmlformats.org/officeDocument/2006/math" xmlns:v="urn:schemas-microsoft-com:vml" xmlns:wp14="http://schemas.microsoft.com/office/word/2010/wordprocessingDrawing" xmlns:wp="http://schemas.openxmlformats.org/drawingml/2006/wordprocessingDrawing" xmlns:w10="urn:schemas-microsoft-com:office:word" xmlns:w="http://schemas.openxmlformats.org/wordprocessingml/2006/main" xmlns:w14="http://schemas.microsoft.com/office/word/2010/wordml" xmlns:w15="http://schemas.microsoft.com/office/word/2012/wordml" xmlns:w16cex="http://schemas.microsoft.com/office/word/2018/wordml/cex" xmlns:w16cid="http://schemas.microsoft.com/office/word/2016/wordml/cid" xmlns:w16="http://schemas.microsoft.com/office/word/2018/wordml" xmlns:w16du="http://schemas.microsoft.com/office/word/2023/wordml/word16du" xmlns:w16sdtdh="http://schemas.microsoft.com/office/word/2020/wordml/sdtdatahash" xmlns:w16sdtfl="http://schemas.microsoft.com/office/word/2024/wordml/sdtformatlock" xmlns:w16se="http://schemas.microsoft.com/office/word/2015/wordml/symex" xmlns:wpg="http://schemas.microsoft.com/office/word/2010/wordprocessingGroup" xmlns:wpi="http://schemas.microsoft.com/office/word/2010/wordprocessingInk" xmlns:wne="http://schemas.microsoft.com/office/word/2006/wordml" xmlns:wps="http://schemas.microsoft.com/office/word/2010/wordprocessingShape" mc:Ignorable="w14 w15 w16se w16cid w16 w16cex w16sdtdh w16sdtfl w16du wp14">
+<w:hdr xmlns:wpc="http://schemas.microsoft.com/office/word/2010/wordprocessingCanvas" xmlns:cx="http://schemas.microsoft.com/office/drawing/2014/chartex" xmlns:cx1="http://schemas.microsoft.com/office/drawing/2015/9/8/chartex" xmlns:mc="http://schemas.openxmlformats.org/markup-compatibility/2006" xmlns:o="urn:schemas-microsoft-com:office:office" xmlns:r="http://schemas.openxmlformats.org/officeDocument/2006/relationships" xmlns:m="http://schemas.openxmlformats.org/officeDocument/2006/math" xmlns:v="urn:schemas-microsoft-com:vml" xmlns:wp14="http://schemas.microsoft.com/office/word/2010/wordprocessingDrawing" xmlns:wp="http://schemas.openxmlformats.org/drawingml/2006/wordprocessingDrawing" xmlns:w10="urn:schemas-microsoft-com:office:word" xmlns:w="http://schemas.openxmlformats.org/wordprocessingml/2006/main" xmlns:w14="http://schemas.microsoft.com/office/word/2010/wordml" xmlns:w15="http://schemas.microsoft.com/office/word/2012/wordml" xmlns:w16se="http://schemas.microsoft.com/office/word/2015/wordml/symex" xmlns:wpg="http://schemas.microsoft.com/office/word/2010/wordprocessingGroup" xmlns:wpi="http://schemas.microsoft.com/office/word/2010/wordprocessingInk" xmlns:wne="http://schemas.microsoft.com/office/word/2006/wordml" xmlns:wps="http://schemas.microsoft.com/office/word/2010/wordprocessingShape" mc:Ignorable="w14 w15 w16se wp14">
   <w:p>
     <w:pPr>
       <w:pStyle w:val="Header"/>
@@ -9111,7 +8956,7 @@
 </file>
 
 <file path=word/numbering.xml><?xml version="1.0" encoding="utf-8"?>
-<w:numbering xmlns:wpc="http://schemas.microsoft.com/office/word/2010/wordprocessingCanvas" xmlns:cx="http://schemas.microsoft.com/office/drawing/2014/chartex" xmlns:cx1="http://schemas.microsoft.com/office/drawing/2015/9/8/chartex" xmlns:cx2="http://schemas.microsoft.com/office/drawing/2015/10/21/chartex" xmlns:cx3="http://schemas.microsoft.com/office/drawing/2016/5/9/chartex" xmlns:cx4="http://schemas.microsoft.com/office/drawing/2016/5/10/chartex" xmlns:cx5="http://schemas.microsoft.com/office/drawing/2016/5/11/chartex" xmlns:cx6="http://schemas.microsoft.com/office/drawing/2016/5/12/chartex" xmlns:cx7="http://schemas.microsoft.com/office/drawing/2016/5/13/chartex" xmlns:cx8="http://schemas.microsoft.com/office/drawing/2016/5/14/chartex" xmlns:mc="http://schemas.openxmlformats.org/markup-compatibility/2006" xmlns:aink="http://schemas.microsoft.com/office/drawing/2016/ink" xmlns:am3d="http://schemas.microsoft.com/office/drawing/2017/model3d" xmlns:o="urn:schemas-microsoft-com:office:office" xmlns:oel="http://schemas.microsoft.com/office/2019/extlst" xmlns:r="http://schemas.openxmlformats.org/officeDocument/2006/relationships" xmlns:m="http://schemas.openxmlformats.org/officeDocument/2006/math" xmlns:v="urn:schemas-microsoft-com:vml" xmlns:wp14="http://schemas.microsoft.com/office/word/2010/wordprocessingDrawing" xmlns:wp="http://schemas.openxmlformats.org/drawingml/2006/wordprocessingDrawing" xmlns:w10="urn:schemas-microsoft-com:office:word" xmlns:w="http://schemas.openxmlformats.org/wordprocessingml/2006/main" xmlns:w14="http://schemas.microsoft.com/office/word/2010/wordml" xmlns:w15="http://schemas.microsoft.com/office/word/2012/wordml" xmlns:w16cex="http://schemas.microsoft.com/office/word/2018/wordml/cex" xmlns:w16cid="http://schemas.microsoft.com/office/word/2016/wordml/cid" xmlns:w16="http://schemas.microsoft.com/office/word/2018/wordml" xmlns:w16du="http://schemas.microsoft.com/office/word/2023/wordml/word16du" xmlns:w16sdtdh="http://schemas.microsoft.com/office/word/2020/wordml/sdtdatahash" xmlns:w16sdtfl="http://schemas.microsoft.com/office/word/2024/wordml/sdtformatlock" xmlns:w16se="http://schemas.microsoft.com/office/word/2015/wordml/symex" xmlns:wpg="http://schemas.microsoft.com/office/word/2010/wordprocessingGroup" xmlns:wpi="http://schemas.microsoft.com/office/word/2010/wordprocessingInk" xmlns:wne="http://schemas.microsoft.com/office/word/2006/wordml" xmlns:wps="http://schemas.microsoft.com/office/word/2010/wordprocessingShape" mc:Ignorable="w14 w15 w16se w16cid w16 w16cex w16sdtdh w16sdtfl w16du wp14">
+<w:numbering xmlns:wpc="http://schemas.microsoft.com/office/word/2010/wordprocessingCanvas" xmlns:cx="http://schemas.microsoft.com/office/drawing/2014/chartex" xmlns:cx1="http://schemas.microsoft.com/office/drawing/2015/9/8/chartex" xmlns:mc="http://schemas.openxmlformats.org/markup-compatibility/2006" xmlns:o="urn:schemas-microsoft-com:office:office" xmlns:r="http://schemas.openxmlformats.org/officeDocument/2006/relationships" xmlns:m="http://schemas.openxmlformats.org/officeDocument/2006/math" xmlns:v="urn:schemas-microsoft-com:vml" xmlns:wp14="http://schemas.microsoft.com/office/word/2010/wordprocessingDrawing" xmlns:wp="http://schemas.openxmlformats.org/drawingml/2006/wordprocessingDrawing" xmlns:w10="urn:schemas-microsoft-com:office:word" xmlns:w="http://schemas.openxmlformats.org/wordprocessingml/2006/main" xmlns:w14="http://schemas.microsoft.com/office/word/2010/wordml" xmlns:w15="http://schemas.microsoft.com/office/word/2012/wordml" xmlns:w16se="http://schemas.microsoft.com/office/word/2015/wordml/symex" xmlns:wpg="http://schemas.microsoft.com/office/word/2010/wordprocessingGroup" xmlns:wpi="http://schemas.microsoft.com/office/word/2010/wordprocessingInk" xmlns:wne="http://schemas.microsoft.com/office/word/2006/wordml" xmlns:wps="http://schemas.microsoft.com/office/word/2010/wordprocessingShape" mc:Ignorable="w14 w15 w16se wp14">
   <w:abstractNum w:abstractNumId="0" w15:restartNumberingAfterBreak="0">
     <w:nsid w:val="43CB01EF"/>
     <w:multiLevelType w:val="hybridMultilevel"/>
@@ -9546,23 +9391,23 @@
       </w:pPr>
     </w:lvl>
   </w:abstractNum>
-  <w:num w:numId="1" w16cid:durableId="109251657">
+  <w:num w:numId="1">
     <w:abstractNumId w:val="3"/>
   </w:num>
-  <w:num w:numId="2" w16cid:durableId="1259949267">
+  <w:num w:numId="2">
     <w:abstractNumId w:val="2"/>
   </w:num>
-  <w:num w:numId="3" w16cid:durableId="78644090">
+  <w:num w:numId="3">
     <w:abstractNumId w:val="1"/>
   </w:num>
-  <w:num w:numId="4" w16cid:durableId="1724061508">
+  <w:num w:numId="4">
     <w:abstractNumId w:val="0"/>
   </w:num>
 </w:numbering>
 </file>
 
 <file path=word/styles.xml><?xml version="1.0" encoding="utf-8"?>
-<w:styles xmlns:mc="http://schemas.openxmlformats.org/markup-compatibility/2006" xmlns:r="http://schemas.openxmlformats.org/officeDocument/2006/relationships" xmlns:w="http://schemas.openxmlformats.org/wordprocessingml/2006/main" xmlns:w14="http://schemas.microsoft.com/office/word/2010/wordml" xmlns:w15="http://schemas.microsoft.com/office/word/2012/wordml" xmlns:w16cex="http://schemas.microsoft.com/office/word/2018/wordml/cex" xmlns:w16cid="http://schemas.microsoft.com/office/word/2016/wordml/cid" xmlns:w16="http://schemas.microsoft.com/office/word/2018/wordml" xmlns:w16du="http://schemas.microsoft.com/office/word/2023/wordml/word16du" xmlns:w16sdtdh="http://schemas.microsoft.com/office/word/2020/wordml/sdtdatahash" xmlns:w16sdtfl="http://schemas.microsoft.com/office/word/2024/wordml/sdtformatlock" xmlns:w16se="http://schemas.microsoft.com/office/word/2015/wordml/symex" mc:Ignorable="w14 w15 w16se w16cid w16 w16cex w16sdtdh w16sdtfl w16du">
+<w:styles xmlns:mc="http://schemas.openxmlformats.org/markup-compatibility/2006" xmlns:r="http://schemas.openxmlformats.org/officeDocument/2006/relationships" xmlns:w="http://schemas.openxmlformats.org/wordprocessingml/2006/main" xmlns:w14="http://schemas.microsoft.com/office/word/2010/wordml" xmlns:w15="http://schemas.microsoft.com/office/word/2012/wordml" xmlns:w16se="http://schemas.microsoft.com/office/word/2015/wordml/symex" mc:Ignorable="w14 w15 w16se">
   <w:docDefaults>
     <w:rPrDefault>
       <w:rPr>
@@ -9578,7 +9423,7 @@
       </w:pPr>
     </w:pPrDefault>
   </w:docDefaults>
-  <w:latentStyles w:defLockedState="0" w:defUIPriority="99" w:defSemiHidden="0" w:defUnhideWhenUsed="0" w:defQFormat="0" w:count="376">
+  <w:latentStyles w:defLockedState="0" w:defUIPriority="99" w:defSemiHidden="0" w:defUnhideWhenUsed="0" w:defQFormat="0" w:count="371">
     <w:lsdException w:name="Normal" w:uiPriority="0" w:qFormat="1"/>
     <w:lsdException w:name="heading 1" w:uiPriority="9" w:qFormat="1"/>
     <w:lsdException w:name="heading 2" w:semiHidden="1" w:uiPriority="9" w:unhideWhenUsed="1" w:qFormat="1"/>
@@ -9950,11 +9795,6 @@
     <w:lsdException w:name="List Table 5 Dark Accent 6" w:uiPriority="50"/>
     <w:lsdException w:name="List Table 6 Colorful Accent 6" w:uiPriority="51"/>
     <w:lsdException w:name="List Table 7 Colorful Accent 6" w:uiPriority="52"/>
-    <w:lsdException w:name="Mention" w:semiHidden="1" w:unhideWhenUsed="1"/>
-    <w:lsdException w:name="Smart Hyperlink" w:semiHidden="1" w:unhideWhenUsed="1"/>
-    <w:lsdException w:name="Hashtag" w:semiHidden="1" w:unhideWhenUsed="1"/>
-    <w:lsdException w:name="Unresolved Mention" w:semiHidden="1" w:unhideWhenUsed="1"/>
-    <w:lsdException w:name="Smart Link" w:semiHidden="1" w:unhideWhenUsed="1"/>
   </w:latentStyles>
   <w:style w:type="paragraph" w:default="1" w:styleId="Normal">
     <w:name w:val="Normal"/>
